--- a/downloads/teacher/ai-4-week-27.docx
+++ b/downloads/teacher/ai-4-week-27.docx
@@ -3008,6 +3008,396 @@
         <w:t>For your Responsible Plant Classifier, save the input, procedure, observed result and limitation of this check. Label this worked example as practice; use a different, previously unreviewed case when checking independent understanding.</w:t>
       </w:r>
     </w:p>
+    <w:p>
+      <w:pPr>
+        <w:pStyle w:val="Heading1"/>
+      </w:pPr>
+      <w:r>
+        <w:t>07. Prepare, teach and assess</w:t>
+      </w:r>
+    </w:p>
+    <w:p>
+      <w:r>
+        <w:t>Teaching target: Compare training and validation evidence for model capacity</w:t>
+      </w:r>
+    </w:p>
+    <w:p>
+      <w:r>
+        <w:t>Prepare the labelled worked-case picture, the matching workbook, fictional input cards and a place for individual responses. Check a local Python 3 environment before class; have a paper-trace version ready.</w:t>
+      </w:r>
+    </w:p>
+    <w:tbl>
+      <w:tblPr>
+        <w:tblStyle w:val="LightShading-Accent1"/>
+        <w:tblW w:type="auto" w:w="0"/>
+        <w:tblLook w:firstColumn="1" w:firstRow="1" w:lastColumn="0" w:lastRow="0" w:noHBand="0" w:noVBand="1" w:val="04A0"/>
+      </w:tblPr>
+      <w:tblGrid>
+        <w:gridCol w:w="3408"/>
+        <w:gridCol w:w="3408"/>
+        <w:gridCol w:w="3408"/>
+      </w:tblGrid>
+      <w:tr>
+        <w:trPr>
+          <w:tblHeader/>
+        </w:trPr>
+        <w:tc>
+          <w:tcPr>
+            <w:tcW w:type="dxa" w:w="3408"/>
+          </w:tcPr>
+          <w:p>
+            <w:r>
+              <w:t>Session</w:t>
+            </w:r>
+          </w:p>
+        </w:tc>
+        <w:tc>
+          <w:tcPr>
+            <w:tcW w:type="dxa" w:w="3408"/>
+          </w:tcPr>
+          <w:p>
+            <w:r>
+              <w:t>Plan</w:t>
+            </w:r>
+          </w:p>
+        </w:tc>
+        <w:tc>
+          <w:tcPr>
+            <w:tcW w:type="dxa" w:w="3408"/>
+          </w:tcPr>
+          <w:p>
+            <w:r>
+              <w:t>Resources</w:t>
+            </w:r>
+          </w:p>
+        </w:tc>
+      </w:tr>
+      <w:tr>
+        <w:tc>
+          <w:tcPr>
+            <w:tcW w:type="dxa" w:w="3408"/>
+          </w:tcPr>
+          <w:p>
+            <w:r>
+              <w:t>Session 1 · Understand · 45 min</w:t>
+            </w:r>
+          </w:p>
+        </w:tc>
+        <w:tc>
+          <w:tcPr>
+            <w:tcW w:type="dxa" w:w="3408"/>
+          </w:tcPr>
+          <w:p>
+            <w:r>
+              <w:t>0–7: recall and prerequisite; 7–15: inspect the concrete case and predict; 15–30: teacher models the worked trace; 30–40: learners explain a step using the text and visual; 40–45: check the core idea.</w:t>
+            </w:r>
+          </w:p>
+        </w:tc>
+        <w:tc>
+          <w:tcPr>
+            <w:tcW w:type="dxa" w:w="3408"/>
+          </w:tcPr>
+          <w:p>
+            <w:r>
+              <w:t>Sections 1–6; record the brief recall in the workbook.</w:t>
+            </w:r>
+          </w:p>
+        </w:tc>
+      </w:tr>
+      <w:tr>
+        <w:tc>
+          <w:tcPr>
+            <w:tcW w:type="dxa" w:w="3408"/>
+          </w:tcPr>
+          <w:p>
+            <w:r>
+              <w:t>Session 2 · Practise · 45 min</w:t>
+            </w:r>
+          </w:p>
+        </w:tc>
+        <w:tc>
+          <w:tcPr>
+            <w:tcW w:type="dxa" w:w="3408"/>
+          </w:tcPr>
+          <w:p>
+            <w:r>
+              <w:t>0–5: retrieve the procedure; 5–15: W2 completion practice; 15–23: explain and check with a partner; 23–30: each learner answers the misconception check; 30–40: targeted reteaching or a harder variation; 40–45: prepare the investigation.</w:t>
+            </w:r>
+          </w:p>
+        </w:tc>
+        <w:tc>
+          <w:tcPr>
+            <w:tcW w:type="dxa" w:w="3408"/>
+          </w:tcPr>
+          <w:p>
+            <w:r>
+              <w:t>Sections 7–10; use the matching workbook W2 and misconception check.</w:t>
+            </w:r>
+          </w:p>
+        </w:tc>
+      </w:tr>
+      <w:tr>
+        <w:tc>
+          <w:tcPr>
+            <w:tcW w:type="dxa" w:w="3408"/>
+          </w:tcPr>
+          <w:p>
+            <w:r>
+              <w:t>Session 3 · Investigate and transfer · 45 min</w:t>
+            </w:r>
+          </w:p>
+        </w:tc>
+        <w:tc>
+          <w:tcPr>
+            <w:tcW w:type="dxa" w:w="3408"/>
+          </w:tcPr>
+          <w:p>
+            <w:r>
+              <w:t>0–5: retrieve the decision rule; 5–20: investigate or trace; 20–30: start the independent case; 30–38: connect the project; 38–43: act on feedback; 43–45: plan the return check.</w:t>
+            </w:r>
+          </w:p>
+        </w:tc>
+        <w:tc>
+          <w:tcPr>
+            <w:tcW w:type="dxa" w:w="3408"/>
+          </w:tcPr>
+          <w:p>
+            <w:r>
+              <w:t>Sections 9 and 11–14. Give extra time to finish the full task set; use Section 15 when the week includes a coding lab.</w:t>
+            </w:r>
+          </w:p>
+        </w:tc>
+      </w:tr>
+    </w:tbl>
+    <w:p>
+      <w:r>
+        <w:t>Before class, solve the supported practice: Does a training-validation gap alone prove overfitting?</w:t>
+      </w:r>
+    </w:p>
+    <w:p>
+      <w:r>
+        <w:t>Reasoned practice answer: Teacher explanation: No. It is consistent with overfitting but may also reflect shift, data quality or split problems.</w:t>
+      </w:r>
+    </w:p>
+    <w:p>
+      <w:r>
+        <w:t>Check every learner before discussion: Use the worked case for Overfitting and model capacity. Proposed explanation: “A final answer is enough”. Decide whether this explanation is supported. Point to the step or supplied fact that decides; explain your repair if needed.</w:t>
+      </w:r>
+    </w:p>
+    <w:p>
+      <w:r>
+        <w:t>Misconception repair: Ask for the relevant counts, units, procedure or saved record. For this week: Choose the line with validation MAE 3. The curve training MAE 0 does not compensate for validation MAE 8.</w:t>
+      </w:r>
+    </w:p>
+    <w:p>
+      <w:r>
+        <w:t>Support: read the exact case aloud, enlarge the labelled picture, supply input cards and model only the first deciding step. Accept a spoken explanation or drawing; retain the reasoning goal.</w:t>
+      </w:r>
+    </w:p>
+    <w:p>
+      <w:r>
+        <w:t>Extension: Large’s validation accuracy rises to82% after a development revision. Require a prediction and a reason before comparing. Expected result: Its gap is 18 percentage points; it now beats Small on this validation set. Reason: Validation performance improved, but the training-validation gap is not a complete release rule.</w:t>
+      </w:r>
+    </w:p>
+    <w:p>
+      <w:r>
+        <w:t>Independent assessment: withhold the reserved answer until the learner has attempted the new case. Record support separately from correctness.</w:t>
+      </w:r>
+    </w:p>
+    <w:tbl>
+      <w:tblPr>
+        <w:tblStyle w:val="LightShading-Accent1"/>
+        <w:tblW w:type="auto" w:w="0"/>
+        <w:tblLook w:firstColumn="1" w:firstRow="1" w:lastColumn="0" w:lastRow="0" w:noHBand="0" w:noVBand="1" w:val="04A0"/>
+      </w:tblPr>
+      <w:tblGrid>
+        <w:gridCol w:w="2556"/>
+        <w:gridCol w:w="2556"/>
+        <w:gridCol w:w="2556"/>
+        <w:gridCol w:w="2556"/>
+      </w:tblGrid>
+      <w:tr>
+        <w:trPr>
+          <w:tblHeader/>
+        </w:trPr>
+        <w:tc>
+          <w:tcPr>
+            <w:tcW w:type="dxa" w:w="2556"/>
+          </w:tcPr>
+          <w:p>
+            <w:r>
+              <w:t>Criterion</w:t>
+            </w:r>
+          </w:p>
+        </w:tc>
+        <w:tc>
+          <w:tcPr>
+            <w:tcW w:type="dxa" w:w="2556"/>
+          </w:tcPr>
+          <w:p>
+            <w:r>
+              <w:t>Not yet</w:t>
+            </w:r>
+          </w:p>
+        </w:tc>
+        <w:tc>
+          <w:tcPr>
+            <w:tcW w:type="dxa" w:w="2556"/>
+          </w:tcPr>
+          <w:p>
+            <w:r>
+              <w:t>With support</w:t>
+            </w:r>
+          </w:p>
+        </w:tc>
+        <w:tc>
+          <w:tcPr>
+            <w:tcW w:type="dxa" w:w="2556"/>
+          </w:tcPr>
+          <w:p>
+            <w:r>
+              <w:t>Independent</w:t>
+            </w:r>
+          </w:p>
+        </w:tc>
+      </w:tr>
+      <w:tr>
+        <w:tc>
+          <w:tcPr>
+            <w:tcW w:type="dxa" w:w="2556"/>
+          </w:tcPr>
+          <w:p>
+            <w:r>
+              <w:t>Explanation</w:t>
+            </w:r>
+          </w:p>
+        </w:tc>
+        <w:tc>
+          <w:tcPr>
+            <w:tcW w:type="dxa" w:w="2556"/>
+          </w:tcPr>
+          <w:p>
+            <w:r>
+              <w:t>Names an answer without a deciding fact</w:t>
+            </w:r>
+          </w:p>
+        </w:tc>
+        <w:tc>
+          <w:tcPr>
+            <w:tcW w:type="dxa" w:w="2556"/>
+          </w:tcPr>
+          <w:p>
+            <w:r>
+              <w:t>Uses a hint to link fact and decision</w:t>
+            </w:r>
+          </w:p>
+        </w:tc>
+        <w:tc>
+          <w:tcPr>
+            <w:tcW w:type="dxa" w:w="2556"/>
+          </w:tcPr>
+          <w:p>
+            <w:r>
+              <w:t>Explains the deciding fact in own words</w:t>
+            </w:r>
+          </w:p>
+        </w:tc>
+      </w:tr>
+      <w:tr>
+        <w:tc>
+          <w:tcPr>
+            <w:tcW w:type="dxa" w:w="2556"/>
+          </w:tcPr>
+          <w:p>
+            <w:r>
+              <w:t>Trace or test</w:t>
+            </w:r>
+          </w:p>
+        </w:tc>
+        <w:tc>
+          <w:tcPr>
+            <w:tcW w:type="dxa" w:w="2556"/>
+          </w:tcPr>
+          <w:p>
+            <w:r>
+              <w:t>Cannot connect input and result</w:t>
+            </w:r>
+          </w:p>
+        </w:tc>
+        <w:tc>
+          <w:tcPr>
+            <w:tcW w:type="dxa" w:w="2556"/>
+          </w:tcPr>
+          <w:p>
+            <w:r>
+              <w:t>Completes steps with prompts</w:t>
+            </w:r>
+          </w:p>
+        </w:tc>
+        <w:tc>
+          <w:tcPr>
+            <w:tcW w:type="dxa" w:w="2556"/>
+          </w:tcPr>
+          <w:p>
+            <w:r>
+              <w:t>Traces or tests a changed case accurately</w:t>
+            </w:r>
+          </w:p>
+        </w:tc>
+      </w:tr>
+      <w:tr>
+        <w:tc>
+          <w:tcPr>
+            <w:tcW w:type="dxa" w:w="2556"/>
+          </w:tcPr>
+          <w:p>
+            <w:r>
+              <w:t>Limits and revision</w:t>
+            </w:r>
+          </w:p>
+        </w:tc>
+        <w:tc>
+          <w:tcPr>
+            <w:tcW w:type="dxa" w:w="2556"/>
+          </w:tcPr>
+          <w:p>
+            <w:r>
+              <w:t>Claims more than evidence supports</w:t>
+            </w:r>
+          </w:p>
+        </w:tc>
+        <w:tc>
+          <w:tcPr>
+            <w:tcW w:type="dxa" w:w="2556"/>
+          </w:tcPr>
+          <w:p>
+            <w:r>
+              <w:t>Names a limit after a prompt</w:t>
+            </w:r>
+          </w:p>
+        </w:tc>
+        <w:tc>
+          <w:tcPr>
+            <w:tcW w:type="dxa" w:w="2556"/>
+          </w:tcPr>
+          <w:p>
+            <w:r>
+              <w:t>States a defensible limit and useful next test</w:t>
+            </w:r>
+          </w:p>
+        </w:tc>
+      </w:tr>
+    </w:tbl>
+    <w:p>
+      <w:r>
+        <w:t>Project checkpoint: Prepare the demonstration. Gather reproducible instructions, evidence, access checks and remaining limitations.</w:t>
+      </w:r>
+    </w:p>
+    <w:p>
+      <w:r>
+        <w:t>Use the weekly teacher answer for topic-specific reasoning. A saved progress tick is an activity record; judge mastery from the learner’s explanation and evidence.</w:t>
+      </w:r>
+    </w:p>
     <w:sectPr>
       <w:pgSz w:w="12240" w:h="15840"/>
       <w:pgMar w:top="936" w:right="1008" w:bottom="936" w:left="1008" w:header="720" w:footer="720" w:gutter="0"/>

--- a/downloads/teacher/ai-4-week-27.docx
+++ b/downloads/teacher/ai-4-week-27.docx
@@ -3398,6 +3398,39 @@
         <w:t>Use the weekly teacher answer for topic-specific reasoning. A saved progress tick is an activity record; judge mastery from the learner’s explanation and evidence.</w:t>
       </w:r>
     </w:p>
+    <w:p>
+      <w:pPr>
+        <w:pStyle w:val="Heading1"/>
+      </w:pPr>
+      <w:r>
+        <w:t>08. Use feedback, labs and repair paths</w:t>
+      </w:r>
+    </w:p>
+    <w:p>
+      <w:r>
+        <w:t>Use the two formative questions as supported practice, not as independent mastery scores. Discuss the deciding evidence rather than accepting a guessed selection.</w:t>
+      </w:r>
+    </w:p>
+    <w:p>
+      <w:r>
+        <w:t>The feedback comes from the reviewed public worked case. Do not reveal the separately reserved independent teacher answer until the learner has attempted that case.</w:t>
+      </w:r>
+    </w:p>
+    <w:p>
+      <w:r>
+        <w:t>Ask students to predict before running code. Preserve errors and actual outputs; collect a changed test and an explanation. The branch-boundary and indexing lessons deliberately include failure cases.</w:t>
+      </w:r>
+    </w:p>
+    <w:p>
+      <w:r>
+        <w:t>Use the earlier worked-explanation links to address a specific missing building block, then return to the current question. Adapt this suggestion after observing the learner; it is not an automatic diagnosis.</w:t>
+      </w:r>
+    </w:p>
+    <w:p>
+      <w:r>
+        <w:t>Collect the completed-work portfolio as evidence. Record support separately from correctness, and assess explanation, trace/test and limitations. Progress ticks and quiz selections alone do not establish mastery.</w:t>
+      </w:r>
+    </w:p>
     <w:sectPr>
       <w:pgSz w:w="12240" w:h="15840"/>
       <w:pgMar w:top="936" w:right="1008" w:bottom="936" w:left="1008" w:header="720" w:footer="720" w:gutter="0"/>

--- a/downloads/teacher/ai-4-week-27.docx
+++ b/downloads/teacher/ai-4-week-27.docx
@@ -29,6 +29,11 @@
       </w:r>
     </w:p>
     <w:p>
+      <w:r>
+        <w:t>Prepare Overfitting: check the target, prerequisites, resources and adaptable teaching schedule.</w:t>
+      </w:r>
+    </w:p>
+    <w:p>
       <w:pPr>
         <w:pStyle w:val="Heading3"/>
       </w:pPr>
@@ -37,8 +42,44 @@
       </w:r>
     </w:p>
     <w:p>
-      <w:r>
-        <w:t>Primary target: Compare training and validation evidence for model capacity</w:t>
+      <w:pPr>
+        <w:spacing w:line="336" w:lineRule="auto" w:after="180"/>
+      </w:pPr>
+      <w:r>
+        <w:rPr>
+          <w:b w:val="0"/>
+        </w:rPr>
+        <w:t xml:space="preserve">Primary target: Compare </w:t>
+      </w:r>
+      <w:r>
+        <w:rPr>
+          <w:b/>
+        </w:rPr>
+        <w:t>training</w:t>
+      </w:r>
+      <w:r>
+        <w:rPr>
+          <w:b w:val="0"/>
+        </w:rPr>
+        <w:t xml:space="preserve"> and validation </w:t>
+      </w:r>
+      <w:r>
+        <w:rPr>
+          <w:b/>
+        </w:rPr>
+        <w:t>evidence</w:t>
+      </w:r>
+      <w:r>
+        <w:rPr>
+          <w:b w:val="0"/>
+        </w:rPr>
+        <w:t xml:space="preserve"> for model </w:t>
+      </w:r>
+      <w:r>
+        <w:rPr>
+          <w:b/>
+        </w:rPr>
+        <w:t>capacity</w:t>
       </w:r>
     </w:p>
     <w:tbl>
@@ -185,12 +226,47 @@
       </w:tr>
     </w:tbl>
     <w:p>
-      <w:r>
-        <w:t>This is a starting allocation of 135 minutes, not a validated duration. Preserve all named topics. Schedule extra time for connected examples, the full investigation, independent cases and project building. Repeated copies of a case share one recorded attempt; they are not new evidence.</w:t>
-      </w:r>
-    </w:p>
-    <w:p>
-      <w:r>
+      <w:pPr>
+        <w:spacing w:line="336" w:lineRule="auto" w:after="180"/>
+      </w:pPr>
+      <w:r>
+        <w:rPr>
+          <w:b w:val="0"/>
+        </w:rPr>
+        <w:t>This is a starting allocation of 135 minutes, not a validated duration. Preserve all named topics. Schedule extra time for connected examples, the full investigation, independent cases and project building.</w:t>
+      </w:r>
+    </w:p>
+    <w:p>
+      <w:pPr>
+        <w:spacing w:line="336" w:lineRule="auto" w:after="180"/>
+      </w:pPr>
+      <w:r>
+        <w:rPr>
+          <w:b w:val="0"/>
+        </w:rPr>
+        <w:t xml:space="preserve">Repeated copies of a case share one recorded attempt; they are not new </w:t>
+      </w:r>
+      <w:r>
+        <w:rPr>
+          <w:b/>
+        </w:rPr>
+        <w:t>evidence</w:t>
+      </w:r>
+      <w:r>
+        <w:rPr>
+          <w:b w:val="0"/>
+        </w:rPr>
+        <w:t>.</w:t>
+      </w:r>
+    </w:p>
+    <w:p>
+      <w:pPr>
+        <w:spacing w:line="336" w:lineRule="auto" w:after="180"/>
+      </w:pPr>
+      <w:r>
+        <w:rPr>
+          <w:b w:val="0"/>
+        </w:rPr>
         <w:t>Case exposure check: this source example appears in ai-2/16, ai-4/27, ai-4/30. Reuse a familiar case for recall or modelling; verify that the case used to assess transfer has not already received feedback.</w:t>
       </w:r>
     </w:p>
@@ -211,17 +287,35 @@
       </w:r>
     </w:p>
     <w:p>
-      <w:r>
+      <w:pPr>
+        <w:spacing w:line="336" w:lineRule="auto" w:after="180"/>
+      </w:pPr>
+      <w:r>
+        <w:rPr>
+          <w:b w:val="0"/>
+        </w:rPr>
         <w:t>Without opening the old lesson, explain one key idea from Reproducible Experiments. Give an example and a mistake that the idea helps you avoid.</w:t>
       </w:r>
     </w:p>
     <w:p>
-      <w:r>
+      <w:pPr>
+        <w:spacing w:line="336" w:lineRule="auto" w:after="180"/>
+      </w:pPr>
+      <w:r>
+        <w:rPr>
+          <w:b w:val="0"/>
+        </w:rPr>
         <w:t>Look for: Record enough detail to reproduce a run</w:t>
       </w:r>
     </w:p>
     <w:p>
-      <w:r>
+      <w:pPr>
+        <w:spacing w:line="336" w:lineRule="auto" w:after="180"/>
+      </w:pPr>
+      <w:r>
+        <w:rPr>
+          <w:b w:val="0"/>
+        </w:rPr>
         <w:t>Reference example, not the only acceptable wording: Teacher explanation: Mean 70 percent; range 80-60=20 percentage points, across the three declared runs.</w:t>
       </w:r>
     </w:p>
@@ -234,18 +328,48 @@
       </w:r>
     </w:p>
     <w:p>
-      <w:r>
+      <w:pPr>
+        <w:spacing w:line="336" w:lineRule="auto" w:after="180"/>
+      </w:pPr>
+      <w:r>
+        <w:rPr>
+          <w:b w:val="0"/>
+        </w:rPr>
         <w:t>Without opening the old lesson, explain one key idea from Train, Validation, Test. Give an example and a mistake that the idea helps you avoid.</w:t>
       </w:r>
     </w:p>
     <w:p>
-      <w:r>
+      <w:pPr>
+        <w:spacing w:line="336" w:lineRule="auto" w:after="180"/>
+      </w:pPr>
+      <w:r>
+        <w:rPr>
+          <w:b w:val="0"/>
+        </w:rPr>
         <w:t>Look for: Select a model using a declared validation rule</w:t>
       </w:r>
     </w:p>
     <w:p>
-      <w:r>
-        <w:t>Reference example, not the only acceptable wording: Teacher explanation: Choose A: validation MAE 3 ties C, and A wins the simplicity tie. B has validation MAE 5 despite training MAE 0.</w:t>
+      <w:pPr>
+        <w:spacing w:line="336" w:lineRule="auto" w:after="180"/>
+      </w:pPr>
+      <w:r>
+        <w:rPr>
+          <w:b w:val="0"/>
+        </w:rPr>
+        <w:t xml:space="preserve">Reference example, not the only acceptable wording: Teacher explanation: Choose A: validation MAE 3 ties C, and A wins the simplicity tie. B has validation MAE 5 despite </w:t>
+      </w:r>
+      <w:r>
+        <w:rPr>
+          <w:b/>
+        </w:rPr>
+        <w:t>training</w:t>
+      </w:r>
+      <w:r>
+        <w:rPr>
+          <w:b w:val="0"/>
+        </w:rPr>
+        <w:t xml:space="preserve"> MAE 0.</w:t>
       </w:r>
     </w:p>
     <w:p>
@@ -257,22 +381,46 @@
       </w:r>
     </w:p>
     <w:p>
-      <w:r>
+      <w:pPr>
+        <w:spacing w:line="336" w:lineRule="auto" w:after="180"/>
+      </w:pPr>
+      <w:r>
+        <w:rPr>
+          <w:b w:val="0"/>
+        </w:rPr>
         <w:t>Without opening the old lesson, explain one key idea from Absolute Error and MAE. Give an example and a mistake that the idea helps you avoid.</w:t>
       </w:r>
     </w:p>
     <w:p>
-      <w:r>
+      <w:pPr>
+        <w:spacing w:line="336" w:lineRule="auto" w:after="180"/>
+      </w:pPr>
+      <w:r>
+        <w:rPr>
+          <w:b w:val="0"/>
+        </w:rPr>
         <w:t>Look for: Calculate MAE MSE and RMSE</w:t>
       </w:r>
     </w:p>
     <w:p>
-      <w:r>
+      <w:pPr>
+        <w:spacing w:line="336" w:lineRule="auto" w:after="180"/>
+      </w:pPr>
+      <w:r>
+        <w:rPr>
+          <w:b w:val="0"/>
+        </w:rPr>
         <w:t>Reference example, not the only acceptable wording: Teacher explanation: (1+2+3)/3=2 cm.</w:t>
       </w:r>
     </w:p>
     <w:p>
-      <w:r>
+      <w:pPr>
+        <w:spacing w:line="336" w:lineRule="auto" w:after="180"/>
+      </w:pPr>
+      <w:r>
+        <w:rPr>
+          <w:b w:val="0"/>
+        </w:rPr>
         <w:t>Use the student module and workbook section with this exact week title. The worked case, independent question and answers below form one aligned lesson sequence.</w:t>
       </w:r>
     </w:p>
@@ -285,8 +433,38 @@
       </w:r>
     </w:p>
     <w:p>
-      <w:r>
-        <w:t>A has training 98%, validation 58%; B has training 86%, validation 81%. Compute gaps and select a candidate with a qualification.</w:t>
+      <w:pPr>
+        <w:spacing w:line="336" w:lineRule="auto" w:after="180"/>
+      </w:pPr>
+      <w:r>
+        <w:rPr>
+          <w:b w:val="0"/>
+        </w:rPr>
+        <w:t xml:space="preserve">A has </w:t>
+      </w:r>
+      <w:r>
+        <w:rPr>
+          <w:b/>
+        </w:rPr>
+        <w:t>training</w:t>
+      </w:r>
+      <w:r>
+        <w:rPr>
+          <w:b w:val="0"/>
+        </w:rPr>
+        <w:t xml:space="preserve"> 98%, validation 58%; B has </w:t>
+      </w:r>
+      <w:r>
+        <w:rPr>
+          <w:b/>
+        </w:rPr>
+        <w:t>training</w:t>
+      </w:r>
+      <w:r>
+        <w:rPr>
+          <w:b w:val="0"/>
+        </w:rPr>
+        <w:t xml:space="preserve"> 86%, validation 81%. Compute gaps and select a candidate with a qualification.</w:t>
       </w:r>
     </w:p>
     <w:p>
@@ -298,8 +476,38 @@
       </w:r>
     </w:p>
     <w:p>
-      <w:r>
-        <w:t>An overfit model captures training-specific noise, producing a large gap between training and unseen performance.</w:t>
+      <w:pPr>
+        <w:spacing w:line="336" w:lineRule="auto" w:after="180"/>
+      </w:pPr>
+      <w:r>
+        <w:rPr>
+          <w:b w:val="0"/>
+        </w:rPr>
+        <w:t xml:space="preserve">An overfit model captures </w:t>
+      </w:r>
+      <w:r>
+        <w:rPr>
+          <w:b/>
+        </w:rPr>
+        <w:t>training</w:t>
+      </w:r>
+      <w:r>
+        <w:rPr>
+          <w:b w:val="0"/>
+        </w:rPr>
+        <w:t xml:space="preserve">-specific noise, producing a large gap between </w:t>
+      </w:r>
+      <w:r>
+        <w:rPr>
+          <w:b/>
+        </w:rPr>
+        <w:t>training</w:t>
+      </w:r>
+      <w:r>
+        <w:rPr>
+          <w:b w:val="0"/>
+        </w:rPr>
+        <w:t xml:space="preserve"> and unseen performance.</w:t>
       </w:r>
     </w:p>
     <w:tbl>
@@ -435,12 +643,38 @@
       </w:r>
     </w:p>
     <w:p>
-      <w:r>
+      <w:pPr>
+        <w:spacing w:line="336" w:lineRule="auto" w:after="180"/>
+      </w:pPr>
+      <w:r>
+        <w:rPr>
+          <w:b w:val="0"/>
+        </w:rPr>
         <w:t>Use the supplied scenario, student illustrations and blank paper. For numeric work, offer counters or a calculator after learners show the setup. Fictional records are supplied; personal data and paid accounts are unnecessary.</w:t>
       </w:r>
     </w:p>
     <w:p>
-      <w:r>
+      <w:pPr>
+        <w:pStyle w:val="Heading3"/>
+      </w:pPr>
+      <w:r>
+        <w:t>Alternative compact allocation</w:t>
+      </w:r>
+    </w:p>
+    <w:p>
+      <w:r>
+        <w:t>This compact option is not the full-week schedule. Use the main teaching cycle and allow extra sessions for the investigation, independent work and project.</w:t>
+      </w:r>
+    </w:p>
+    <w:p>
+      <w:pPr>
+        <w:spacing w:line="336" w:lineRule="auto" w:after="180"/>
+        <w:shd w:fill="F1F6F8"/>
+      </w:pPr>
+      <w:r>
+        <w:rPr>
+          <w:b w:val="0"/>
+        </w:rPr>
         <w:t>Allow 80 minutes: recall 8; explanation 12; worked demonstration 15; guided practice 20; independent assessment 15; project and reflection 10. Extend the lab into a second session when needed.</w:t>
       </w:r>
     </w:p>
@@ -453,8 +687,49 @@
       </w:r>
     </w:p>
     <w:p>
-      <w:r>
-        <w:t>Teach two 45-minute sessions. This week focuses on overfitting and model capacity. Model the worked example first, collect the new W 4 case independently before feedback, and use the fresh retry to check transfer. Award credit for traceable reasoning and bounded claims, including justified uncertainty.</w:t>
+      <w:pPr>
+        <w:spacing w:line="336" w:lineRule="auto" w:after="180"/>
+      </w:pPr>
+      <w:r>
+        <w:rPr>
+          <w:b w:val="0"/>
+        </w:rPr>
+        <w:t xml:space="preserve">Teach two 45-minute sessions. This week focuses on </w:t>
+      </w:r>
+      <w:r>
+        <w:rPr>
+          <w:b/>
+        </w:rPr>
+        <w:t>overfitting</w:t>
+      </w:r>
+      <w:r>
+        <w:rPr>
+          <w:b w:val="0"/>
+        </w:rPr>
+        <w:t xml:space="preserve"> and model </w:t>
+      </w:r>
+      <w:r>
+        <w:rPr>
+          <w:b/>
+        </w:rPr>
+        <w:t>capacity</w:t>
+      </w:r>
+      <w:r>
+        <w:rPr>
+          <w:b w:val="0"/>
+        </w:rPr>
+        <w:t>. Model the worked example first, collect the new W 4 case independently before feedback, and use the fresh retry to check transfer.</w:t>
+      </w:r>
+    </w:p>
+    <w:p>
+      <w:pPr>
+        <w:spacing w:line="336" w:lineRule="auto" w:after="180"/>
+      </w:pPr>
+      <w:r>
+        <w:rPr>
+          <w:b w:val="0"/>
+        </w:rPr>
+        <w:t>Award credit for traceable reasoning and bounded claims, including justified uncertainty.</w:t>
       </w:r>
     </w:p>
     <w:p>
@@ -466,27 +741,81 @@
       </w:r>
     </w:p>
     <w:p>
-      <w:r>
-        <w:t>No; it may fit peculiarities of the training sample.</w:t>
-      </w:r>
-    </w:p>
-    <w:p>
-      <w:r>
+      <w:pPr>
+        <w:spacing w:line="336" w:lineRule="auto" w:after="180"/>
+      </w:pPr>
+      <w:r>
+        <w:rPr>
+          <w:b w:val="0"/>
+        </w:rPr>
+        <w:t xml:space="preserve">No; it may fit peculiarities of the </w:t>
+      </w:r>
+      <w:r>
+        <w:rPr>
+          <w:b/>
+        </w:rPr>
+        <w:t>training</w:t>
+      </w:r>
+      <w:r>
+        <w:rPr>
+          <w:b w:val="0"/>
+        </w:rPr>
+        <w:t xml:space="preserve"> sample.</w:t>
+      </w:r>
+    </w:p>
+    <w:p>
+      <w:pPr>
+        <w:spacing w:line="336" w:lineRule="auto" w:after="180"/>
+      </w:pPr>
+      <w:r>
+        <w:rPr>
+          <w:b w:val="0"/>
+        </w:rPr>
         <w:t>Printed student lesson and workbook</w:t>
       </w:r>
     </w:p>
     <w:p>
-      <w:r>
+      <w:pPr>
+        <w:spacing w:line="336" w:lineRule="auto" w:after="180"/>
+      </w:pPr>
+      <w:r>
+        <w:rPr>
+          <w:b w:val="0"/>
+        </w:rPr>
         <w:t>Paper, pencils and a calculator for fractions</w:t>
       </w:r>
     </w:p>
     <w:p>
-      <w:r>
-        <w:t>The fictional examples and a blank evidence table</w:t>
-      </w:r>
-    </w:p>
-    <w:p>
-      <w:r>
+      <w:pPr>
+        <w:spacing w:line="336" w:lineRule="auto" w:after="180"/>
+      </w:pPr>
+      <w:r>
+        <w:rPr>
+          <w:b w:val="0"/>
+        </w:rPr>
+        <w:t xml:space="preserve">The fictional examples and a blank </w:t>
+      </w:r>
+      <w:r>
+        <w:rPr>
+          <w:b/>
+        </w:rPr>
+        <w:t>evidence</w:t>
+      </w:r>
+      <w:r>
+        <w:rPr>
+          <w:b w:val="0"/>
+        </w:rPr>
+        <w:t xml:space="preserve"> table</w:t>
+      </w:r>
+    </w:p>
+    <w:p>
+      <w:pPr>
+        <w:spacing w:line="336" w:lineRule="auto" w:after="180"/>
+      </w:pPr>
+      <w:r>
+        <w:rPr>
+          <w:b w:val="0"/>
+        </w:rPr>
         <w:t>Saved classroom project records for critique; no personal student dataset required</w:t>
       </w:r>
     </w:p>
@@ -499,12 +828,36 @@
       </w:r>
     </w:p>
     <w:p>
-      <w:r>
-        <w:t>By the end, I can explain overfitting using a traced example and a stated limitation.</w:t>
-      </w:r>
-    </w:p>
-    <w:p>
-      <w:r>
+      <w:pPr>
+        <w:spacing w:line="336" w:lineRule="auto" w:after="180"/>
+      </w:pPr>
+      <w:r>
+        <w:rPr>
+          <w:b w:val="0"/>
+        </w:rPr>
+        <w:t xml:space="preserve">By the end, I can explain </w:t>
+      </w:r>
+      <w:r>
+        <w:rPr>
+          <w:b/>
+        </w:rPr>
+        <w:t>overfitting</w:t>
+      </w:r>
+      <w:r>
+        <w:rPr>
+          <w:b w:val="0"/>
+        </w:rPr>
+        <w:t xml:space="preserve"> using a traced example and a stated limitation.</w:t>
+      </w:r>
+    </w:p>
+    <w:p>
+      <w:pPr>
+        <w:spacing w:line="336" w:lineRule="auto" w:after="180"/>
+      </w:pPr>
+      <w:r>
+        <w:rPr>
+          <w:b w:val="0"/>
+        </w:rPr>
         <w:t>This added worked case illustrates the week’s main idea. Retain all original and connected topics; schedule its practice within the teaching cycle.</w:t>
       </w:r>
     </w:p>
@@ -517,76 +870,301 @@
       </w:r>
     </w:p>
     <w:p>
+      <w:r>
+        <w:t>Model Overfitting using the supplied case, labelled mechanism and reasoning. Make the scope of each conclusion explicit.</w:t>
+      </w:r>
+    </w:p>
+    <w:p>
+      <w:pPr>
+        <w:spacing w:line="336" w:lineRule="auto" w:after="180"/>
+      </w:pPr>
+      <w:r>
+        <w:rPr>
+          <w:b w:val="0"/>
+        </w:rPr>
+        <w:t>Trace the information, fitted behavior, and evaluation proof separately.</w:t>
+      </w:r>
+    </w:p>
+    <w:p>
       <w:pPr>
         <w:pStyle w:val="Heading3"/>
       </w:pPr>
       <w:r>
-        <w:t>Explain the mechanism</w:t>
-      </w:r>
-    </w:p>
-    <w:p>
-      <w:r>
-        <w:t>Trace the information, fitted behavior, and evaluation proof separately.</w:t>
-      </w:r>
-    </w:p>
-    <w:p>
-      <w:r>
-        <w:t>QUESTION Compare simple and complex models using train and validation evidence.</w:t>
-      </w:r>
-    </w:p>
-    <w:p>
-      <w:r>
-        <w:t>MODEL IDEA An overfit model captures training-specific noise, producing a large gap between training and unseen performance.</w:t>
-      </w:r>
-    </w:p>
-    <w:p>
-      <w:r>
+        <w:t>Question to explain</w:t>
+      </w:r>
+    </w:p>
+    <w:p>
+      <w:pPr>
+        <w:spacing w:line="336" w:lineRule="auto" w:after="180"/>
+        <w:shd w:fill="F5F1FB"/>
+      </w:pPr>
+      <w:r>
+        <w:rPr>
+          <w:b w:val="0"/>
+        </w:rPr>
+        <w:t xml:space="preserve">QUESTION Compare simple and complex models using train and validation </w:t>
+      </w:r>
+      <w:r>
+        <w:rPr>
+          <w:b/>
+        </w:rPr>
+        <w:t>evidence</w:t>
+      </w:r>
+      <w:r>
+        <w:rPr>
+          <w:b w:val="0"/>
+        </w:rPr>
+        <w:t>.</w:t>
+      </w:r>
+    </w:p>
+    <w:p>
+      <w:pPr>
+        <w:spacing w:line="336" w:lineRule="auto" w:after="180"/>
+      </w:pPr>
+      <w:r>
+        <w:rPr>
+          <w:b w:val="0"/>
+        </w:rPr>
+        <w:t xml:space="preserve">MODEL IDEA An overfit model captures </w:t>
+      </w:r>
+      <w:r>
+        <w:rPr>
+          <w:b/>
+        </w:rPr>
+        <w:t>training</w:t>
+      </w:r>
+      <w:r>
+        <w:rPr>
+          <w:b w:val="0"/>
+        </w:rPr>
+        <w:t xml:space="preserve">-specific noise, producing a large gap between </w:t>
+      </w:r>
+      <w:r>
+        <w:rPr>
+          <w:b/>
+        </w:rPr>
+        <w:t>training</w:t>
+      </w:r>
+      <w:r>
+        <w:rPr>
+          <w:b w:val="0"/>
+        </w:rPr>
+        <w:t xml:space="preserve"> and unseen performance.</w:t>
+      </w:r>
+    </w:p>
+    <w:p>
+      <w:pPr>
+        <w:spacing w:line="336" w:lineRule="auto" w:after="180"/>
+      </w:pPr>
+      <w:r>
+        <w:rPr>
+          <w:b w:val="0"/>
+        </w:rPr>
         <w:t>PROOF NEEDED Use an unseen case, visible calculation, error analysis, and a stated limitation.</w:t>
       </w:r>
     </w:p>
     <w:p>
-      <w:r>
+      <w:pPr>
+        <w:pStyle w:val="Heading3"/>
+      </w:pPr>
+      <w:r>
+        <w:t>How the mechanism works</w:t>
+      </w:r>
+    </w:p>
+    <w:p>
+      <w:pPr>
+        <w:spacing w:line="336" w:lineRule="auto" w:after="180"/>
+        <w:shd w:fill="F1F6F8"/>
+      </w:pPr>
+      <w:r>
+        <w:rPr>
+          <w:b w:val="0"/>
+        </w:rPr>
         <w:t>UNDER THE HOOD Simple tree: train 82%, validation 78%; gap 4 points. Deep tree: train 100%, validation 65%; gap 35 points.</w:t>
       </w:r>
     </w:p>
     <w:p>
-      <w:r>
-        <w:t>Draw a fresh data → model → prediction → evaluation trace:</w:t>
-      </w:r>
-    </w:p>
-    <w:p>
-      <w:r>
-        <w:t>Predict first. Then check each step. A correct answer without visible evidence cannot be audited.</w:t>
-      </w:r>
-    </w:p>
-    <w:p>
-      <w:r>
+      <w:pPr>
+        <w:spacing w:line="336" w:lineRule="auto" w:after="180"/>
+      </w:pPr>
+      <w:r>
+        <w:rPr>
+          <w:b w:val="0"/>
+        </w:rPr>
+        <w:t xml:space="preserve">Draw a fresh data → model → </w:t>
+      </w:r>
+      <w:r>
+        <w:rPr>
+          <w:b/>
+        </w:rPr>
+        <w:t>prediction</w:t>
+      </w:r>
+      <w:r>
+        <w:rPr>
+          <w:b w:val="0"/>
+        </w:rPr>
+        <w:t xml:space="preserve"> → evaluation trace:</w:t>
+      </w:r>
+    </w:p>
+    <w:p>
+      <w:pPr>
+        <w:spacing w:line="336" w:lineRule="auto" w:after="180"/>
+      </w:pPr>
+      <w:r>
+        <w:rPr>
+          <w:b w:val="0"/>
+        </w:rPr>
+        <w:t xml:space="preserve">Predict first. Then check each step. A correct answer without visible </w:t>
+      </w:r>
+      <w:r>
+        <w:rPr>
+          <w:b/>
+        </w:rPr>
+        <w:t>evidence</w:t>
+      </w:r>
+      <w:r>
+        <w:rPr>
+          <w:b w:val="0"/>
+        </w:rPr>
+        <w:t xml:space="preserve"> cannot be audited.</w:t>
+      </w:r>
+    </w:p>
+    <w:p>
+      <w:pPr>
+        <w:pStyle w:val="Heading3"/>
+      </w:pPr>
+      <w:r>
+        <w:t>Step 1</w:t>
+      </w:r>
+    </w:p>
+    <w:p>
+      <w:pPr>
+        <w:spacing w:line="336" w:lineRule="auto" w:after="180"/>
+        <w:shd w:fill="F4F9FC"/>
+      </w:pPr>
+      <w:r>
+        <w:rPr>
+          <w:b w:val="0"/>
+        </w:rPr>
         <w:t>STEP 1 Simple tree: train 82%, validation 78%; gap 4 points.</w:t>
       </w:r>
     </w:p>
     <w:p>
-      <w:r>
+      <w:pPr>
+        <w:pStyle w:val="Heading3"/>
+      </w:pPr>
+      <w:r>
+        <w:t>Step 2</w:t>
+      </w:r>
+    </w:p>
+    <w:p>
+      <w:pPr>
+        <w:spacing w:line="336" w:lineRule="auto" w:after="180"/>
+        <w:shd w:fill="F4F9FC"/>
+      </w:pPr>
+      <w:r>
+        <w:rPr>
+          <w:b w:val="0"/>
+        </w:rPr>
         <w:t>STEP 2 Deep tree: train 100%, validation 65%; gap 35 points.</w:t>
       </w:r>
     </w:p>
     <w:p>
-      <w:r>
-        <w:t>STEP 3 Deep tree's perfect training result is weaker unseen evidence.</w:t>
-      </w:r>
-    </w:p>
-    <w:p>
-      <w:r>
+      <w:pPr>
+        <w:pStyle w:val="Heading3"/>
+      </w:pPr>
+      <w:r>
+        <w:t>Step 3</w:t>
+      </w:r>
+    </w:p>
+    <w:p>
+      <w:pPr>
+        <w:spacing w:line="336" w:lineRule="auto" w:after="180"/>
+        <w:shd w:fill="F4F9FC"/>
+      </w:pPr>
+      <w:r>
+        <w:rPr>
+          <w:b w:val="0"/>
+        </w:rPr>
+        <w:t xml:space="preserve">STEP 3 Deep tree's perfect </w:t>
+      </w:r>
+      <w:r>
+        <w:rPr>
+          <w:b/>
+        </w:rPr>
+        <w:t>training</w:t>
+      </w:r>
+      <w:r>
+        <w:rPr>
+          <w:b w:val="0"/>
+        </w:rPr>
+        <w:t xml:space="preserve"> result is weaker unseen </w:t>
+      </w:r>
+      <w:r>
+        <w:rPr>
+          <w:b/>
+        </w:rPr>
+        <w:t>evidence</w:t>
+      </w:r>
+      <w:r>
+        <w:rPr>
+          <w:b w:val="0"/>
+        </w:rPr>
+        <w:t>.</w:t>
+      </w:r>
+    </w:p>
+    <w:p>
+      <w:pPr>
+        <w:pStyle w:val="Heading3"/>
+      </w:pPr>
+      <w:r>
+        <w:t>Step 4</w:t>
+      </w:r>
+    </w:p>
+    <w:p>
+      <w:pPr>
+        <w:spacing w:line="336" w:lineRule="auto" w:after="180"/>
+        <w:shd w:fill="F4F9FC"/>
+      </w:pPr>
+      <w:r>
+        <w:rPr>
+          <w:b w:val="0"/>
+        </w:rPr>
         <w:t>STEP 4 Prune, regularize, improve representative data, or features—then rerun fixed validation cases.</w:t>
       </w:r>
     </w:p>
     <w:p>
-      <w:r>
+      <w:pPr>
+        <w:spacing w:line="336" w:lineRule="auto" w:after="180"/>
+      </w:pPr>
+      <w:r>
+        <w:rPr>
+          <w:b w:val="0"/>
+        </w:rPr>
         <w:t>CHECK Verify the denominator, unit, split, class definition, and data version before interpreting a score.</w:t>
       </w:r>
     </w:p>
     <w:p>
-      <w:r>
-        <w:t>Recalculate, retrace, or restate the evidence independently:</w:t>
+      <w:pPr>
+        <w:spacing w:line="336" w:lineRule="auto" w:after="180"/>
+      </w:pPr>
+      <w:r>
+        <w:rPr>
+          <w:b w:val="0"/>
+        </w:rPr>
+        <w:t xml:space="preserve">Recalculate, retrace, or restate the </w:t>
+      </w:r>
+      <w:r>
+        <w:rPr>
+          <w:b/>
+        </w:rPr>
+        <w:t>evidence</w:t>
+      </w:r>
+      <w:r>
+        <w:rPr>
+          <w:b w:val="0"/>
+        </w:rPr>
+        <w:t xml:space="preserve"> independently:</w:t>
       </w:r>
     </w:p>
     <w:p>
@@ -598,12 +1176,66 @@
       </w:r>
     </w:p>
     <w:p>
-      <w:r>
-        <w:t>A scores100% train,60% validation; B scores85%,80% on the same sets.</w:t>
-      </w:r>
-    </w:p>
-    <w:p>
-      <w:r>
+      <w:pPr>
+        <w:pStyle w:val="Heading3"/>
+      </w:pPr>
+      <w:r>
+        <w:t>The teaching case</w:t>
+      </w:r>
+    </w:p>
+    <w:p>
+      <w:pPr>
+        <w:spacing w:line="336" w:lineRule="auto" w:after="180"/>
+        <w:shd w:fill="F1F6FC"/>
+      </w:pPr>
+      <w:r>
+        <w:rPr>
+          <w:b w:val="0"/>
+        </w:rPr>
+        <w:t>A scores100% train,</w:t>
+      </w:r>
+      <w:r>
+        <w:rPr>
+          <w:b/>
+        </w:rPr>
+        <w:t>60%</w:t>
+      </w:r>
+      <w:r>
+        <w:rPr>
+          <w:b w:val="0"/>
+        </w:rPr>
+        <w:t xml:space="preserve"> validation; B scores85%,</w:t>
+      </w:r>
+      <w:r>
+        <w:rPr>
+          <w:b/>
+        </w:rPr>
+        <w:t>80%</w:t>
+      </w:r>
+      <w:r>
+        <w:rPr>
+          <w:b w:val="0"/>
+        </w:rPr>
+        <w:t xml:space="preserve"> on the same sets.</w:t>
+      </w:r>
+    </w:p>
+    <w:p>
+      <w:pPr>
+        <w:pStyle w:val="Heading3"/>
+      </w:pPr>
+      <w:r>
+        <w:t>The teaching case</w:t>
+      </w:r>
+    </w:p>
+    <w:p>
+      <w:pPr>
+        <w:spacing w:line="336" w:lineRule="auto" w:after="180"/>
+        <w:shd w:fill="F1F6FC"/>
+      </w:pPr>
+      <w:r>
+        <w:rPr>
+          <w:b w:val="0"/>
+        </w:rPr>
         <w:t>Compute gaps and select by validation accuracy.</w:t>
       </w:r>
     </w:p>
@@ -616,36 +1248,291 @@
       </w:r>
     </w:p>
     <w:p>
-      <w:r>
-        <w:t>A gap40 percentage points; B gap5. B has better shared validation accuracy. A suggests overfitting, but investigate distribution differences too.</w:t>
-      </w:r>
-    </w:p>
-    <w:p>
       <w:pPr>
         <w:pStyle w:val="Heading3"/>
       </w:pPr>
       <w:r>
+        <w:t>Why the result follows</w:t>
+      </w:r>
+    </w:p>
+    <w:p>
+      <w:pPr>
+        <w:spacing w:line="336" w:lineRule="auto" w:after="180"/>
+        <w:shd w:fill="F1F6FC"/>
+      </w:pPr>
+      <w:r>
+        <w:rPr>
+          <w:b w:val="0"/>
+        </w:rPr>
+        <w:t xml:space="preserve">A gap40 percentage points; B gap5. B has better shared validation accuracy. A suggests </w:t>
+      </w:r>
+      <w:r>
+        <w:rPr>
+          <w:b/>
+        </w:rPr>
+        <w:t>overfitting</w:t>
+      </w:r>
+      <w:r>
+        <w:rPr>
+          <w:b w:val="0"/>
+        </w:rPr>
+        <w:t>, but investigate distribution differences too.</w:t>
+      </w:r>
+    </w:p>
+    <w:p>
+      <w:pPr>
+        <w:pStyle w:val="Heading3"/>
+      </w:pPr>
+      <w:r>
         <w:t>Explain the added worked example</w:t>
       </w:r>
     </w:p>
     <w:p>
-      <w:r>
-        <w:t>A more flexible model can represent complicated relationships and accidental details. Capacity can help when there is enough relevant evidence, but perfect training performance is not the goal. Compare training and validation using the same metric while checking leakage and representativeness.</w:t>
-      </w:r>
-    </w:p>
-    <w:p>
-      <w:r>
-        <w:t>Use fictional classroom data throughout this investigation. Keep the task, units, reference labels and data split visible as you reason. Earlier weeks supplied the model-building process; this week examines overfitting and model capacity.</w:t>
-      </w:r>
-    </w:p>
-    <w:p>
-      <w:r>
-        <w:t>On the same regression split, a constant has training MAE 5 and validation 6, a line has training 2 and validation 3, and a highly flexible curve has training 0 and validation 8. Under smallest validation MAE, choose the line. The curve has the lowest training loss but the worst validation result.</w:t>
-      </w:r>
-    </w:p>
-    <w:p>
-      <w:r>
-        <w:t>Before continuing, underline the decision rule and circle the evidence that supports the conclusion. Explain the example to a partner without replacing the counts or conditions with a stronger claim. Keep the distinction between an observed result and a proposed next step.</w:t>
+      <w:pPr>
+        <w:pStyle w:val="Heading3"/>
+      </w:pPr>
+      <w:r>
+        <w:t>Explain the added worked example · 1</w:t>
+      </w:r>
+    </w:p>
+    <w:p>
+      <w:pPr>
+        <w:spacing w:line="336" w:lineRule="auto" w:after="180"/>
+      </w:pPr>
+      <w:r>
+        <w:rPr>
+          <w:b w:val="0"/>
+        </w:rPr>
+        <w:t xml:space="preserve">A more flexible model can represent complicated relationships and accidental details. </w:t>
+      </w:r>
+      <w:r>
+        <w:rPr>
+          <w:b/>
+        </w:rPr>
+        <w:t>Capacity</w:t>
+      </w:r>
+      <w:r>
+        <w:rPr>
+          <w:b w:val="0"/>
+        </w:rPr>
+        <w:t xml:space="preserve"> can help when there is enough relevant </w:t>
+      </w:r>
+      <w:r>
+        <w:rPr>
+          <w:b/>
+        </w:rPr>
+        <w:t>evidence</w:t>
+      </w:r>
+      <w:r>
+        <w:rPr>
+          <w:b w:val="0"/>
+        </w:rPr>
+        <w:t xml:space="preserve">, but perfect </w:t>
+      </w:r>
+      <w:r>
+        <w:rPr>
+          <w:b/>
+        </w:rPr>
+        <w:t>training</w:t>
+      </w:r>
+      <w:r>
+        <w:rPr>
+          <w:b w:val="0"/>
+        </w:rPr>
+        <w:t xml:space="preserve"> performance is not the goal.</w:t>
+      </w:r>
+    </w:p>
+    <w:p>
+      <w:pPr>
+        <w:spacing w:line="336" w:lineRule="auto" w:after="180"/>
+      </w:pPr>
+      <w:r>
+        <w:rPr>
+          <w:b w:val="0"/>
+        </w:rPr>
+        <w:t xml:space="preserve">Compare </w:t>
+      </w:r>
+      <w:r>
+        <w:rPr>
+          <w:b/>
+        </w:rPr>
+        <w:t>training</w:t>
+      </w:r>
+      <w:r>
+        <w:rPr>
+          <w:b w:val="0"/>
+        </w:rPr>
+        <w:t xml:space="preserve"> and validation using the same metric while checking leakage and representativeness.</w:t>
+      </w:r>
+    </w:p>
+    <w:p>
+      <w:pPr>
+        <w:spacing w:line="336" w:lineRule="auto" w:after="180"/>
+      </w:pPr>
+      <w:r>
+        <w:rPr>
+          <w:b w:val="0"/>
+        </w:rPr>
+        <w:t>Use fictional classroom data throughout this investigation. Keep the task, units, reference labels and data split visible as you reason.</w:t>
+      </w:r>
+    </w:p>
+    <w:p>
+      <w:pPr>
+        <w:spacing w:line="336" w:lineRule="auto" w:after="180"/>
+      </w:pPr>
+      <w:r>
+        <w:rPr>
+          <w:b w:val="0"/>
+        </w:rPr>
+        <w:t xml:space="preserve">Earlier weeks supplied the model-building </w:t>
+      </w:r>
+      <w:r>
+        <w:rPr>
+          <w:b/>
+        </w:rPr>
+        <w:t>process</w:t>
+      </w:r>
+      <w:r>
+        <w:rPr>
+          <w:b w:val="0"/>
+        </w:rPr>
+        <w:t xml:space="preserve">; this week examines </w:t>
+      </w:r>
+      <w:r>
+        <w:rPr>
+          <w:b/>
+        </w:rPr>
+        <w:t>overfitting</w:t>
+      </w:r>
+      <w:r>
+        <w:rPr>
+          <w:b w:val="0"/>
+        </w:rPr>
+        <w:t xml:space="preserve"> and model </w:t>
+      </w:r>
+      <w:r>
+        <w:rPr>
+          <w:b/>
+        </w:rPr>
+        <w:t>capacity</w:t>
+      </w:r>
+      <w:r>
+        <w:rPr>
+          <w:b w:val="0"/>
+        </w:rPr>
+        <w:t>.</w:t>
+      </w:r>
+    </w:p>
+    <w:p>
+      <w:pPr>
+        <w:pStyle w:val="Heading3"/>
+      </w:pPr>
+      <w:r>
+        <w:t>Explain the added worked example · 2</w:t>
+      </w:r>
+    </w:p>
+    <w:p>
+      <w:pPr>
+        <w:spacing w:line="336" w:lineRule="auto" w:after="180"/>
+      </w:pPr>
+      <w:r>
+        <w:rPr>
+          <w:b w:val="0"/>
+        </w:rPr>
+        <w:t xml:space="preserve">On the same regression split, a constant has </w:t>
+      </w:r>
+      <w:r>
+        <w:rPr>
+          <w:b/>
+        </w:rPr>
+        <w:t>training</w:t>
+      </w:r>
+      <w:r>
+        <w:rPr>
+          <w:b w:val="0"/>
+        </w:rPr>
+        <w:t xml:space="preserve"> MAE 5 and validation 6, a line has </w:t>
+      </w:r>
+      <w:r>
+        <w:rPr>
+          <w:b/>
+        </w:rPr>
+        <w:t>training</w:t>
+      </w:r>
+      <w:r>
+        <w:rPr>
+          <w:b w:val="0"/>
+        </w:rPr>
+        <w:t xml:space="preserve"> 2 and validation 3, and a highly flexible curve has </w:t>
+      </w:r>
+      <w:r>
+        <w:rPr>
+          <w:b/>
+        </w:rPr>
+        <w:t>training</w:t>
+      </w:r>
+      <w:r>
+        <w:rPr>
+          <w:b w:val="0"/>
+        </w:rPr>
+        <w:t xml:space="preserve"> 0 and validation 8. Under smallest validation MAE, choose the line.</w:t>
+      </w:r>
+    </w:p>
+    <w:p>
+      <w:pPr>
+        <w:spacing w:line="336" w:lineRule="auto" w:after="180"/>
+      </w:pPr>
+      <w:r>
+        <w:rPr>
+          <w:b w:val="0"/>
+        </w:rPr>
+        <w:t xml:space="preserve">The curve has the lowest </w:t>
+      </w:r>
+      <w:r>
+        <w:rPr>
+          <w:b/>
+        </w:rPr>
+        <w:t>training</w:t>
+      </w:r>
+      <w:r>
+        <w:rPr>
+          <w:b w:val="0"/>
+        </w:rPr>
+        <w:t xml:space="preserve"> loss but the worst validation result.</w:t>
+      </w:r>
+    </w:p>
+    <w:p>
+      <w:pPr>
+        <w:spacing w:line="336" w:lineRule="auto" w:after="180"/>
+      </w:pPr>
+      <w:r>
+        <w:rPr>
+          <w:b w:val="0"/>
+        </w:rPr>
+        <w:t xml:space="preserve">Before continuing, underline the decision rule and circle the </w:t>
+      </w:r>
+      <w:r>
+        <w:rPr>
+          <w:b/>
+        </w:rPr>
+        <w:t>evidence</w:t>
+      </w:r>
+      <w:r>
+        <w:rPr>
+          <w:b w:val="0"/>
+        </w:rPr>
+        <w:t xml:space="preserve"> that supports the conclusion. Explain the example to a partner without replacing the counts or conditions with a stronger claim.</w:t>
+      </w:r>
+    </w:p>
+    <w:p>
+      <w:pPr>
+        <w:spacing w:line="336" w:lineRule="auto" w:after="180"/>
+      </w:pPr>
+      <w:r>
+        <w:rPr>
+          <w:b w:val="0"/>
+        </w:rPr>
+        <w:t>Keep the distinction between an observed result and a proposed next step.</w:t>
       </w:r>
     </w:p>
     <w:p>
@@ -789,8 +1676,37 @@
       </w:r>
     </w:p>
     <w:p>
-      <w:r>
-        <w:t>Use the complete worked example below before asking learners to complete W2. Reveal a small part, invite a prediction, then explain the deciding step. These teacher notes contain solutions; do not reveal the independent case answer during modelling.</w:t>
+      <w:pPr>
+        <w:spacing w:line="336" w:lineRule="auto" w:after="180"/>
+      </w:pPr>
+      <w:r>
+        <w:rPr>
+          <w:b w:val="0"/>
+        </w:rPr>
+        <w:t xml:space="preserve">Use the complete worked example below before asking learners to complete W2. Reveal a small part, invite a </w:t>
+      </w:r>
+      <w:r>
+        <w:rPr>
+          <w:b/>
+        </w:rPr>
+        <w:t>prediction</w:t>
+      </w:r>
+      <w:r>
+        <w:rPr>
+          <w:b w:val="0"/>
+        </w:rPr>
+        <w:t>, then explain the deciding step.</w:t>
+      </w:r>
+    </w:p>
+    <w:p>
+      <w:pPr>
+        <w:spacing w:line="336" w:lineRule="auto" w:after="180"/>
+      </w:pPr>
+      <w:r>
+        <w:rPr>
+          <w:b w:val="0"/>
+        </w:rPr>
+        <w:t>These teacher notes contain solutions; do not reveal the independent case answer during modelling.</w:t>
       </w:r>
     </w:p>
     <w:p>
@@ -1080,7 +1996,13 @@
       </w:tr>
     </w:tbl>
     <w:p>
-      <w:r>
+      <w:pPr>
+        <w:spacing w:line="336" w:lineRule="auto" w:after="180"/>
+      </w:pPr>
+      <w:r>
+        <w:rPr>
+          <w:b w:val="0"/>
+        </w:rPr>
         <w:t>Use the diagram and verbal explanation together. Ask learners to match a sentence to a specific visual step; do not assign learners fixed visual or auditory learning styles.</w:t>
       </w:r>
     </w:p>
@@ -1093,8 +2015,26 @@
       </w:r>
     </w:p>
     <w:p>
-      <w:r>
-        <w:t>See overfitting as a gap requiring investigation, not a label based only on model size.</w:t>
+      <w:pPr>
+        <w:spacing w:line="336" w:lineRule="auto" w:after="180"/>
+      </w:pPr>
+      <w:r>
+        <w:rPr>
+          <w:b w:val="0"/>
+        </w:rPr>
+        <w:t xml:space="preserve">See </w:t>
+      </w:r>
+      <w:r>
+        <w:rPr>
+          <w:b/>
+        </w:rPr>
+        <w:t>overfitting</w:t>
+      </w:r>
+      <w:r>
+        <w:rPr>
+          <w:b w:val="0"/>
+        </w:rPr>
+        <w:t xml:space="preserve"> as a gap requiring investigation, not a label based only on model size.</w:t>
       </w:r>
     </w:p>
     <w:p>
@@ -1106,13 +2046,103 @@
       </w:r>
     </w:p>
     <w:p>
-      <w:r>
-        <w:t>Toy model Small: training 85%, validation 80%. Large: training 100%, validation 60%. Same split and scoring rule.</w:t>
-      </w:r>
-    </w:p>
-    <w:p>
-      <w:r>
-        <w:t>All inputs and outcomes in this worked example are invented classroom data; no real model run is claimed.</w:t>
+      <w:pPr>
+        <w:pStyle w:val="Heading3"/>
+      </w:pPr>
+      <w:r>
+        <w:t>Supplied facts</w:t>
+      </w:r>
+    </w:p>
+    <w:p>
+      <w:pPr>
+        <w:spacing w:line="336" w:lineRule="auto" w:after="180"/>
+        <w:shd w:fill="F1F6FC"/>
+      </w:pPr>
+      <w:r>
+        <w:rPr>
+          <w:b w:val="0"/>
+        </w:rPr>
+        <w:t xml:space="preserve">Toy model Small: </w:t>
+      </w:r>
+      <w:r>
+        <w:rPr>
+          <w:b/>
+        </w:rPr>
+        <w:t>training</w:t>
+      </w:r>
+      <w:r>
+        <w:rPr>
+          <w:b w:val="0"/>
+        </w:rPr>
+        <w:t xml:space="preserve"> 85%, validation </w:t>
+      </w:r>
+      <w:r>
+        <w:rPr>
+          <w:b/>
+        </w:rPr>
+        <w:t>80%</w:t>
+      </w:r>
+      <w:r>
+        <w:rPr>
+          <w:b w:val="0"/>
+        </w:rPr>
+        <w:t xml:space="preserve">. Large: </w:t>
+      </w:r>
+      <w:r>
+        <w:rPr>
+          <w:b/>
+        </w:rPr>
+        <w:t>training</w:t>
+      </w:r>
+      <w:r>
+        <w:rPr>
+          <w:b w:val="0"/>
+        </w:rPr>
+        <w:t xml:space="preserve"> 100%, validation </w:t>
+      </w:r>
+      <w:r>
+        <w:rPr>
+          <w:b/>
+        </w:rPr>
+        <w:t>60%</w:t>
+      </w:r>
+      <w:r>
+        <w:rPr>
+          <w:b w:val="0"/>
+        </w:rPr>
+        <w:t>. Same split and scoring rule.</w:t>
+      </w:r>
+    </w:p>
+    <w:p>
+      <w:pPr>
+        <w:pStyle w:val="Heading3"/>
+      </w:pPr>
+      <w:r>
+        <w:t>Supplied facts</w:t>
+      </w:r>
+    </w:p>
+    <w:p>
+      <w:pPr>
+        <w:spacing w:line="336" w:lineRule="auto" w:after="180"/>
+        <w:shd w:fill="F1F6FC"/>
+      </w:pPr>
+      <w:r>
+        <w:rPr>
+          <w:b w:val="0"/>
+        </w:rPr>
+        <w:t xml:space="preserve">All </w:t>
+      </w:r>
+      <w:r>
+        <w:rPr>
+          <w:b/>
+        </w:rPr>
+        <w:t>input</w:t>
+      </w:r>
+      <w:r>
+        <w:rPr>
+          <w:b w:val="0"/>
+        </w:rPr>
+        <w:t>s and outcomes in this worked example are invented classroom data; no real model run is claimed.</w:t>
       </w:r>
     </w:p>
     <w:p>
@@ -1311,57 +2341,271 @@
       </w:r>
     </w:p>
     <w:p>
-      <w:r>
-        <w:t>Read the picture in order. Check capacity, training choices and data mismatch without tuning on final cases. The arrows show which recorded input or intermediate result each decision uses. Explain the deciding step aloud before checking the changed case; pointing to the final answer alone does not show how it follows.</w:t>
-      </w:r>
-    </w:p>
-    <w:p>
       <w:pPr>
         <w:pStyle w:val="Heading3"/>
       </w:pPr>
       <w:r>
+        <w:t>Why the result follows</w:t>
+      </w:r>
+    </w:p>
+    <w:p>
+      <w:pPr>
+        <w:spacing w:line="336" w:lineRule="auto" w:after="180"/>
+        <w:shd w:fill="F1F6FC"/>
+      </w:pPr>
+      <w:r>
+        <w:rPr>
+          <w:b w:val="0"/>
+        </w:rPr>
+        <w:t xml:space="preserve">Read the picture in order. Check </w:t>
+      </w:r>
+      <w:r>
+        <w:rPr>
+          <w:b/>
+        </w:rPr>
+        <w:t>capacity</w:t>
+      </w:r>
+      <w:r>
+        <w:rPr>
+          <w:b w:val="0"/>
+        </w:rPr>
+        <w:t xml:space="preserve">, </w:t>
+      </w:r>
+      <w:r>
+        <w:rPr>
+          <w:b/>
+        </w:rPr>
+        <w:t>training</w:t>
+      </w:r>
+      <w:r>
+        <w:rPr>
+          <w:b w:val="0"/>
+        </w:rPr>
+        <w:t xml:space="preserve"> choices and data mismatch without tuning on final cases. The arrows show which recorded </w:t>
+      </w:r>
+      <w:r>
+        <w:rPr>
+          <w:b/>
+        </w:rPr>
+        <w:t>input</w:t>
+      </w:r>
+      <w:r>
+        <w:rPr>
+          <w:b w:val="0"/>
+        </w:rPr>
+        <w:t xml:space="preserve"> or intermediate result each decision uses.</w:t>
+      </w:r>
+    </w:p>
+    <w:p>
+      <w:pPr>
+        <w:spacing w:line="336" w:lineRule="auto" w:after="180"/>
+        <w:shd w:fill="F1F6FC"/>
+      </w:pPr>
+      <w:r>
+        <w:rPr>
+          <w:b w:val="0"/>
+        </w:rPr>
+        <w:t>Explain the deciding step aloud before checking the changed case; pointing to the final answer alone does not show how it follows.</w:t>
+      </w:r>
+    </w:p>
+    <w:p>
+      <w:pPr>
+        <w:pStyle w:val="Heading3"/>
+      </w:pPr>
+      <w:r>
         <w:t>What this example does not establish</w:t>
       </w:r>
     </w:p>
     <w:p>
-      <w:r>
-        <w:t>A gap can also reflect data shift or sampling noise. Inspect evidence before attributing every gap to capacity.</w:t>
-      </w:r>
-    </w:p>
-    <w:p>
       <w:pPr>
         <w:pStyle w:val="Heading3"/>
       </w:pPr>
       <w:r>
+        <w:t>Keep the stated limit</w:t>
+      </w:r>
+    </w:p>
+    <w:p>
+      <w:pPr>
+        <w:spacing w:line="336" w:lineRule="auto" w:after="180"/>
+        <w:shd w:fill="FFF5E6"/>
+      </w:pPr>
+      <w:r>
+        <w:rPr>
+          <w:b w:val="0"/>
+        </w:rPr>
+        <w:t xml:space="preserve">A gap can also reflect data shift or sampling noise. Inspect </w:t>
+      </w:r>
+      <w:r>
+        <w:rPr>
+          <w:b/>
+        </w:rPr>
+        <w:t>evidence</w:t>
+      </w:r>
+      <w:r>
+        <w:rPr>
+          <w:b w:val="0"/>
+        </w:rPr>
+        <w:t xml:space="preserve"> before attributing every gap to </w:t>
+      </w:r>
+      <w:r>
+        <w:rPr>
+          <w:b/>
+        </w:rPr>
+        <w:t>capacity</w:t>
+      </w:r>
+      <w:r>
+        <w:rPr>
+          <w:b w:val="0"/>
+        </w:rPr>
+        <w:t>.</w:t>
+      </w:r>
+    </w:p>
+    <w:p>
+      <w:pPr>
+        <w:pStyle w:val="Heading3"/>
+      </w:pPr>
+      <w:r>
         <w:t>Change one thing in the pictured case</w:t>
       </w:r>
     </w:p>
     <w:p>
-      <w:r>
+      <w:pPr>
+        <w:pStyle w:val="Heading3"/>
+      </w:pPr>
+      <w:r>
+        <w:t>Change one thing</w:t>
+      </w:r>
+    </w:p>
+    <w:p>
+      <w:pPr>
+        <w:spacing w:line="336" w:lineRule="auto" w:after="180"/>
+        <w:shd w:fill="F5F1FB"/>
+      </w:pPr>
+      <w:r>
+        <w:rPr>
+          <w:b w:val="0"/>
+        </w:rPr>
         <w:t>Change: Large’s validation accuracy rises to82% after a development revision.</w:t>
       </w:r>
     </w:p>
     <w:p>
-      <w:r>
-        <w:t>Prediction: Its gap is 18 percentage points; it now beats Small on this validation set.</w:t>
-      </w:r>
-    </w:p>
-    <w:p>
-      <w:r>
-        <w:t>Reason: Validation performance improved, but the training-validation gap is not a complete release rule.</w:t>
-      </w:r>
-    </w:p>
-    <w:p>
       <w:pPr>
         <w:pStyle w:val="Heading3"/>
       </w:pPr>
       <w:r>
+        <w:t>Predicted result</w:t>
+      </w:r>
+    </w:p>
+    <w:p>
+      <w:pPr>
+        <w:spacing w:line="336" w:lineRule="auto" w:after="180"/>
+        <w:shd w:fill="F1F6FC"/>
+      </w:pPr>
+      <w:r>
+        <w:rPr>
+          <w:b/>
+        </w:rPr>
+        <w:t>Prediction</w:t>
+      </w:r>
+      <w:r>
+        <w:rPr>
+          <w:b w:val="0"/>
+        </w:rPr>
+        <w:t>: Its gap is 18 percentage points; it now beats Small on this validation set.</w:t>
+      </w:r>
+    </w:p>
+    <w:p>
+      <w:pPr>
+        <w:pStyle w:val="Heading3"/>
+      </w:pPr>
+      <w:r>
+        <w:t>Why the result follows</w:t>
+      </w:r>
+    </w:p>
+    <w:p>
+      <w:pPr>
+        <w:spacing w:line="336" w:lineRule="auto" w:after="180"/>
+        <w:shd w:fill="F1F6FC"/>
+      </w:pPr>
+      <w:r>
+        <w:rPr>
+          <w:b w:val="0"/>
+        </w:rPr>
+        <w:t xml:space="preserve">Reason: Validation performance improved, but the </w:t>
+      </w:r>
+      <w:r>
+        <w:rPr>
+          <w:b/>
+        </w:rPr>
+        <w:t>training</w:t>
+      </w:r>
+      <w:r>
+        <w:rPr>
+          <w:b w:val="0"/>
+        </w:rPr>
+        <w:t>-validation gap is not a complete release rule.</w:t>
+      </w:r>
+    </w:p>
+    <w:p>
+      <w:pPr>
+        <w:pStyle w:val="Heading3"/>
+      </w:pPr>
+      <w:r>
         <w:t>Ask while showing the picture</w:t>
       </w:r>
     </w:p>
     <w:p>
-      <w:r>
-        <w:t>Cover the result. Ask learners to name the inputs and predict the next step. Uncover one step, connect the icon to the actual procedure, and explain its evidence. Then change the supplied condition and compare. The picture is a representation; it does not document execution of a real AI model.</w:t>
+      <w:pPr>
+        <w:pStyle w:val="Heading3"/>
+      </w:pPr>
+      <w:r>
+        <w:t>Ask while showing the picture · 3</w:t>
+      </w:r>
+    </w:p>
+    <w:p>
+      <w:pPr>
+        <w:spacing w:line="336" w:lineRule="auto" w:after="180"/>
+      </w:pPr>
+      <w:r>
+        <w:rPr>
+          <w:b w:val="0"/>
+        </w:rPr>
+        <w:t xml:space="preserve">Cover the result. Ask learners to name the </w:t>
+      </w:r>
+      <w:r>
+        <w:rPr>
+          <w:b/>
+        </w:rPr>
+        <w:t>input</w:t>
+      </w:r>
+      <w:r>
+        <w:rPr>
+          <w:b w:val="0"/>
+        </w:rPr>
+        <w:t xml:space="preserve">s and predict the next step. Uncover one step, connect the icon to the actual procedure, and explain its </w:t>
+      </w:r>
+      <w:r>
+        <w:rPr>
+          <w:b/>
+        </w:rPr>
+        <w:t>evidence</w:t>
+      </w:r>
+      <w:r>
+        <w:rPr>
+          <w:b w:val="0"/>
+        </w:rPr>
+        <w:t>. Then change the supplied condition and compare.</w:t>
+      </w:r>
+    </w:p>
+    <w:p>
+      <w:pPr>
+        <w:spacing w:line="336" w:lineRule="auto" w:after="180"/>
+      </w:pPr>
+      <w:r>
+        <w:rPr>
+          <w:b w:val="0"/>
+        </w:rPr>
+        <w:t>The picture is a representation; it does not document execution of a real AI model.</w:t>
       </w:r>
     </w:p>
     <w:p>
@@ -1373,11 +2617,16 @@
       </w:r>
     </w:p>
     <w:p>
+      <w:r>
+        <w:t>Demonstrate Overfitting, reduce support deliberately and check individual reasoning before discussing answers.</w:t>
+      </w:r>
+    </w:p>
+    <w:p>
       <w:pPr>
         <w:pStyle w:val="Heading3"/>
       </w:pPr>
       <w:r>
-        <w:t>Demonstrate and guide practice</w:t>
+        <w:t>Board sequence</w:t>
       </w:r>
     </w:p>
     <w:p>
@@ -1385,55 +2634,245 @@
         <w:pStyle w:val="Heading3"/>
       </w:pPr>
       <w:r>
-        <w:t>Board sequence</w:t>
-      </w:r>
-    </w:p>
-    <w:p>
-      <w:r>
-        <w:t>Write the given facts: A scores100% train,60% validation; B scores85%,80% on the same sets.</w:t>
-      </w:r>
-    </w:p>
-    <w:p>
-      <w:r>
+        <w:t>1. Put the facts on the board</w:t>
+      </w:r>
+    </w:p>
+    <w:p>
+      <w:pPr>
+        <w:spacing w:line="336" w:lineRule="auto" w:after="180"/>
+        <w:shd w:fill="F4F9FC"/>
+      </w:pPr>
+      <w:r>
+        <w:rPr>
+          <w:b w:val="0"/>
+        </w:rPr>
+        <w:t>Write the given facts: A scores100% train,</w:t>
+      </w:r>
+      <w:r>
+        <w:rPr>
+          <w:b/>
+        </w:rPr>
+        <w:t>60%</w:t>
+      </w:r>
+      <w:r>
+        <w:rPr>
+          <w:b w:val="0"/>
+        </w:rPr>
+        <w:t xml:space="preserve"> validation; B scores85%,</w:t>
+      </w:r>
+      <w:r>
+        <w:rPr>
+          <w:b/>
+        </w:rPr>
+        <w:t>80%</w:t>
+      </w:r>
+      <w:r>
+        <w:rPr>
+          <w:b w:val="0"/>
+        </w:rPr>
+        <w:t xml:space="preserve"> on the same sets.</w:t>
+      </w:r>
+    </w:p>
+    <w:p>
+      <w:pPr>
+        <w:pStyle w:val="Heading3"/>
+      </w:pPr>
+      <w:r>
+        <w:t>2. State the decision to explain</w:t>
+      </w:r>
+    </w:p>
+    <w:p>
+      <w:pPr>
+        <w:spacing w:line="336" w:lineRule="auto" w:after="180"/>
+        <w:shd w:fill="F4F9FC"/>
+      </w:pPr>
+      <w:r>
+        <w:rPr>
+          <w:b w:val="0"/>
+        </w:rPr>
         <w:t>Write the question to explain: Compute gaps and select by validation accuracy.</w:t>
       </w:r>
     </w:p>
     <w:p>
-      <w:r>
-        <w:t>Reveal after predictions: A gap40 percentage points; B gap5. B has better shared validation accuracy. A suggests overfitting, but investigate distribution differences too.</w:t>
-      </w:r>
-    </w:p>
-    <w:p>
-      <w:r>
-        <w:t>Keep for an independent attempt: Model A has training accuracy 99% and validation accuracy 70%; B has 88% and 84%. Compute each gap and discuss the evidence.</w:t>
-      </w:r>
-    </w:p>
-    <w:p>
       <w:pPr>
         <w:pStyle w:val="Heading3"/>
       </w:pPr>
       <w:r>
+        <w:t>3. Reveal the worked reasoning</w:t>
+      </w:r>
+    </w:p>
+    <w:p>
+      <w:pPr>
+        <w:spacing w:line="336" w:lineRule="auto" w:after="180"/>
+        <w:shd w:fill="F1F6FC"/>
+      </w:pPr>
+      <w:r>
+        <w:rPr>
+          <w:b w:val="0"/>
+        </w:rPr>
+        <w:t xml:space="preserve">Reveal after </w:t>
+      </w:r>
+      <w:r>
+        <w:rPr>
+          <w:b/>
+        </w:rPr>
+        <w:t>prediction</w:t>
+      </w:r>
+      <w:r>
+        <w:rPr>
+          <w:b w:val="0"/>
+        </w:rPr>
+        <w:t xml:space="preserve">s: A gap40 percentage points; B gap5. B has better shared validation accuracy. A suggests </w:t>
+      </w:r>
+      <w:r>
+        <w:rPr>
+          <w:b/>
+        </w:rPr>
+        <w:t>overfitting</w:t>
+      </w:r>
+      <w:r>
+        <w:rPr>
+          <w:b w:val="0"/>
+        </w:rPr>
+        <w:t>, but investigate distribution differences too.</w:t>
+      </w:r>
+    </w:p>
+    <w:p>
+      <w:pPr>
+        <w:pStyle w:val="Heading3"/>
+      </w:pPr>
+      <w:r>
+        <w:t>Hold back the independent task</w:t>
+      </w:r>
+    </w:p>
+    <w:p>
+      <w:pPr>
+        <w:spacing w:line="336" w:lineRule="auto" w:after="180"/>
+        <w:shd w:fill="FFF5E6"/>
+      </w:pPr>
+      <w:r>
+        <w:rPr>
+          <w:b w:val="0"/>
+        </w:rPr>
+        <w:t xml:space="preserve">Keep for an independent attempt: Model A has </w:t>
+      </w:r>
+      <w:r>
+        <w:rPr>
+          <w:b/>
+        </w:rPr>
+        <w:t>training</w:t>
+      </w:r>
+      <w:r>
+        <w:rPr>
+          <w:b w:val="0"/>
+        </w:rPr>
+        <w:t xml:space="preserve"> accuracy 99% and validation accuracy </w:t>
+      </w:r>
+      <w:r>
+        <w:rPr>
+          <w:b/>
+        </w:rPr>
+        <w:t>70%</w:t>
+      </w:r>
+      <w:r>
+        <w:rPr>
+          <w:b w:val="0"/>
+        </w:rPr>
+        <w:t xml:space="preserve">; B has 88% and 84%. Compute each gap and discuss the </w:t>
+      </w:r>
+      <w:r>
+        <w:rPr>
+          <w:b/>
+        </w:rPr>
+        <w:t>evidence</w:t>
+      </w:r>
+      <w:r>
+        <w:rPr>
+          <w:b w:val="0"/>
+        </w:rPr>
+        <w:t>.</w:t>
+      </w:r>
+    </w:p>
+    <w:p>
+      <w:pPr>
+        <w:pStyle w:val="Heading3"/>
+      </w:pPr>
+      <w:r>
         <w:t>Classroom dialogue</w:t>
       </w:r>
     </w:p>
     <w:p>
-      <w:r>
+      <w:pPr>
+        <w:pStyle w:val="Heading3"/>
+      </w:pPr>
+      <w:r>
+        <w:t>Ask the class</w:t>
+      </w:r>
+    </w:p>
+    <w:p>
+      <w:pPr>
+        <w:spacing w:line="336" w:lineRule="auto" w:after="180"/>
+        <w:shd w:fill="F5F1FB"/>
+      </w:pPr>
+      <w:r>
+        <w:rPr>
+          <w:b w:val="0"/>
+        </w:rPr>
         <w:t>Ask: Which facts are given, and which would we have to assume? Learners mark relevant details before discussing answers.</w:t>
       </w:r>
     </w:p>
     <w:p>
-      <w:r>
+      <w:pPr>
+        <w:pStyle w:val="Heading3"/>
+      </w:pPr>
+      <w:r>
+        <w:t>Language to model</w:t>
+      </w:r>
+    </w:p>
+    <w:p>
+      <w:pPr>
+        <w:spacing w:line="336" w:lineRule="auto" w:after="180"/>
+        <w:shd w:fill="F1F6F8"/>
+      </w:pPr>
+      <w:r>
+        <w:rPr>
+          <w:b w:val="0"/>
+        </w:rPr>
         <w:t>Say: Predict first. Show the rule, information path or calculation that would produce the result. A correct guess is not yet an explanation.</w:t>
       </w:r>
     </w:p>
     <w:p>
-      <w:r>
+      <w:pPr>
+        <w:spacing w:line="336" w:lineRule="auto" w:after="180"/>
+      </w:pPr>
+      <w:r>
+        <w:rPr>
+          <w:b w:val="0"/>
+        </w:rPr>
         <w:t>Reveal reasoning one step at a time. Explain why a tempting alternative fails. Write units and denominators for arithmetic, trace conditions for decisions, and identify supporting sources for claims.</w:t>
       </w:r>
     </w:p>
     <w:p>
-      <w:r>
-        <w:t>In pairs, one learner solves while the other checks evidence; exchange roles. Remove the worked answer before independent assessment.</w:t>
+      <w:pPr>
+        <w:spacing w:line="336" w:lineRule="auto" w:after="180"/>
+      </w:pPr>
+      <w:r>
+        <w:rPr>
+          <w:b w:val="0"/>
+        </w:rPr>
+        <w:t xml:space="preserve">In pairs, one learner solves while the other checks </w:t>
+      </w:r>
+      <w:r>
+        <w:rPr>
+          <w:b/>
+        </w:rPr>
+        <w:t>evidence</w:t>
+      </w:r>
+      <w:r>
+        <w:rPr>
+          <w:b w:val="0"/>
+        </w:rPr>
+        <w:t>; exchange roles. Remove the worked answer before independent assessment.</w:t>
       </w:r>
     </w:p>
     <w:p>
@@ -1445,8 +2884,37 @@
       </w:r>
     </w:p>
     <w:p>
-      <w:r>
-        <w:t>Guided response: No. It is consistent with overfitting but may also reflect shift, data quality or split problems. Exit response: Check data provenance, split grouping, label quality and repeated development results; inspect representative residuals without using final test feedback to tune.</w:t>
+      <w:pPr>
+        <w:spacing w:line="336" w:lineRule="auto" w:after="180"/>
+      </w:pPr>
+      <w:r>
+        <w:rPr>
+          <w:b w:val="0"/>
+        </w:rPr>
+        <w:t xml:space="preserve">Guided response: No. It is consistent with </w:t>
+      </w:r>
+      <w:r>
+        <w:rPr>
+          <w:b/>
+        </w:rPr>
+        <w:t>overfitting</w:t>
+      </w:r>
+      <w:r>
+        <w:rPr>
+          <w:b w:val="0"/>
+        </w:rPr>
+        <w:t xml:space="preserve"> but may also reflect shift, data quality or split problems.</w:t>
+      </w:r>
+    </w:p>
+    <w:p>
+      <w:pPr>
+        <w:spacing w:line="336" w:lineRule="auto" w:after="180"/>
+      </w:pPr>
+      <w:r>
+        <w:rPr>
+          <w:b w:val="0"/>
+        </w:rPr>
+        <w:t>Exit response: Check data provenance, split grouping, label quality and repeated development results; inspect representative residuals without using final test feedback to tune.</w:t>
       </w:r>
     </w:p>
     <w:p>
@@ -1678,41 +3146,167 @@
       </w:r>
     </w:p>
     <w:p>
-      <w:r>
-        <w:t>Completion task: Does a training-validation gap alone prove overfitting?</w:t>
-      </w:r>
-    </w:p>
-    <w:p>
-      <w:r>
-        <w:t>Teacher check: Teacher explanation: No. It is consistent with overfitting but may also reflect shift, data quality or split problems.</w:t>
-      </w:r>
-    </w:p>
-    <w:p>
-      <w:r>
-        <w:t>Start by identifying the given inputs together. Leave the intermediate steps blank. If needed, model one step, then withdraw that help on the next step. Move to a full trace only when the partial trace is understood. For partners, alternate explainer and checker; collect a response from every learner before discussion.</w:t>
-      </w:r>
-    </w:p>
-    <w:p>
       <w:pPr>
         <w:pStyle w:val="Heading3"/>
       </w:pPr>
       <w:r>
+        <w:t>Completion practice</w:t>
+      </w:r>
+    </w:p>
+    <w:p>
+      <w:pPr>
+        <w:spacing w:line="336" w:lineRule="auto" w:after="180"/>
+        <w:shd w:fill="F5F1FB"/>
+      </w:pPr>
+      <w:r>
+        <w:rPr>
+          <w:b w:val="0"/>
+        </w:rPr>
+        <w:t xml:space="preserve">Completion task: Does a </w:t>
+      </w:r>
+      <w:r>
+        <w:rPr>
+          <w:b/>
+        </w:rPr>
+        <w:t>training</w:t>
+      </w:r>
+      <w:r>
+        <w:rPr>
+          <w:b w:val="0"/>
+        </w:rPr>
+        <w:t xml:space="preserve">-validation gap alone prove </w:t>
+      </w:r>
+      <w:r>
+        <w:rPr>
+          <w:b/>
+        </w:rPr>
+        <w:t>overfitting</w:t>
+      </w:r>
+      <w:r>
+        <w:rPr>
+          <w:b w:val="0"/>
+        </w:rPr>
+        <w:t>?</w:t>
+      </w:r>
+    </w:p>
+    <w:p>
+      <w:pPr>
+        <w:pStyle w:val="Heading3"/>
+      </w:pPr>
+      <w:r>
+        <w:t>Reasoning to listen for</w:t>
+      </w:r>
+    </w:p>
+    <w:p>
+      <w:pPr>
+        <w:spacing w:line="336" w:lineRule="auto" w:after="180"/>
+        <w:shd w:fill="F1F6FC"/>
+      </w:pPr>
+      <w:r>
+        <w:rPr>
+          <w:b w:val="0"/>
+        </w:rPr>
+        <w:t xml:space="preserve">Teacher check: Teacher explanation: No. It is consistent with </w:t>
+      </w:r>
+      <w:r>
+        <w:rPr>
+          <w:b/>
+        </w:rPr>
+        <w:t>overfitting</w:t>
+      </w:r>
+      <w:r>
+        <w:rPr>
+          <w:b w:val="0"/>
+        </w:rPr>
+        <w:t xml:space="preserve"> but may also reflect shift, data quality or split problems.</w:t>
+      </w:r>
+    </w:p>
+    <w:p>
+      <w:pPr>
+        <w:spacing w:line="336" w:lineRule="auto" w:after="180"/>
+      </w:pPr>
+      <w:r>
+        <w:rPr>
+          <w:b w:val="0"/>
+        </w:rPr>
+        <w:t xml:space="preserve">Start by identifying the given </w:t>
+      </w:r>
+      <w:r>
+        <w:rPr>
+          <w:b/>
+        </w:rPr>
+        <w:t>input</w:t>
+      </w:r>
+      <w:r>
+        <w:rPr>
+          <w:b w:val="0"/>
+        </w:rPr>
+        <w:t>s together. Leave the intermediate steps blank. If needed, model one step, then withdraw that help on the next step. Move to a full trace only when the partial trace is understood.</w:t>
+      </w:r>
+    </w:p>
+    <w:p>
+      <w:pPr>
+        <w:spacing w:line="336" w:lineRule="auto" w:after="180"/>
+      </w:pPr>
+      <w:r>
+        <w:rPr>
+          <w:b w:val="0"/>
+        </w:rPr>
+        <w:t>For partners, alternate explainer and checker; collect a response from every learner before discussion.</w:t>
+      </w:r>
+    </w:p>
+    <w:p>
+      <w:pPr>
+        <w:pStyle w:val="Heading3"/>
+      </w:pPr>
+      <w:r>
         <w:t>Individual reasoning check</w:t>
       </w:r>
     </w:p>
     <w:p>
-      <w:r>
-        <w:t>Use the worked case for Overfitting and model capacity. Proposed explanation: “A final answer is enough”. Decide whether this explanation is supported. Point to the step or supplied fact that decides; explain your repair if needed.</w:t>
-      </w:r>
-    </w:p>
-    <w:p>
-      <w:r>
-        <w:t>Expected correction: Ask for the relevant counts, units, procedure or saved record. For this week: Choose the line with validation MAE 3. The curve training MAE 0 does not compensate for validation MAE 8.</w:t>
-      </w:r>
-    </w:p>
-    <w:p>
-      <w:r>
-        <w:t>Collect explanations, not only yes/no votes. If a misunderstanding is common, re-model the relevant step for the class. If it affects a few learners, give a short targeted group explanation while others solve a more demanding variation.</w:t>
+      <w:pPr>
+        <w:spacing w:line="336" w:lineRule="auto" w:after="180"/>
+      </w:pPr>
+      <w:r>
+        <w:rPr>
+          <w:b w:val="0"/>
+        </w:rPr>
+        <w:t xml:space="preserve">Use the worked case for </w:t>
+      </w:r>
+      <w:r>
+        <w:rPr>
+          <w:b/>
+        </w:rPr>
+        <w:t>Overfitting</w:t>
+      </w:r>
+      <w:r>
+        <w:rPr>
+          <w:b w:val="0"/>
+        </w:rPr>
+        <w:t xml:space="preserve"> and model </w:t>
+      </w:r>
+      <w:r>
+        <w:rPr>
+          <w:b/>
+        </w:rPr>
+        <w:t>capacity</w:t>
+      </w:r>
+      <w:r>
+        <w:rPr>
+          <w:b w:val="0"/>
+        </w:rPr>
+        <w:t>. Proposed explanation: “A final answer is enough”. Decide whether this explanation is supported.</w:t>
+      </w:r>
+    </w:p>
+    <w:p>
+      <w:pPr>
+        <w:spacing w:line="336" w:lineRule="auto" w:after="180"/>
+      </w:pPr>
+      <w:r>
+        <w:rPr>
+          <w:b w:val="0"/>
+        </w:rPr>
+        <w:t>Point to the step or supplied fact that decides; explain your repair if needed.</w:t>
       </w:r>
     </w:p>
     <w:p>
@@ -1720,12 +3314,96 @@
         <w:pStyle w:val="Heading3"/>
       </w:pPr>
       <w:r>
+        <w:t>Expected repair</w:t>
+      </w:r>
+    </w:p>
+    <w:p>
+      <w:pPr>
+        <w:spacing w:line="336" w:lineRule="auto" w:after="180"/>
+        <w:shd w:fill="F1F6FC"/>
+      </w:pPr>
+      <w:r>
+        <w:rPr>
+          <w:b w:val="0"/>
+        </w:rPr>
+        <w:t xml:space="preserve">Expected correction: Ask for the relevant counts, units, procedure or saved record. For this week: Choose the line with validation MAE 3. The curve </w:t>
+      </w:r>
+      <w:r>
+        <w:rPr>
+          <w:b/>
+        </w:rPr>
+        <w:t>training</w:t>
+      </w:r>
+      <w:r>
+        <w:rPr>
+          <w:b w:val="0"/>
+        </w:rPr>
+        <w:t xml:space="preserve"> MAE 0 does not compensate for validation MAE 8.</w:t>
+      </w:r>
+    </w:p>
+    <w:p>
+      <w:pPr>
+        <w:spacing w:line="336" w:lineRule="auto" w:after="180"/>
+      </w:pPr>
+      <w:r>
+        <w:rPr>
+          <w:b w:val="0"/>
+        </w:rPr>
+        <w:t>Collect explanations, not only yes/no votes. If a misunderstanding is common, re-model the relevant step for the class.</w:t>
+      </w:r>
+    </w:p>
+    <w:p>
+      <w:pPr>
+        <w:spacing w:line="336" w:lineRule="auto" w:after="180"/>
+      </w:pPr>
+      <w:r>
+        <w:rPr>
+          <w:b w:val="0"/>
+        </w:rPr>
+        <w:t>If it affects a few learners, give a short targeted group explanation while others solve a more demanding variation.</w:t>
+      </w:r>
+    </w:p>
+    <w:p>
+      <w:pPr>
+        <w:pStyle w:val="Heading3"/>
+      </w:pPr>
+      <w:r>
         <w:t>Pictorial practice question</w:t>
       </w:r>
     </w:p>
     <w:p>
-      <w:r>
-        <w:t>Does100% training accuracy prove Large was always best? Point to the relevant step in the picture, then write the changed result and the rule or evidence that supports it.</w:t>
+      <w:pPr>
+        <w:spacing w:line="336" w:lineRule="auto" w:after="180"/>
+      </w:pPr>
+      <w:r>
+        <w:rPr>
+          <w:b w:val="0"/>
+        </w:rPr>
+        <w:t xml:space="preserve">Does100% </w:t>
+      </w:r>
+      <w:r>
+        <w:rPr>
+          <w:b/>
+        </w:rPr>
+        <w:t>training</w:t>
+      </w:r>
+      <w:r>
+        <w:rPr>
+          <w:b w:val="0"/>
+        </w:rPr>
+        <w:t xml:space="preserve"> accuracy prove Large was always best? Point to the relevant step in the picture, then write the changed result and the rule or </w:t>
+      </w:r>
+      <w:r>
+        <w:rPr>
+          <w:b/>
+        </w:rPr>
+        <w:t>evidence</w:t>
+      </w:r>
+      <w:r>
+        <w:rPr>
+          <w:b w:val="0"/>
+        </w:rPr>
+        <w:t xml:space="preserve"> that supports it.</w:t>
       </w:r>
     </w:p>
     <w:p>
@@ -1737,18 +3415,131 @@
       </w:r>
     </w:p>
     <w:p>
-      <w:r>
-        <w:t>No. Originally Large scored60% on validation versus Small80%; training perfection alone did not establish generalisation. Changed-case check: Its gap is 18 percentage points; it now beats Small on this validation set. Validation performance improved, but the training-validation gap is not a complete release rule.</w:t>
-      </w:r>
-    </w:p>
-    <w:p>
-      <w:r>
-        <w:t>Changed-case reasoning: Its gap is 18 percentage points; it now beats Small on this validation set. Validation performance improved, but the training-validation gap is not a complete release rule.</w:t>
-      </w:r>
-    </w:p>
-    <w:p>
-      <w:r>
-        <w:t>Collect each learner’s explanation before discussion. Use the first missing connection between input, deciding step and result to choose support. This question is worked-case practice, not fresh mastery evidence.</w:t>
+      <w:pPr>
+        <w:spacing w:line="336" w:lineRule="auto" w:after="180"/>
+      </w:pPr>
+      <w:r>
+        <w:rPr>
+          <w:b w:val="0"/>
+        </w:rPr>
+        <w:t>No. Originally Large scored</w:t>
+      </w:r>
+      <w:r>
+        <w:rPr>
+          <w:b/>
+        </w:rPr>
+        <w:t>60%</w:t>
+      </w:r>
+      <w:r>
+        <w:rPr>
+          <w:b w:val="0"/>
+        </w:rPr>
+        <w:t xml:space="preserve"> on validation versus Small</w:t>
+      </w:r>
+      <w:r>
+        <w:rPr>
+          <w:b/>
+        </w:rPr>
+        <w:t>80%</w:t>
+      </w:r>
+      <w:r>
+        <w:rPr>
+          <w:b w:val="0"/>
+        </w:rPr>
+        <w:t xml:space="preserve">; </w:t>
+      </w:r>
+      <w:r>
+        <w:rPr>
+          <w:b/>
+        </w:rPr>
+        <w:t>training</w:t>
+      </w:r>
+      <w:r>
+        <w:rPr>
+          <w:b w:val="0"/>
+        </w:rPr>
+        <w:t xml:space="preserve"> perfection alone did not establish generalisation. Changed-case check: Its gap is 18 percentage points; it now beats Small on this validation set.</w:t>
+      </w:r>
+    </w:p>
+    <w:p>
+      <w:pPr>
+        <w:spacing w:line="336" w:lineRule="auto" w:after="180"/>
+      </w:pPr>
+      <w:r>
+        <w:rPr>
+          <w:b w:val="0"/>
+        </w:rPr>
+        <w:t xml:space="preserve">Validation performance improved, but the </w:t>
+      </w:r>
+      <w:r>
+        <w:rPr>
+          <w:b/>
+        </w:rPr>
+        <w:t>training</w:t>
+      </w:r>
+      <w:r>
+        <w:rPr>
+          <w:b w:val="0"/>
+        </w:rPr>
+        <w:t>-validation gap is not a complete release rule.</w:t>
+      </w:r>
+    </w:p>
+    <w:p>
+      <w:pPr>
+        <w:spacing w:line="336" w:lineRule="auto" w:after="180"/>
+      </w:pPr>
+      <w:r>
+        <w:rPr>
+          <w:b w:val="0"/>
+        </w:rPr>
+        <w:t xml:space="preserve">Changed-case reasoning: Its gap is 18 percentage points; it now beats Small on this validation set. Validation performance improved, but the </w:t>
+      </w:r>
+      <w:r>
+        <w:rPr>
+          <w:b/>
+        </w:rPr>
+        <w:t>training</w:t>
+      </w:r>
+      <w:r>
+        <w:rPr>
+          <w:b w:val="0"/>
+        </w:rPr>
+        <w:t>-validation gap is not a complete release rule.</w:t>
+      </w:r>
+    </w:p>
+    <w:p>
+      <w:pPr>
+        <w:spacing w:line="336" w:lineRule="auto" w:after="180"/>
+      </w:pPr>
+      <w:r>
+        <w:rPr>
+          <w:b w:val="0"/>
+        </w:rPr>
+        <w:t xml:space="preserve">Collect each learner’s explanation before discussion. Use the first missing connection between </w:t>
+      </w:r>
+      <w:r>
+        <w:rPr>
+          <w:b/>
+        </w:rPr>
+        <w:t>input</w:t>
+      </w:r>
+      <w:r>
+        <w:rPr>
+          <w:b w:val="0"/>
+        </w:rPr>
+        <w:t xml:space="preserve">, deciding step and result to choose support. This question is worked-case practice, not fresh mastery </w:t>
+      </w:r>
+      <w:r>
+        <w:rPr>
+          <w:b/>
+        </w:rPr>
+        <w:t>evidence</w:t>
+      </w:r>
+      <w:r>
+        <w:rPr>
+          <w:b w:val="0"/>
+        </w:rPr>
+        <w:t>.</w:t>
       </w:r>
     </w:p>
     <w:p>
@@ -1760,54 +3551,133 @@
       </w:r>
     </w:p>
     <w:p>
+      <w:r>
+        <w:t>Run the Overfitting investigation and use the first unsupported step to choose a teaching response.</w:t>
+      </w:r>
+    </w:p>
+    <w:p>
+      <w:pPr>
+        <w:spacing w:line="336" w:lineRule="auto" w:after="180"/>
+      </w:pPr>
+      <w:r>
+        <w:rPr>
+          <w:b w:val="0"/>
+        </w:rPr>
+        <w:t>Keep the test conditions fixed, record every result, and change only one planned factor.</w:t>
+      </w:r>
+    </w:p>
+    <w:p>
+      <w:pPr>
+        <w:spacing w:line="336" w:lineRule="auto" w:after="180"/>
+        <w:shd w:fill="F4F9FC"/>
+      </w:pPr>
+      <w:r>
+        <w:rPr>
+          <w:b w:val="0"/>
+        </w:rPr>
+        <w:t xml:space="preserve">1. Write the hypothesis and expected </w:t>
+      </w:r>
+      <w:r>
+        <w:rPr>
+          <w:b/>
+        </w:rPr>
+        <w:t>evidence</w:t>
+      </w:r>
+      <w:r>
+        <w:rPr>
+          <w:b w:val="0"/>
+        </w:rPr>
+        <w:t xml:space="preserve"> before running.</w:t>
+      </w:r>
+    </w:p>
+    <w:p>
+      <w:pPr>
+        <w:spacing w:line="336" w:lineRule="auto" w:after="180"/>
+        <w:shd w:fill="F4F9FC"/>
+      </w:pPr>
+      <w:r>
+        <w:rPr>
+          <w:b w:val="0"/>
+        </w:rPr>
+        <w:t xml:space="preserve">2. </w:t>
+      </w:r>
+      <w:r>
+        <w:rPr>
+          <w:b/>
+        </w:rPr>
+        <w:t>Complexity</w:t>
+      </w:r>
+      <w:r>
+        <w:rPr>
+          <w:b w:val="0"/>
+        </w:rPr>
+        <w:t xml:space="preserve"> Trial: fit paper trees of increasing depth, plot train/validation results, and identify the first clear overfit pattern.</w:t>
+      </w:r>
+    </w:p>
+    <w:p>
+      <w:pPr>
+        <w:spacing w:line="336" w:lineRule="auto" w:after="180"/>
+        <w:shd w:fill="F4F9FC"/>
+      </w:pPr>
+      <w:r>
+        <w:rPr>
+          <w:b w:val="0"/>
+        </w:rPr>
+        <w:t>3. Run one normal, one boundary, one missing, and one shifted case.</w:t>
+      </w:r>
+    </w:p>
+    <w:p>
+      <w:pPr>
+        <w:spacing w:line="336" w:lineRule="auto" w:after="180"/>
+        <w:shd w:fill="F4F9FC"/>
+      </w:pPr>
+      <w:r>
+        <w:rPr>
+          <w:b w:val="0"/>
+        </w:rPr>
+        <w:t>4. Calculate the metric from raw counts or row-level errors.</w:t>
+      </w:r>
+    </w:p>
+    <w:p>
+      <w:pPr>
+        <w:spacing w:line="336" w:lineRule="auto" w:after="180"/>
+        <w:shd w:fill="F4F9FC"/>
+      </w:pPr>
+      <w:r>
+        <w:rPr>
+          <w:b w:val="0"/>
+        </w:rPr>
+        <w:t>5. Interpret what changed, what did not, and what remains unsafe or unknown.</w:t>
+      </w:r>
+    </w:p>
+    <w:p>
       <w:pPr>
         <w:pStyle w:val="Heading3"/>
       </w:pPr>
       <w:r>
-        <w:t>Run the weekly evidence lab</w:t>
-      </w:r>
-    </w:p>
-    <w:p>
-      <w:r>
-        <w:t>Keep the test conditions fixed, record every result, and change only one planned factor.</w:t>
-      </w:r>
-    </w:p>
-    <w:p>
-      <w:r>
-        <w:t>1. Write the hypothesis and expected evidence before running.</w:t>
-      </w:r>
-    </w:p>
-    <w:p>
-      <w:r>
-        <w:t>2. Complexity Trial: fit paper trees of increasing depth, plot train/validation results, and identify the first clear overfit pattern.</w:t>
-      </w:r>
-    </w:p>
-    <w:p>
-      <w:r>
-        <w:t>3. Run one normal, one boundary, one missing, and one shifted case.</w:t>
-      </w:r>
-    </w:p>
-    <w:p>
-      <w:r>
-        <w:t>4. Calculate the metric from raw counts or row-level errors.</w:t>
-      </w:r>
-    </w:p>
-    <w:p>
-      <w:r>
-        <w:t>5. Interpret what changed, what did not, and what remains unsafe or unknown.</w:t>
-      </w:r>
-    </w:p>
-    <w:p>
-      <w:pPr>
-        <w:pStyle w:val="Heading3"/>
-      </w:pPr>
-      <w:r>
         <w:t>Make the lab runnable</w:t>
       </w:r>
     </w:p>
     <w:p>
-      <w:r>
-        <w:t>Use the concrete case as the shared normal case and the independent question as a second case. Each pair creates a boundary or missing-information case and predicts its result before testing. Keep the expected result separate from an observed mistake.</w:t>
+      <w:pPr>
+        <w:spacing w:line="336" w:lineRule="auto" w:after="180"/>
+      </w:pPr>
+      <w:r>
+        <w:rPr>
+          <w:b w:val="0"/>
+        </w:rPr>
+        <w:t>Use the concrete case as the shared normal case and the independent question as a second case. Each pair creates a boundary or missing-information case and predicts its result before testing.</w:t>
+      </w:r>
+    </w:p>
+    <w:p>
+      <w:pPr>
+        <w:spacing w:line="336" w:lineRule="auto" w:after="180"/>
+      </w:pPr>
+      <w:r>
+        <w:rPr>
+          <w:b w:val="0"/>
+        </w:rPr>
+        <w:t>Keep the expected result separate from an observed mistake.</w:t>
       </w:r>
     </w:p>
     <w:tbl>
@@ -1965,13 +3835,48 @@
       </w:r>
     </w:p>
     <w:p>
-      <w:r>
-        <w:t>MISCONCEPTION TO REPAIR The model with the highest training accuracy is the best model.</w:t>
-      </w:r>
-    </w:p>
-    <w:p>
-      <w:r>
-        <w:t>For guessing, return to given facts and request a trace. For vocabulary without application, use one example and one non-example. For arithmetic errors, check the setup before the calculation. Finish with a different uncoached case before recording mastery.</w:t>
+      <w:pPr>
+        <w:spacing w:line="336" w:lineRule="auto" w:after="180"/>
+      </w:pPr>
+      <w:r>
+        <w:rPr>
+          <w:b w:val="0"/>
+        </w:rPr>
+        <w:t xml:space="preserve">MISCONCEPTION TO REPAIR The model with the highest </w:t>
+      </w:r>
+      <w:r>
+        <w:rPr>
+          <w:b/>
+        </w:rPr>
+        <w:t>training</w:t>
+      </w:r>
+      <w:r>
+        <w:rPr>
+          <w:b w:val="0"/>
+        </w:rPr>
+        <w:t xml:space="preserve"> accuracy is the best model.</w:t>
+      </w:r>
+    </w:p>
+    <w:p>
+      <w:pPr>
+        <w:spacing w:line="336" w:lineRule="auto" w:after="180"/>
+      </w:pPr>
+      <w:r>
+        <w:rPr>
+          <w:b w:val="0"/>
+        </w:rPr>
+        <w:t>For guessing, return to given facts and request a trace. For vocabulary without application, use one example and one non-example. For arithmetic errors, check the setup before the calculation.</w:t>
+      </w:r>
+    </w:p>
+    <w:p>
+      <w:pPr>
+        <w:spacing w:line="336" w:lineRule="auto" w:after="180"/>
+      </w:pPr>
+      <w:r>
+        <w:rPr>
+          <w:b w:val="0"/>
+        </w:rPr>
+        <w:t>Finish with a different uncoached case before recording mastery.</w:t>
       </w:r>
     </w:p>
     <w:p>
@@ -1983,18 +3888,83 @@
       </w:r>
     </w:p>
     <w:p>
-      <w:r>
-        <w:t>A final answer is enough: Ask for the relevant counts, units, procedure or saved record. For this week: Choose the line with validation MAE 3. The curve training MAE 0 does not compensate for validation MAE 8.</w:t>
-      </w:r>
-    </w:p>
-    <w:p>
-      <w:r>
+      <w:pPr>
+        <w:spacing w:line="336" w:lineRule="auto" w:after="180"/>
+      </w:pPr>
+      <w:r>
+        <w:rPr>
+          <w:b w:val="0"/>
+        </w:rPr>
+        <w:t xml:space="preserve">A final answer is enough: Ask for the relevant counts, units, procedure or saved record. For this week: Choose the line with validation MAE 3. The curve </w:t>
+      </w:r>
+      <w:r>
+        <w:rPr>
+          <w:b/>
+        </w:rPr>
+        <w:t>training</w:t>
+      </w:r>
+      <w:r>
+        <w:rPr>
+          <w:b w:val="0"/>
+        </w:rPr>
+        <w:t xml:space="preserve"> MAE 0 does not compensate for validation MAE 8.</w:t>
+      </w:r>
+    </w:p>
+    <w:p>
+      <w:pPr>
+        <w:spacing w:line="336" w:lineRule="auto" w:after="180"/>
+      </w:pPr>
+      <w:r>
+        <w:rPr>
+          <w:b w:val="0"/>
+        </w:rPr>
         <w:t>A stronger claim makes a stronger project: Check data provenance, split grouping, label quality and repeated development results; inspect representative residuals without using final test feedback to tune.</w:t>
       </w:r>
     </w:p>
     <w:p>
-      <w:r>
-        <w:t>The new case can be copied from the example: The independent task changes the evidence. Require a fresh explanation: B wins the validation tie by the declared simplicity rule. C is not selected merely for its zero training error.</w:t>
+      <w:pPr>
+        <w:spacing w:line="336" w:lineRule="auto" w:after="180"/>
+      </w:pPr>
+      <w:r>
+        <w:rPr>
+          <w:b w:val="0"/>
+        </w:rPr>
+        <w:t xml:space="preserve">The new case can be copied from the example: The independent task changes the </w:t>
+      </w:r>
+      <w:r>
+        <w:rPr>
+          <w:b/>
+        </w:rPr>
+        <w:t>evidence</w:t>
+      </w:r>
+      <w:r>
+        <w:rPr>
+          <w:b w:val="0"/>
+        </w:rPr>
+        <w:t>. Require a fresh explanation: B wins the validation tie by the declared simplicity rule.</w:t>
+      </w:r>
+    </w:p>
+    <w:p>
+      <w:pPr>
+        <w:spacing w:line="336" w:lineRule="auto" w:after="180"/>
+      </w:pPr>
+      <w:r>
+        <w:rPr>
+          <w:b w:val="0"/>
+        </w:rPr>
+        <w:t xml:space="preserve">C is not selected merely for its zero </w:t>
+      </w:r>
+      <w:r>
+        <w:rPr>
+          <w:b/>
+        </w:rPr>
+        <w:t>training</w:t>
+      </w:r>
+      <w:r>
+        <w:rPr>
+          <w:b w:val="0"/>
+        </w:rPr>
+        <w:t xml:space="preserve"> error.</w:t>
       </w:r>
     </w:p>
     <w:p>
@@ -2152,8 +4122,25 @@
       </w:tr>
     </w:tbl>
     <w:p>
-      <w:r>
-        <w:t>Offer an oral explanation, drawing, enlarged visual or fewer examples when that removes a reading/writing barrier. Keep the same reasoning goal. Stretch secure learners by changing a boundary or assumption and asking them to defend the effect, not simply by assigning more of the same questions.</w:t>
+      <w:pPr>
+        <w:spacing w:line="336" w:lineRule="auto" w:after="180"/>
+      </w:pPr>
+      <w:r>
+        <w:rPr>
+          <w:b w:val="0"/>
+        </w:rPr>
+        <w:t>Offer an oral explanation, drawing, enlarged visual or fewer examples when that removes a reading/writing barrier. Keep the same reasoning goal.</w:t>
+      </w:r>
+    </w:p>
+    <w:p>
+      <w:pPr>
+        <w:spacing w:line="336" w:lineRule="auto" w:after="180"/>
+      </w:pPr>
+      <w:r>
+        <w:rPr>
+          <w:b w:val="0"/>
+        </w:rPr>
+        <w:t>Stretch secure learners by changing a boundary or assumption and asking them to defend the effect, not simply by assigning more of the same questions.</w:t>
       </w:r>
     </w:p>
     <w:p>
@@ -2165,11 +4152,16 @@
       </w:r>
     </w:p>
     <w:p>
+      <w:r>
+        <w:t>Use the Overfitting questions, teacher keys and criteria after the relevant attempts. Previously discussed cases are practice; protect the separately selected independent task.</w:t>
+      </w:r>
+    </w:p>
+    <w:p>
       <w:pPr>
         <w:pStyle w:val="Heading3"/>
       </w:pPr>
       <w:r>
-        <w:t>Assess and explain the answers</w:t>
+        <w:t>Worked case answer</w:t>
       </w:r>
     </w:p>
     <w:p>
@@ -2177,12 +4169,31 @@
         <w:pStyle w:val="Heading3"/>
       </w:pPr>
       <w:r>
-        <w:t>Worked case answer</w:t>
-      </w:r>
-    </w:p>
-    <w:p>
-      <w:r>
-        <w:t>A gap40 percentage points; B gap5. B has better shared validation accuracy. A suggests overfitting, but investigate distribution differences too.</w:t>
+        <w:t>Teacher key · Worked case answer</w:t>
+      </w:r>
+    </w:p>
+    <w:p>
+      <w:pPr>
+        <w:spacing w:line="336" w:lineRule="auto" w:after="180"/>
+        <w:shd w:fill="F1F6FC"/>
+      </w:pPr>
+      <w:r>
+        <w:rPr>
+          <w:b w:val="0"/>
+        </w:rPr>
+        <w:t xml:space="preserve">A gap40 percentage points; B gap5. B has better shared validation accuracy. A suggests </w:t>
+      </w:r>
+      <w:r>
+        <w:rPr>
+          <w:b/>
+        </w:rPr>
+        <w:t>overfitting</w:t>
+      </w:r>
+      <w:r>
+        <w:rPr>
+          <w:b w:val="0"/>
+        </w:rPr>
+        <w:t>, but investigate distribution differences too.</w:t>
       </w:r>
     </w:p>
     <w:p>
@@ -2194,21 +4205,111 @@
       </w:r>
     </w:p>
     <w:p>
-      <w:r>
-        <w:t>Model A has training accuracy 99% and validation accuracy 70%; B has 88% and 84%. Compute each gap and discuss the evidence.</w:t>
-      </w:r>
-    </w:p>
-    <w:p>
       <w:pPr>
         <w:pStyle w:val="Heading3"/>
       </w:pPr>
       <w:r>
+        <w:t>Independent question · withhold the key</w:t>
+      </w:r>
+    </w:p>
+    <w:p>
+      <w:pPr>
+        <w:spacing w:line="336" w:lineRule="auto" w:after="180"/>
+        <w:shd w:fill="F5F1FB"/>
+      </w:pPr>
+      <w:r>
+        <w:rPr>
+          <w:b w:val="0"/>
+        </w:rPr>
+        <w:t xml:space="preserve">Model A has </w:t>
+      </w:r>
+      <w:r>
+        <w:rPr>
+          <w:b/>
+        </w:rPr>
+        <w:t>training</w:t>
+      </w:r>
+      <w:r>
+        <w:rPr>
+          <w:b w:val="0"/>
+        </w:rPr>
+        <w:t xml:space="preserve"> accuracy 99% and validation accuracy </w:t>
+      </w:r>
+      <w:r>
+        <w:rPr>
+          <w:b/>
+        </w:rPr>
+        <w:t>70%</w:t>
+      </w:r>
+      <w:r>
+        <w:rPr>
+          <w:b w:val="0"/>
+        </w:rPr>
+        <w:t xml:space="preserve">; B has 88% and 84%. Compute each gap and discuss the </w:t>
+      </w:r>
+      <w:r>
+        <w:rPr>
+          <w:b/>
+        </w:rPr>
+        <w:t>evidence</w:t>
+      </w:r>
+      <w:r>
+        <w:rPr>
+          <w:b w:val="0"/>
+        </w:rPr>
+        <w:t>.</w:t>
+      </w:r>
+    </w:p>
+    <w:p>
+      <w:pPr>
+        <w:pStyle w:val="Heading3"/>
+      </w:pPr>
+      <w:r>
         <w:t>Expected independent answer</w:t>
       </w:r>
     </w:p>
     <w:p>
-      <w:r>
-        <w:t>A's gap is 29 percentage points; B's is 4. A shows stronger evidence of overfitting, while B performs better on this validation set.</w:t>
+      <w:pPr>
+        <w:pStyle w:val="Heading3"/>
+      </w:pPr>
+      <w:r>
+        <w:t>Teacher key · Expected independent answer</w:t>
+      </w:r>
+    </w:p>
+    <w:p>
+      <w:pPr>
+        <w:spacing w:line="336" w:lineRule="auto" w:after="180"/>
+        <w:shd w:fill="F1F6FC"/>
+      </w:pPr>
+      <w:r>
+        <w:rPr>
+          <w:b w:val="0"/>
+        </w:rPr>
+        <w:t xml:space="preserve">A's gap is 29 percentage points; B's is 4. A shows stronger </w:t>
+      </w:r>
+      <w:r>
+        <w:rPr>
+          <w:b/>
+        </w:rPr>
+        <w:t>evidence</w:t>
+      </w:r>
+      <w:r>
+        <w:rPr>
+          <w:b w:val="0"/>
+        </w:rPr>
+        <w:t xml:space="preserve"> of </w:t>
+      </w:r>
+      <w:r>
+        <w:rPr>
+          <w:b/>
+        </w:rPr>
+        <w:t>overfitting</w:t>
+      </w:r>
+      <w:r>
+        <w:rPr>
+          <w:b w:val="0"/>
+        </w:rPr>
+        <w:t>, while B performs better on this validation set.</w:t>
       </w:r>
     </w:p>
     <w:p>
@@ -2446,8 +4547,25 @@
       </w:tr>
     </w:tbl>
     <w:p>
-      <w:r>
-        <w:t>Use 6/8 as a classroom checkpoint, with 2 required for both Result and Reasoning. This is a proposed teaching rule, not a validated certification threshold. Do not count a coached answer as independent mastery; correct unsafe or unsupported claims regardless of total.</w:t>
+      <w:pPr>
+        <w:spacing w:line="336" w:lineRule="auto" w:after="180"/>
+      </w:pPr>
+      <w:r>
+        <w:rPr>
+          <w:b w:val="0"/>
+        </w:rPr>
+        <w:t>Use 6/8 as a classroom checkpoint, with 2 required for both Result and Reasoning. This is a proposed teaching rule, not a validated certification threshold.</w:t>
+      </w:r>
+    </w:p>
+    <w:p>
+      <w:pPr>
+        <w:spacing w:line="336" w:lineRule="auto" w:after="180"/>
+      </w:pPr>
+      <w:r>
+        <w:rPr>
+          <w:b w:val="0"/>
+        </w:rPr>
+        <w:t>Do not count a coached answer as independent mastery; correct unsafe or unsupported claims regardless of total.</w:t>
       </w:r>
     </w:p>
     <w:p>
@@ -2459,8 +4577,38 @@
       </w:r>
     </w:p>
     <w:p>
-      <w:r>
-        <w:t>Ask the learner to find the evidence that challenges this claim: “Higher training accuracy always identifies the better generalizing model.” Keep the first attempt and an uncoached retry separate.</w:t>
+      <w:pPr>
+        <w:spacing w:line="336" w:lineRule="auto" w:after="180"/>
+      </w:pPr>
+      <w:r>
+        <w:rPr>
+          <w:b w:val="0"/>
+        </w:rPr>
+        <w:t xml:space="preserve">Ask the learner to find the </w:t>
+      </w:r>
+      <w:r>
+        <w:rPr>
+          <w:b/>
+        </w:rPr>
+        <w:t>evidence</w:t>
+      </w:r>
+      <w:r>
+        <w:rPr>
+          <w:b w:val="0"/>
+        </w:rPr>
+        <w:t xml:space="preserve"> that challenges this claim: “Higher </w:t>
+      </w:r>
+      <w:r>
+        <w:rPr>
+          <w:b/>
+        </w:rPr>
+        <w:t>training</w:t>
+      </w:r>
+      <w:r>
+        <w:rPr>
+          <w:b w:val="0"/>
+        </w:rPr>
+        <w:t xml:space="preserve"> accuracy always identifies the better generalizing model.” Keep the first attempt and an uncoached retry separate.</w:t>
       </w:r>
     </w:p>
     <w:p>
@@ -2472,15 +4620,42 @@
       </w:r>
     </w:p>
     <w:p>
-      <w:r>
-        <w:t>A gap=40 percentage points; B gap=5. B is the stronger candidate on shared validation accuracy. A suggests overfitting, but distribution differences or leakage checks remain relevant. Use untouched final data after selection.</w:t>
-      </w:r>
-    </w:p>
-    <w:p>
       <w:pPr>
         <w:pStyle w:val="Heading3"/>
       </w:pPr>
       <w:r>
+        <w:t>Teacher key · Original transfer answer</w:t>
+      </w:r>
+    </w:p>
+    <w:p>
+      <w:pPr>
+        <w:spacing w:line="336" w:lineRule="auto" w:after="180"/>
+        <w:shd w:fill="F1F6FC"/>
+      </w:pPr>
+      <w:r>
+        <w:rPr>
+          <w:b w:val="0"/>
+        </w:rPr>
+        <w:t xml:space="preserve">A gap=40 percentage points; B gap=5. B is the stronger candidate on shared validation accuracy. A suggests </w:t>
+      </w:r>
+      <w:r>
+        <w:rPr>
+          <w:b/>
+        </w:rPr>
+        <w:t>overfitting</w:t>
+      </w:r>
+      <w:r>
+        <w:rPr>
+          <w:b w:val="0"/>
+        </w:rPr>
+        <w:t>, but distribution differences or leakage checks remain relevant. Use untouched final data after selection.</w:t>
+      </w:r>
+    </w:p>
+    <w:p>
+      <w:pPr>
+        <w:pStyle w:val="Heading3"/>
+      </w:pPr>
+      <w:r>
         <w:t>Explanations for the additional workbook examples</w:t>
       </w:r>
     </w:p>
@@ -2493,84 +4668,378 @@
       </w:r>
     </w:p>
     <w:p>
-      <w:r>
-        <w:t>Choose among the three worked candidates and explain the training trap.</w:t>
-      </w:r>
-    </w:p>
-    <w:p>
-      <w:r>
-        <w:t>Teacher explanation: Choose the line with validation MAE 3. The curve training MAE 0 does not compensate for validation MAE 8.</w:t>
-      </w:r>
-    </w:p>
-    <w:p>
       <w:pPr>
         <w:pStyle w:val="Heading3"/>
       </w:pPr>
       <w:r>
+        <w:t>Workbook question · W1</w:t>
+      </w:r>
+    </w:p>
+    <w:p>
+      <w:pPr>
+        <w:spacing w:line="336" w:lineRule="auto" w:after="180"/>
+        <w:shd w:fill="F5F1FB"/>
+      </w:pPr>
+      <w:r>
+        <w:rPr>
+          <w:b w:val="0"/>
+        </w:rPr>
+        <w:t xml:space="preserve">Choose among the three worked candidates and explain the </w:t>
+      </w:r>
+      <w:r>
+        <w:rPr>
+          <w:b/>
+        </w:rPr>
+        <w:t>training</w:t>
+      </w:r>
+      <w:r>
+        <w:rPr>
+          <w:b w:val="0"/>
+        </w:rPr>
+        <w:t xml:space="preserve"> trap.</w:t>
+      </w:r>
+    </w:p>
+    <w:p>
+      <w:pPr>
+        <w:pStyle w:val="Heading3"/>
+      </w:pPr>
+      <w:r>
+        <w:t>Teacher reasoning · W1</w:t>
+      </w:r>
+    </w:p>
+    <w:p>
+      <w:pPr>
+        <w:spacing w:line="336" w:lineRule="auto" w:after="180"/>
+        <w:shd w:fill="F1F6FC"/>
+      </w:pPr>
+      <w:r>
+        <w:rPr>
+          <w:b w:val="0"/>
+        </w:rPr>
+        <w:t xml:space="preserve">Teacher explanation: Choose the line with validation MAE 3. The curve </w:t>
+      </w:r>
+      <w:r>
+        <w:rPr>
+          <w:b/>
+        </w:rPr>
+        <w:t>training</w:t>
+      </w:r>
+      <w:r>
+        <w:rPr>
+          <w:b w:val="0"/>
+        </w:rPr>
+        <w:t xml:space="preserve"> MAE 0 does not compensate for validation MAE 8.</w:t>
+      </w:r>
+    </w:p>
+    <w:p>
+      <w:pPr>
+        <w:pStyle w:val="Heading3"/>
+      </w:pPr>
+      <w:r>
         <w:t>W2 Interpret a gap</w:t>
       </w:r>
     </w:p>
     <w:p>
-      <w:r>
-        <w:t>Does a training-validation gap alone prove overfitting?</w:t>
-      </w:r>
-    </w:p>
-    <w:p>
-      <w:r>
-        <w:t>Teacher explanation: No. It is consistent with overfitting but may also reflect shift, data quality or split problems.</w:t>
-      </w:r>
-    </w:p>
-    <w:p>
       <w:pPr>
         <w:pStyle w:val="Heading3"/>
       </w:pPr>
       <w:r>
+        <w:t>Workbook question · W2</w:t>
+      </w:r>
+    </w:p>
+    <w:p>
+      <w:pPr>
+        <w:spacing w:line="336" w:lineRule="auto" w:after="180"/>
+        <w:shd w:fill="F5F1FB"/>
+      </w:pPr>
+      <w:r>
+        <w:rPr>
+          <w:b w:val="0"/>
+        </w:rPr>
+        <w:t xml:space="preserve">Does a </w:t>
+      </w:r>
+      <w:r>
+        <w:rPr>
+          <w:b/>
+        </w:rPr>
+        <w:t>training</w:t>
+      </w:r>
+      <w:r>
+        <w:rPr>
+          <w:b w:val="0"/>
+        </w:rPr>
+        <w:t xml:space="preserve">-validation gap alone prove </w:t>
+      </w:r>
+      <w:r>
+        <w:rPr>
+          <w:b/>
+        </w:rPr>
+        <w:t>overfitting</w:t>
+      </w:r>
+      <w:r>
+        <w:rPr>
+          <w:b w:val="0"/>
+        </w:rPr>
+        <w:t>?</w:t>
+      </w:r>
+    </w:p>
+    <w:p>
+      <w:pPr>
+        <w:pStyle w:val="Heading3"/>
+      </w:pPr>
+      <w:r>
+        <w:t>Teacher reasoning · W2</w:t>
+      </w:r>
+    </w:p>
+    <w:p>
+      <w:pPr>
+        <w:spacing w:line="336" w:lineRule="auto" w:after="180"/>
+        <w:shd w:fill="F1F6FC"/>
+      </w:pPr>
+      <w:r>
+        <w:rPr>
+          <w:b w:val="0"/>
+        </w:rPr>
+        <w:t xml:space="preserve">Teacher explanation: No. It is consistent with </w:t>
+      </w:r>
+      <w:r>
+        <w:rPr>
+          <w:b/>
+        </w:rPr>
+        <w:t>overfitting</w:t>
+      </w:r>
+      <w:r>
+        <w:rPr>
+          <w:b w:val="0"/>
+        </w:rPr>
+        <w:t xml:space="preserve"> but may also reflect shift, data quality or split problems.</w:t>
+      </w:r>
+    </w:p>
+    <w:p>
+      <w:pPr>
+        <w:pStyle w:val="Heading3"/>
+      </w:pPr>
+      <w:r>
         <w:t>W3 Propose a controlled change</w:t>
       </w:r>
     </w:p>
     <w:p>
-      <w:r>
+      <w:pPr>
+        <w:pStyle w:val="Heading3"/>
+      </w:pPr>
+      <w:r>
+        <w:t>Workbook question · W3</w:t>
+      </w:r>
+    </w:p>
+    <w:p>
+      <w:pPr>
+        <w:spacing w:line="336" w:lineRule="auto" w:after="180"/>
+        <w:shd w:fill="F5F1FB"/>
+      </w:pPr>
+      <w:r>
+        <w:rPr>
+          <w:b w:val="0"/>
+        </w:rPr>
         <w:t>Describe one fair next development comparison.</w:t>
       </w:r>
     </w:p>
     <w:p>
-      <w:r>
-        <w:t>Teacher explanation: Compare a simpler curve against the current curve on the same validation rows, retaining the same metric and training-only fitting; log the change.</w:t>
-      </w:r>
-    </w:p>
-    <w:p>
       <w:pPr>
         <w:pStyle w:val="Heading3"/>
       </w:pPr>
       <w:r>
+        <w:t>Teacher reasoning · W3</w:t>
+      </w:r>
+    </w:p>
+    <w:p>
+      <w:pPr>
+        <w:spacing w:line="336" w:lineRule="auto" w:after="180"/>
+        <w:shd w:fill="F1F6FC"/>
+      </w:pPr>
+      <w:r>
+        <w:rPr>
+          <w:b w:val="0"/>
+        </w:rPr>
+        <w:t xml:space="preserve">Teacher explanation: Compare a simpler curve against the current curve on the same validation rows, retaining the same metric and </w:t>
+      </w:r>
+      <w:r>
+        <w:rPr>
+          <w:b/>
+        </w:rPr>
+        <w:t>training</w:t>
+      </w:r>
+      <w:r>
+        <w:rPr>
+          <w:b w:val="0"/>
+        </w:rPr>
+        <w:t xml:space="preserve">-only </w:t>
+      </w:r>
+      <w:r>
+        <w:rPr>
+          <w:b/>
+        </w:rPr>
+        <w:t>fitting</w:t>
+      </w:r>
+      <w:r>
+        <w:rPr>
+          <w:b w:val="0"/>
+        </w:rPr>
+        <w:t>; log the change.</w:t>
+      </w:r>
+    </w:p>
+    <w:p>
+      <w:pPr>
+        <w:pStyle w:val="Heading3"/>
+      </w:pPr>
+      <w:r>
         <w:t>W4 Apply independently</w:t>
       </w:r>
     </w:p>
     <w:p>
-      <w:r>
-        <w:t>Models A training 4 validation 5, B training 1 validation 2, C training 0 validation 2. Lowest validation MAE then simpler; B is simpler than C. Choose and justify.</w:t>
-      </w:r>
-    </w:p>
-    <w:p>
-      <w:r>
-        <w:t>Teacher explanation: B wins the validation tie by the declared simplicity rule. C is not selected merely for its zero training error.</w:t>
-      </w:r>
-    </w:p>
-    <w:p>
       <w:pPr>
         <w:pStyle w:val="Heading3"/>
       </w:pPr>
       <w:r>
+        <w:t>Workbook question · W4</w:t>
+      </w:r>
+    </w:p>
+    <w:p>
+      <w:pPr>
+        <w:spacing w:line="336" w:lineRule="auto" w:after="180"/>
+        <w:shd w:fill="F5F1FB"/>
+      </w:pPr>
+      <w:r>
+        <w:rPr>
+          <w:b w:val="0"/>
+        </w:rPr>
+        <w:t xml:space="preserve">Models A </w:t>
+      </w:r>
+      <w:r>
+        <w:rPr>
+          <w:b/>
+        </w:rPr>
+        <w:t>training</w:t>
+      </w:r>
+      <w:r>
+        <w:rPr>
+          <w:b w:val="0"/>
+        </w:rPr>
+        <w:t xml:space="preserve"> 4 validation 5, B </w:t>
+      </w:r>
+      <w:r>
+        <w:rPr>
+          <w:b/>
+        </w:rPr>
+        <w:t>training</w:t>
+      </w:r>
+      <w:r>
+        <w:rPr>
+          <w:b w:val="0"/>
+        </w:rPr>
+        <w:t xml:space="preserve"> 1 validation 2, C </w:t>
+      </w:r>
+      <w:r>
+        <w:rPr>
+          <w:b/>
+        </w:rPr>
+        <w:t>training</w:t>
+      </w:r>
+      <w:r>
+        <w:rPr>
+          <w:b w:val="0"/>
+        </w:rPr>
+        <w:t xml:space="preserve"> 0 validation 2. Lowest validation MAE then simpler; B is simpler than C. Choose and justify.</w:t>
+      </w:r>
+    </w:p>
+    <w:p>
+      <w:pPr>
+        <w:pStyle w:val="Heading3"/>
+      </w:pPr>
+      <w:r>
+        <w:t>Teacher reasoning · W4</w:t>
+      </w:r>
+    </w:p>
+    <w:p>
+      <w:pPr>
+        <w:spacing w:line="336" w:lineRule="auto" w:after="180"/>
+        <w:shd w:fill="F1F6FC"/>
+      </w:pPr>
+      <w:r>
+        <w:rPr>
+          <w:b w:val="0"/>
+        </w:rPr>
+        <w:t xml:space="preserve">Teacher explanation: B wins the validation tie by the declared simplicity rule. C is not selected merely for its zero </w:t>
+      </w:r>
+      <w:r>
+        <w:rPr>
+          <w:b/>
+        </w:rPr>
+        <w:t>training</w:t>
+      </w:r>
+      <w:r>
+        <w:rPr>
+          <w:b w:val="0"/>
+        </w:rPr>
+        <w:t xml:space="preserve"> error.</w:t>
+      </w:r>
+    </w:p>
+    <w:p>
+      <w:pPr>
+        <w:pStyle w:val="Heading3"/>
+      </w:pPr>
+      <w:r>
         <w:t>W5 Limit a diagnosis</w:t>
       </w:r>
     </w:p>
     <w:p>
-      <w:r>
-        <w:t>What extra evidence would you inspect before concluding a model memorized noise?</w:t>
-      </w:r>
-    </w:p>
-    <w:p>
-      <w:r>
+      <w:pPr>
+        <w:pStyle w:val="Heading3"/>
+      </w:pPr>
+      <w:r>
+        <w:t>Workbook question · W5</w:t>
+      </w:r>
+    </w:p>
+    <w:p>
+      <w:pPr>
+        <w:spacing w:line="336" w:lineRule="auto" w:after="180"/>
+        <w:shd w:fill="F5F1FB"/>
+      </w:pPr>
+      <w:r>
+        <w:rPr>
+          <w:b w:val="0"/>
+        </w:rPr>
+        <w:t xml:space="preserve">What extra </w:t>
+      </w:r>
+      <w:r>
+        <w:rPr>
+          <w:b/>
+        </w:rPr>
+        <w:t>evidence</w:t>
+      </w:r>
+      <w:r>
+        <w:rPr>
+          <w:b w:val="0"/>
+        </w:rPr>
+        <w:t xml:space="preserve"> would you inspect before concluding a model memorized noise?</w:t>
+      </w:r>
+    </w:p>
+    <w:p>
+      <w:pPr>
+        <w:pStyle w:val="Heading3"/>
+      </w:pPr>
+      <w:r>
+        <w:t>Teacher reasoning · W5</w:t>
+      </w:r>
+    </w:p>
+    <w:p>
+      <w:pPr>
+        <w:spacing w:line="336" w:lineRule="auto" w:after="180"/>
+        <w:shd w:fill="F1F6FC"/>
+      </w:pPr>
+      <w:r>
+        <w:rPr>
+          <w:b w:val="0"/>
+        </w:rPr>
         <w:t>Teacher explanation: Check data provenance, split grouping, label quality and repeated development results; inspect representative residuals without using final test feedback to tune.</w:t>
       </w:r>
     </w:p>
@@ -2583,21 +5052,99 @@
       </w:r>
     </w:p>
     <w:p>
-      <w:r>
-        <w:t>Selected case: Model A training96%, validation62%; model B training88%, validation79%. Compare gaps and choose a development candidate, assuming the same valid evaluation conditions.</w:t>
-      </w:r>
-    </w:p>
-    <w:p>
       <w:pPr>
         <w:pStyle w:val="Heading3"/>
       </w:pPr>
       <w:r>
+        <w:t>Independent question · withhold the key</w:t>
+      </w:r>
+    </w:p>
+    <w:p>
+      <w:pPr>
+        <w:spacing w:line="336" w:lineRule="auto" w:after="180"/>
+        <w:shd w:fill="F5F1FB"/>
+      </w:pPr>
+      <w:r>
+        <w:rPr>
+          <w:b w:val="0"/>
+        </w:rPr>
+        <w:t xml:space="preserve">Selected case: Model A </w:t>
+      </w:r>
+      <w:r>
+        <w:rPr>
+          <w:b/>
+        </w:rPr>
+        <w:t>training</w:t>
+      </w:r>
+      <w:r>
+        <w:rPr>
+          <w:b w:val="0"/>
+        </w:rPr>
+        <w:t xml:space="preserve">96%, validation62%; model B </w:t>
+      </w:r>
+      <w:r>
+        <w:rPr>
+          <w:b/>
+        </w:rPr>
+        <w:t>training</w:t>
+      </w:r>
+      <w:r>
+        <w:rPr>
+          <w:b w:val="0"/>
+        </w:rPr>
+        <w:t>88%, validation79%. Compare gaps and choose a development candidate, assuming the same valid evaluation conditions.</w:t>
+      </w:r>
+    </w:p>
+    <w:p>
+      <w:pPr>
+        <w:pStyle w:val="Heading3"/>
+      </w:pPr>
+      <w:r>
         <w:t>Selected case answer</w:t>
       </w:r>
     </w:p>
     <w:p>
-      <w:r>
-        <w:t>A gap34 percentage points; B gap9. B has better validation performance and a smaller gap, so is the development candidate under the supplied conditions. Training accuracy alone is insufficient. Freeze decisions before a separate final evaluation.</w:t>
+      <w:pPr>
+        <w:pStyle w:val="Heading3"/>
+      </w:pPr>
+      <w:r>
+        <w:t>Teacher key · Selected case answer</w:t>
+      </w:r>
+    </w:p>
+    <w:p>
+      <w:pPr>
+        <w:spacing w:line="336" w:lineRule="auto" w:after="180"/>
+        <w:shd w:fill="F1F6FC"/>
+      </w:pPr>
+      <w:r>
+        <w:rPr>
+          <w:b w:val="0"/>
+        </w:rPr>
+        <w:t xml:space="preserve">A gap34 percentage points; B gap9. B has better validation performance and a smaller gap, so is the development candidate under the supplied conditions. </w:t>
+      </w:r>
+      <w:r>
+        <w:rPr>
+          <w:b/>
+        </w:rPr>
+        <w:t>Training</w:t>
+      </w:r>
+      <w:r>
+        <w:rPr>
+          <w:b w:val="0"/>
+        </w:rPr>
+        <w:t xml:space="preserve"> accuracy alone is insufficient.</w:t>
+      </w:r>
+    </w:p>
+    <w:p>
+      <w:pPr>
+        <w:spacing w:line="336" w:lineRule="auto" w:after="180"/>
+        <w:shd w:fill="F1F6FC"/>
+      </w:pPr>
+      <w:r>
+        <w:rPr>
+          <w:b w:val="0"/>
+        </w:rPr>
+        <w:t>Freeze decisions before a separate final evaluation.</w:t>
       </w:r>
     </w:p>
     <w:tbl>
@@ -2703,21 +5250,77 @@
       </w:tr>
     </w:tbl>
     <w:p>
-      <w:r>
-        <w:t>Record each dimension as not yet, with support, or independent. Accept a valid alternative procedure with a defensible trace. Do not penalise an honestly recorded model failure if the learner correctly explains its evidence and limits.</w:t>
-      </w:r>
-    </w:p>
-    <w:p>
       <w:pPr>
         <w:pStyle w:val="Heading3"/>
       </w:pPr>
       <w:r>
+        <w:t>Teacher key · Selected case answer</w:t>
+      </w:r>
+    </w:p>
+    <w:p>
+      <w:pPr>
+        <w:spacing w:line="336" w:lineRule="auto" w:after="180"/>
+        <w:shd w:fill="F1F6FC"/>
+      </w:pPr>
+      <w:r>
+        <w:rPr>
+          <w:b w:val="0"/>
+        </w:rPr>
+        <w:t>Record each dimension as not yet, with support, or independent. Accept a valid alternative procedure with a defensible trace.</w:t>
+      </w:r>
+    </w:p>
+    <w:p>
+      <w:pPr>
+        <w:spacing w:line="336" w:lineRule="auto" w:after="180"/>
+        <w:shd w:fill="F1F6FC"/>
+      </w:pPr>
+      <w:r>
+        <w:rPr>
+          <w:b w:val="0"/>
+        </w:rPr>
+        <w:t xml:space="preserve">Do not penalise an honestly recorded model failure if the learner correctly explains its </w:t>
+      </w:r>
+      <w:r>
+        <w:rPr>
+          <w:b/>
+        </w:rPr>
+        <w:t>evidence</w:t>
+      </w:r>
+      <w:r>
+        <w:rPr>
+          <w:b w:val="0"/>
+        </w:rPr>
+        <w:t xml:space="preserve"> and limits.</w:t>
+      </w:r>
+    </w:p>
+    <w:p>
+      <w:pPr>
+        <w:pStyle w:val="Heading3"/>
+      </w:pPr>
+      <w:r>
         <w:t>Feedback that the learner uses</w:t>
       </w:r>
     </w:p>
     <w:p>
-      <w:r>
-        <w:t>Name the earliest unsupported step and give one action to repair it. Have the learner make that repair now and explain why. Then assess the relevant skill on a fresh, fully specified case. Confirm it was not previously practised with feedback; solve and check the new case before assigning it. A follow-up design prompt is a starting brief, not automatically an equivalent test.</w:t>
+      <w:pPr>
+        <w:spacing w:line="336" w:lineRule="auto" w:after="180"/>
+      </w:pPr>
+      <w:r>
+        <w:rPr>
+          <w:b w:val="0"/>
+        </w:rPr>
+        <w:t>Name the earliest unsupported step and give one action to repair it. Have the learner make that repair now and explain why. Then assess the relevant skill on a fresh, fully specified case.</w:t>
+      </w:r>
+    </w:p>
+    <w:p>
+      <w:pPr>
+        <w:spacing w:line="336" w:lineRule="auto" w:after="180"/>
+      </w:pPr>
+      <w:r>
+        <w:rPr>
+          <w:b w:val="0"/>
+        </w:rPr>
+        <w:t>Confirm it was not previously practised with feedback; solve and check the new case before assigning it. A follow-up design prompt is a starting brief, not automatically an equivalent test.</w:t>
       </w:r>
     </w:p>
     <w:p>
@@ -2729,11 +5332,74 @@
       </w:r>
     </w:p>
     <w:p>
+      <w:r>
+        <w:t>Connect Overfitting to Responsible Plant Classifier, adapt support and plan a later changed-case check.</w:t>
+      </w:r>
+    </w:p>
+    <w:p>
       <w:pPr>
         <w:pStyle w:val="Heading3"/>
       </w:pPr>
       <w:r>
-        <w:t>Connect and extend learning</w:t>
+        <w:t>Responsible Plant Classifier</w:t>
+      </w:r>
+    </w:p>
+    <w:p>
+      <w:pPr>
+        <w:spacing w:line="336" w:lineRule="auto" w:after="180"/>
+      </w:pPr>
+      <w:r>
+        <w:rPr>
+          <w:b w:val="0"/>
+        </w:rPr>
+        <w:t xml:space="preserve">Check Plant Classifier train-validation gaps and limit </w:t>
+      </w:r>
+      <w:r>
+        <w:rPr>
+          <w:b/>
+        </w:rPr>
+        <w:t>complexity</w:t>
+      </w:r>
+      <w:r>
+        <w:rPr>
+          <w:b w:val="0"/>
+        </w:rPr>
+        <w:t xml:space="preserve"> before final test release.</w:t>
+      </w:r>
+    </w:p>
+    <w:p>
+      <w:pPr>
+        <w:spacing w:line="336" w:lineRule="auto" w:after="180"/>
+      </w:pPr>
+      <w:r>
+        <w:rPr>
+          <w:b w:val="0"/>
+        </w:rPr>
+        <w:t xml:space="preserve">Keep the decision, </w:t>
+      </w:r>
+      <w:r>
+        <w:rPr>
+          <w:b/>
+        </w:rPr>
+        <w:t>input</w:t>
+      </w:r>
+      <w:r>
+        <w:rPr>
+          <w:b w:val="0"/>
+        </w:rPr>
+        <w:t xml:space="preserve">, result, explanation and remaining limitation in the project </w:t>
+      </w:r>
+      <w:r>
+        <w:rPr>
+          <w:b/>
+        </w:rPr>
+        <w:t>evidence</w:t>
+      </w:r>
+      <w:r>
+        <w:rPr>
+          <w:b w:val="0"/>
+        </w:rPr>
+        <w:t xml:space="preserve"> record. Retrieve this record next week rather than restarting the project.</w:t>
       </w:r>
     </w:p>
     <w:p>
@@ -2741,17 +5407,18 @@
         <w:pStyle w:val="Heading3"/>
       </w:pPr>
       <w:r>
-        <w:t>Responsible Plant Classifier</w:t>
-      </w:r>
-    </w:p>
-    <w:p>
-      <w:r>
-        <w:t>Check Plant Classifier train-validation gaps and limit complexity before final test release.</w:t>
-      </w:r>
-    </w:p>
-    <w:p>
-      <w:r>
-        <w:t>Keep the decision, input, result, explanation and remaining limitation in the project evidence record. Retrieve this record next week rather than restarting the project.</w:t>
+        <w:t>Support and stretch</w:t>
+      </w:r>
+    </w:p>
+    <w:p>
+      <w:pPr>
+        <w:spacing w:line="336" w:lineRule="auto" w:after="180"/>
+      </w:pPr>
+      <w:r>
+        <w:rPr>
+          <w:b w:val="0"/>
+        </w:rPr>
+        <w:t>Use a tiny labelled dataset, explicit units and a named positive class. Stretch: require a baseline, held-out evaluation and subgroup or shifted-condition analysis with denominators.</w:t>
       </w:r>
     </w:p>
     <w:p>
@@ -2759,12 +5426,30 @@
         <w:pStyle w:val="Heading3"/>
       </w:pPr>
       <w:r>
-        <w:t>Support and stretch</w:t>
-      </w:r>
-    </w:p>
-    <w:p>
-      <w:r>
-        <w:t>Use a tiny labelled dataset, explicit units and a named positive class. Stretch: require a baseline, held-out evaluation and subgroup or shifted-condition analysis with denominators.</w:t>
+        <w:t>Exit reflection</w:t>
+      </w:r>
+    </w:p>
+    <w:p>
+      <w:pPr>
+        <w:spacing w:line="336" w:lineRule="auto" w:after="180"/>
+      </w:pPr>
+      <w:r>
+        <w:rPr>
+          <w:b w:val="0"/>
+        </w:rPr>
+        <w:t xml:space="preserve">Ask for one decision the learner can now justify and one situation requiring more </w:t>
+      </w:r>
+      <w:r>
+        <w:rPr>
+          <w:b/>
+        </w:rPr>
+        <w:t>evidence</w:t>
+      </w:r>
+      <w:r>
+        <w:rPr>
+          <w:b w:val="0"/>
+        </w:rPr>
+        <w:t xml:space="preserve"> or human review. Confidence ratings are separate from correct independent performance.</w:t>
       </w:r>
     </w:p>
     <w:p>
@@ -2772,12 +5457,30 @@
         <w:pStyle w:val="Heading3"/>
       </w:pPr>
       <w:r>
-        <w:t>Exit reflection</w:t>
-      </w:r>
-    </w:p>
-    <w:p>
-      <w:r>
-        <w:t>Ask for one decision the learner can now justify and one situation requiring more evidence or human review. Confidence ratings are separate from correct independent performance.</w:t>
+        <w:t>Bridge to the next week</w:t>
+      </w:r>
+    </w:p>
+    <w:p>
+      <w:pPr>
+        <w:spacing w:line="336" w:lineRule="auto" w:after="180"/>
+      </w:pPr>
+      <w:r>
+        <w:rPr>
+          <w:b w:val="0"/>
+        </w:rPr>
+        <w:t xml:space="preserve">Next: Week 28: Learning Curves. Retrieve today’s </w:t>
+      </w:r>
+      <w:r>
+        <w:rPr>
+          <w:b/>
+        </w:rPr>
+        <w:t>evidence</w:t>
+      </w:r>
+      <w:r>
+        <w:rPr>
+          <w:b w:val="0"/>
+        </w:rPr>
+        <w:t xml:space="preserve"> and identify what carries forward and what is new.</w:t>
       </w:r>
     </w:p>
     <w:p>
@@ -2785,12 +5488,145 @@
         <w:pStyle w:val="Heading3"/>
       </w:pPr>
       <w:r>
-        <w:t>Bridge to the next week</w:t>
-      </w:r>
-    </w:p>
-    <w:p>
-      <w:r>
-        <w:t>Next: Week 28: Learning Curves. Retrieve today’s evidence and identify what carries forward and what is new.</w:t>
+        <w:t>Support and fresh reassessment</w:t>
+      </w:r>
+    </w:p>
+    <w:p>
+      <w:pPr>
+        <w:spacing w:line="336" w:lineRule="auto" w:after="180"/>
+      </w:pPr>
+      <w:r>
+        <w:rPr>
+          <w:b w:val="0"/>
+        </w:rPr>
+        <w:t xml:space="preserve">Provide a blank </w:t>
+      </w:r>
+      <w:r>
+        <w:rPr>
+          <w:b/>
+        </w:rPr>
+        <w:t>evidence</w:t>
+      </w:r>
+      <w:r>
+        <w:rPr>
+          <w:b w:val="0"/>
+        </w:rPr>
+        <w:t xml:space="preserve"> table and allow a verbal explanation before writing. Highlight the given conditions without supplying the W 4 conclusion. Use </w:t>
+      </w:r>
+      <w:r>
+        <w:rPr>
+          <w:b/>
+        </w:rPr>
+        <w:t>capacity</w:t>
+      </w:r>
+      <w:r>
+        <w:rPr>
+          <w:b w:val="0"/>
+        </w:rPr>
+        <w:t xml:space="preserve"> and </w:t>
+      </w:r>
+      <w:r>
+        <w:rPr>
+          <w:b/>
+        </w:rPr>
+        <w:t>overfitting</w:t>
+      </w:r>
+      <w:r>
+        <w:rPr>
+          <w:b w:val="0"/>
+        </w:rPr>
+        <w:t xml:space="preserve"> in full sentences.</w:t>
+      </w:r>
+    </w:p>
+    <w:p>
+      <w:pPr>
+        <w:spacing w:line="336" w:lineRule="auto" w:after="180"/>
+      </w:pPr>
+      <w:r>
+        <w:rPr>
+          <w:b w:val="0"/>
+        </w:rPr>
+        <w:t>Extension: alter one condition in the worked example and explain which conclusion changes and which remains supported.</w:t>
+      </w:r>
+    </w:p>
+    <w:p>
+      <w:pPr>
+        <w:spacing w:line="336" w:lineRule="auto" w:after="180"/>
+      </w:pPr>
+      <w:r>
+        <w:rPr>
+          <w:b w:val="0"/>
+        </w:rPr>
+        <w:t xml:space="preserve">For independent W 4, require: B wins the validation tie by the declared simplicity rule. C is not selected merely for its zero </w:t>
+      </w:r>
+      <w:r>
+        <w:rPr>
+          <w:b/>
+        </w:rPr>
+        <w:t>training</w:t>
+      </w:r>
+      <w:r>
+        <w:rPr>
+          <w:b w:val="0"/>
+        </w:rPr>
+        <w:t xml:space="preserve"> error.</w:t>
+      </w:r>
+    </w:p>
+    <w:p>
+      <w:pPr>
+        <w:spacing w:line="336" w:lineRule="auto" w:after="180"/>
+      </w:pPr>
+      <w:r>
+        <w:rPr>
+          <w:b w:val="0"/>
+        </w:rPr>
+        <w:t xml:space="preserve">Fresh retry </w:t>
+      </w:r>
+      <w:r>
+        <w:rPr>
+          <w:b/>
+        </w:rPr>
+        <w:t>training</w:t>
+      </w:r>
+      <w:r>
+        <w:rPr>
+          <w:b w:val="0"/>
+        </w:rPr>
+        <w:t>/validation D 3/4 E 0/7 F 2/3: choose F under lowest validation loss. Explain why E is not automatically best. Mark each criterion as independent, supported or not yet demonstrated.</w:t>
+      </w:r>
+    </w:p>
+    <w:p>
+      <w:pPr>
+        <w:spacing w:line="336" w:lineRule="auto" w:after="180"/>
+      </w:pPr>
+      <w:r>
+        <w:rPr>
+          <w:b w:val="0"/>
+        </w:rPr>
+        <w:t>Reassess the reasoning after feedback; do not replace the first attempt silently.</w:t>
+      </w:r>
+    </w:p>
+    <w:p>
+      <w:pPr>
+        <w:spacing w:line="336" w:lineRule="auto" w:after="180"/>
+      </w:pPr>
+      <w:r>
+        <w:rPr>
+          <w:b w:val="0"/>
+        </w:rPr>
+        <w:t xml:space="preserve">Next week: Learning curves and variability. Carry forward the saved </w:t>
+      </w:r>
+      <w:r>
+        <w:rPr>
+          <w:b/>
+        </w:rPr>
+        <w:t>evidence</w:t>
+      </w:r>
+      <w:r>
+        <w:rPr>
+          <w:b w:val="0"/>
+        </w:rPr>
+        <w:t xml:space="preserve"> and the distinction between development choices and justified claims.</w:t>
       </w:r>
     </w:p>
     <w:p>
@@ -2798,40 +5634,40 @@
         <w:pStyle w:val="Heading3"/>
       </w:pPr>
       <w:r>
-        <w:t>Support and fresh reassessment</w:t>
-      </w:r>
-    </w:p>
-    <w:p>
-      <w:r>
-        <w:t>Provide a blank evidence table and allow a verbal explanation before writing. Highlight the given conditions without supplying the W 4 conclusion. Use capacity and overfitting in full sentences. Extension: alter one condition in the worked example and explain which conclusion changes and which remains supported.</w:t>
-      </w:r>
-    </w:p>
-    <w:p>
-      <w:r>
-        <w:t>For independent W 4, require: B wins the validation tie by the declared simplicity rule. C is not selected merely for its zero training error. Fresh retry training/validation D 3/4 E 0/7 F 2/3: choose F under lowest validation loss. Explain why E is not automatically best. Mark each criterion as independent, supported or not yet demonstrated. Reassess the reasoning after feedback; do not replace the first attempt silently.</w:t>
-      </w:r>
-    </w:p>
-    <w:p>
-      <w:r>
-        <w:t>Next week: Learning curves and variability. Carry forward the saved evidence and the distinction between development choices and justified claims.</w:t>
-      </w:r>
-    </w:p>
-    <w:p>
-      <w:pPr>
-        <w:pStyle w:val="Heading3"/>
-      </w:pPr>
-      <w:r>
         <w:t>Plan the delayed return</w:t>
       </w:r>
     </w:p>
     <w:p>
-      <w:r>
+      <w:pPr>
+        <w:spacing w:line="336" w:lineRule="auto" w:after="180"/>
+      </w:pPr>
+      <w:r>
+        <w:rPr>
+          <w:b w:val="0"/>
+        </w:rPr>
         <w:t>Suggested return points in this level: ai-4/28, ai-4/30, ai-4/33. Use actual classroom dates, adjusting for holidays and gaps. One, three and six teaching weeks are scheduling choices, not a claimed optimal spacing.</w:t>
       </w:r>
     </w:p>
     <w:p>
-      <w:r>
-        <w:t>At a delayed check, ask for the idea from memory and a changed application. Compare with the earlier independent response and record support used. For a new level, revisit the previous capstone before checking the new prerequisites.</w:t>
+      <w:pPr>
+        <w:spacing w:line="336" w:lineRule="auto" w:after="180"/>
+      </w:pPr>
+      <w:r>
+        <w:rPr>
+          <w:b w:val="0"/>
+        </w:rPr>
+        <w:t>At a delayed check, ask for the idea from memory and a changed application. Compare with the earlier independent response and record support used.</w:t>
+      </w:r>
+    </w:p>
+    <w:p>
+      <w:pPr>
+        <w:spacing w:line="336" w:lineRule="auto" w:after="180"/>
+      </w:pPr>
+      <w:r>
+        <w:rPr>
+          <w:b w:val="0"/>
+        </w:rPr>
+        <w:t>For a new level, revisit the previous capstone before checking the new prerequisites.</w:t>
       </w:r>
     </w:p>
     <w:tbl>
@@ -2991,8 +5827,26 @@
       </w:tr>
     </w:tbl>
     <w:p>
-      <w:r>
-        <w:t>Use the evidence to choose reteaching or the next step. A completed page, confidence rating or attractive project does not by itself demonstrate understanding.</w:t>
+      <w:pPr>
+        <w:spacing w:line="336" w:lineRule="auto" w:after="180"/>
+      </w:pPr>
+      <w:r>
+        <w:rPr>
+          <w:b w:val="0"/>
+        </w:rPr>
+        <w:t xml:space="preserve">Use the </w:t>
+      </w:r>
+      <w:r>
+        <w:rPr>
+          <w:b/>
+        </w:rPr>
+        <w:t>evidence</w:t>
+      </w:r>
+      <w:r>
+        <w:rPr>
+          <w:b w:val="0"/>
+        </w:rPr>
+        <w:t xml:space="preserve"> to choose reteaching or the next step. A completed page, confidence rating or attractive project does not by itself demonstrate understanding.</w:t>
       </w:r>
     </w:p>
     <w:p>
@@ -3004,8 +5858,37 @@
       </w:r>
     </w:p>
     <w:p>
-      <w:r>
-        <w:t>For your Responsible Plant Classifier, save the input, procedure, observed result and limitation of this check. Label this worked example as practice; use a different, previously unreviewed case when checking independent understanding.</w:t>
+      <w:pPr>
+        <w:spacing w:line="336" w:lineRule="auto" w:after="180"/>
+      </w:pPr>
+      <w:r>
+        <w:rPr>
+          <w:b w:val="0"/>
+        </w:rPr>
+        <w:t xml:space="preserve">For your Responsible Plant Classifier, save the </w:t>
+      </w:r>
+      <w:r>
+        <w:rPr>
+          <w:b/>
+        </w:rPr>
+        <w:t>input</w:t>
+      </w:r>
+      <w:r>
+        <w:rPr>
+          <w:b w:val="0"/>
+        </w:rPr>
+        <w:t>, procedure, observed result and limitation of this check.</w:t>
+      </w:r>
+    </w:p>
+    <w:p>
+      <w:pPr>
+        <w:spacing w:line="336" w:lineRule="auto" w:after="180"/>
+      </w:pPr>
+      <w:r>
+        <w:rPr>
+          <w:b w:val="0"/>
+        </w:rPr>
+        <w:t>Label this worked example as practice; use a different, previously unreviewed case when checking independent understanding.</w:t>
       </w:r>
     </w:p>
     <w:p>
@@ -3018,12 +5901,80 @@
     </w:p>
     <w:p>
       <w:r>
-        <w:t>Teaching target: Compare training and validation evidence for model capacity</w:t>
-      </w:r>
-    </w:p>
-    <w:p>
-      <w:r>
-        <w:t>Prepare the labelled worked-case picture, the matching workbook, fictional input cards and a place for individual responses. Check a local Python 3 environment before class; have a paper-trace version ready.</w:t>
+        <w:t>Use this preparation summary alongside the detailed Overfitting lesson; it is a checklist rather than a replacement for the full sequence.</w:t>
+      </w:r>
+    </w:p>
+    <w:p>
+      <w:pPr>
+        <w:pStyle w:val="Heading3"/>
+      </w:pPr>
+      <w:r>
+        <w:t>Teaching target</w:t>
+      </w:r>
+    </w:p>
+    <w:p>
+      <w:pPr>
+        <w:spacing w:line="336" w:lineRule="auto" w:after="180"/>
+        <w:shd w:fill="EDF7F3"/>
+      </w:pPr>
+      <w:r>
+        <w:rPr>
+          <w:b w:val="0"/>
+        </w:rPr>
+        <w:t xml:space="preserve">Teaching target: Compare </w:t>
+      </w:r>
+      <w:r>
+        <w:rPr>
+          <w:b/>
+        </w:rPr>
+        <w:t>training</w:t>
+      </w:r>
+      <w:r>
+        <w:rPr>
+          <w:b w:val="0"/>
+        </w:rPr>
+        <w:t xml:space="preserve"> and validation </w:t>
+      </w:r>
+      <w:r>
+        <w:rPr>
+          <w:b/>
+        </w:rPr>
+        <w:t>evidence</w:t>
+      </w:r>
+      <w:r>
+        <w:rPr>
+          <w:b w:val="0"/>
+        </w:rPr>
+        <w:t xml:space="preserve"> for model </w:t>
+      </w:r>
+      <w:r>
+        <w:rPr>
+          <w:b/>
+        </w:rPr>
+        <w:t>capacity</w:t>
+      </w:r>
+    </w:p>
+    <w:p>
+      <w:pPr>
+        <w:spacing w:line="336" w:lineRule="auto" w:after="180"/>
+      </w:pPr>
+      <w:r>
+        <w:rPr>
+          <w:b w:val="0"/>
+        </w:rPr>
+        <w:t xml:space="preserve">Prepare the labelled worked-case picture, the matching workbook, fictional </w:t>
+      </w:r>
+      <w:r>
+        <w:rPr>
+          <w:b/>
+        </w:rPr>
+        <w:t>input</w:t>
+      </w:r>
+      <w:r>
+        <w:rPr>
+          <w:b w:val="0"/>
+        </w:rPr>
+        <w:t xml:space="preserve"> cards and a place for individual responses. Check a local Python 3 environment before class; have a paper-trace version ready.</w:t>
       </w:r>
     </w:p>
     <w:tbl>
@@ -3170,37 +6121,256 @@
       </w:tr>
     </w:tbl>
     <w:p>
-      <w:r>
-        <w:t>Before class, solve the supported practice: Does a training-validation gap alone prove overfitting?</w:t>
-      </w:r>
-    </w:p>
-    <w:p>
-      <w:r>
-        <w:t>Reasoned practice answer: Teacher explanation: No. It is consistent with overfitting but may also reflect shift, data quality or split problems.</w:t>
-      </w:r>
-    </w:p>
-    <w:p>
-      <w:r>
-        <w:t>Check every learner before discussion: Use the worked case for Overfitting and model capacity. Proposed explanation: “A final answer is enough”. Decide whether this explanation is supported. Point to the step or supplied fact that decides; explain your repair if needed.</w:t>
-      </w:r>
-    </w:p>
-    <w:p>
-      <w:r>
-        <w:t>Misconception repair: Ask for the relevant counts, units, procedure or saved record. For this week: Choose the line with validation MAE 3. The curve training MAE 0 does not compensate for validation MAE 8.</w:t>
-      </w:r>
-    </w:p>
-    <w:p>
-      <w:r>
-        <w:t>Support: read the exact case aloud, enlarge the labelled picture, supply input cards and model only the first deciding step. Accept a spoken explanation or drawing; retain the reasoning goal.</w:t>
-      </w:r>
-    </w:p>
-    <w:p>
-      <w:r>
-        <w:t>Extension: Large’s validation accuracy rises to82% after a development revision. Require a prediction and a reason before comparing. Expected result: Its gap is 18 percentage points; it now beats Small on this validation set. Reason: Validation performance improved, but the training-validation gap is not a complete release rule.</w:t>
-      </w:r>
-    </w:p>
-    <w:p>
-      <w:r>
+      <w:pPr>
+        <w:spacing w:line="336" w:lineRule="auto" w:after="180"/>
+        <w:shd w:fill="F5F1FB"/>
+      </w:pPr>
+      <w:r>
+        <w:rPr>
+          <w:b w:val="0"/>
+        </w:rPr>
+        <w:t xml:space="preserve">Before class, solve the supported practice: Does a </w:t>
+      </w:r>
+      <w:r>
+        <w:rPr>
+          <w:b/>
+        </w:rPr>
+        <w:t>training</w:t>
+      </w:r>
+      <w:r>
+        <w:rPr>
+          <w:b w:val="0"/>
+        </w:rPr>
+        <w:t xml:space="preserve">-validation gap alone prove </w:t>
+      </w:r>
+      <w:r>
+        <w:rPr>
+          <w:b/>
+        </w:rPr>
+        <w:t>overfitting</w:t>
+      </w:r>
+      <w:r>
+        <w:rPr>
+          <w:b w:val="0"/>
+        </w:rPr>
+        <w:t>?</w:t>
+      </w:r>
+    </w:p>
+    <w:p>
+      <w:pPr>
+        <w:pStyle w:val="Heading3"/>
+      </w:pPr>
+      <w:r>
+        <w:t>Supported practice answer</w:t>
+      </w:r>
+    </w:p>
+    <w:p>
+      <w:pPr>
+        <w:spacing w:line="336" w:lineRule="auto" w:after="180"/>
+        <w:shd w:fill="F1F6FC"/>
+      </w:pPr>
+      <w:r>
+        <w:rPr>
+          <w:b w:val="0"/>
+        </w:rPr>
+        <w:t xml:space="preserve">Reasoned practice answer: Teacher explanation: No. It is consistent with </w:t>
+      </w:r>
+      <w:r>
+        <w:rPr>
+          <w:b/>
+        </w:rPr>
+        <w:t>overfitting</w:t>
+      </w:r>
+      <w:r>
+        <w:rPr>
+          <w:b w:val="0"/>
+        </w:rPr>
+        <w:t xml:space="preserve"> but may also reflect shift, data quality or split problems.</w:t>
+      </w:r>
+    </w:p>
+    <w:p>
+      <w:pPr>
+        <w:spacing w:line="336" w:lineRule="auto" w:after="180"/>
+      </w:pPr>
+      <w:r>
+        <w:rPr>
+          <w:b w:val="0"/>
+        </w:rPr>
+        <w:t xml:space="preserve">Check every learner before discussion: Use the worked case for </w:t>
+      </w:r>
+      <w:r>
+        <w:rPr>
+          <w:b/>
+        </w:rPr>
+        <w:t>Overfitting</w:t>
+      </w:r>
+      <w:r>
+        <w:rPr>
+          <w:b w:val="0"/>
+        </w:rPr>
+        <w:t xml:space="preserve"> and model </w:t>
+      </w:r>
+      <w:r>
+        <w:rPr>
+          <w:b/>
+        </w:rPr>
+        <w:t>capacity</w:t>
+      </w:r>
+      <w:r>
+        <w:rPr>
+          <w:b w:val="0"/>
+        </w:rPr>
+        <w:t>. Proposed explanation: “A final answer is enough”. Decide whether this explanation is supported.</w:t>
+      </w:r>
+    </w:p>
+    <w:p>
+      <w:pPr>
+        <w:spacing w:line="336" w:lineRule="auto" w:after="180"/>
+      </w:pPr>
+      <w:r>
+        <w:rPr>
+          <w:b w:val="0"/>
+        </w:rPr>
+        <w:t>Point to the step or supplied fact that decides; explain your repair if needed.</w:t>
+      </w:r>
+    </w:p>
+    <w:p>
+      <w:pPr>
+        <w:pStyle w:val="Heading3"/>
+      </w:pPr>
+      <w:r>
+        <w:t>Repair the misconception</w:t>
+      </w:r>
+    </w:p>
+    <w:p>
+      <w:pPr>
+        <w:spacing w:line="336" w:lineRule="auto" w:after="180"/>
+        <w:shd w:fill="FFF5E6"/>
+      </w:pPr>
+      <w:r>
+        <w:rPr>
+          <w:b w:val="0"/>
+        </w:rPr>
+        <w:t xml:space="preserve">Misconception repair: Ask for the relevant counts, units, procedure or saved record. For this week: Choose the line with validation MAE 3. The curve </w:t>
+      </w:r>
+      <w:r>
+        <w:rPr>
+          <w:b/>
+        </w:rPr>
+        <w:t>training</w:t>
+      </w:r>
+      <w:r>
+        <w:rPr>
+          <w:b w:val="0"/>
+        </w:rPr>
+        <w:t xml:space="preserve"> MAE 0 does not compensate for validation MAE 8.</w:t>
+      </w:r>
+    </w:p>
+    <w:p>
+      <w:pPr>
+        <w:pStyle w:val="Heading3"/>
+      </w:pPr>
+      <w:r>
+        <w:t>Support without giving away the answer</w:t>
+      </w:r>
+    </w:p>
+    <w:p>
+      <w:pPr>
+        <w:spacing w:line="336" w:lineRule="auto" w:after="180"/>
+        <w:shd w:fill="F1F6F8"/>
+      </w:pPr>
+      <w:r>
+        <w:rPr>
+          <w:b w:val="0"/>
+        </w:rPr>
+        <w:t xml:space="preserve">Support: read the exact case aloud, enlarge the labelled picture, supply </w:t>
+      </w:r>
+      <w:r>
+        <w:rPr>
+          <w:b/>
+        </w:rPr>
+        <w:t>input</w:t>
+      </w:r>
+      <w:r>
+        <w:rPr>
+          <w:b w:val="0"/>
+        </w:rPr>
+        <w:t xml:space="preserve"> cards and model only the first deciding step. Accept a spoken explanation or drawing; retain the reasoning goal.</w:t>
+      </w:r>
+    </w:p>
+    <w:p>
+      <w:pPr>
+        <w:pStyle w:val="Heading3"/>
+      </w:pPr>
+      <w:r>
+        <w:t>Extend the reasoning</w:t>
+      </w:r>
+    </w:p>
+    <w:p>
+      <w:pPr>
+        <w:spacing w:line="336" w:lineRule="auto" w:after="180"/>
+        <w:shd w:fill="F5F1FB"/>
+      </w:pPr>
+      <w:r>
+        <w:rPr>
+          <w:b w:val="0"/>
+        </w:rPr>
+        <w:t xml:space="preserve">Extension: Large’s validation accuracy rises to82% after a development revision. Require a </w:t>
+      </w:r>
+      <w:r>
+        <w:rPr>
+          <w:b/>
+        </w:rPr>
+        <w:t>prediction</w:t>
+      </w:r>
+      <w:r>
+        <w:rPr>
+          <w:b w:val="0"/>
+        </w:rPr>
+        <w:t xml:space="preserve"> and a reason before comparing. Expected result: Its gap is 18 percentage points; it now beats Small on this validation set.</w:t>
+      </w:r>
+    </w:p>
+    <w:p>
+      <w:pPr>
+        <w:spacing w:line="336" w:lineRule="auto" w:after="180"/>
+        <w:shd w:fill="F5F1FB"/>
+      </w:pPr>
+      <w:r>
+        <w:rPr>
+          <w:b w:val="0"/>
+        </w:rPr>
+        <w:t xml:space="preserve">Reason: Validation performance improved, but the </w:t>
+      </w:r>
+      <w:r>
+        <w:rPr>
+          <w:b/>
+        </w:rPr>
+        <w:t>training</w:t>
+      </w:r>
+      <w:r>
+        <w:rPr>
+          <w:b w:val="0"/>
+        </w:rPr>
+        <w:t>-validation gap is not a complete release rule.</w:t>
+      </w:r>
+    </w:p>
+    <w:p>
+      <w:pPr>
+        <w:pStyle w:val="Heading3"/>
+      </w:pPr>
+      <w:r>
+        <w:t>Protect the independent attempt</w:t>
+      </w:r>
+    </w:p>
+    <w:p>
+      <w:pPr>
+        <w:spacing w:line="336" w:lineRule="auto" w:after="180"/>
+        <w:shd w:fill="FFF5E6"/>
+      </w:pPr>
+      <w:r>
+        <w:rPr>
+          <w:b w:val="0"/>
+        </w:rPr>
         <w:t>Independent assessment: withhold the reserved answer until the learner has attempted the new case. Record support separately from correctness.</w:t>
       </w:r>
     </w:p>
@@ -3389,13 +6559,58 @@
       </w:tr>
     </w:tbl>
     <w:p>
-      <w:r>
-        <w:t>Project checkpoint: Prepare the demonstration. Gather reproducible instructions, evidence, access checks and remaining limitations.</w:t>
-      </w:r>
-    </w:p>
-    <w:p>
-      <w:r>
-        <w:t>Use the weekly teacher answer for topic-specific reasoning. A saved progress tick is an activity record; judge mastery from the learner’s explanation and evidence.</w:t>
+      <w:pPr>
+        <w:pStyle w:val="Heading3"/>
+      </w:pPr>
+      <w:r>
+        <w:t>Project checkpoint</w:t>
+      </w:r>
+    </w:p>
+    <w:p>
+      <w:pPr>
+        <w:spacing w:line="336" w:lineRule="auto" w:after="180"/>
+        <w:shd w:fill="EDF7F3"/>
+      </w:pPr>
+      <w:r>
+        <w:rPr>
+          <w:b w:val="0"/>
+        </w:rPr>
+        <w:t xml:space="preserve">Project checkpoint: Prepare the demonstration. Gather reproducible instructions, </w:t>
+      </w:r>
+      <w:r>
+        <w:rPr>
+          <w:b/>
+        </w:rPr>
+        <w:t>evidence</w:t>
+      </w:r>
+      <w:r>
+        <w:rPr>
+          <w:b w:val="0"/>
+        </w:rPr>
+        <w:t>, access checks and remaining limitations.</w:t>
+      </w:r>
+    </w:p>
+    <w:p>
+      <w:pPr>
+        <w:spacing w:line="336" w:lineRule="auto" w:after="180"/>
+      </w:pPr>
+      <w:r>
+        <w:rPr>
+          <w:b w:val="0"/>
+        </w:rPr>
+        <w:t xml:space="preserve">Use the weekly teacher answer for topic-specific reasoning. A saved progress tick is an activity record; judge mastery from the learner’s explanation and </w:t>
+      </w:r>
+      <w:r>
+        <w:rPr>
+          <w:b/>
+        </w:rPr>
+        <w:t>evidence</w:t>
+      </w:r>
+      <w:r>
+        <w:rPr>
+          <w:b w:val="0"/>
+        </w:rPr>
+        <w:t>.</w:t>
       </w:r>
     </w:p>
     <w:p>
@@ -3408,27 +6623,1186 @@
     </w:p>
     <w:p>
       <w:r>
-        <w:t>Use the two formative questions as supported practice, not as independent mastery scores. Discuss the deciding evidence rather than accepting a guessed selection.</w:t>
-      </w:r>
-    </w:p>
-    <w:p>
-      <w:r>
+        <w:t>Use feedback, earlier review and portfolios purposefully. Apply the coding routine only when this lesson has an executable lab.</w:t>
+      </w:r>
+    </w:p>
+    <w:p>
+      <w:pPr>
+        <w:spacing w:line="336" w:lineRule="auto" w:after="180"/>
+      </w:pPr>
+      <w:r>
+        <w:rPr>
+          <w:b w:val="0"/>
+        </w:rPr>
+        <w:t xml:space="preserve">Use the two formative questions as supported practice, not as independent mastery scores. Discuss the deciding </w:t>
+      </w:r>
+      <w:r>
+        <w:rPr>
+          <w:b/>
+        </w:rPr>
+        <w:t>evidence</w:t>
+      </w:r>
+      <w:r>
+        <w:rPr>
+          <w:b w:val="0"/>
+        </w:rPr>
+        <w:t xml:space="preserve"> rather than accepting a guessed selection.</w:t>
+      </w:r>
+    </w:p>
+    <w:p>
+      <w:pPr>
+        <w:spacing w:line="336" w:lineRule="auto" w:after="180"/>
+      </w:pPr>
+      <w:r>
+        <w:rPr>
+          <w:b w:val="0"/>
+        </w:rPr>
         <w:t>The feedback comes from the reviewed public worked case. Do not reveal the separately reserved independent teacher answer until the learner has attempted that case.</w:t>
       </w:r>
     </w:p>
     <w:p>
-      <w:r>
-        <w:t>Ask students to predict before running code. Preserve errors and actual outputs; collect a changed test and an explanation. The branch-boundary and indexing lessons deliberately include failure cases.</w:t>
-      </w:r>
-    </w:p>
-    <w:p>
-      <w:r>
+      <w:pPr>
+        <w:pStyle w:val="Heading3"/>
+      </w:pPr>
+      <w:r>
+        <w:t>For later coding lessons</w:t>
+      </w:r>
+    </w:p>
+    <w:p>
+      <w:r>
+        <w:t>This week has no code block. Use this routine when a later lesson includes an executable lab.</w:t>
+      </w:r>
+    </w:p>
+    <w:p>
+      <w:pPr>
+        <w:spacing w:line="336" w:lineRule="auto" w:after="180"/>
+        <w:shd w:fill="F1F6F8"/>
+      </w:pPr>
+      <w:r>
+        <w:rPr>
+          <w:b w:val="0"/>
+        </w:rPr>
+        <w:t xml:space="preserve">Ask students to predict before running code. Preserve errors and actual </w:t>
+      </w:r>
+      <w:r>
+        <w:rPr>
+          <w:b/>
+        </w:rPr>
+        <w:t>output</w:t>
+      </w:r>
+      <w:r>
+        <w:rPr>
+          <w:b w:val="0"/>
+        </w:rPr>
+        <w:t>s; collect a changed test and an explanation. The branch-boundary and indexing lessons deliberately include failure cases.</w:t>
+      </w:r>
+    </w:p>
+    <w:p>
+      <w:pPr>
+        <w:spacing w:line="336" w:lineRule="auto" w:after="180"/>
+      </w:pPr>
+      <w:r>
+        <w:rPr>
+          <w:b w:val="0"/>
+        </w:rPr>
         <w:t>Use the earlier worked-explanation links to address a specific missing building block, then return to the current question. Adapt this suggestion after observing the learner; it is not an automatic diagnosis.</w:t>
       </w:r>
     </w:p>
     <w:p>
-      <w:r>
-        <w:t>Collect the completed-work portfolio as evidence. Record support separately from correctness, and assess explanation, trace/test and limitations. Progress ticks and quiz selections alone do not establish mastery.</w:t>
+      <w:pPr>
+        <w:spacing w:line="336" w:lineRule="auto" w:after="180"/>
+      </w:pPr>
+      <w:r>
+        <w:rPr>
+          <w:b w:val="0"/>
+        </w:rPr>
+        <w:t xml:space="preserve">Collect the completed-work portfolio as </w:t>
+      </w:r>
+      <w:r>
+        <w:rPr>
+          <w:b/>
+        </w:rPr>
+        <w:t>evidence</w:t>
+      </w:r>
+      <w:r>
+        <w:rPr>
+          <w:b w:val="0"/>
+        </w:rPr>
+        <w:t>. Record support separately from correctness, and assess explanation, trace/test and limitations. Progress ticks and quiz selections alone do not establish mastery.</w:t>
+      </w:r>
+    </w:p>
+    <w:p>
+      <w:pPr>
+        <w:pStyle w:val="Heading1"/>
+      </w:pPr>
+      <w:r>
+        <w:t>09. Visual concept journey</w:t>
+      </w:r>
+    </w:p>
+    <w:p>
+      <w:r>
+        <w:t>Show one Overfitting graphic at a time, request a prediction and discuss its trace before the independent assessment.</w:t>
+      </w:r>
+    </w:p>
+    <w:p>
+      <w:pPr>
+        <w:spacing w:line="336" w:lineRule="auto" w:after="180"/>
+      </w:pPr>
+      <w:r>
+        <w:rPr>
+          <w:b w:val="0"/>
+        </w:rPr>
+        <w:t xml:space="preserve">Use one picture at a time. Hide a worked result before asking for a </w:t>
+      </w:r>
+      <w:r>
+        <w:rPr>
+          <w:b/>
+        </w:rPr>
+        <w:t>prediction</w:t>
+      </w:r>
+      <w:r>
+        <w:rPr>
+          <w:b w:val="0"/>
+        </w:rPr>
+        <w:t>, then reveal it for feedback. These are supported teaching cases; retain the separate independent assessment for a fresh first attempt.</w:t>
+      </w:r>
+    </w:p>
+    <w:p>
+      <w:pPr>
+        <w:pStyle w:val="Heading3"/>
+      </w:pPr>
+      <w:r>
+        <w:t>01. Overfitting: the case</w:t>
+      </w:r>
+    </w:p>
+    <w:p>
+      <w:r>
+        <w:drawing>
+          <wp:inline xmlns:a="http://schemas.openxmlformats.org/drawingml/2006/main" xmlns:pic="http://schemas.openxmlformats.org/drawingml/2006/picture">
+            <wp:extent cx="5486400" cy="2990088"/>
+            <wp:docPr id="3" name="Picture 3" descr="See overfitting as a gap requiring investigation, not a label based only on model size. Supplied facts: Toy model Small: training 85%, validation 80%. Large: training 100%, validation 60%. Same split and scoring rule. All inputs and outcomes in this worked example are invented classroom data; no real model run is claimed."/>
+            <wp:cNvGraphicFramePr>
+              <a:graphicFrameLocks noChangeAspect="1"/>
+            </wp:cNvGraphicFramePr>
+            <a:graphic>
+              <a:graphicData uri="http://schemas.openxmlformats.org/drawingml/2006/picture">
+                <pic:pic>
+                  <pic:nvPicPr>
+                    <pic:cNvPr id="0" name="academy-story-ai-4-27-01.png"/>
+                    <pic:cNvPicPr/>
+                  </pic:nvPicPr>
+                  <pic:blipFill>
+                    <a:blip r:embed="rId11"/>
+                    <a:stretch>
+                      <a:fillRect/>
+                    </a:stretch>
+                  </pic:blipFill>
+                  <pic:spPr>
+                    <a:xfrm>
+                      <a:off x="0" y="0"/>
+                      <a:ext cx="5486400" cy="2990088"/>
+                    </a:xfrm>
+                    <a:prstGeom prst="rect"/>
+                  </pic:spPr>
+                </pic:pic>
+              </a:graphicData>
+            </a:graphic>
+          </wp:inline>
+        </w:drawing>
+      </w:r>
+    </w:p>
+    <w:p>
+      <w:pPr>
+        <w:spacing w:line="336" w:lineRule="auto" w:after="180"/>
+      </w:pPr>
+      <w:r>
+        <w:rPr>
+          <w:b w:val="0"/>
+        </w:rPr>
+        <w:t xml:space="preserve">See </w:t>
+      </w:r>
+      <w:r>
+        <w:rPr>
+          <w:b/>
+        </w:rPr>
+        <w:t>overfitting</w:t>
+      </w:r>
+      <w:r>
+        <w:rPr>
+          <w:b w:val="0"/>
+        </w:rPr>
+        <w:t xml:space="preserve"> as a gap requiring investigation, not a label based only on model size. Supplied facts: Toy model Small: </w:t>
+      </w:r>
+      <w:r>
+        <w:rPr>
+          <w:b/>
+        </w:rPr>
+        <w:t>training</w:t>
+      </w:r>
+      <w:r>
+        <w:rPr>
+          <w:b w:val="0"/>
+        </w:rPr>
+        <w:t xml:space="preserve"> 85%, validation </w:t>
+      </w:r>
+      <w:r>
+        <w:rPr>
+          <w:b/>
+        </w:rPr>
+        <w:t>80%</w:t>
+      </w:r>
+      <w:r>
+        <w:rPr>
+          <w:b w:val="0"/>
+        </w:rPr>
+        <w:t xml:space="preserve">. Large: </w:t>
+      </w:r>
+      <w:r>
+        <w:rPr>
+          <w:b/>
+        </w:rPr>
+        <w:t>training</w:t>
+      </w:r>
+      <w:r>
+        <w:rPr>
+          <w:b w:val="0"/>
+        </w:rPr>
+        <w:t xml:space="preserve"> 100%, validation </w:t>
+      </w:r>
+      <w:r>
+        <w:rPr>
+          <w:b/>
+        </w:rPr>
+        <w:t>60%</w:t>
+      </w:r>
+      <w:r>
+        <w:rPr>
+          <w:b w:val="0"/>
+        </w:rPr>
+        <w:t>. Same split and scoring rule.</w:t>
+      </w:r>
+    </w:p>
+    <w:p>
+      <w:pPr>
+        <w:spacing w:line="336" w:lineRule="auto" w:after="180"/>
+      </w:pPr>
+      <w:r>
+        <w:rPr>
+          <w:b w:val="0"/>
+        </w:rPr>
+        <w:t xml:space="preserve">All </w:t>
+      </w:r>
+      <w:r>
+        <w:rPr>
+          <w:b/>
+        </w:rPr>
+        <w:t>input</w:t>
+      </w:r>
+      <w:r>
+        <w:rPr>
+          <w:b w:val="0"/>
+        </w:rPr>
+        <w:t>s and outcomes in this worked example are invented classroom data; no real model run is claimed.</w:t>
+      </w:r>
+    </w:p>
+    <w:p>
+      <w:pPr>
+        <w:spacing w:line="336" w:lineRule="auto" w:after="180"/>
+        <w:shd w:fill="F5F1FB"/>
+      </w:pPr>
+      <w:r>
+        <w:rPr>
+          <w:b w:val="0"/>
+        </w:rPr>
+        <w:t>Point to the given fact that matters most. Explain why it matters.</w:t>
+      </w:r>
+    </w:p>
+    <w:p>
+      <w:pPr>
+        <w:pStyle w:val="Heading3"/>
+      </w:pPr>
+      <w:r>
+        <w:t>Discuss while showing the picture</w:t>
+      </w:r>
+    </w:p>
+    <w:p>
+      <w:pPr>
+        <w:spacing w:line="336" w:lineRule="auto" w:after="180"/>
+        <w:shd w:fill="F1F6F8"/>
+      </w:pPr>
+      <w:r>
+        <w:rPr>
+          <w:b w:val="0"/>
+        </w:rPr>
+        <w:t>Teacher prompt: Point to the given fact that matters most. Explain why it matters. Ask learners to describe one label or arrow in ordinary words. Use the adjacent transcript if the image is difficult to see.</w:t>
+      </w:r>
+    </w:p>
+    <w:p>
+      <w:pPr>
+        <w:pStyle w:val="Heading3"/>
+      </w:pPr>
+      <w:r>
+        <w:t>02. Follow the deciding steps</w:t>
+      </w:r>
+    </w:p>
+    <w:p>
+      <w:r>
+        <w:drawing>
+          <wp:inline xmlns:a="http://schemas.openxmlformats.org/drawingml/2006/main" xmlns:pic="http://schemas.openxmlformats.org/drawingml/2006/picture">
+            <wp:extent cx="5486400" cy="3337560"/>
+            <wp:docPr id="4" name="Picture 4" descr="Compute gaps: Small gap=5 percentage points; Large gap=40 percentage points. → Select development candidate: Small has the higher validation accuracy despite its lower training fit. → Investigate large model: Check capacity, training choices and data mismatch without tuning on final cases."/>
+            <wp:cNvGraphicFramePr>
+              <a:graphicFrameLocks noChangeAspect="1"/>
+            </wp:cNvGraphicFramePr>
+            <a:graphic>
+              <a:graphicData uri="http://schemas.openxmlformats.org/drawingml/2006/picture">
+                <pic:pic>
+                  <pic:nvPicPr>
+                    <pic:cNvPr id="0" name="academy-story-ai-4-27-02.png"/>
+                    <pic:cNvPicPr/>
+                  </pic:nvPicPr>
+                  <pic:blipFill>
+                    <a:blip r:embed="rId12"/>
+                    <a:stretch>
+                      <a:fillRect/>
+                    </a:stretch>
+                  </pic:blipFill>
+                  <pic:spPr>
+                    <a:xfrm>
+                      <a:off x="0" y="0"/>
+                      <a:ext cx="5486400" cy="3337560"/>
+                    </a:xfrm>
+                    <a:prstGeom prst="rect"/>
+                  </pic:spPr>
+                </pic:pic>
+              </a:graphicData>
+            </a:graphic>
+          </wp:inline>
+        </w:drawing>
+      </w:r>
+    </w:p>
+    <w:p>
+      <w:pPr>
+        <w:spacing w:line="336" w:lineRule="auto" w:after="180"/>
+      </w:pPr>
+      <w:r>
+        <w:rPr>
+          <w:b w:val="0"/>
+        </w:rPr>
+        <w:t xml:space="preserve">Compute gaps: Small gap=5 percentage points; Large gap=40 percentage points. → Select development candidate: Small has the higher validation accuracy despite its lower </w:t>
+      </w:r>
+      <w:r>
+        <w:rPr>
+          <w:b/>
+        </w:rPr>
+        <w:t>training</w:t>
+      </w:r>
+      <w:r>
+        <w:rPr>
+          <w:b w:val="0"/>
+        </w:rPr>
+        <w:t xml:space="preserve"> fit. → Investigate large model: Check </w:t>
+      </w:r>
+      <w:r>
+        <w:rPr>
+          <w:b/>
+        </w:rPr>
+        <w:t>capacity</w:t>
+      </w:r>
+      <w:r>
+        <w:rPr>
+          <w:b w:val="0"/>
+        </w:rPr>
+        <w:t xml:space="preserve">, </w:t>
+      </w:r>
+      <w:r>
+        <w:rPr>
+          <w:b/>
+        </w:rPr>
+        <w:t>training</w:t>
+      </w:r>
+      <w:r>
+        <w:rPr>
+          <w:b w:val="0"/>
+        </w:rPr>
+        <w:t xml:space="preserve"> choices and data mismatch without tuning on final cases.</w:t>
+      </w:r>
+    </w:p>
+    <w:p>
+      <w:pPr>
+        <w:spacing w:line="336" w:lineRule="auto" w:after="180"/>
+        <w:shd w:fill="F5F1FB"/>
+      </w:pPr>
+      <w:r>
+        <w:rPr>
+          <w:b w:val="0"/>
+        </w:rPr>
+        <w:t xml:space="preserve">Point to each numbered stage and explain which recorded </w:t>
+      </w:r>
+      <w:r>
+        <w:rPr>
+          <w:b/>
+        </w:rPr>
+        <w:t>input</w:t>
+      </w:r>
+      <w:r>
+        <w:rPr>
+          <w:b w:val="0"/>
+        </w:rPr>
+        <w:t xml:space="preserve"> it uses.</w:t>
+      </w:r>
+    </w:p>
+    <w:p>
+      <w:pPr>
+        <w:pStyle w:val="Heading3"/>
+      </w:pPr>
+      <w:r>
+        <w:t>Discuss while showing the picture</w:t>
+      </w:r>
+    </w:p>
+    <w:p>
+      <w:pPr>
+        <w:spacing w:line="336" w:lineRule="auto" w:after="180"/>
+        <w:shd w:fill="F1F6F8"/>
+      </w:pPr>
+      <w:r>
+        <w:rPr>
+          <w:b w:val="0"/>
+        </w:rPr>
+        <w:t xml:space="preserve">Teacher prompt: Point to each numbered stage and explain which recorded </w:t>
+      </w:r>
+      <w:r>
+        <w:rPr>
+          <w:b/>
+        </w:rPr>
+        <w:t>input</w:t>
+      </w:r>
+      <w:r>
+        <w:rPr>
+          <w:b w:val="0"/>
+        </w:rPr>
+        <w:t xml:space="preserve"> it uses. Ask learners to describe one label or arrow in ordinary words. Use the adjacent transcript if the image is difficult to see.</w:t>
+      </w:r>
+    </w:p>
+    <w:p>
+      <w:pPr>
+        <w:pStyle w:val="Heading3"/>
+      </w:pPr>
+      <w:r>
+        <w:t>03. Training and validation accuracy</w:t>
+      </w:r>
+    </w:p>
+    <w:p>
+      <w:r>
+        <w:drawing>
+          <wp:inline xmlns:a="http://schemas.openxmlformats.org/drawingml/2006/main" xmlns:pic="http://schemas.openxmlformats.org/drawingml/2006/picture">
+            <wp:extent cx="5486400" cy="3584448"/>
+            <wp:docPr id="5" name="Picture 5" descr="Training and validation accuracy. Units: percent. Small train: 85. Small validation: 80. Large train: 100. Large validation: 60."/>
+            <wp:cNvGraphicFramePr>
+              <a:graphicFrameLocks noChangeAspect="1"/>
+            </wp:cNvGraphicFramePr>
+            <a:graphic>
+              <a:graphicData uri="http://schemas.openxmlformats.org/drawingml/2006/picture">
+                <pic:pic>
+                  <pic:nvPicPr>
+                    <pic:cNvPr id="0" name="academy-story-ai-4-27-03.png"/>
+                    <pic:cNvPicPr/>
+                  </pic:nvPicPr>
+                  <pic:blipFill>
+                    <a:blip r:embed="rId13"/>
+                    <a:stretch>
+                      <a:fillRect/>
+                    </a:stretch>
+                  </pic:blipFill>
+                  <pic:spPr>
+                    <a:xfrm>
+                      <a:off x="0" y="0"/>
+                      <a:ext cx="5486400" cy="3584448"/>
+                    </a:xfrm>
+                    <a:prstGeom prst="rect"/>
+                  </pic:spPr>
+                </pic:pic>
+              </a:graphicData>
+            </a:graphic>
+          </wp:inline>
+        </w:drawing>
+      </w:r>
+    </w:p>
+    <w:p>
+      <w:pPr>
+        <w:spacing w:line="336" w:lineRule="auto" w:after="180"/>
+      </w:pPr>
+      <w:r>
+        <w:rPr>
+          <w:b/>
+        </w:rPr>
+        <w:t>Training</w:t>
+      </w:r>
+      <w:r>
+        <w:rPr>
+          <w:b w:val="0"/>
+        </w:rPr>
+        <w:t xml:space="preserve"> and validation accuracy. Units: percent. Small train: 85. Small validation: 80. Large train: 100. Large validation: 60.</w:t>
+      </w:r>
+    </w:p>
+    <w:p>
+      <w:pPr>
+        <w:spacing w:line="336" w:lineRule="auto" w:after="180"/>
+        <w:shd w:fill="F5F1FB"/>
+      </w:pPr>
+      <w:r>
+        <w:rPr>
+          <w:b w:val="0"/>
+        </w:rPr>
+        <w:t>Read the labels and values. Explain the relationship the model shows.</w:t>
+      </w:r>
+    </w:p>
+    <w:p>
+      <w:pPr>
+        <w:pStyle w:val="Heading3"/>
+      </w:pPr>
+      <w:r>
+        <w:t>Discuss while showing the picture</w:t>
+      </w:r>
+    </w:p>
+    <w:p>
+      <w:pPr>
+        <w:spacing w:line="336" w:lineRule="auto" w:after="180"/>
+        <w:shd w:fill="F1F6F8"/>
+      </w:pPr>
+      <w:r>
+        <w:rPr>
+          <w:b w:val="0"/>
+        </w:rPr>
+        <w:t>Teacher prompt: Read the labels and values. Explain the relationship the model shows. Ask learners to describe one label or arrow in ordinary words. Use the adjacent transcript if the image is difficult to see.</w:t>
+      </w:r>
+    </w:p>
+    <w:p>
+      <w:pPr>
+        <w:spacing w:line="336" w:lineRule="auto" w:after="180"/>
+        <w:shd w:fill="F1F6F8"/>
+      </w:pPr>
+      <w:r>
+        <w:rPr>
+          <w:b w:val="0"/>
+        </w:rPr>
+        <w:t>Check row/column meanings, units and denominators before discussing a difference. Supplied toy values are not real class or model results.</w:t>
+      </w:r>
+    </w:p>
+    <w:p>
+      <w:pPr>
+        <w:pStyle w:val="Heading3"/>
+      </w:pPr>
+      <w:r>
+        <w:t>04. Change one thing. Trace what follows.</w:t>
+      </w:r>
+    </w:p>
+    <w:p>
+      <w:r>
+        <w:drawing>
+          <wp:inline xmlns:a="http://schemas.openxmlformats.org/drawingml/2006/main" xmlns:pic="http://schemas.openxmlformats.org/drawingml/2006/picture">
+            <wp:extent cx="5486400" cy="3179064"/>
+            <wp:docPr id="6" name="Picture 6" descr="Original case: Check capacity, training choices and data mismatch without tuning on final cases. Changed condition: Large’s validation accuracy rises to82% after a development revision. Expected result: Its gap is 18 percentage points; it now beats Small on this validation set. Reason: Validation performance improved, but the training-validation gap is not a complete release rule."/>
+            <wp:cNvGraphicFramePr>
+              <a:graphicFrameLocks noChangeAspect="1"/>
+            </wp:cNvGraphicFramePr>
+            <a:graphic>
+              <a:graphicData uri="http://schemas.openxmlformats.org/drawingml/2006/picture">
+                <pic:pic>
+                  <pic:nvPicPr>
+                    <pic:cNvPr id="0" name="academy-story-ai-4-27-04.png"/>
+                    <pic:cNvPicPr/>
+                  </pic:nvPicPr>
+                  <pic:blipFill>
+                    <a:blip r:embed="rId14"/>
+                    <a:stretch>
+                      <a:fillRect/>
+                    </a:stretch>
+                  </pic:blipFill>
+                  <pic:spPr>
+                    <a:xfrm>
+                      <a:off x="0" y="0"/>
+                      <a:ext cx="5486400" cy="3179064"/>
+                    </a:xfrm>
+                    <a:prstGeom prst="rect"/>
+                  </pic:spPr>
+                </pic:pic>
+              </a:graphicData>
+            </a:graphic>
+          </wp:inline>
+        </w:drawing>
+      </w:r>
+    </w:p>
+    <w:p>
+      <w:pPr>
+        <w:spacing w:line="336" w:lineRule="auto" w:after="180"/>
+      </w:pPr>
+      <w:r>
+        <w:rPr>
+          <w:b w:val="0"/>
+        </w:rPr>
+        <w:t xml:space="preserve">Original case: Check </w:t>
+      </w:r>
+      <w:r>
+        <w:rPr>
+          <w:b/>
+        </w:rPr>
+        <w:t>capacity</w:t>
+      </w:r>
+      <w:r>
+        <w:rPr>
+          <w:b w:val="0"/>
+        </w:rPr>
+        <w:t xml:space="preserve">, </w:t>
+      </w:r>
+      <w:r>
+        <w:rPr>
+          <w:b/>
+        </w:rPr>
+        <w:t>training</w:t>
+      </w:r>
+      <w:r>
+        <w:rPr>
+          <w:b w:val="0"/>
+        </w:rPr>
+        <w:t xml:space="preserve"> choices and data mismatch without tuning on final cases. Changed condition: Large’s validation accuracy rises to82% after a development revision.</w:t>
+      </w:r>
+    </w:p>
+    <w:p>
+      <w:pPr>
+        <w:spacing w:line="336" w:lineRule="auto" w:after="180"/>
+      </w:pPr>
+      <w:r>
+        <w:rPr>
+          <w:b w:val="0"/>
+        </w:rPr>
+        <w:t xml:space="preserve">Expected result: Its gap is 18 percentage points; it now beats Small on this validation set. Reason: Validation performance improved, but the </w:t>
+      </w:r>
+      <w:r>
+        <w:rPr>
+          <w:b/>
+        </w:rPr>
+        <w:t>training</w:t>
+      </w:r>
+      <w:r>
+        <w:rPr>
+          <w:b w:val="0"/>
+        </w:rPr>
+        <w:t>-validation gap is not a complete release rule.</w:t>
+      </w:r>
+    </w:p>
+    <w:p>
+      <w:pPr>
+        <w:spacing w:line="336" w:lineRule="auto" w:after="180"/>
+        <w:shd w:fill="F5F1FB"/>
+      </w:pPr>
+      <w:r>
+        <w:rPr>
+          <w:b w:val="0"/>
+        </w:rPr>
+        <w:t>Predict before checking the worked changed-case result. Name what changed and what the supplied facts allow you to conclude.</w:t>
+      </w:r>
+    </w:p>
+    <w:p>
+      <w:pPr>
+        <w:pStyle w:val="Heading3"/>
+      </w:pPr>
+      <w:r>
+        <w:t>Discuss while showing the picture</w:t>
+      </w:r>
+    </w:p>
+    <w:p>
+      <w:pPr>
+        <w:spacing w:line="336" w:lineRule="auto" w:after="180"/>
+        <w:shd w:fill="F1F6F8"/>
+      </w:pPr>
+      <w:r>
+        <w:rPr>
+          <w:b w:val="0"/>
+        </w:rPr>
+        <w:t>Teacher prompt: Predict before checking the worked changed-case result. Name what changed and what the supplied facts allow you to conclude. Ask learners to describe one label or arrow in ordinary words.</w:t>
+      </w:r>
+    </w:p>
+    <w:p>
+      <w:pPr>
+        <w:spacing w:line="336" w:lineRule="auto" w:after="180"/>
+        <w:shd w:fill="F1F6F8"/>
+      </w:pPr>
+      <w:r>
+        <w:rPr>
+          <w:b w:val="0"/>
+        </w:rPr>
+        <w:t xml:space="preserve">Use the adjacent transcript if the image is difficult to see. Changed-case reasoning: Validation performance improved, but the </w:t>
+      </w:r>
+      <w:r>
+        <w:rPr>
+          <w:b/>
+        </w:rPr>
+        <w:t>training</w:t>
+      </w:r>
+      <w:r>
+        <w:rPr>
+          <w:b w:val="0"/>
+        </w:rPr>
+        <w:t>-validation gap is not a complete release rule.</w:t>
+      </w:r>
+    </w:p>
+    <w:p>
+      <w:pPr>
+        <w:pStyle w:val="Heading3"/>
+      </w:pPr>
+      <w:r>
+        <w:t>05. Connect the explanation to its limit</w:t>
+      </w:r>
+    </w:p>
+    <w:p>
+      <w:r>
+        <w:drawing>
+          <wp:inline xmlns:a="http://schemas.openxmlformats.org/drawingml/2006/main" xmlns:pic="http://schemas.openxmlformats.org/drawingml/2006/picture">
+            <wp:extent cx="5486400" cy="2834640"/>
+            <wp:docPr id="7" name="Picture 7" descr="Read the picture in order. Check capacity, training choices and data mismatch without tuning on final cases. The arrows show which recorded input or intermediate result each decision uses. Explain the deciding step aloud before checking the changed case; pointing to the final answer alone does not show how it follows. Limit: A gap can also reflect data shift or sampling noise. Inspect evidence before attributing every gap to capacity."/>
+            <wp:cNvGraphicFramePr>
+              <a:graphicFrameLocks noChangeAspect="1"/>
+            </wp:cNvGraphicFramePr>
+            <a:graphic>
+              <a:graphicData uri="http://schemas.openxmlformats.org/drawingml/2006/picture">
+                <pic:pic>
+                  <pic:nvPicPr>
+                    <pic:cNvPr id="0" name="academy-story-ai-4-27-05.png"/>
+                    <pic:cNvPicPr/>
+                  </pic:nvPicPr>
+                  <pic:blipFill>
+                    <a:blip r:embed="rId15"/>
+                    <a:stretch>
+                      <a:fillRect/>
+                    </a:stretch>
+                  </pic:blipFill>
+                  <pic:spPr>
+                    <a:xfrm>
+                      <a:off x="0" y="0"/>
+                      <a:ext cx="5486400" cy="2834640"/>
+                    </a:xfrm>
+                    <a:prstGeom prst="rect"/>
+                  </pic:spPr>
+                </pic:pic>
+              </a:graphicData>
+            </a:graphic>
+          </wp:inline>
+        </w:drawing>
+      </w:r>
+    </w:p>
+    <w:p>
+      <w:pPr>
+        <w:spacing w:line="336" w:lineRule="auto" w:after="180"/>
+      </w:pPr>
+      <w:r>
+        <w:rPr>
+          <w:b w:val="0"/>
+        </w:rPr>
+        <w:t xml:space="preserve">Read the picture in order. Check </w:t>
+      </w:r>
+      <w:r>
+        <w:rPr>
+          <w:b/>
+        </w:rPr>
+        <w:t>capacity</w:t>
+      </w:r>
+      <w:r>
+        <w:rPr>
+          <w:b w:val="0"/>
+        </w:rPr>
+        <w:t xml:space="preserve">, </w:t>
+      </w:r>
+      <w:r>
+        <w:rPr>
+          <w:b/>
+        </w:rPr>
+        <w:t>training</w:t>
+      </w:r>
+      <w:r>
+        <w:rPr>
+          <w:b w:val="0"/>
+        </w:rPr>
+        <w:t xml:space="preserve"> choices and data mismatch without tuning on final cases. The arrows show which recorded </w:t>
+      </w:r>
+      <w:r>
+        <w:rPr>
+          <w:b/>
+        </w:rPr>
+        <w:t>input</w:t>
+      </w:r>
+      <w:r>
+        <w:rPr>
+          <w:b w:val="0"/>
+        </w:rPr>
+        <w:t xml:space="preserve"> or intermediate result each decision uses.</w:t>
+      </w:r>
+    </w:p>
+    <w:p>
+      <w:pPr>
+        <w:spacing w:line="336" w:lineRule="auto" w:after="180"/>
+      </w:pPr>
+      <w:r>
+        <w:rPr>
+          <w:b w:val="0"/>
+        </w:rPr>
+        <w:t>Explain the deciding step aloud before checking the changed case; pointing to the final answer alone does not show how it follows. Limit: A gap can also reflect data shift or sampling noise.</w:t>
+      </w:r>
+    </w:p>
+    <w:p>
+      <w:pPr>
+        <w:spacing w:line="336" w:lineRule="auto" w:after="180"/>
+      </w:pPr>
+      <w:r>
+        <w:rPr>
+          <w:b w:val="0"/>
+        </w:rPr>
+        <w:t xml:space="preserve">Inspect </w:t>
+      </w:r>
+      <w:r>
+        <w:rPr>
+          <w:b/>
+        </w:rPr>
+        <w:t>evidence</w:t>
+      </w:r>
+      <w:r>
+        <w:rPr>
+          <w:b w:val="0"/>
+        </w:rPr>
+        <w:t xml:space="preserve"> before attributing every gap to </w:t>
+      </w:r>
+      <w:r>
+        <w:rPr>
+          <w:b/>
+        </w:rPr>
+        <w:t>capacity</w:t>
+      </w:r>
+      <w:r>
+        <w:rPr>
+          <w:b w:val="0"/>
+        </w:rPr>
+        <w:t>.</w:t>
+      </w:r>
+    </w:p>
+    <w:p>
+      <w:pPr>
+        <w:spacing w:line="336" w:lineRule="auto" w:after="180"/>
+        <w:shd w:fill="F5F1FB"/>
+      </w:pPr>
+      <w:r>
+        <w:rPr>
+          <w:b w:val="0"/>
+        </w:rPr>
+        <w:t>Explain the case, then point to a limit on the claim.</w:t>
+      </w:r>
+    </w:p>
+    <w:p>
+      <w:pPr>
+        <w:pStyle w:val="Heading3"/>
+      </w:pPr>
+      <w:r>
+        <w:t>Discuss while showing the picture</w:t>
+      </w:r>
+    </w:p>
+    <w:p>
+      <w:pPr>
+        <w:spacing w:line="336" w:lineRule="auto" w:after="180"/>
+        <w:shd w:fill="F1F6F8"/>
+      </w:pPr>
+      <w:r>
+        <w:rPr>
+          <w:b w:val="0"/>
+        </w:rPr>
+        <w:t>Teacher prompt: Explain the case, then point to a limit on the claim. Ask learners to describe one label or arrow in ordinary words. Use the adjacent transcript if the image is difficult to see.</w:t>
+      </w:r>
+    </w:p>
+    <w:p>
+      <w:pPr>
+        <w:spacing w:line="336" w:lineRule="auto" w:after="180"/>
+        <w:shd w:fill="F1F6F8"/>
+      </w:pPr>
+      <w:r>
+        <w:rPr>
+          <w:b w:val="0"/>
+        </w:rPr>
+        <w:t xml:space="preserve">Keep the stated scope: A gap can also reflect data shift or sampling noise. Inspect </w:t>
+      </w:r>
+      <w:r>
+        <w:rPr>
+          <w:b/>
+        </w:rPr>
+        <w:t>evidence</w:t>
+      </w:r>
+      <w:r>
+        <w:rPr>
+          <w:b w:val="0"/>
+        </w:rPr>
+        <w:t xml:space="preserve"> before attributing every gap to </w:t>
+      </w:r>
+      <w:r>
+        <w:rPr>
+          <w:b/>
+        </w:rPr>
+        <w:t>capacity</w:t>
+      </w:r>
+      <w:r>
+        <w:rPr>
+          <w:b w:val="0"/>
+        </w:rPr>
+        <w:t>.</w:t>
+      </w:r>
+    </w:p>
+    <w:p>
+      <w:pPr>
+        <w:pStyle w:val="Heading3"/>
+      </w:pPr>
+      <w:r>
+        <w:t>06. Make the idea visible in your project</w:t>
+      </w:r>
+    </w:p>
+    <w:p>
+      <w:r>
+        <w:drawing>
+          <wp:inline xmlns:a="http://schemas.openxmlformats.org/drawingml/2006/main" xmlns:pic="http://schemas.openxmlformats.org/drawingml/2006/picture">
+            <wp:extent cx="5486400" cy="3681984"/>
+            <wp:docPr id="8" name="Picture 8" descr="For your Responsible Plant Classifier, save the input, procedure, observed result and limitation of this check. Label this worked example as practice; use a different, previously unreviewed case when checking independent understanding. Draw your input, deciding step, result and limit. Supported question: Does100% training accuracy prove Large was always best? Point to the relevant step in the picture, then write the changed result and the rule or evidence that supports it."/>
+            <wp:cNvGraphicFramePr>
+              <a:graphicFrameLocks noChangeAspect="1"/>
+            </wp:cNvGraphicFramePr>
+            <a:graphic>
+              <a:graphicData uri="http://schemas.openxmlformats.org/drawingml/2006/picture">
+                <pic:pic>
+                  <pic:nvPicPr>
+                    <pic:cNvPr id="0" name="academy-story-ai-4-27-06.png"/>
+                    <pic:cNvPicPr/>
+                  </pic:nvPicPr>
+                  <pic:blipFill>
+                    <a:blip r:embed="rId16"/>
+                    <a:stretch>
+                      <a:fillRect/>
+                    </a:stretch>
+                  </pic:blipFill>
+                  <pic:spPr>
+                    <a:xfrm>
+                      <a:off x="0" y="0"/>
+                      <a:ext cx="5486400" cy="3681984"/>
+                    </a:xfrm>
+                    <a:prstGeom prst="rect"/>
+                  </pic:spPr>
+                </pic:pic>
+              </a:graphicData>
+            </a:graphic>
+          </wp:inline>
+        </w:drawing>
+      </w:r>
+    </w:p>
+    <w:p>
+      <w:pPr>
+        <w:spacing w:line="336" w:lineRule="auto" w:after="180"/>
+      </w:pPr>
+      <w:r>
+        <w:rPr>
+          <w:b w:val="0"/>
+        </w:rPr>
+        <w:t xml:space="preserve">For your Responsible Plant Classifier, save the </w:t>
+      </w:r>
+      <w:r>
+        <w:rPr>
+          <w:b/>
+        </w:rPr>
+        <w:t>input</w:t>
+      </w:r>
+      <w:r>
+        <w:rPr>
+          <w:b w:val="0"/>
+        </w:rPr>
+        <w:t>, procedure, observed result and limitation of this check.</w:t>
+      </w:r>
+    </w:p>
+    <w:p>
+      <w:pPr>
+        <w:spacing w:line="336" w:lineRule="auto" w:after="180"/>
+      </w:pPr>
+      <w:r>
+        <w:rPr>
+          <w:b w:val="0"/>
+        </w:rPr>
+        <w:t xml:space="preserve">Label this worked example as practice; use a different, previously unreviewed case when checking independent understanding. Draw your </w:t>
+      </w:r>
+      <w:r>
+        <w:rPr>
+          <w:b/>
+        </w:rPr>
+        <w:t>input</w:t>
+      </w:r>
+      <w:r>
+        <w:rPr>
+          <w:b w:val="0"/>
+        </w:rPr>
+        <w:t>, deciding step, result and limit.</w:t>
+      </w:r>
+    </w:p>
+    <w:p>
+      <w:pPr>
+        <w:spacing w:line="336" w:lineRule="auto" w:after="180"/>
+      </w:pPr>
+      <w:r>
+        <w:rPr>
+          <w:b w:val="0"/>
+        </w:rPr>
+        <w:t xml:space="preserve">Supported question: Does100% </w:t>
+      </w:r>
+      <w:r>
+        <w:rPr>
+          <w:b/>
+        </w:rPr>
+        <w:t>training</w:t>
+      </w:r>
+      <w:r>
+        <w:rPr>
+          <w:b w:val="0"/>
+        </w:rPr>
+        <w:t xml:space="preserve"> accuracy prove Large was always best? Point to the relevant step in the picture, then write the changed result and the rule or </w:t>
+      </w:r>
+      <w:r>
+        <w:rPr>
+          <w:b/>
+        </w:rPr>
+        <w:t>evidence</w:t>
+      </w:r>
+      <w:r>
+        <w:rPr>
+          <w:b w:val="0"/>
+        </w:rPr>
+        <w:t xml:space="preserve"> that supports it.</w:t>
+      </w:r>
+    </w:p>
+    <w:p>
+      <w:pPr>
+        <w:spacing w:line="336" w:lineRule="auto" w:after="180"/>
+        <w:shd w:fill="F5F1FB"/>
+      </w:pPr>
+      <w:r>
+        <w:rPr>
+          <w:b w:val="0"/>
+        </w:rPr>
+        <w:t xml:space="preserve">Draw your project trace and justify the deciding step using </w:t>
+      </w:r>
+      <w:r>
+        <w:rPr>
+          <w:b/>
+        </w:rPr>
+        <w:t>evidence</w:t>
+      </w:r>
+      <w:r>
+        <w:rPr>
+          <w:b w:val="0"/>
+        </w:rPr>
+        <w:t>.</w:t>
+      </w:r>
+    </w:p>
+    <w:p>
+      <w:pPr>
+        <w:pStyle w:val="Heading3"/>
+      </w:pPr>
+      <w:r>
+        <w:t>Discuss while showing the picture</w:t>
+      </w:r>
+    </w:p>
+    <w:p>
+      <w:pPr>
+        <w:spacing w:line="336" w:lineRule="auto" w:after="180"/>
+        <w:shd w:fill="F1F6F8"/>
+      </w:pPr>
+      <w:r>
+        <w:rPr>
+          <w:b w:val="0"/>
+        </w:rPr>
+        <w:t xml:space="preserve">Teacher prompt: Draw your project trace and justify the deciding step using </w:t>
+      </w:r>
+      <w:r>
+        <w:rPr>
+          <w:b/>
+        </w:rPr>
+        <w:t>evidence</w:t>
+      </w:r>
+      <w:r>
+        <w:rPr>
+          <w:b w:val="0"/>
+        </w:rPr>
+        <w:t>. Ask learners to describe one label or arrow in ordinary words. Use the adjacent transcript if the image is difficult to see.</w:t>
+      </w:r>
+    </w:p>
+    <w:p>
+      <w:pPr>
+        <w:spacing w:line="336" w:lineRule="auto" w:after="180"/>
+        <w:shd w:fill="F1F6F8"/>
+      </w:pPr>
+      <w:r>
+        <w:rPr>
+          <w:b w:val="0"/>
+        </w:rPr>
+        <w:t>Supported practice key: No. Originally Large scored</w:t>
+      </w:r>
+      <w:r>
+        <w:rPr>
+          <w:b/>
+        </w:rPr>
+        <w:t>60%</w:t>
+      </w:r>
+      <w:r>
+        <w:rPr>
+          <w:b w:val="0"/>
+        </w:rPr>
+        <w:t xml:space="preserve"> on validation versus Small</w:t>
+      </w:r>
+      <w:r>
+        <w:rPr>
+          <w:b/>
+        </w:rPr>
+        <w:t>80%</w:t>
+      </w:r>
+      <w:r>
+        <w:rPr>
+          <w:b w:val="0"/>
+        </w:rPr>
+        <w:t xml:space="preserve">; </w:t>
+      </w:r>
+      <w:r>
+        <w:rPr>
+          <w:b/>
+        </w:rPr>
+        <w:t>training</w:t>
+      </w:r>
+      <w:r>
+        <w:rPr>
+          <w:b w:val="0"/>
+        </w:rPr>
+        <w:t xml:space="preserve"> perfection alone did not establish generalisation.</w:t>
+      </w:r>
+    </w:p>
+    <w:p>
+      <w:pPr>
+        <w:spacing w:line="336" w:lineRule="auto" w:after="180"/>
+        <w:shd w:fill="F1F6F8"/>
+      </w:pPr>
+      <w:r>
+        <w:rPr>
+          <w:b w:val="0"/>
+        </w:rPr>
+        <w:t xml:space="preserve">Changed-case check: Its gap is 18 percentage points; it now beats Small on this validation set. Validation performance improved, but the </w:t>
+      </w:r>
+      <w:r>
+        <w:rPr>
+          <w:b/>
+        </w:rPr>
+        <w:t>training</w:t>
+      </w:r>
+      <w:r>
+        <w:rPr>
+          <w:b w:val="0"/>
+        </w:rPr>
+        <w:t>-validation gap is not a complete release rule.</w:t>
       </w:r>
     </w:p>
     <w:sectPr>

--- a/downloads/teacher/ai-4-week-27.docx
+++ b/downloads/teacher/ai-4-week-27.docx
@@ -219,7 +219,7 @@
           </w:tcPr>
           <w:p>
             <w:r>
-              <w:t>Sections 9 and 11–14. Give extra time to finish the full task set; use Section 15 when the week includes a coding lab.</w:t>
+              <w:t>Use “Run the investigation”, “Connect your project”, “Show what you know”, “Study a complete case” and “Try a new case independently”. Give extra time for the full task set. If this week has a coding lab, use its named section; section numbers can change when extra explanations are included.</w:t>
             </w:r>
           </w:p>
         </w:tc>
@@ -2619,6 +2619,26 @@
     <w:p>
       <w:r>
         <w:t>Demonstrate Overfitting, reduce support deliberately and check individual reasoning before discussing answers.</w:t>
+      </w:r>
+    </w:p>
+    <w:p>
+      <w:pPr>
+        <w:pStyle w:val="Heading3"/>
+      </w:pPr>
+      <w:r>
+        <w:t>Choose the pacing route</w:t>
+      </w:r>
+    </w:p>
+    <w:p>
+      <w:pPr>
+        <w:spacing w:line="336" w:lineRule="auto" w:after="180"/>
+        <w:shd w:fill="F1F6F8"/>
+      </w:pPr>
+      <w:r>
+        <w:rPr>
+          <w:b w:val="0"/>
+        </w:rPr>
+        <w:t>Compact alternative: this two-session sequence covers selected core tasks. Use the three-session weekly plan for the full lesson, independent transfer, feedback and project work; allow extra time for extensions.</w:t>
       </w:r>
     </w:p>
     <w:p>
@@ -6114,7 +6134,7 @@
           </w:tcPr>
           <w:p>
             <w:r>
-              <w:t>Sections 9 and 11–14. Give extra time to finish the full task set; use Section 15 when the week includes a coding lab.</w:t>
+              <w:t>Use “Run the investigation”, “Connect your project”, “Show what you know”, “Study a complete case” and “Try a new case independently”. Give extra time for the full task set. If this week has a coding lab, use its named section; section numbers can change when extra explanations are included.</w:t>
             </w:r>
           </w:p>
         </w:tc>

--- a/downloads/teacher/ai-4-week-27.docx
+++ b/downloads/teacher/ai-4-week-27.docx
@@ -25,20 +25,38 @@
         <w:pStyle w:val="Heading1"/>
       </w:pPr>
       <w:r>
-        <w:t>01. Overfitting</w:t>
-      </w:r>
-    </w:p>
-    <w:p>
-      <w:r>
-        <w:t>Prepare Overfitting: check the target, prerequisites, resources and adaptable teaching schedule.</w:t>
-      </w:r>
-    </w:p>
-    <w:p>
-      <w:pPr>
-        <w:pStyle w:val="Heading3"/>
-      </w:pPr>
-      <w:r>
-        <w:t>Teach the learning cycle</w:t>
+        <w:t>Teach overfitting as evidence to inspect.</w:t>
+      </w:r>
+    </w:p>
+    <w:p>
+      <w:r>
+        <w:t>Supply every tree card and fitting/tie rule,keep alternative data explanations visible and align the selected assessment key.</w:t>
+      </w:r>
+    </w:p>
+    <w:p>
+      <w:r>
+        <w:t>Require validation-based selection,denominators and a separate final-evaluation boundary.</w:t>
+      </w:r>
+    </w:p>
+    <w:p>
+      <w:pPr>
+        <w:pStyle w:val="Heading1"/>
+      </w:pPr>
+      <w:r>
+        <w:t>01. Prepare the connected experiment</w:t>
+      </w:r>
+    </w:p>
+    <w:p>
+      <w:r>
+        <w:t>Keep prior exposure, shared practice and independent evidence distinct.</w:t>
+      </w:r>
+    </w:p>
+    <w:p>
+      <w:pPr>
+        <w:pStyle w:val="Heading2"/>
+      </w:pPr>
+      <w:r>
+        <w:t>Goal and main teaching plan</w:t>
       </w:r>
     </w:p>
     <w:p>
@@ -261,12 +279,322 @@
     </w:p>
     <w:p>
       <w:pPr>
+        <w:pStyle w:val="Heading2"/>
+      </w:pPr>
+      <w:r>
+        <w:t>Materials and prerequisite</w:t>
+      </w:r>
+    </w:p>
+    <w:p>
+      <w:pPr>
         <w:spacing w:line="336" w:lineRule="auto" w:after="180"/>
       </w:pPr>
       <w:r>
         <w:rPr>
           <w:b w:val="0"/>
         </w:rPr>
+        <w:t xml:space="preserve">Teach two 45-minute sessions. This week focuses on </w:t>
+      </w:r>
+      <w:r>
+        <w:rPr>
+          <w:b/>
+        </w:rPr>
+        <w:t>overfitting</w:t>
+      </w:r>
+      <w:r>
+        <w:rPr>
+          <w:b w:val="0"/>
+        </w:rPr>
+        <w:t xml:space="preserve"> and model </w:t>
+      </w:r>
+      <w:r>
+        <w:rPr>
+          <w:b/>
+        </w:rPr>
+        <w:t>capacity</w:t>
+      </w:r>
+      <w:r>
+        <w:rPr>
+          <w:b w:val="0"/>
+        </w:rPr>
+        <w:t>. Model the worked example first, collect the new W 4 case independently before feedback, and use the fresh retry to check transfer.</w:t>
+      </w:r>
+    </w:p>
+    <w:p>
+      <w:pPr>
+        <w:spacing w:line="336" w:lineRule="auto" w:after="180"/>
+      </w:pPr>
+      <w:r>
+        <w:rPr>
+          <w:b w:val="0"/>
+        </w:rPr>
+        <w:t>Award credit for traceable reasoning and bounded claims, including justified uncertainty.</w:t>
+      </w:r>
+    </w:p>
+    <w:p>
+      <w:pPr>
+        <w:spacing w:line="336" w:lineRule="auto" w:after="180"/>
+      </w:pPr>
+      <w:r>
+        <w:rPr>
+          <w:b w:val="0"/>
+        </w:rPr>
+        <w:t>Use the supplied scenario, student illustrations and blank paper. For numeric work, offer counters or a calculator after learners show the setup. Fictional records are supplied; personal data and paid accounts are unnecessary.</w:t>
+      </w:r>
+    </w:p>
+    <w:p>
+      <w:pPr>
+        <w:spacing w:line="336" w:lineRule="auto" w:after="180"/>
+      </w:pPr>
+      <w:r>
+        <w:rPr>
+          <w:b w:val="0"/>
+        </w:rPr>
+        <w:t xml:space="preserve">No; it may fit peculiarities of the </w:t>
+      </w:r>
+      <w:r>
+        <w:rPr>
+          <w:b/>
+        </w:rPr>
+        <w:t>training</w:t>
+      </w:r>
+      <w:r>
+        <w:rPr>
+          <w:b w:val="0"/>
+        </w:rPr>
+        <w:t xml:space="preserve"> sample.</w:t>
+      </w:r>
+    </w:p>
+    <w:p>
+      <w:pPr>
+        <w:spacing w:line="336" w:lineRule="auto" w:after="180"/>
+      </w:pPr>
+      <w:r>
+        <w:rPr>
+          <w:b w:val="0"/>
+        </w:rPr>
+        <w:t>Printed student lesson and workbook</w:t>
+      </w:r>
+    </w:p>
+    <w:p>
+      <w:pPr>
+        <w:spacing w:line="336" w:lineRule="auto" w:after="180"/>
+      </w:pPr>
+      <w:r>
+        <w:rPr>
+          <w:b w:val="0"/>
+        </w:rPr>
+        <w:t>Paper, pencils and a calculator for fractions</w:t>
+      </w:r>
+    </w:p>
+    <w:p>
+      <w:pPr>
+        <w:spacing w:line="336" w:lineRule="auto" w:after="180"/>
+      </w:pPr>
+      <w:r>
+        <w:rPr>
+          <w:b w:val="0"/>
+        </w:rPr>
+        <w:t xml:space="preserve">The fictional examples and a blank </w:t>
+      </w:r>
+      <w:r>
+        <w:rPr>
+          <w:b/>
+        </w:rPr>
+        <w:t>evidence</w:t>
+      </w:r>
+      <w:r>
+        <w:rPr>
+          <w:b w:val="0"/>
+        </w:rPr>
+        <w:t xml:space="preserve"> table</w:t>
+      </w:r>
+    </w:p>
+    <w:p>
+      <w:pPr>
+        <w:spacing w:line="336" w:lineRule="auto" w:after="180"/>
+      </w:pPr>
+      <w:r>
+        <w:rPr>
+          <w:b w:val="0"/>
+        </w:rPr>
+        <w:t>Saved classroom project records for critique; no personal student dataset required</w:t>
+      </w:r>
+    </w:p>
+    <w:p>
+      <w:pPr>
+        <w:pStyle w:val="Heading2"/>
+      </w:pPr>
+      <w:r>
+        <w:t>Opening retrieval</w:t>
+      </w:r>
+    </w:p>
+    <w:p>
+      <w:pPr>
+        <w:spacing w:line="336" w:lineRule="auto" w:after="180"/>
+      </w:pPr>
+      <w:r>
+        <w:rPr>
+          <w:b w:val="0"/>
+        </w:rPr>
+        <w:t>Without opening the old lesson, explain one key idea from Reproducible Experiments. Give an example and a mistake that the idea helps you avoid.</w:t>
+      </w:r>
+    </w:p>
+    <w:p>
+      <w:pPr>
+        <w:spacing w:line="336" w:lineRule="auto" w:after="180"/>
+      </w:pPr>
+      <w:r>
+        <w:rPr>
+          <w:b w:val="0"/>
+        </w:rPr>
+        <w:t>Look for: Record enough detail to reproduce a run</w:t>
+      </w:r>
+    </w:p>
+    <w:p>
+      <w:pPr>
+        <w:spacing w:line="336" w:lineRule="auto" w:after="180"/>
+      </w:pPr>
+      <w:r>
+        <w:rPr>
+          <w:b w:val="0"/>
+        </w:rPr>
+        <w:t>Reference example, not the only acceptable wording: Teacher explanation: Mean 70 percent; range 80-60=20 percentage points, across the three declared runs.</w:t>
+      </w:r>
+    </w:p>
+    <w:p>
+      <w:pPr>
+        <w:spacing w:line="336" w:lineRule="auto" w:after="180"/>
+      </w:pPr>
+      <w:r>
+        <w:rPr>
+          <w:b w:val="0"/>
+        </w:rPr>
+        <w:t>Without opening the old lesson, explain one key idea from Train, Validation, Test. Give an example and a mistake that the idea helps you avoid.</w:t>
+      </w:r>
+    </w:p>
+    <w:p>
+      <w:pPr>
+        <w:spacing w:line="336" w:lineRule="auto" w:after="180"/>
+      </w:pPr>
+      <w:r>
+        <w:rPr>
+          <w:b w:val="0"/>
+        </w:rPr>
+        <w:t>Look for: Select a model using a declared validation rule</w:t>
+      </w:r>
+    </w:p>
+    <w:p>
+      <w:pPr>
+        <w:spacing w:line="336" w:lineRule="auto" w:after="180"/>
+      </w:pPr>
+      <w:r>
+        <w:rPr>
+          <w:b w:val="0"/>
+        </w:rPr>
+        <w:t xml:space="preserve">Reference example, not the only acceptable wording: Teacher explanation: Choose A: validation MAE 3 ties C, and A wins the simplicity tie. B has validation MAE 5 despite </w:t>
+      </w:r>
+      <w:r>
+        <w:rPr>
+          <w:b/>
+        </w:rPr>
+        <w:t>training</w:t>
+      </w:r>
+      <w:r>
+        <w:rPr>
+          <w:b w:val="0"/>
+        </w:rPr>
+        <w:t xml:space="preserve"> MAE 0.</w:t>
+      </w:r>
+    </w:p>
+    <w:p>
+      <w:pPr>
+        <w:spacing w:line="336" w:lineRule="auto" w:after="180"/>
+      </w:pPr>
+      <w:r>
+        <w:rPr>
+          <w:b w:val="0"/>
+        </w:rPr>
+        <w:t>Without opening the old lesson, explain one key idea from Absolute Error and MAE. Give an example and a mistake that the idea helps you avoid.</w:t>
+      </w:r>
+    </w:p>
+    <w:p>
+      <w:pPr>
+        <w:spacing w:line="336" w:lineRule="auto" w:after="180"/>
+      </w:pPr>
+      <w:r>
+        <w:rPr>
+          <w:b w:val="0"/>
+        </w:rPr>
+        <w:t>Look for: Calculate MAE MSE and RMSE</w:t>
+      </w:r>
+    </w:p>
+    <w:p>
+      <w:pPr>
+        <w:spacing w:line="336" w:lineRule="auto" w:after="180"/>
+      </w:pPr>
+      <w:r>
+        <w:rPr>
+          <w:b w:val="0"/>
+        </w:rPr>
+        <w:t>Reference example, not the only acceptable wording: Teacher explanation: (1+2+3)/3=2 cm.</w:t>
+      </w:r>
+    </w:p>
+    <w:p>
+      <w:pPr>
+        <w:pStyle w:val="Heading2"/>
+      </w:pPr>
+      <w:r>
+        <w:t>End goal</w:t>
+      </w:r>
+    </w:p>
+    <w:p>
+      <w:pPr>
+        <w:spacing w:line="336" w:lineRule="auto" w:after="180"/>
+      </w:pPr>
+      <w:r>
+        <w:rPr>
+          <w:b w:val="0"/>
+        </w:rPr>
+        <w:t xml:space="preserve">By the end, I can explain </w:t>
+      </w:r>
+      <w:r>
+        <w:rPr>
+          <w:b/>
+        </w:rPr>
+        <w:t>overfitting</w:t>
+      </w:r>
+      <w:r>
+        <w:rPr>
+          <w:b w:val="0"/>
+        </w:rPr>
+        <w:t xml:space="preserve"> using a traced example and a stated limitation.</w:t>
+      </w:r>
+    </w:p>
+    <w:p>
+      <w:pPr>
+        <w:pStyle w:val="Heading2"/>
+      </w:pPr>
+      <w:r>
+        <w:t>Earlier wording, alternatives and picture transcripts · reference / check after trying</w:t>
+      </w:r>
+    </w:p>
+    <w:p>
+      <w:pPr>
+        <w:pStyle w:val="Heading3"/>
+      </w:pPr>
+      <w:r>
+        <w:t>Teach the learning cycle</w:t>
+      </w:r>
+    </w:p>
+    <w:p>
+      <w:pPr>
+        <w:spacing w:line="336" w:lineRule="auto" w:after="180"/>
+      </w:pPr>
+      <w:r>
+        <w:rPr>
+          <w:b w:val="0"/>
+        </w:rPr>
         <w:t>Case exposure check: this source example appears in ai-2/16, ai-4/27, ai-4/30. Reuse a familiar case for recall or modelling; verify that the case used to assess transfer has not already received feedback.</w:t>
       </w:r>
     </w:p>
@@ -288,39 +616,6 @@
     </w:p>
     <w:p>
       <w:pPr>
-        <w:spacing w:line="336" w:lineRule="auto" w:after="180"/>
-      </w:pPr>
-      <w:r>
-        <w:rPr>
-          <w:b w:val="0"/>
-        </w:rPr>
-        <w:t>Without opening the old lesson, explain one key idea from Reproducible Experiments. Give an example and a mistake that the idea helps you avoid.</w:t>
-      </w:r>
-    </w:p>
-    <w:p>
-      <w:pPr>
-        <w:spacing w:line="336" w:lineRule="auto" w:after="180"/>
-      </w:pPr>
-      <w:r>
-        <w:rPr>
-          <w:b w:val="0"/>
-        </w:rPr>
-        <w:t>Look for: Record enough detail to reproduce a run</w:t>
-      </w:r>
-    </w:p>
-    <w:p>
-      <w:pPr>
-        <w:spacing w:line="336" w:lineRule="auto" w:after="180"/>
-      </w:pPr>
-      <w:r>
-        <w:rPr>
-          <w:b w:val="0"/>
-        </w:rPr>
-        <w:t>Reference example, not the only acceptable wording: Teacher explanation: Mean 70 percent; range 80-60=20 percentage points, across the three declared runs.</w:t>
-      </w:r>
-    </w:p>
-    <w:p>
-      <w:pPr>
         <w:pStyle w:val="Heading3"/>
       </w:pPr>
       <w:r>
@@ -329,88 +624,10 @@
     </w:p>
     <w:p>
       <w:pPr>
-        <w:spacing w:line="336" w:lineRule="auto" w:after="180"/>
-      </w:pPr>
-      <w:r>
-        <w:rPr>
-          <w:b w:val="0"/>
-        </w:rPr>
-        <w:t>Without opening the old lesson, explain one key idea from Train, Validation, Test. Give an example and a mistake that the idea helps you avoid.</w:t>
-      </w:r>
-    </w:p>
-    <w:p>
-      <w:pPr>
-        <w:spacing w:line="336" w:lineRule="auto" w:after="180"/>
-      </w:pPr>
-      <w:r>
-        <w:rPr>
-          <w:b w:val="0"/>
-        </w:rPr>
-        <w:t>Look for: Select a model using a declared validation rule</w:t>
-      </w:r>
-    </w:p>
-    <w:p>
-      <w:pPr>
-        <w:spacing w:line="336" w:lineRule="auto" w:after="180"/>
-      </w:pPr>
-      <w:r>
-        <w:rPr>
-          <w:b w:val="0"/>
-        </w:rPr>
-        <w:t xml:space="preserve">Reference example, not the only acceptable wording: Teacher explanation: Choose A: validation MAE 3 ties C, and A wins the simplicity tie. B has validation MAE 5 despite </w:t>
-      </w:r>
-      <w:r>
-        <w:rPr>
-          <w:b/>
-        </w:rPr>
-        <w:t>training</w:t>
-      </w:r>
-      <w:r>
-        <w:rPr>
-          <w:b w:val="0"/>
-        </w:rPr>
-        <w:t xml:space="preserve"> MAE 0.</w:t>
-      </w:r>
-    </w:p>
-    <w:p>
-      <w:pPr>
         <w:pStyle w:val="Heading3"/>
       </w:pPr>
       <w:r>
         <w:t>Absolute Error and MAE</w:t>
-      </w:r>
-    </w:p>
-    <w:p>
-      <w:pPr>
-        <w:spacing w:line="336" w:lineRule="auto" w:after="180"/>
-      </w:pPr>
-      <w:r>
-        <w:rPr>
-          <w:b w:val="0"/>
-        </w:rPr>
-        <w:t>Without opening the old lesson, explain one key idea from Absolute Error and MAE. Give an example and a mistake that the idea helps you avoid.</w:t>
-      </w:r>
-    </w:p>
-    <w:p>
-      <w:pPr>
-        <w:spacing w:line="336" w:lineRule="auto" w:after="180"/>
-      </w:pPr>
-      <w:r>
-        <w:rPr>
-          <w:b w:val="0"/>
-        </w:rPr>
-        <w:t>Look for: Calculate MAE MSE and RMSE</w:t>
-      </w:r>
-    </w:p>
-    <w:p>
-      <w:pPr>
-        <w:spacing w:line="336" w:lineRule="auto" w:after="180"/>
-      </w:pPr>
-      <w:r>
-        <w:rPr>
-          <w:b w:val="0"/>
-        </w:rPr>
-        <w:t>Reference example, not the only acceptable wording: Teacher explanation: (1+2+3)/3=2 cm.</w:t>
       </w:r>
     </w:p>
     <w:p>
@@ -643,6 +860,11 @@
       </w:r>
     </w:p>
     <w:p>
+      <w:r>
+        <w:t>This compact option is not the full-week schedule. Use the main teaching cycle and allow extra sessions for the investigation, independent work and project.</w:t>
+      </w:r>
+    </w:p>
+    <w:p>
       <w:pPr>
         <w:spacing w:line="336" w:lineRule="auto" w:after="180"/>
       </w:pPr>
@@ -650,7 +872,7 @@
         <w:rPr>
           <w:b w:val="0"/>
         </w:rPr>
-        <w:t>Use the supplied scenario, student illustrations and blank paper. For numeric work, offer counters or a calculator after learners show the setup. Fictional records are supplied; personal data and paid accounts are unnecessary.</w:t>
+        <w:t>Allow 80 minutes: recall 8; explanation 12; worked demonstration 15; guided practice 20; independent assessment 15; project and reflection 10. Extend the lab into a second session when needed.</w:t>
       </w:r>
     </w:p>
     <w:p>
@@ -658,32 +880,55 @@
         <w:pStyle w:val="Heading3"/>
       </w:pPr>
       <w:r>
-        <w:t>Alternative compact allocation</w:t>
-      </w:r>
-    </w:p>
-    <w:p>
-      <w:r>
-        <w:t>This compact option is not the full-week schedule. Use the main teaching cycle and allow extra sessions for the investigation, independent work and project.</w:t>
+        <w:t>Preparation for the connected explanation</w:t>
+      </w:r>
+    </w:p>
+    <w:p>
+      <w:pPr>
+        <w:pStyle w:val="Heading3"/>
+      </w:pPr>
+      <w:r>
+        <w:t>Readiness answer</w:t>
+      </w:r>
+    </w:p>
+    <w:p>
+      <w:pPr>
+        <w:pStyle w:val="Heading3"/>
+      </w:pPr>
+      <w:r>
+        <w:t>End goal for the pictorial case</w:t>
       </w:r>
     </w:p>
     <w:p>
       <w:pPr>
         <w:spacing w:line="336" w:lineRule="auto" w:after="180"/>
-        <w:shd w:fill="F1F6F8"/>
-      </w:pPr>
-      <w:r>
-        <w:rPr>
-          <w:b w:val="0"/>
-        </w:rPr>
-        <w:t>Allow 80 minutes: recall 8; explanation 12; worked demonstration 15; guided practice 20; independent assessment 15; project and reflection 10. Extend the lab into a second session when needed.</w:t>
-      </w:r>
-    </w:p>
-    <w:p>
-      <w:pPr>
-        <w:pStyle w:val="Heading3"/>
-      </w:pPr>
-      <w:r>
-        <w:t>Preparation for the connected explanation</w:t>
+      </w:pPr>
+      <w:r>
+        <w:rPr>
+          <w:b w:val="0"/>
+        </w:rPr>
+        <w:t>This added worked case illustrates the week’s main idea. Retain all original and connected topics; schedule its practice within the teaching cycle.</w:t>
+      </w:r>
+    </w:p>
+    <w:p>
+      <w:pPr>
+        <w:pStyle w:val="Heading1"/>
+      </w:pPr>
+      <w:r>
+        <w:t>02. Teach candidate selection separately from diagnosing its gap</w:t>
+      </w:r>
+    </w:p>
+    <w:p>
+      <w:r>
+        <w:t>Use the complete paper-tree fixture for actual fitting evidence.</w:t>
+      </w:r>
+    </w:p>
+    <w:p>
+      <w:pPr>
+        <w:pStyle w:val="Heading2"/>
+      </w:pPr>
+      <w:r>
+        <w:t>Main capacity/MAEcomparison and limits</w:t>
       </w:r>
     </w:p>
     <w:p>
@@ -694,12 +939,105 @@
         <w:rPr>
           <w:b w:val="0"/>
         </w:rPr>
-        <w:t xml:space="preserve">Teach two 45-minute sessions. This week focuses on </w:t>
+        <w:t xml:space="preserve">A more flexible model can represent complicated relationships and accidental details. </w:t>
       </w:r>
       <w:r>
         <w:rPr>
           <w:b/>
         </w:rPr>
+        <w:t>Capacity</w:t>
+      </w:r>
+      <w:r>
+        <w:rPr>
+          <w:b w:val="0"/>
+        </w:rPr>
+        <w:t xml:space="preserve"> can help when there is enough relevant </w:t>
+      </w:r>
+      <w:r>
+        <w:rPr>
+          <w:b/>
+        </w:rPr>
+        <w:t>evidence</w:t>
+      </w:r>
+      <w:r>
+        <w:rPr>
+          <w:b w:val="0"/>
+        </w:rPr>
+        <w:t xml:space="preserve">, but perfect </w:t>
+      </w:r>
+      <w:r>
+        <w:rPr>
+          <w:b/>
+        </w:rPr>
+        <w:t>training</w:t>
+      </w:r>
+      <w:r>
+        <w:rPr>
+          <w:b w:val="0"/>
+        </w:rPr>
+        <w:t xml:space="preserve"> performance is not the goal.</w:t>
+      </w:r>
+    </w:p>
+    <w:p>
+      <w:pPr>
+        <w:spacing w:line="336" w:lineRule="auto" w:after="180"/>
+      </w:pPr>
+      <w:r>
+        <w:rPr>
+          <w:b w:val="0"/>
+        </w:rPr>
+        <w:t xml:space="preserve">Compare </w:t>
+      </w:r>
+      <w:r>
+        <w:rPr>
+          <w:b/>
+        </w:rPr>
+        <w:t>training</w:t>
+      </w:r>
+      <w:r>
+        <w:rPr>
+          <w:b w:val="0"/>
+        </w:rPr>
+        <w:t xml:space="preserve"> and validation using the same metric while checking leakage and representativeness.</w:t>
+      </w:r>
+    </w:p>
+    <w:p>
+      <w:pPr>
+        <w:spacing w:line="336" w:lineRule="auto" w:after="180"/>
+      </w:pPr>
+      <w:r>
+        <w:rPr>
+          <w:b w:val="0"/>
+        </w:rPr>
+        <w:t>Use fictional classroom data throughout this investigation. Keep the task, units, reference labels and data split visible as you reason.</w:t>
+      </w:r>
+    </w:p>
+    <w:p>
+      <w:pPr>
+        <w:spacing w:line="336" w:lineRule="auto" w:after="180"/>
+      </w:pPr>
+      <w:r>
+        <w:rPr>
+          <w:b w:val="0"/>
+        </w:rPr>
+        <w:t xml:space="preserve">Earlier weeks supplied the model-building </w:t>
+      </w:r>
+      <w:r>
+        <w:rPr>
+          <w:b/>
+        </w:rPr>
+        <w:t>process</w:t>
+      </w:r>
+      <w:r>
+        <w:rPr>
+          <w:b w:val="0"/>
+        </w:rPr>
+        <w:t xml:space="preserve">; this week examines </w:t>
+      </w:r>
+      <w:r>
+        <w:rPr>
+          <w:b/>
+        </w:rPr>
         <w:t>overfitting</w:t>
       </w:r>
       <w:r>
@@ -718,9 +1056,193 @@
         <w:rPr>
           <w:b w:val="0"/>
         </w:rPr>
-        <w:t>. Model the worked example first, collect the new W 4 case independently before feedback, and use the fresh retry to check transfer.</w:t>
-      </w:r>
-    </w:p>
+        <w:t>.</w:t>
+      </w:r>
+    </w:p>
+    <w:tbl>
+      <w:tblPr>
+        <w:tblStyle w:val="LightShading-Accent1"/>
+        <w:tblW w:type="auto" w:w="0"/>
+        <w:tblLook w:firstColumn="1" w:firstRow="1" w:lastColumn="0" w:lastRow="0" w:noHBand="0" w:noVBand="1" w:val="04A0"/>
+      </w:tblPr>
+      <w:tblGrid>
+        <w:gridCol w:w="2556"/>
+        <w:gridCol w:w="2556"/>
+        <w:gridCol w:w="2556"/>
+        <w:gridCol w:w="2556"/>
+      </w:tblGrid>
+      <w:tr>
+        <w:trPr>
+          <w:tblHeader/>
+        </w:trPr>
+        <w:tc>
+          <w:tcPr>
+            <w:tcW w:type="dxa" w:w="2556"/>
+          </w:tcPr>
+          <w:p>
+            <w:r>
+              <w:t>Main supplied regression candidate</w:t>
+            </w:r>
+          </w:p>
+        </w:tc>
+        <w:tc>
+          <w:tcPr>
+            <w:tcW w:type="dxa" w:w="2556"/>
+          </w:tcPr>
+          <w:p>
+            <w:r>
+              <w:t>Training MAE</w:t>
+            </w:r>
+          </w:p>
+        </w:tc>
+        <w:tc>
+          <w:tcPr>
+            <w:tcW w:type="dxa" w:w="2556"/>
+          </w:tcPr>
+          <w:p>
+            <w:r>
+              <w:t>Validation MAE</w:t>
+            </w:r>
+          </w:p>
+        </w:tc>
+        <w:tc>
+          <w:tcPr>
+            <w:tcW w:type="dxa" w:w="2556"/>
+          </w:tcPr>
+          <w:p>
+            <w:r>
+              <w:t>Validation minus training loss</w:t>
+            </w:r>
+          </w:p>
+        </w:tc>
+      </w:tr>
+      <w:tr>
+        <w:tc>
+          <w:tcPr>
+            <w:tcW w:type="dxa" w:w="2556"/>
+          </w:tcPr>
+          <w:p>
+            <w:r>
+              <w:t>Constant</w:t>
+            </w:r>
+          </w:p>
+        </w:tc>
+        <w:tc>
+          <w:tcPr>
+            <w:tcW w:type="dxa" w:w="2556"/>
+          </w:tcPr>
+          <w:p>
+            <w:r>
+              <w:t>5</w:t>
+            </w:r>
+          </w:p>
+        </w:tc>
+        <w:tc>
+          <w:tcPr>
+            <w:tcW w:type="dxa" w:w="2556"/>
+          </w:tcPr>
+          <w:p>
+            <w:r>
+              <w:t>6</w:t>
+            </w:r>
+          </w:p>
+        </w:tc>
+        <w:tc>
+          <w:tcPr>
+            <w:tcW w:type="dxa" w:w="2556"/>
+          </w:tcPr>
+          <w:p>
+            <w:r>
+              <w:t>1</w:t>
+            </w:r>
+          </w:p>
+        </w:tc>
+      </w:tr>
+      <w:tr>
+        <w:tc>
+          <w:tcPr>
+            <w:tcW w:type="dxa" w:w="2556"/>
+          </w:tcPr>
+          <w:p>
+            <w:r>
+              <w:t>Line</w:t>
+            </w:r>
+          </w:p>
+        </w:tc>
+        <w:tc>
+          <w:tcPr>
+            <w:tcW w:type="dxa" w:w="2556"/>
+          </w:tcPr>
+          <w:p>
+            <w:r>
+              <w:t>2</w:t>
+            </w:r>
+          </w:p>
+        </w:tc>
+        <w:tc>
+          <w:tcPr>
+            <w:tcW w:type="dxa" w:w="2556"/>
+          </w:tcPr>
+          <w:p>
+            <w:r>
+              <w:t>3</w:t>
+            </w:r>
+          </w:p>
+        </w:tc>
+        <w:tc>
+          <w:tcPr>
+            <w:tcW w:type="dxa" w:w="2556"/>
+          </w:tcPr>
+          <w:p>
+            <w:r>
+              <w:t>1</w:t>
+            </w:r>
+          </w:p>
+        </w:tc>
+      </w:tr>
+      <w:tr>
+        <w:tc>
+          <w:tcPr>
+            <w:tcW w:type="dxa" w:w="2556"/>
+          </w:tcPr>
+          <w:p>
+            <w:r>
+              <w:t>Flexible curve</w:t>
+            </w:r>
+          </w:p>
+        </w:tc>
+        <w:tc>
+          <w:tcPr>
+            <w:tcW w:type="dxa" w:w="2556"/>
+          </w:tcPr>
+          <w:p>
+            <w:r>
+              <w:t>0</w:t>
+            </w:r>
+          </w:p>
+        </w:tc>
+        <w:tc>
+          <w:tcPr>
+            <w:tcW w:type="dxa" w:w="2556"/>
+          </w:tcPr>
+          <w:p>
+            <w:r>
+              <w:t>8</w:t>
+            </w:r>
+          </w:p>
+        </w:tc>
+        <w:tc>
+          <w:tcPr>
+            <w:tcW w:type="dxa" w:w="2556"/>
+          </w:tcPr>
+          <w:p>
+            <w:r>
+              <w:t>8</w:t>
+            </w:r>
+          </w:p>
+        </w:tc>
+      </w:tr>
+    </w:tbl>
     <w:p>
       <w:pPr>
         <w:spacing w:line="336" w:lineRule="auto" w:after="180"/>
@@ -729,15 +1251,43 @@
         <w:rPr>
           <w:b w:val="0"/>
         </w:rPr>
-        <w:t>Award credit for traceable reasoning and bounded claims, including justified uncertainty.</w:t>
-      </w:r>
-    </w:p>
-    <w:p>
-      <w:pPr>
-        <w:pStyle w:val="Heading3"/>
-      </w:pPr>
-      <w:r>
-        <w:t>Readiness answer</w:t>
+        <w:t xml:space="preserve">On the same regression split, a constant has </w:t>
+      </w:r>
+      <w:r>
+        <w:rPr>
+          <w:b/>
+        </w:rPr>
+        <w:t>training</w:t>
+      </w:r>
+      <w:r>
+        <w:rPr>
+          <w:b w:val="0"/>
+        </w:rPr>
+        <w:t xml:space="preserve"> MAE 5 and validation 6, a line has </w:t>
+      </w:r>
+      <w:r>
+        <w:rPr>
+          <w:b/>
+        </w:rPr>
+        <w:t>training</w:t>
+      </w:r>
+      <w:r>
+        <w:rPr>
+          <w:b w:val="0"/>
+        </w:rPr>
+        <w:t xml:space="preserve"> 2 and validation 3, and a highly flexible curve has </w:t>
+      </w:r>
+      <w:r>
+        <w:rPr>
+          <w:b/>
+        </w:rPr>
+        <w:t>training</w:t>
+      </w:r>
+      <w:r>
+        <w:rPr>
+          <w:b w:val="0"/>
+        </w:rPr>
+        <w:t xml:space="preserve"> 0 and validation 8. Under smallest validation MAE, choose the line.</w:t>
       </w:r>
     </w:p>
     <w:p>
@@ -748,7 +1298,7 @@
         <w:rPr>
           <w:b w:val="0"/>
         </w:rPr>
-        <w:t xml:space="preserve">No; it may fit peculiarities of the </w:t>
+        <w:t xml:space="preserve">The curve has the lowest </w:t>
       </w:r>
       <w:r>
         <w:rPr>
@@ -760,7 +1310,7 @@
         <w:rPr>
           <w:b w:val="0"/>
         </w:rPr>
-        <w:t xml:space="preserve"> sample.</w:t>
+        <w:t xml:space="preserve"> loss but the worst validation result.</w:t>
       </w:r>
     </w:p>
     <w:p>
@@ -771,7 +1321,19 @@
         <w:rPr>
           <w:b w:val="0"/>
         </w:rPr>
-        <w:t>Printed student lesson and workbook</w:t>
+        <w:t xml:space="preserve">Before continuing, underline the decision rule and circle the </w:t>
+      </w:r>
+      <w:r>
+        <w:rPr>
+          <w:b/>
+        </w:rPr>
+        <w:t>evidence</w:t>
+      </w:r>
+      <w:r>
+        <w:rPr>
+          <w:b w:val="0"/>
+        </w:rPr>
+        <w:t xml:space="preserve"> that supports the conclusion. Explain the example to a partner without replacing the counts or conditions with a stronger claim.</w:t>
       </w:r>
     </w:p>
     <w:p>
@@ -782,765 +1344,7 @@
         <w:rPr>
           <w:b w:val="0"/>
         </w:rPr>
-        <w:t>Paper, pencils and a calculator for fractions</w:t>
-      </w:r>
-    </w:p>
-    <w:p>
-      <w:pPr>
-        <w:spacing w:line="336" w:lineRule="auto" w:after="180"/>
-      </w:pPr>
-      <w:r>
-        <w:rPr>
-          <w:b w:val="0"/>
-        </w:rPr>
-        <w:t xml:space="preserve">The fictional examples and a blank </w:t>
-      </w:r>
-      <w:r>
-        <w:rPr>
-          <w:b/>
-        </w:rPr>
-        <w:t>evidence</w:t>
-      </w:r>
-      <w:r>
-        <w:rPr>
-          <w:b w:val="0"/>
-        </w:rPr>
-        <w:t xml:space="preserve"> table</w:t>
-      </w:r>
-    </w:p>
-    <w:p>
-      <w:pPr>
-        <w:spacing w:line="336" w:lineRule="auto" w:after="180"/>
-      </w:pPr>
-      <w:r>
-        <w:rPr>
-          <w:b w:val="0"/>
-        </w:rPr>
-        <w:t>Saved classroom project records for critique; no personal student dataset required</w:t>
-      </w:r>
-    </w:p>
-    <w:p>
-      <w:pPr>
-        <w:pStyle w:val="Heading3"/>
-      </w:pPr>
-      <w:r>
-        <w:t>End goal for the pictorial case</w:t>
-      </w:r>
-    </w:p>
-    <w:p>
-      <w:pPr>
-        <w:spacing w:line="336" w:lineRule="auto" w:after="180"/>
-      </w:pPr>
-      <w:r>
-        <w:rPr>
-          <w:b w:val="0"/>
-        </w:rPr>
-        <w:t xml:space="preserve">By the end, I can explain </w:t>
-      </w:r>
-      <w:r>
-        <w:rPr>
-          <w:b/>
-        </w:rPr>
-        <w:t>overfitting</w:t>
-      </w:r>
-      <w:r>
-        <w:rPr>
-          <w:b w:val="0"/>
-        </w:rPr>
-        <w:t xml:space="preserve"> using a traced example and a stated limitation.</w:t>
-      </w:r>
-    </w:p>
-    <w:p>
-      <w:pPr>
-        <w:spacing w:line="336" w:lineRule="auto" w:after="180"/>
-      </w:pPr>
-      <w:r>
-        <w:rPr>
-          <w:b w:val="0"/>
-        </w:rPr>
-        <w:t>This added worked case illustrates the week’s main idea. Retain all original and connected topics; schedule its practice within the teaching cycle.</w:t>
-      </w:r>
-    </w:p>
-    <w:p>
-      <w:pPr>
-        <w:pStyle w:val="Heading1"/>
-      </w:pPr>
-      <w:r>
-        <w:t>02. Explain the mechanism</w:t>
-      </w:r>
-    </w:p>
-    <w:p>
-      <w:r>
-        <w:t>Model Overfitting using the supplied case, labelled mechanism and reasoning. Make the scope of each conclusion explicit.</w:t>
-      </w:r>
-    </w:p>
-    <w:p>
-      <w:pPr>
-        <w:spacing w:line="336" w:lineRule="auto" w:after="180"/>
-      </w:pPr>
-      <w:r>
-        <w:rPr>
-          <w:b w:val="0"/>
-        </w:rPr>
-        <w:t>Trace the information, fitted behavior, and evaluation proof separately.</w:t>
-      </w:r>
-    </w:p>
-    <w:p>
-      <w:pPr>
-        <w:pStyle w:val="Heading3"/>
-      </w:pPr>
-      <w:r>
-        <w:t>Question to explain</w:t>
-      </w:r>
-    </w:p>
-    <w:p>
-      <w:pPr>
-        <w:spacing w:line="336" w:lineRule="auto" w:after="180"/>
-        <w:shd w:fill="F5F1FB"/>
-      </w:pPr>
-      <w:r>
-        <w:rPr>
-          <w:b w:val="0"/>
-        </w:rPr>
-        <w:t xml:space="preserve">QUESTION Compare simple and complex models using train and validation </w:t>
-      </w:r>
-      <w:r>
-        <w:rPr>
-          <w:b/>
-        </w:rPr>
-        <w:t>evidence</w:t>
-      </w:r>
-      <w:r>
-        <w:rPr>
-          <w:b w:val="0"/>
-        </w:rPr>
-        <w:t>.</w:t>
-      </w:r>
-    </w:p>
-    <w:p>
-      <w:pPr>
-        <w:spacing w:line="336" w:lineRule="auto" w:after="180"/>
-      </w:pPr>
-      <w:r>
-        <w:rPr>
-          <w:b w:val="0"/>
-        </w:rPr>
-        <w:t xml:space="preserve">MODEL IDEA An overfit model captures </w:t>
-      </w:r>
-      <w:r>
-        <w:rPr>
-          <w:b/>
-        </w:rPr>
-        <w:t>training</w:t>
-      </w:r>
-      <w:r>
-        <w:rPr>
-          <w:b w:val="0"/>
-        </w:rPr>
-        <w:t xml:space="preserve">-specific noise, producing a large gap between </w:t>
-      </w:r>
-      <w:r>
-        <w:rPr>
-          <w:b/>
-        </w:rPr>
-        <w:t>training</w:t>
-      </w:r>
-      <w:r>
-        <w:rPr>
-          <w:b w:val="0"/>
-        </w:rPr>
-        <w:t xml:space="preserve"> and unseen performance.</w:t>
-      </w:r>
-    </w:p>
-    <w:p>
-      <w:pPr>
-        <w:spacing w:line="336" w:lineRule="auto" w:after="180"/>
-      </w:pPr>
-      <w:r>
-        <w:rPr>
-          <w:b w:val="0"/>
-        </w:rPr>
-        <w:t>PROOF NEEDED Use an unseen case, visible calculation, error analysis, and a stated limitation.</w:t>
-      </w:r>
-    </w:p>
-    <w:p>
-      <w:pPr>
-        <w:pStyle w:val="Heading3"/>
-      </w:pPr>
-      <w:r>
-        <w:t>How the mechanism works</w:t>
-      </w:r>
-    </w:p>
-    <w:p>
-      <w:pPr>
-        <w:spacing w:line="336" w:lineRule="auto" w:after="180"/>
-        <w:shd w:fill="F1F6F8"/>
-      </w:pPr>
-      <w:r>
-        <w:rPr>
-          <w:b w:val="0"/>
-        </w:rPr>
-        <w:t>UNDER THE HOOD Simple tree: train 82%, validation 78%; gap 4 points. Deep tree: train 100%, validation 65%; gap 35 points.</w:t>
-      </w:r>
-    </w:p>
-    <w:p>
-      <w:pPr>
-        <w:spacing w:line="336" w:lineRule="auto" w:after="180"/>
-      </w:pPr>
-      <w:r>
-        <w:rPr>
-          <w:b w:val="0"/>
-        </w:rPr>
-        <w:t xml:space="preserve">Draw a fresh data → model → </w:t>
-      </w:r>
-      <w:r>
-        <w:rPr>
-          <w:b/>
-        </w:rPr>
-        <w:t>prediction</w:t>
-      </w:r>
-      <w:r>
-        <w:rPr>
-          <w:b w:val="0"/>
-        </w:rPr>
-        <w:t xml:space="preserve"> → evaluation trace:</w:t>
-      </w:r>
-    </w:p>
-    <w:p>
-      <w:pPr>
-        <w:spacing w:line="336" w:lineRule="auto" w:after="180"/>
-      </w:pPr>
-      <w:r>
-        <w:rPr>
-          <w:b w:val="0"/>
-        </w:rPr>
-        <w:t xml:space="preserve">Predict first. Then check each step. A correct answer without visible </w:t>
-      </w:r>
-      <w:r>
-        <w:rPr>
-          <w:b/>
-        </w:rPr>
-        <w:t>evidence</w:t>
-      </w:r>
-      <w:r>
-        <w:rPr>
-          <w:b w:val="0"/>
-        </w:rPr>
-        <w:t xml:space="preserve"> cannot be audited.</w:t>
-      </w:r>
-    </w:p>
-    <w:p>
-      <w:pPr>
-        <w:pStyle w:val="Heading3"/>
-      </w:pPr>
-      <w:r>
-        <w:t>Step 1</w:t>
-      </w:r>
-    </w:p>
-    <w:p>
-      <w:pPr>
-        <w:spacing w:line="336" w:lineRule="auto" w:after="180"/>
-        <w:shd w:fill="F4F9FC"/>
-      </w:pPr>
-      <w:r>
-        <w:rPr>
-          <w:b w:val="0"/>
-        </w:rPr>
-        <w:t>STEP 1 Simple tree: train 82%, validation 78%; gap 4 points.</w:t>
-      </w:r>
-    </w:p>
-    <w:p>
-      <w:pPr>
-        <w:pStyle w:val="Heading3"/>
-      </w:pPr>
-      <w:r>
-        <w:t>Step 2</w:t>
-      </w:r>
-    </w:p>
-    <w:p>
-      <w:pPr>
-        <w:spacing w:line="336" w:lineRule="auto" w:after="180"/>
-        <w:shd w:fill="F4F9FC"/>
-      </w:pPr>
-      <w:r>
-        <w:rPr>
-          <w:b w:val="0"/>
-        </w:rPr>
-        <w:t>STEP 2 Deep tree: train 100%, validation 65%; gap 35 points.</w:t>
-      </w:r>
-    </w:p>
-    <w:p>
-      <w:pPr>
-        <w:pStyle w:val="Heading3"/>
-      </w:pPr>
-      <w:r>
-        <w:t>Step 3</w:t>
-      </w:r>
-    </w:p>
-    <w:p>
-      <w:pPr>
-        <w:spacing w:line="336" w:lineRule="auto" w:after="180"/>
-        <w:shd w:fill="F4F9FC"/>
-      </w:pPr>
-      <w:r>
-        <w:rPr>
-          <w:b w:val="0"/>
-        </w:rPr>
-        <w:t xml:space="preserve">STEP 3 Deep tree's perfect </w:t>
-      </w:r>
-      <w:r>
-        <w:rPr>
-          <w:b/>
-        </w:rPr>
-        <w:t>training</w:t>
-      </w:r>
-      <w:r>
-        <w:rPr>
-          <w:b w:val="0"/>
-        </w:rPr>
-        <w:t xml:space="preserve"> result is weaker unseen </w:t>
-      </w:r>
-      <w:r>
-        <w:rPr>
-          <w:b/>
-        </w:rPr>
-        <w:t>evidence</w:t>
-      </w:r>
-      <w:r>
-        <w:rPr>
-          <w:b w:val="0"/>
-        </w:rPr>
-        <w:t>.</w:t>
-      </w:r>
-    </w:p>
-    <w:p>
-      <w:pPr>
-        <w:pStyle w:val="Heading3"/>
-      </w:pPr>
-      <w:r>
-        <w:t>Step 4</w:t>
-      </w:r>
-    </w:p>
-    <w:p>
-      <w:pPr>
-        <w:spacing w:line="336" w:lineRule="auto" w:after="180"/>
-        <w:shd w:fill="F4F9FC"/>
-      </w:pPr>
-      <w:r>
-        <w:rPr>
-          <w:b w:val="0"/>
-        </w:rPr>
-        <w:t>STEP 4 Prune, regularize, improve representative data, or features—then rerun fixed validation cases.</w:t>
-      </w:r>
-    </w:p>
-    <w:p>
-      <w:pPr>
-        <w:spacing w:line="336" w:lineRule="auto" w:after="180"/>
-      </w:pPr>
-      <w:r>
-        <w:rPr>
-          <w:b w:val="0"/>
-        </w:rPr>
-        <w:t>CHECK Verify the denominator, unit, split, class definition, and data version before interpreting a score.</w:t>
-      </w:r>
-    </w:p>
-    <w:p>
-      <w:pPr>
-        <w:spacing w:line="336" w:lineRule="auto" w:after="180"/>
-      </w:pPr>
-      <w:r>
-        <w:rPr>
-          <w:b w:val="0"/>
-        </w:rPr>
-        <w:t xml:space="preserve">Recalculate, retrace, or restate the </w:t>
-      </w:r>
-      <w:r>
-        <w:rPr>
-          <w:b/>
-        </w:rPr>
-        <w:t>evidence</w:t>
-      </w:r>
-      <w:r>
-        <w:rPr>
-          <w:b w:val="0"/>
-        </w:rPr>
-        <w:t xml:space="preserve"> independently:</w:t>
-      </w:r>
-    </w:p>
-    <w:p>
-      <w:pPr>
-        <w:pStyle w:val="Heading3"/>
-      </w:pPr>
-      <w:r>
-        <w:t>Concrete teaching case</w:t>
-      </w:r>
-    </w:p>
-    <w:p>
-      <w:pPr>
-        <w:pStyle w:val="Heading3"/>
-      </w:pPr>
-      <w:r>
-        <w:t>The teaching case</w:t>
-      </w:r>
-    </w:p>
-    <w:p>
-      <w:pPr>
-        <w:spacing w:line="336" w:lineRule="auto" w:after="180"/>
-        <w:shd w:fill="F1F6FC"/>
-      </w:pPr>
-      <w:r>
-        <w:rPr>
-          <w:b w:val="0"/>
-        </w:rPr>
-        <w:t>A scores100% train,</w:t>
-      </w:r>
-      <w:r>
-        <w:rPr>
-          <w:b/>
-        </w:rPr>
-        <w:t>60%</w:t>
-      </w:r>
-      <w:r>
-        <w:rPr>
-          <w:b w:val="0"/>
-        </w:rPr>
-        <w:t xml:space="preserve"> validation; B scores85%,</w:t>
-      </w:r>
-      <w:r>
-        <w:rPr>
-          <w:b/>
-        </w:rPr>
-        <w:t>80%</w:t>
-      </w:r>
-      <w:r>
-        <w:rPr>
-          <w:b w:val="0"/>
-        </w:rPr>
-        <w:t xml:space="preserve"> on the same sets.</w:t>
-      </w:r>
-    </w:p>
-    <w:p>
-      <w:pPr>
-        <w:pStyle w:val="Heading3"/>
-      </w:pPr>
-      <w:r>
-        <w:t>The teaching case</w:t>
-      </w:r>
-    </w:p>
-    <w:p>
-      <w:pPr>
-        <w:spacing w:line="336" w:lineRule="auto" w:after="180"/>
-        <w:shd w:fill="F1F6FC"/>
-      </w:pPr>
-      <w:r>
-        <w:rPr>
-          <w:b w:val="0"/>
-        </w:rPr>
-        <w:t>Compute gaps and select by validation accuracy.</w:t>
-      </w:r>
-    </w:p>
-    <w:p>
-      <w:pPr>
-        <w:pStyle w:val="Heading3"/>
-      </w:pPr>
-      <w:r>
-        <w:t>Exact explanation to model</w:t>
-      </w:r>
-    </w:p>
-    <w:p>
-      <w:pPr>
-        <w:pStyle w:val="Heading3"/>
-      </w:pPr>
-      <w:r>
-        <w:t>Why the result follows</w:t>
-      </w:r>
-    </w:p>
-    <w:p>
-      <w:pPr>
-        <w:spacing w:line="336" w:lineRule="auto" w:after="180"/>
-        <w:shd w:fill="F1F6FC"/>
-      </w:pPr>
-      <w:r>
-        <w:rPr>
-          <w:b w:val="0"/>
-        </w:rPr>
-        <w:t xml:space="preserve">A gap40 percentage points; B gap5. B has better shared validation accuracy. A suggests </w:t>
-      </w:r>
-      <w:r>
-        <w:rPr>
-          <w:b/>
-        </w:rPr>
-        <w:t>overfitting</w:t>
-      </w:r>
-      <w:r>
-        <w:rPr>
-          <w:b w:val="0"/>
-        </w:rPr>
-        <w:t>, but investigate distribution differences too.</w:t>
-      </w:r>
-    </w:p>
-    <w:p>
-      <w:pPr>
-        <w:pStyle w:val="Heading3"/>
-      </w:pPr>
-      <w:r>
-        <w:t>Explain the added worked example</w:t>
-      </w:r>
-    </w:p>
-    <w:p>
-      <w:pPr>
-        <w:pStyle w:val="Heading3"/>
-      </w:pPr>
-      <w:r>
-        <w:t>Explain the added worked example · 1</w:t>
-      </w:r>
-    </w:p>
-    <w:p>
-      <w:pPr>
-        <w:spacing w:line="336" w:lineRule="auto" w:after="180"/>
-      </w:pPr>
-      <w:r>
-        <w:rPr>
-          <w:b w:val="0"/>
-        </w:rPr>
-        <w:t xml:space="preserve">A more flexible model can represent complicated relationships and accidental details. </w:t>
-      </w:r>
-      <w:r>
-        <w:rPr>
-          <w:b/>
-        </w:rPr>
-        <w:t>Capacity</w:t>
-      </w:r>
-      <w:r>
-        <w:rPr>
-          <w:b w:val="0"/>
-        </w:rPr>
-        <w:t xml:space="preserve"> can help when there is enough relevant </w:t>
-      </w:r>
-      <w:r>
-        <w:rPr>
-          <w:b/>
-        </w:rPr>
-        <w:t>evidence</w:t>
-      </w:r>
-      <w:r>
-        <w:rPr>
-          <w:b w:val="0"/>
-        </w:rPr>
-        <w:t xml:space="preserve">, but perfect </w:t>
-      </w:r>
-      <w:r>
-        <w:rPr>
-          <w:b/>
-        </w:rPr>
-        <w:t>training</w:t>
-      </w:r>
-      <w:r>
-        <w:rPr>
-          <w:b w:val="0"/>
-        </w:rPr>
-        <w:t xml:space="preserve"> performance is not the goal.</w:t>
-      </w:r>
-    </w:p>
-    <w:p>
-      <w:pPr>
-        <w:spacing w:line="336" w:lineRule="auto" w:after="180"/>
-      </w:pPr>
-      <w:r>
-        <w:rPr>
-          <w:b w:val="0"/>
-        </w:rPr>
-        <w:t xml:space="preserve">Compare </w:t>
-      </w:r>
-      <w:r>
-        <w:rPr>
-          <w:b/>
-        </w:rPr>
-        <w:t>training</w:t>
-      </w:r>
-      <w:r>
-        <w:rPr>
-          <w:b w:val="0"/>
-        </w:rPr>
-        <w:t xml:space="preserve"> and validation using the same metric while checking leakage and representativeness.</w:t>
-      </w:r>
-    </w:p>
-    <w:p>
-      <w:pPr>
-        <w:spacing w:line="336" w:lineRule="auto" w:after="180"/>
-      </w:pPr>
-      <w:r>
-        <w:rPr>
-          <w:b w:val="0"/>
-        </w:rPr>
-        <w:t>Use fictional classroom data throughout this investigation. Keep the task, units, reference labels and data split visible as you reason.</w:t>
-      </w:r>
-    </w:p>
-    <w:p>
-      <w:pPr>
-        <w:spacing w:line="336" w:lineRule="auto" w:after="180"/>
-      </w:pPr>
-      <w:r>
-        <w:rPr>
-          <w:b w:val="0"/>
-        </w:rPr>
-        <w:t xml:space="preserve">Earlier weeks supplied the model-building </w:t>
-      </w:r>
-      <w:r>
-        <w:rPr>
-          <w:b/>
-        </w:rPr>
-        <w:t>process</w:t>
-      </w:r>
-      <w:r>
-        <w:rPr>
-          <w:b w:val="0"/>
-        </w:rPr>
-        <w:t xml:space="preserve">; this week examines </w:t>
-      </w:r>
-      <w:r>
-        <w:rPr>
-          <w:b/>
-        </w:rPr>
-        <w:t>overfitting</w:t>
-      </w:r>
-      <w:r>
-        <w:rPr>
-          <w:b w:val="0"/>
-        </w:rPr>
-        <w:t xml:space="preserve"> and model </w:t>
-      </w:r>
-      <w:r>
-        <w:rPr>
-          <w:b/>
-        </w:rPr>
-        <w:t>capacity</w:t>
-      </w:r>
-      <w:r>
-        <w:rPr>
-          <w:b w:val="0"/>
-        </w:rPr>
-        <w:t>.</w:t>
-      </w:r>
-    </w:p>
-    <w:p>
-      <w:pPr>
-        <w:pStyle w:val="Heading3"/>
-      </w:pPr>
-      <w:r>
-        <w:t>Explain the added worked example · 2</w:t>
-      </w:r>
-    </w:p>
-    <w:p>
-      <w:pPr>
-        <w:spacing w:line="336" w:lineRule="auto" w:after="180"/>
-      </w:pPr>
-      <w:r>
-        <w:rPr>
-          <w:b w:val="0"/>
-        </w:rPr>
-        <w:t xml:space="preserve">On the same regression split, a constant has </w:t>
-      </w:r>
-      <w:r>
-        <w:rPr>
-          <w:b/>
-        </w:rPr>
-        <w:t>training</w:t>
-      </w:r>
-      <w:r>
-        <w:rPr>
-          <w:b w:val="0"/>
-        </w:rPr>
-        <w:t xml:space="preserve"> MAE 5 and validation 6, a line has </w:t>
-      </w:r>
-      <w:r>
-        <w:rPr>
-          <w:b/>
-        </w:rPr>
-        <w:t>training</w:t>
-      </w:r>
-      <w:r>
-        <w:rPr>
-          <w:b w:val="0"/>
-        </w:rPr>
-        <w:t xml:space="preserve"> 2 and validation 3, and a highly flexible curve has </w:t>
-      </w:r>
-      <w:r>
-        <w:rPr>
-          <w:b/>
-        </w:rPr>
-        <w:t>training</w:t>
-      </w:r>
-      <w:r>
-        <w:rPr>
-          <w:b w:val="0"/>
-        </w:rPr>
-        <w:t xml:space="preserve"> 0 and validation 8. Under smallest validation MAE, choose the line.</w:t>
-      </w:r>
-    </w:p>
-    <w:p>
-      <w:pPr>
-        <w:spacing w:line="336" w:lineRule="auto" w:after="180"/>
-      </w:pPr>
-      <w:r>
-        <w:rPr>
-          <w:b w:val="0"/>
-        </w:rPr>
-        <w:t xml:space="preserve">The curve has the lowest </w:t>
-      </w:r>
-      <w:r>
-        <w:rPr>
-          <w:b/>
-        </w:rPr>
-        <w:t>training</w:t>
-      </w:r>
-      <w:r>
-        <w:rPr>
-          <w:b w:val="0"/>
-        </w:rPr>
-        <w:t xml:space="preserve"> loss but the worst validation result.</w:t>
-      </w:r>
-    </w:p>
-    <w:p>
-      <w:pPr>
-        <w:spacing w:line="336" w:lineRule="auto" w:after="180"/>
-      </w:pPr>
-      <w:r>
-        <w:rPr>
-          <w:b w:val="0"/>
-        </w:rPr>
-        <w:t xml:space="preserve">Before continuing, underline the decision rule and circle the </w:t>
-      </w:r>
-      <w:r>
-        <w:rPr>
-          <w:b/>
-        </w:rPr>
-        <w:t>evidence</w:t>
-      </w:r>
-      <w:r>
-        <w:rPr>
-          <w:b w:val="0"/>
-        </w:rPr>
-        <w:t xml:space="preserve"> that supports the conclusion. Explain the example to a partner without replacing the counts or conditions with a stronger claim.</w:t>
-      </w:r>
-    </w:p>
-    <w:p>
-      <w:pPr>
-        <w:spacing w:line="336" w:lineRule="auto" w:after="180"/>
-      </w:pPr>
-      <w:r>
-        <w:rPr>
-          <w:b w:val="0"/>
-        </w:rPr>
         <w:t>Keep the distinction between an observed result and a proposed next step.</w:t>
-      </w:r>
-    </w:p>
-    <w:p>
-      <w:pPr>
-        <w:pStyle w:val="Heading3"/>
-      </w:pPr>
-      <w:r>
-        <w:t>Key terms</w:t>
       </w:r>
     </w:p>
     <w:tbl>
@@ -1667,48 +1471,6 @@
         </w:tc>
       </w:tr>
     </w:tbl>
-    <w:p>
-      <w:pPr>
-        <w:pStyle w:val="Heading3"/>
-      </w:pPr>
-      <w:r>
-        <w:t>Model the reasoning aloud</w:t>
-      </w:r>
-    </w:p>
-    <w:p>
-      <w:pPr>
-        <w:spacing w:line="336" w:lineRule="auto" w:after="180"/>
-      </w:pPr>
-      <w:r>
-        <w:rPr>
-          <w:b w:val="0"/>
-        </w:rPr>
-        <w:t xml:space="preserve">Use the complete worked example below before asking learners to complete W2. Reveal a small part, invite a </w:t>
-      </w:r>
-      <w:r>
-        <w:rPr>
-          <w:b/>
-        </w:rPr>
-        <w:t>prediction</w:t>
-      </w:r>
-      <w:r>
-        <w:rPr>
-          <w:b w:val="0"/>
-        </w:rPr>
-        <w:t>, then explain the deciding step.</w:t>
-      </w:r>
-    </w:p>
-    <w:p>
-      <w:pPr>
-        <w:spacing w:line="336" w:lineRule="auto" w:after="180"/>
-      </w:pPr>
-      <w:r>
-        <w:rPr>
-          <w:b w:val="0"/>
-        </w:rPr>
-        <w:t>These teacher notes contain solutions; do not reveal the independent case answer during modelling.</w:t>
-      </w:r>
-    </w:p>
     <w:p>
       <w:pPr>
         <w:pStyle w:val="Heading3"/>
@@ -1893,6 +1655,889 @@
         <w:t>________________________________________________________________</w:t>
       </w:r>
     </w:p>
+    <w:p>
+      <w:pPr>
+        <w:pStyle w:val="Heading2"/>
+      </w:pPr>
+      <w:r>
+        <w:t>Read separate pictured accuracy comparison</w:t>
+      </w:r>
+    </w:p>
+    <w:p>
+      <w:pPr>
+        <w:spacing w:line="336" w:lineRule="auto" w:after="180"/>
+      </w:pPr>
+      <w:r>
+        <w:rPr>
+          <w:b w:val="0"/>
+        </w:rPr>
+        <w:t xml:space="preserve">See </w:t>
+      </w:r>
+      <w:r>
+        <w:rPr>
+          <w:b/>
+        </w:rPr>
+        <w:t>overfitting</w:t>
+      </w:r>
+      <w:r>
+        <w:rPr>
+          <w:b w:val="0"/>
+        </w:rPr>
+        <w:t xml:space="preserve"> as a gap requiring investigation, not a label based only on model size.</w:t>
+      </w:r>
+    </w:p>
+    <w:p>
+      <w:pPr>
+        <w:spacing w:line="336" w:lineRule="auto" w:after="180"/>
+      </w:pPr>
+      <w:r>
+        <w:rPr>
+          <w:b w:val="0"/>
+        </w:rPr>
+        <w:t xml:space="preserve">Toy model Small: </w:t>
+      </w:r>
+      <w:r>
+        <w:rPr>
+          <w:b/>
+        </w:rPr>
+        <w:t>training</w:t>
+      </w:r>
+      <w:r>
+        <w:rPr>
+          <w:b w:val="0"/>
+        </w:rPr>
+        <w:t xml:space="preserve"> 85%, validation </w:t>
+      </w:r>
+      <w:r>
+        <w:rPr>
+          <w:b/>
+        </w:rPr>
+        <w:t>80%</w:t>
+      </w:r>
+      <w:r>
+        <w:rPr>
+          <w:b w:val="0"/>
+        </w:rPr>
+        <w:t xml:space="preserve">. Large: </w:t>
+      </w:r>
+      <w:r>
+        <w:rPr>
+          <w:b/>
+        </w:rPr>
+        <w:t>training</w:t>
+      </w:r>
+      <w:r>
+        <w:rPr>
+          <w:b w:val="0"/>
+        </w:rPr>
+        <w:t xml:space="preserve"> 100%, validation </w:t>
+      </w:r>
+      <w:r>
+        <w:rPr>
+          <w:b/>
+        </w:rPr>
+        <w:t>60%</w:t>
+      </w:r>
+      <w:r>
+        <w:rPr>
+          <w:b w:val="0"/>
+        </w:rPr>
+        <w:t>. Same split and scoring rule.</w:t>
+      </w:r>
+    </w:p>
+    <w:p>
+      <w:pPr>
+        <w:spacing w:line="336" w:lineRule="auto" w:after="180"/>
+      </w:pPr>
+      <w:r>
+        <w:rPr>
+          <w:b w:val="0"/>
+        </w:rPr>
+        <w:t xml:space="preserve">All </w:t>
+      </w:r>
+      <w:r>
+        <w:rPr>
+          <w:b/>
+        </w:rPr>
+        <w:t>input</w:t>
+      </w:r>
+      <w:r>
+        <w:rPr>
+          <w:b w:val="0"/>
+        </w:rPr>
+        <w:t>s and outcomes in this worked example are invented classroom data; no real model run is claimed.</w:t>
+      </w:r>
+    </w:p>
+    <w:p>
+      <w:pPr>
+        <w:spacing w:line="336" w:lineRule="auto" w:after="180"/>
+      </w:pPr>
+      <w:r>
+        <w:rPr>
+          <w:b w:val="0"/>
+        </w:rPr>
+        <w:t>Picture Small has training 85%, validation 80%, gap 5 percentage points; Large100%/60%, gap 40 points. The pictured revision changes Large’s validation to82%while leaving training 100%, so its gap 18 points remains larger yet its validation score exceeds Small’s80%. Gap size alone is not the selection rule. These supplied accuracy results are separate from the main MAEtable and the paper-tree 4-case splits.</w:t>
+      </w:r>
+    </w:p>
+    <w:p>
+      <w:pPr>
+        <w:spacing w:line="336" w:lineRule="auto" w:after="180"/>
+      </w:pPr>
+      <w:r>
+        <w:rPr>
+          <w:b w:val="0"/>
+        </w:rPr>
+        <w:t>No sample-size uncertainty, causal capacity effect or final-test score is supplied.</w:t>
+      </w:r>
+    </w:p>
+    <w:p>
+      <w:r>
+        <w:drawing>
+          <wp:inline xmlns:a="http://schemas.openxmlformats.org/drawingml/2006/main" xmlns:pic="http://schemas.openxmlformats.org/drawingml/2006/picture">
+            <wp:extent cx="5486400" cy="3621314"/>
+            <wp:docPr id="1" name="Picture 1" descr="Training and validation accuracy"/>
+            <wp:cNvGraphicFramePr>
+              <a:graphicFrameLocks noChangeAspect="1"/>
+            </wp:cNvGraphicFramePr>
+            <a:graphic>
+              <a:graphicData uri="http://schemas.openxmlformats.org/drawingml/2006/picture">
+                <pic:pic>
+                  <pic:nvPicPr>
+                    <pic:cNvPr id="0" name="academy-detail-ai-4-27.png"/>
+                    <pic:cNvPicPr/>
+                  </pic:nvPicPr>
+                  <pic:blipFill>
+                    <a:blip r:embed="rId9"/>
+                    <a:stretch>
+                      <a:fillRect/>
+                    </a:stretch>
+                  </pic:blipFill>
+                  <pic:spPr>
+                    <a:xfrm>
+                      <a:off x="0" y="0"/>
+                      <a:ext cx="5486400" cy="3621314"/>
+                    </a:xfrm>
+                    <a:prstGeom prst="rect"/>
+                  </pic:spPr>
+                </pic:pic>
+              </a:graphicData>
+            </a:graphic>
+          </wp:inline>
+        </w:drawing>
+      </w:r>
+    </w:p>
+    <w:p>
+      <w:pPr>
+        <w:pStyle w:val="Heading2"/>
+      </w:pPr>
+      <w:r>
+        <w:t>Trace gaps and the revised validation result</w:t>
+      </w:r>
+    </w:p>
+    <w:p>
+      <w:r>
+        <w:drawing>
+          <wp:inline xmlns:a="http://schemas.openxmlformats.org/drawingml/2006/main" xmlns:pic="http://schemas.openxmlformats.org/drawingml/2006/picture">
+            <wp:extent cx="5486400" cy="3337560"/>
+            <wp:docPr id="2" name="Picture 2" descr="Compute gaps: Small gap=5 percentage points; Large gap=40 percentage points. → Select development candidate: Small has the higher validation accuracy despite its lower training fit. → Investigate large model: Check capacity, training choices and data mismatch without tuning on final cases."/>
+            <wp:cNvGraphicFramePr>
+              <a:graphicFrameLocks noChangeAspect="1"/>
+            </wp:cNvGraphicFramePr>
+            <a:graphic>
+              <a:graphicData uri="http://schemas.openxmlformats.org/drawingml/2006/picture">
+                <pic:pic>
+                  <pic:nvPicPr>
+                    <pic:cNvPr id="0" name="academy-story-ai-4-27-02.png"/>
+                    <pic:cNvPicPr/>
+                  </pic:nvPicPr>
+                  <pic:blipFill>
+                    <a:blip r:embed="rId10"/>
+                    <a:stretch>
+                      <a:fillRect/>
+                    </a:stretch>
+                  </pic:blipFill>
+                  <pic:spPr>
+                    <a:xfrm>
+                      <a:off x="0" y="0"/>
+                      <a:ext cx="5486400" cy="3337560"/>
+                    </a:xfrm>
+                    <a:prstGeom prst="rect"/>
+                  </pic:spPr>
+                </pic:pic>
+              </a:graphicData>
+            </a:graphic>
+          </wp:inline>
+        </w:drawing>
+      </w:r>
+    </w:p>
+    <w:p>
+      <w:pPr>
+        <w:pStyle w:val="Heading3"/>
+      </w:pPr>
+      <w:r>
+        <w:t>Read the picture one step at a time</w:t>
+      </w:r>
+    </w:p>
+    <w:tbl>
+      <w:tblPr>
+        <w:tblStyle w:val="LightShading-Accent1"/>
+        <w:tblW w:type="auto" w:w="0"/>
+        <w:tblLook w:firstColumn="1" w:firstRow="1" w:lastColumn="0" w:lastRow="0" w:noHBand="0" w:noVBand="1" w:val="04A0"/>
+      </w:tblPr>
+      <w:tblGrid>
+        <w:gridCol w:w="5112"/>
+        <w:gridCol w:w="5112"/>
+      </w:tblGrid>
+      <w:tr>
+        <w:trPr>
+          <w:tblHeader/>
+        </w:trPr>
+        <w:tc>
+          <w:tcPr>
+            <w:tcW w:type="dxa" w:w="5112"/>
+          </w:tcPr>
+          <w:p>
+            <w:r>
+              <w:t>Step</w:t>
+            </w:r>
+          </w:p>
+        </w:tc>
+        <w:tc>
+          <w:tcPr>
+            <w:tcW w:type="dxa" w:w="5112"/>
+          </w:tcPr>
+          <w:p>
+            <w:r>
+              <w:t>What happens and why</w:t>
+            </w:r>
+          </w:p>
+        </w:tc>
+      </w:tr>
+      <w:tr>
+        <w:tc>
+          <w:tcPr>
+            <w:tcW w:type="dxa" w:w="5112"/>
+          </w:tcPr>
+          <w:p>
+            <w:r>
+              <w:t>1. Compute gaps</w:t>
+            </w:r>
+          </w:p>
+        </w:tc>
+        <w:tc>
+          <w:tcPr>
+            <w:tcW w:type="dxa" w:w="5112"/>
+          </w:tcPr>
+          <w:p>
+            <w:r>
+              <w:t>Small gap=5 percentage points; Large gap=40 percentage points.</w:t>
+            </w:r>
+          </w:p>
+        </w:tc>
+      </w:tr>
+      <w:tr>
+        <w:tc>
+          <w:tcPr>
+            <w:tcW w:type="dxa" w:w="5112"/>
+          </w:tcPr>
+          <w:p>
+            <w:r>
+              <w:t>2. Select development candidate</w:t>
+            </w:r>
+          </w:p>
+        </w:tc>
+        <w:tc>
+          <w:tcPr>
+            <w:tcW w:type="dxa" w:w="5112"/>
+          </w:tcPr>
+          <w:p>
+            <w:r>
+              <w:t>Small has the higher validation accuracy despite its lower training fit.</w:t>
+            </w:r>
+          </w:p>
+        </w:tc>
+      </w:tr>
+      <w:tr>
+        <w:tc>
+          <w:tcPr>
+            <w:tcW w:type="dxa" w:w="5112"/>
+          </w:tcPr>
+          <w:p>
+            <w:r>
+              <w:t>3. Investigate large model</w:t>
+            </w:r>
+          </w:p>
+        </w:tc>
+        <w:tc>
+          <w:tcPr>
+            <w:tcW w:type="dxa" w:w="5112"/>
+          </w:tcPr>
+          <w:p>
+            <w:r>
+              <w:t>Check capacity, training choices and data mismatch without tuning on final cases.</w:t>
+            </w:r>
+          </w:p>
+        </w:tc>
+      </w:tr>
+    </w:tbl>
+    <w:p>
+      <w:r>
+        <w:t>Match each pictured step to the supplied facts. This is a worked teaching case, not an independent assessment.</w:t>
+      </w:r>
+    </w:p>
+    <w:p>
+      <w:pPr>
+        <w:spacing w:line="336" w:lineRule="auto" w:after="180"/>
+      </w:pPr>
+      <w:r>
+        <w:rPr>
+          <w:b w:val="0"/>
+        </w:rPr>
+        <w:t xml:space="preserve">Read the picture in order. Check </w:t>
+      </w:r>
+      <w:r>
+        <w:rPr>
+          <w:b/>
+        </w:rPr>
+        <w:t>capacity</w:t>
+      </w:r>
+      <w:r>
+        <w:rPr>
+          <w:b w:val="0"/>
+        </w:rPr>
+        <w:t xml:space="preserve">, </w:t>
+      </w:r>
+      <w:r>
+        <w:rPr>
+          <w:b/>
+        </w:rPr>
+        <w:t>training</w:t>
+      </w:r>
+      <w:r>
+        <w:rPr>
+          <w:b w:val="0"/>
+        </w:rPr>
+        <w:t xml:space="preserve"> choices and data mismatch without tuning on final cases. The arrows show which recorded </w:t>
+      </w:r>
+      <w:r>
+        <w:rPr>
+          <w:b/>
+        </w:rPr>
+        <w:t>input</w:t>
+      </w:r>
+      <w:r>
+        <w:rPr>
+          <w:b w:val="0"/>
+        </w:rPr>
+        <w:t xml:space="preserve"> or intermediate result each decision uses.</w:t>
+      </w:r>
+    </w:p>
+    <w:p>
+      <w:pPr>
+        <w:spacing w:line="336" w:lineRule="auto" w:after="180"/>
+      </w:pPr>
+      <w:r>
+        <w:rPr>
+          <w:b w:val="0"/>
+        </w:rPr>
+        <w:t>Explain the deciding step aloud before checking the changed case; pointing to the final answer alone does not show how it follows.</w:t>
+      </w:r>
+    </w:p>
+    <w:p>
+      <w:pPr>
+        <w:spacing w:line="336" w:lineRule="auto" w:after="180"/>
+      </w:pPr>
+      <w:r>
+        <w:rPr>
+          <w:b w:val="0"/>
+        </w:rPr>
+        <w:t xml:space="preserve">A gap can also reflect data shift or sampling noise. Inspect </w:t>
+      </w:r>
+      <w:r>
+        <w:rPr>
+          <w:b/>
+        </w:rPr>
+        <w:t>evidence</w:t>
+      </w:r>
+      <w:r>
+        <w:rPr>
+          <w:b w:val="0"/>
+        </w:rPr>
+        <w:t xml:space="preserve"> before attributing every gap to </w:t>
+      </w:r>
+      <w:r>
+        <w:rPr>
+          <w:b/>
+        </w:rPr>
+        <w:t>capacity</w:t>
+      </w:r>
+      <w:r>
+        <w:rPr>
+          <w:b w:val="0"/>
+        </w:rPr>
+        <w:t>.</w:t>
+      </w:r>
+    </w:p>
+    <w:p>
+      <w:pPr>
+        <w:spacing w:line="336" w:lineRule="auto" w:after="180"/>
+      </w:pPr>
+      <w:r>
+        <w:rPr>
+          <w:b w:val="0"/>
+        </w:rPr>
+        <w:t>Change: Large’s validation accuracy rises to82% after a development revision.</w:t>
+      </w:r>
+    </w:p>
+    <w:p>
+      <w:pPr>
+        <w:spacing w:line="336" w:lineRule="auto" w:after="180"/>
+      </w:pPr>
+      <w:r>
+        <w:rPr>
+          <w:b/>
+        </w:rPr>
+        <w:t>Prediction</w:t>
+      </w:r>
+      <w:r>
+        <w:rPr>
+          <w:b w:val="0"/>
+        </w:rPr>
+        <w:t>: Its gap is 18 percentage points; it now beats Small on this validation set.</w:t>
+      </w:r>
+    </w:p>
+    <w:p>
+      <w:pPr>
+        <w:spacing w:line="336" w:lineRule="auto" w:after="180"/>
+      </w:pPr>
+      <w:r>
+        <w:rPr>
+          <w:b w:val="0"/>
+        </w:rPr>
+        <w:t xml:space="preserve">Reason: Validation performance improved, but the </w:t>
+      </w:r>
+      <w:r>
+        <w:rPr>
+          <w:b/>
+        </w:rPr>
+        <w:t>training</w:t>
+      </w:r>
+      <w:r>
+        <w:rPr>
+          <w:b w:val="0"/>
+        </w:rPr>
+        <w:t>-validation gap is not a complete release rule.</w:t>
+      </w:r>
+    </w:p>
+    <w:p>
+      <w:pPr>
+        <w:pStyle w:val="Heading2"/>
+      </w:pPr>
+      <w:r>
+        <w:t>Additional same-split accuracy example · reference / check after trying</w:t>
+      </w:r>
+    </w:p>
+    <w:p>
+      <w:pPr>
+        <w:spacing w:line="336" w:lineRule="auto" w:after="180"/>
+      </w:pPr>
+      <w:r>
+        <w:rPr>
+          <w:b w:val="0"/>
+        </w:rPr>
+        <w:t>A scores100% train,</w:t>
+      </w:r>
+      <w:r>
+        <w:rPr>
+          <w:b/>
+        </w:rPr>
+        <w:t>60%</w:t>
+      </w:r>
+      <w:r>
+        <w:rPr>
+          <w:b w:val="0"/>
+        </w:rPr>
+        <w:t xml:space="preserve"> validation; B scores85%,</w:t>
+      </w:r>
+      <w:r>
+        <w:rPr>
+          <w:b/>
+        </w:rPr>
+        <w:t>80%</w:t>
+      </w:r>
+      <w:r>
+        <w:rPr>
+          <w:b w:val="0"/>
+        </w:rPr>
+        <w:t xml:space="preserve"> on the same sets.</w:t>
+      </w:r>
+    </w:p>
+    <w:p>
+      <w:pPr>
+        <w:spacing w:line="336" w:lineRule="auto" w:after="180"/>
+      </w:pPr>
+      <w:r>
+        <w:rPr>
+          <w:b w:val="0"/>
+        </w:rPr>
+        <w:t>Compute gaps and select by validation accuracy.</w:t>
+      </w:r>
+    </w:p>
+    <w:p>
+      <w:pPr>
+        <w:spacing w:line="336" w:lineRule="auto" w:after="180"/>
+      </w:pPr>
+      <w:r>
+        <w:rPr>
+          <w:b w:val="0"/>
+        </w:rPr>
+        <w:t xml:space="preserve">A gap40 percentage points; B gap5. B has better shared validation accuracy. A suggests </w:t>
+      </w:r>
+      <w:r>
+        <w:rPr>
+          <w:b/>
+        </w:rPr>
+        <w:t>overfitting</w:t>
+      </w:r>
+      <w:r>
+        <w:rPr>
+          <w:b w:val="0"/>
+        </w:rPr>
+        <w:t>, but investigate distribution differences too.</w:t>
+      </w:r>
+    </w:p>
+    <w:p>
+      <w:pPr>
+        <w:pStyle w:val="Heading2"/>
+      </w:pPr>
+      <w:r>
+        <w:t>Earlier wording, alternatives and picture transcripts · reference / check after trying</w:t>
+      </w:r>
+    </w:p>
+    <w:p>
+      <w:pPr>
+        <w:spacing w:line="336" w:lineRule="auto" w:after="180"/>
+      </w:pPr>
+      <w:r>
+        <w:rPr>
+          <w:b w:val="0"/>
+        </w:rPr>
+        <w:t>Explain the mechanism</w:t>
+      </w:r>
+    </w:p>
+    <w:p>
+      <w:pPr>
+        <w:spacing w:line="336" w:lineRule="auto" w:after="180"/>
+      </w:pPr>
+      <w:r>
+        <w:rPr>
+          <w:b w:val="0"/>
+        </w:rPr>
+        <w:t>Trace the information, fitted behavior, and evaluation proof separately.</w:t>
+      </w:r>
+    </w:p>
+    <w:p>
+      <w:pPr>
+        <w:spacing w:line="336" w:lineRule="auto" w:after="180"/>
+      </w:pPr>
+      <w:r>
+        <w:rPr>
+          <w:b w:val="0"/>
+        </w:rPr>
+        <w:t xml:space="preserve">QUESTION Compare simple and complex models using train and validation </w:t>
+      </w:r>
+      <w:r>
+        <w:rPr>
+          <w:b/>
+        </w:rPr>
+        <w:t>evidence</w:t>
+      </w:r>
+      <w:r>
+        <w:rPr>
+          <w:b w:val="0"/>
+        </w:rPr>
+        <w:t>.</w:t>
+      </w:r>
+    </w:p>
+    <w:p>
+      <w:pPr>
+        <w:spacing w:line="336" w:lineRule="auto" w:after="180"/>
+      </w:pPr>
+      <w:r>
+        <w:rPr>
+          <w:b w:val="0"/>
+        </w:rPr>
+        <w:t xml:space="preserve">MODEL IDEA An overfit model captures </w:t>
+      </w:r>
+      <w:r>
+        <w:rPr>
+          <w:b/>
+        </w:rPr>
+        <w:t>training</w:t>
+      </w:r>
+      <w:r>
+        <w:rPr>
+          <w:b w:val="0"/>
+        </w:rPr>
+        <w:t xml:space="preserve">-specific noise, producing a large gap between </w:t>
+      </w:r>
+      <w:r>
+        <w:rPr>
+          <w:b/>
+        </w:rPr>
+        <w:t>training</w:t>
+      </w:r>
+      <w:r>
+        <w:rPr>
+          <w:b w:val="0"/>
+        </w:rPr>
+        <w:t xml:space="preserve"> and unseen performance.</w:t>
+      </w:r>
+    </w:p>
+    <w:p>
+      <w:pPr>
+        <w:spacing w:line="336" w:lineRule="auto" w:after="180"/>
+      </w:pPr>
+      <w:r>
+        <w:rPr>
+          <w:b w:val="0"/>
+        </w:rPr>
+        <w:t>PROOF NEEDED Use an unseen case, visible calculation, error analysis, and a stated limitation.</w:t>
+      </w:r>
+    </w:p>
+    <w:p>
+      <w:pPr>
+        <w:spacing w:line="336" w:lineRule="auto" w:after="180"/>
+      </w:pPr>
+      <w:r>
+        <w:rPr>
+          <w:b w:val="0"/>
+        </w:rPr>
+        <w:t>UNDER THE HOOD Simple tree: train 82%, validation 78%; gap 4 points. Deep tree: train 100%, validation 65%; gap 35 points.</w:t>
+      </w:r>
+    </w:p>
+    <w:p>
+      <w:pPr>
+        <w:spacing w:line="336" w:lineRule="auto" w:after="180"/>
+      </w:pPr>
+      <w:r>
+        <w:rPr>
+          <w:b w:val="0"/>
+        </w:rPr>
+        <w:t xml:space="preserve">Draw a fresh data → model → </w:t>
+      </w:r>
+      <w:r>
+        <w:rPr>
+          <w:b/>
+        </w:rPr>
+        <w:t>prediction</w:t>
+      </w:r>
+      <w:r>
+        <w:rPr>
+          <w:b w:val="0"/>
+        </w:rPr>
+        <w:t xml:space="preserve"> → evaluation trace:</w:t>
+      </w:r>
+    </w:p>
+    <w:p>
+      <w:pPr>
+        <w:spacing w:line="336" w:lineRule="auto" w:after="180"/>
+      </w:pPr>
+      <w:r>
+        <w:rPr>
+          <w:b w:val="0"/>
+        </w:rPr>
+        <w:t xml:space="preserve">Predict first. Then check each step. A correct answer without visible </w:t>
+      </w:r>
+      <w:r>
+        <w:rPr>
+          <w:b/>
+        </w:rPr>
+        <w:t>evidence</w:t>
+      </w:r>
+      <w:r>
+        <w:rPr>
+          <w:b w:val="0"/>
+        </w:rPr>
+        <w:t xml:space="preserve"> cannot be audited.</w:t>
+      </w:r>
+    </w:p>
+    <w:p>
+      <w:pPr>
+        <w:spacing w:line="336" w:lineRule="auto" w:after="180"/>
+      </w:pPr>
+      <w:r>
+        <w:rPr>
+          <w:b w:val="0"/>
+        </w:rPr>
+        <w:t>STEP 1 Simple tree: train 82%, validation 78%; gap 4 points.</w:t>
+      </w:r>
+    </w:p>
+    <w:p>
+      <w:pPr>
+        <w:spacing w:line="336" w:lineRule="auto" w:after="180"/>
+      </w:pPr>
+      <w:r>
+        <w:rPr>
+          <w:b w:val="0"/>
+        </w:rPr>
+        <w:t>STEP 2 Deep tree: train 100%, validation 65%; gap 35 points.</w:t>
+      </w:r>
+    </w:p>
+    <w:p>
+      <w:pPr>
+        <w:spacing w:line="336" w:lineRule="auto" w:after="180"/>
+      </w:pPr>
+      <w:r>
+        <w:rPr>
+          <w:b w:val="0"/>
+        </w:rPr>
+        <w:t xml:space="preserve">STEP 3 Deep tree's perfect </w:t>
+      </w:r>
+      <w:r>
+        <w:rPr>
+          <w:b/>
+        </w:rPr>
+        <w:t>training</w:t>
+      </w:r>
+      <w:r>
+        <w:rPr>
+          <w:b w:val="0"/>
+        </w:rPr>
+        <w:t xml:space="preserve"> result is weaker unseen </w:t>
+      </w:r>
+      <w:r>
+        <w:rPr>
+          <w:b/>
+        </w:rPr>
+        <w:t>evidence</w:t>
+      </w:r>
+      <w:r>
+        <w:rPr>
+          <w:b w:val="0"/>
+        </w:rPr>
+        <w:t>.</w:t>
+      </w:r>
+    </w:p>
+    <w:p>
+      <w:pPr>
+        <w:spacing w:line="336" w:lineRule="auto" w:after="180"/>
+      </w:pPr>
+      <w:r>
+        <w:rPr>
+          <w:b w:val="0"/>
+        </w:rPr>
+        <w:t>STEP 4 Prune, regularize, improve representative data, or features—then rerun fixed validation cases.</w:t>
+      </w:r>
+    </w:p>
+    <w:p>
+      <w:pPr>
+        <w:spacing w:line="336" w:lineRule="auto" w:after="180"/>
+      </w:pPr>
+      <w:r>
+        <w:rPr>
+          <w:b w:val="0"/>
+        </w:rPr>
+        <w:t>CHECK Verify the denominator, unit, split, class definition, and data version before interpreting a score.</w:t>
+      </w:r>
+    </w:p>
+    <w:p>
+      <w:pPr>
+        <w:spacing w:line="336" w:lineRule="auto" w:after="180"/>
+      </w:pPr>
+      <w:r>
+        <w:rPr>
+          <w:b w:val="0"/>
+        </w:rPr>
+        <w:t xml:space="preserve">Recalculate, retrace, or restate the </w:t>
+      </w:r>
+      <w:r>
+        <w:rPr>
+          <w:b/>
+        </w:rPr>
+        <w:t>evidence</w:t>
+      </w:r>
+      <w:r>
+        <w:rPr>
+          <w:b w:val="0"/>
+        </w:rPr>
+        <w:t xml:space="preserve"> independently:</w:t>
+      </w:r>
+    </w:p>
+    <w:p>
+      <w:pPr>
+        <w:pStyle w:val="Heading3"/>
+      </w:pPr>
+      <w:r>
+        <w:t>Concrete teaching case</w:t>
+      </w:r>
+    </w:p>
+    <w:p>
+      <w:pPr>
+        <w:pStyle w:val="Heading3"/>
+      </w:pPr>
+      <w:r>
+        <w:t>Exact explanation to model</w:t>
+      </w:r>
+    </w:p>
+    <w:p>
+      <w:pPr>
+        <w:pStyle w:val="Heading3"/>
+      </w:pPr>
+      <w:r>
+        <w:t>Explain the added worked example</w:t>
+      </w:r>
+    </w:p>
+    <w:p>
+      <w:pPr>
+        <w:pStyle w:val="Heading3"/>
+      </w:pPr>
+      <w:r>
+        <w:t>Key terms</w:t>
+      </w:r>
+    </w:p>
+    <w:p>
+      <w:pPr>
+        <w:pStyle w:val="Heading3"/>
+      </w:pPr>
+      <w:r>
+        <w:t>Model the reasoning aloud</w:t>
+      </w:r>
+    </w:p>
+    <w:p>
+      <w:pPr>
+        <w:spacing w:line="336" w:lineRule="auto" w:after="180"/>
+      </w:pPr>
+      <w:r>
+        <w:rPr>
+          <w:b w:val="0"/>
+        </w:rPr>
+        <w:t xml:space="preserve">Use the complete worked example below before asking learners to complete W2. Reveal a small part, invite a </w:t>
+      </w:r>
+      <w:r>
+        <w:rPr>
+          <w:b/>
+        </w:rPr>
+        <w:t>prediction</w:t>
+      </w:r>
+      <w:r>
+        <w:rPr>
+          <w:b w:val="0"/>
+        </w:rPr>
+        <w:t>, then explain the deciding step.</w:t>
+      </w:r>
+    </w:p>
+    <w:p>
+      <w:pPr>
+        <w:spacing w:line="336" w:lineRule="auto" w:after="180"/>
+      </w:pPr>
+      <w:r>
+        <w:rPr>
+          <w:b w:val="0"/>
+        </w:rPr>
+        <w:t>These teacher notes contain solutions; do not reveal the independent case answer during modelling.</w:t>
+      </w:r>
+    </w:p>
     <w:tbl>
       <w:tblPr>
         <w:tblStyle w:val="LightShading-Accent1"/>
@@ -2016,169 +2661,10 @@
     </w:p>
     <w:p>
       <w:pPr>
-        <w:spacing w:line="336" w:lineRule="auto" w:after="180"/>
-      </w:pPr>
-      <w:r>
-        <w:rPr>
-          <w:b w:val="0"/>
-        </w:rPr>
-        <w:t xml:space="preserve">See </w:t>
-      </w:r>
-      <w:r>
-        <w:rPr>
-          <w:b/>
-        </w:rPr>
-        <w:t>overfitting</w:t>
-      </w:r>
-      <w:r>
-        <w:rPr>
-          <w:b w:val="0"/>
-        </w:rPr>
-        <w:t xml:space="preserve"> as a gap requiring investigation, not a label based only on model size.</w:t>
-      </w:r>
-    </w:p>
-    <w:p>
-      <w:pPr>
         <w:pStyle w:val="Heading3"/>
       </w:pPr>
       <w:r>
         <w:t>The facts we will use</w:t>
-      </w:r>
-    </w:p>
-    <w:p>
-      <w:pPr>
-        <w:pStyle w:val="Heading3"/>
-      </w:pPr>
-      <w:r>
-        <w:t>Supplied facts</w:t>
-      </w:r>
-    </w:p>
-    <w:p>
-      <w:pPr>
-        <w:spacing w:line="336" w:lineRule="auto" w:after="180"/>
-        <w:shd w:fill="F1F6FC"/>
-      </w:pPr>
-      <w:r>
-        <w:rPr>
-          <w:b w:val="0"/>
-        </w:rPr>
-        <w:t xml:space="preserve">Toy model Small: </w:t>
-      </w:r>
-      <w:r>
-        <w:rPr>
-          <w:b/>
-        </w:rPr>
-        <w:t>training</w:t>
-      </w:r>
-      <w:r>
-        <w:rPr>
-          <w:b w:val="0"/>
-        </w:rPr>
-        <w:t xml:space="preserve"> 85%, validation </w:t>
-      </w:r>
-      <w:r>
-        <w:rPr>
-          <w:b/>
-        </w:rPr>
-        <w:t>80%</w:t>
-      </w:r>
-      <w:r>
-        <w:rPr>
-          <w:b w:val="0"/>
-        </w:rPr>
-        <w:t xml:space="preserve">. Large: </w:t>
-      </w:r>
-      <w:r>
-        <w:rPr>
-          <w:b/>
-        </w:rPr>
-        <w:t>training</w:t>
-      </w:r>
-      <w:r>
-        <w:rPr>
-          <w:b w:val="0"/>
-        </w:rPr>
-        <w:t xml:space="preserve"> 100%, validation </w:t>
-      </w:r>
-      <w:r>
-        <w:rPr>
-          <w:b/>
-        </w:rPr>
-        <w:t>60%</w:t>
-      </w:r>
-      <w:r>
-        <w:rPr>
-          <w:b w:val="0"/>
-        </w:rPr>
-        <w:t>. Same split and scoring rule.</w:t>
-      </w:r>
-    </w:p>
-    <w:p>
-      <w:pPr>
-        <w:pStyle w:val="Heading3"/>
-      </w:pPr>
-      <w:r>
-        <w:t>Supplied facts</w:t>
-      </w:r>
-    </w:p>
-    <w:p>
-      <w:pPr>
-        <w:spacing w:line="336" w:lineRule="auto" w:after="180"/>
-        <w:shd w:fill="F1F6FC"/>
-      </w:pPr>
-      <w:r>
-        <w:rPr>
-          <w:b w:val="0"/>
-        </w:rPr>
-        <w:t xml:space="preserve">All </w:t>
-      </w:r>
-      <w:r>
-        <w:rPr>
-          <w:b/>
-        </w:rPr>
-        <w:t>input</w:t>
-      </w:r>
-      <w:r>
-        <w:rPr>
-          <w:b w:val="0"/>
-        </w:rPr>
-        <w:t>s and outcomes in this worked example are invented classroom data; no real model run is claimed.</w:t>
-      </w:r>
-    </w:p>
-    <w:p>
-      <w:r>
-        <w:drawing>
-          <wp:inline xmlns:a="http://schemas.openxmlformats.org/drawingml/2006/main" xmlns:pic="http://schemas.openxmlformats.org/drawingml/2006/picture">
-            <wp:extent cx="5486400" cy="3621314"/>
-            <wp:docPr id="1" name="Picture 1" descr="Training and validation accuracy"/>
-            <wp:cNvGraphicFramePr>
-              <a:graphicFrameLocks noChangeAspect="1"/>
-            </wp:cNvGraphicFramePr>
-            <a:graphic>
-              <a:graphicData uri="http://schemas.openxmlformats.org/drawingml/2006/picture">
-                <pic:pic>
-                  <pic:nvPicPr>
-                    <pic:cNvPr id="0" name="academy-detail-ai-4-27.png"/>
-                    <pic:cNvPicPr/>
-                  </pic:nvPicPr>
-                  <pic:blipFill>
-                    <a:blip r:embed="rId9"/>
-                    <a:stretch>
-                      <a:fillRect/>
-                    </a:stretch>
-                  </pic:blipFill>
-                  <pic:spPr>
-                    <a:xfrm>
-                      <a:off x="0" y="0"/>
-                      <a:ext cx="5486400" cy="3621314"/>
-                    </a:xfrm>
-                    <a:prstGeom prst="rect"/>
-                  </pic:spPr>
-                </pic:pic>
-              </a:graphicData>
-            </a:graphic>
-          </wp:inline>
-        </w:drawing>
       </w:r>
     </w:p>
     <w:p>
@@ -2186,7 +2672,7 @@
         <w:drawing>
           <wp:inline xmlns:a="http://schemas.openxmlformats.org/drawingml/2006/main" xmlns:pic="http://schemas.openxmlformats.org/drawingml/2006/picture">
             <wp:extent cx="5486400" cy="5261429"/>
-            <wp:docPr id="2" name="Picture 2" descr="Overfitting. Compute gaps: Small gap=5 percentage points; Large gap=40 percentage points.. Select development candidate: Small has the higher validation accuracy despite its lower training fit.. Investigate large model: Check capacity, training choices and data mismatch without tuning on final cases."/>
+            <wp:docPr id="3" name="Picture 3" descr="Overfitting. Compute gaps: Small gap=5 percentage points; Large gap=40 percentage points.. Select development candidate: Small has the higher validation accuracy despite its lower training fit.. Investigate large model: Check capacity, training choices and data mismatch without tuning on final cases."/>
             <wp:cNvGraphicFramePr>
               <a:graphicFrameLocks noChangeAspect="1"/>
             </wp:cNvGraphicFramePr>
@@ -2198,7 +2684,7 @@
                     <pic:cNvPicPr/>
                   </pic:nvPicPr>
                   <pic:blipFill>
-                    <a:blip r:embed="rId10"/>
+                    <a:blip r:embed="rId11"/>
                     <a:stretch>
                       <a:fillRect/>
                     </a:stretch>
@@ -2222,114 +2708,7 @@
         <w:pStyle w:val="Heading3"/>
       </w:pPr>
       <w:r>
-        <w:t>Read the picture one step at a time</w:t>
-      </w:r>
-    </w:p>
-    <w:tbl>
-      <w:tblPr>
-        <w:tblStyle w:val="LightShading-Accent1"/>
-        <w:tblW w:type="auto" w:w="0"/>
-        <w:tblLook w:firstColumn="1" w:firstRow="1" w:lastColumn="0" w:lastRow="0" w:noHBand="0" w:noVBand="1" w:val="04A0"/>
-      </w:tblPr>
-      <w:tblGrid>
-        <w:gridCol w:w="5112"/>
-        <w:gridCol w:w="5112"/>
-      </w:tblGrid>
-      <w:tr>
-        <w:trPr>
-          <w:tblHeader/>
-        </w:trPr>
-        <w:tc>
-          <w:tcPr>
-            <w:tcW w:type="dxa" w:w="5112"/>
-          </w:tcPr>
-          <w:p>
-            <w:r>
-              <w:t>Step</w:t>
-            </w:r>
-          </w:p>
-        </w:tc>
-        <w:tc>
-          <w:tcPr>
-            <w:tcW w:type="dxa" w:w="5112"/>
-          </w:tcPr>
-          <w:p>
-            <w:r>
-              <w:t>What happens and why</w:t>
-            </w:r>
-          </w:p>
-        </w:tc>
-      </w:tr>
-      <w:tr>
-        <w:tc>
-          <w:tcPr>
-            <w:tcW w:type="dxa" w:w="5112"/>
-          </w:tcPr>
-          <w:p>
-            <w:r>
-              <w:t>1. Compute gaps</w:t>
-            </w:r>
-          </w:p>
-        </w:tc>
-        <w:tc>
-          <w:tcPr>
-            <w:tcW w:type="dxa" w:w="5112"/>
-          </w:tcPr>
-          <w:p>
-            <w:r>
-              <w:t>Small gap=5 percentage points; Large gap=40 percentage points.</w:t>
-            </w:r>
-          </w:p>
-        </w:tc>
-      </w:tr>
-      <w:tr>
-        <w:tc>
-          <w:tcPr>
-            <w:tcW w:type="dxa" w:w="5112"/>
-          </w:tcPr>
-          <w:p>
-            <w:r>
-              <w:t>2. Select development candidate</w:t>
-            </w:r>
-          </w:p>
-        </w:tc>
-        <w:tc>
-          <w:tcPr>
-            <w:tcW w:type="dxa" w:w="5112"/>
-          </w:tcPr>
-          <w:p>
-            <w:r>
-              <w:t>Small has the higher validation accuracy despite its lower training fit.</w:t>
-            </w:r>
-          </w:p>
-        </w:tc>
-      </w:tr>
-      <w:tr>
-        <w:tc>
-          <w:tcPr>
-            <w:tcW w:type="dxa" w:w="5112"/>
-          </w:tcPr>
-          <w:p>
-            <w:r>
-              <w:t>3. Investigate large model</w:t>
-            </w:r>
-          </w:p>
-        </w:tc>
-        <w:tc>
-          <w:tcPr>
-            <w:tcW w:type="dxa" w:w="5112"/>
-          </w:tcPr>
-          <w:p>
-            <w:r>
-              <w:t>Check capacity, training choices and data mismatch without tuning on final cases.</w:t>
-            </w:r>
-          </w:p>
-        </w:tc>
-      </w:tr>
-    </w:tbl>
-    <w:p>
-      <w:r>
-        <w:t>Match each pictured step to the supplied facts. This is a worked teaching case, not an independent assessment.</w:t>
+        <w:t>Why this result follows</w:t>
       </w:r>
     </w:p>
     <w:p>
@@ -2337,7 +2716,7 @@
         <w:pStyle w:val="Heading3"/>
       </w:pPr>
       <w:r>
-        <w:t>Why this result follows</w:t>
+        <w:t>What this example does not establish</w:t>
       </w:r>
     </w:p>
     <w:p>
@@ -2345,31 +2724,239 @@
         <w:pStyle w:val="Heading3"/>
       </w:pPr>
       <w:r>
-        <w:t>Why the result follows</w:t>
+        <w:t>Change one thing in the pictured case</w:t>
+      </w:r>
+    </w:p>
+    <w:p>
+      <w:pPr>
+        <w:pStyle w:val="Heading3"/>
+      </w:pPr>
+      <w:r>
+        <w:t>Ask while showing the picture</w:t>
       </w:r>
     </w:p>
     <w:p>
       <w:pPr>
         <w:spacing w:line="336" w:lineRule="auto" w:after="180"/>
-        <w:shd w:fill="F1F6FC"/>
-      </w:pPr>
-      <w:r>
-        <w:rPr>
-          <w:b w:val="0"/>
-        </w:rPr>
-        <w:t xml:space="preserve">Read the picture in order. Check </w:t>
+      </w:pPr>
+      <w:r>
+        <w:rPr>
+          <w:b w:val="0"/>
+        </w:rPr>
+        <w:t xml:space="preserve">Cover the result. Ask learners to name the </w:t>
       </w:r>
       <w:r>
         <w:rPr>
           <w:b/>
         </w:rPr>
+        <w:t>input</w:t>
+      </w:r>
+      <w:r>
+        <w:rPr>
+          <w:b w:val="0"/>
+        </w:rPr>
+        <w:t xml:space="preserve">s and predict the next step. Uncover one step, connect the icon to the actual procedure, and explain its </w:t>
+      </w:r>
+      <w:r>
+        <w:rPr>
+          <w:b/>
+        </w:rPr>
+        <w:t>evidence</w:t>
+      </w:r>
+      <w:r>
+        <w:rPr>
+          <w:b w:val="0"/>
+        </w:rPr>
+        <w:t>. Then change the supplied condition and compare.</w:t>
+      </w:r>
+    </w:p>
+    <w:p>
+      <w:pPr>
+        <w:spacing w:line="336" w:lineRule="auto" w:after="180"/>
+      </w:pPr>
+      <w:r>
+        <w:rPr>
+          <w:b w:val="0"/>
+        </w:rPr>
+        <w:t>The picture is a representation; it does not document execution of a real AI model.</w:t>
+      </w:r>
+    </w:p>
+    <w:p>
+      <w:pPr>
+        <w:pStyle w:val="Heading1"/>
+      </w:pPr>
+      <w:r>
+        <w:t>03. Guide the calculation, then remove help</w:t>
+      </w:r>
+    </w:p>
+    <w:p>
+      <w:r>
+        <w:t>Collect each learner’s prediction before showing its key.</w:t>
+      </w:r>
+    </w:p>
+    <w:p>
+      <w:pPr>
+        <w:pStyle w:val="Heading2"/>
+      </w:pPr>
+      <w:r>
+        <w:t>Current completion task and checked key</w:t>
+      </w:r>
+    </w:p>
+    <w:p>
+      <w:pPr>
+        <w:spacing w:line="336" w:lineRule="auto" w:after="180"/>
+      </w:pPr>
+      <w:r>
+        <w:rPr>
+          <w:b w:val="0"/>
+        </w:rPr>
+        <w:t xml:space="preserve">Completion task: Does a </w:t>
+      </w:r>
+      <w:r>
+        <w:rPr>
+          <w:b/>
+        </w:rPr>
+        <w:t>training</w:t>
+      </w:r>
+      <w:r>
+        <w:rPr>
+          <w:b w:val="0"/>
+        </w:rPr>
+        <w:t xml:space="preserve">-validation gap alone prove </w:t>
+      </w:r>
+      <w:r>
+        <w:rPr>
+          <w:b/>
+        </w:rPr>
+        <w:t>overfitting</w:t>
+      </w:r>
+      <w:r>
+        <w:rPr>
+          <w:b w:val="0"/>
+        </w:rPr>
+        <w:t>?</w:t>
+      </w:r>
+    </w:p>
+    <w:p>
+      <w:pPr>
+        <w:spacing w:line="336" w:lineRule="auto" w:after="180"/>
+      </w:pPr>
+      <w:r>
+        <w:rPr>
+          <w:b w:val="0"/>
+        </w:rPr>
+        <w:t xml:space="preserve">Teacher check: Teacher explanation: No. It is consistent with </w:t>
+      </w:r>
+      <w:r>
+        <w:rPr>
+          <w:b/>
+        </w:rPr>
+        <w:t>overfitting</w:t>
+      </w:r>
+      <w:r>
+        <w:rPr>
+          <w:b w:val="0"/>
+        </w:rPr>
+        <w:t xml:space="preserve"> but may also reflect shift, data quality or split problems.</w:t>
+      </w:r>
+    </w:p>
+    <w:p>
+      <w:pPr>
+        <w:spacing w:line="336" w:lineRule="auto" w:after="180"/>
+      </w:pPr>
+      <w:r>
+        <w:rPr>
+          <w:b w:val="0"/>
+        </w:rPr>
+        <w:t xml:space="preserve">Start by identifying the given </w:t>
+      </w:r>
+      <w:r>
+        <w:rPr>
+          <w:b/>
+        </w:rPr>
+        <w:t>input</w:t>
+      </w:r>
+      <w:r>
+        <w:rPr>
+          <w:b w:val="0"/>
+        </w:rPr>
+        <w:t>s together. Leave the intermediate steps blank. If needed, model one step, then withdraw that help on the next step. Move to a full trace only when the partial trace is understood.</w:t>
+      </w:r>
+    </w:p>
+    <w:p>
+      <w:pPr>
+        <w:spacing w:line="336" w:lineRule="auto" w:after="180"/>
+      </w:pPr>
+      <w:r>
+        <w:rPr>
+          <w:b w:val="0"/>
+        </w:rPr>
+        <w:t>For partners, alternate explainer and checker; collect a response from every learner before discussion.</w:t>
+      </w:r>
+    </w:p>
+    <w:p>
+      <w:pPr>
+        <w:pStyle w:val="Heading2"/>
+      </w:pPr>
+      <w:r>
+        <w:t>Individual misconception check</w:t>
+      </w:r>
+    </w:p>
+    <w:p>
+      <w:pPr>
+        <w:spacing w:line="336" w:lineRule="auto" w:after="180"/>
+      </w:pPr>
+      <w:r>
+        <w:rPr>
+          <w:b w:val="0"/>
+        </w:rPr>
+        <w:t xml:space="preserve">Use the worked case for </w:t>
+      </w:r>
+      <w:r>
+        <w:rPr>
+          <w:b/>
+        </w:rPr>
+        <w:t>Overfitting</w:t>
+      </w:r>
+      <w:r>
+        <w:rPr>
+          <w:b w:val="0"/>
+        </w:rPr>
+        <w:t xml:space="preserve"> and model </w:t>
+      </w:r>
+      <w:r>
+        <w:rPr>
+          <w:b/>
+        </w:rPr>
         <w:t>capacity</w:t>
       </w:r>
       <w:r>
         <w:rPr>
           <w:b w:val="0"/>
         </w:rPr>
-        <w:t xml:space="preserve">, </w:t>
+        <w:t>. Proposed explanation: “A final answer is enough”. Decide whether this explanation is supported.</w:t>
+      </w:r>
+    </w:p>
+    <w:p>
+      <w:pPr>
+        <w:spacing w:line="336" w:lineRule="auto" w:after="180"/>
+      </w:pPr>
+      <w:r>
+        <w:rPr>
+          <w:b w:val="0"/>
+        </w:rPr>
+        <w:t>Point to the step or supplied fact that decides; explain your repair if needed.</w:t>
+      </w:r>
+    </w:p>
+    <w:p>
+      <w:pPr>
+        <w:spacing w:line="336" w:lineRule="auto" w:after="180"/>
+      </w:pPr>
+      <w:r>
+        <w:rPr>
+          <w:b w:val="0"/>
+        </w:rPr>
+        <w:t xml:space="preserve">Expected correction: Ask for the relevant counts, units, procedure or saved record. For this week: Choose the line with validation MAE 3. The curve </w:t>
       </w:r>
       <w:r>
         <w:rPr>
@@ -2381,31 +2968,283 @@
         <w:rPr>
           <w:b w:val="0"/>
         </w:rPr>
-        <w:t xml:space="preserve"> choices and data mismatch without tuning on final cases. The arrows show which recorded </w:t>
+        <w:t xml:space="preserve"> MAE 0 does not compensate for validation MAE 8.</w:t>
+      </w:r>
+    </w:p>
+    <w:p>
+      <w:pPr>
+        <w:spacing w:line="336" w:lineRule="auto" w:after="180"/>
+      </w:pPr>
+      <w:r>
+        <w:rPr>
+          <w:b w:val="0"/>
+        </w:rPr>
+        <w:t>Collect explanations, not only yes/no votes. If a misunderstanding is common, re-model the relevant step for the class.</w:t>
+      </w:r>
+    </w:p>
+    <w:p>
+      <w:pPr>
+        <w:spacing w:line="336" w:lineRule="auto" w:after="180"/>
+      </w:pPr>
+      <w:r>
+        <w:rPr>
+          <w:b w:val="0"/>
+        </w:rPr>
+        <w:t>If it affects a few learners, give a short targeted group explanation while others solve a more demanding variation.</w:t>
+      </w:r>
+    </w:p>
+    <w:p>
+      <w:pPr>
+        <w:pStyle w:val="Heading2"/>
+      </w:pPr>
+      <w:r>
+        <w:t>Pictorial question and changed-case reasoning</w:t>
+      </w:r>
+    </w:p>
+    <w:p>
+      <w:pPr>
+        <w:spacing w:line="336" w:lineRule="auto" w:after="180"/>
+      </w:pPr>
+      <w:r>
+        <w:rPr>
+          <w:b w:val="0"/>
+        </w:rPr>
+        <w:t xml:space="preserve">Does100% </w:t>
       </w:r>
       <w:r>
         <w:rPr>
           <w:b/>
         </w:rPr>
+        <w:t>training</w:t>
+      </w:r>
+      <w:r>
+        <w:rPr>
+          <w:b w:val="0"/>
+        </w:rPr>
+        <w:t xml:space="preserve"> accuracy prove Large was always best? Point to the relevant step in the picture, then write the changed result and the rule or </w:t>
+      </w:r>
+      <w:r>
+        <w:rPr>
+          <w:b/>
+        </w:rPr>
+        <w:t>evidence</w:t>
+      </w:r>
+      <w:r>
+        <w:rPr>
+          <w:b w:val="0"/>
+        </w:rPr>
+        <w:t xml:space="preserve"> that supports it.</w:t>
+      </w:r>
+    </w:p>
+    <w:p>
+      <w:pPr>
+        <w:spacing w:line="336" w:lineRule="auto" w:after="180"/>
+      </w:pPr>
+      <w:r>
+        <w:rPr>
+          <w:b w:val="0"/>
+        </w:rPr>
+        <w:t>No. Originally Large scored</w:t>
+      </w:r>
+      <w:r>
+        <w:rPr>
+          <w:b/>
+        </w:rPr>
+        <w:t>60%</w:t>
+      </w:r>
+      <w:r>
+        <w:rPr>
+          <w:b w:val="0"/>
+        </w:rPr>
+        <w:t xml:space="preserve"> on validation versus Small</w:t>
+      </w:r>
+      <w:r>
+        <w:rPr>
+          <w:b/>
+        </w:rPr>
+        <w:t>80%</w:t>
+      </w:r>
+      <w:r>
+        <w:rPr>
+          <w:b w:val="0"/>
+        </w:rPr>
+        <w:t xml:space="preserve">; </w:t>
+      </w:r>
+      <w:r>
+        <w:rPr>
+          <w:b/>
+        </w:rPr>
+        <w:t>training</w:t>
+      </w:r>
+      <w:r>
+        <w:rPr>
+          <w:b w:val="0"/>
+        </w:rPr>
+        <w:t xml:space="preserve"> perfection alone did not establish generalisation. Changed-case check: Its gap is 18 percentage points; it now beats Small on this validation set.</w:t>
+      </w:r>
+    </w:p>
+    <w:p>
+      <w:pPr>
+        <w:spacing w:line="336" w:lineRule="auto" w:after="180"/>
+      </w:pPr>
+      <w:r>
+        <w:rPr>
+          <w:b w:val="0"/>
+        </w:rPr>
+        <w:t xml:space="preserve">Validation performance improved, but the </w:t>
+      </w:r>
+      <w:r>
+        <w:rPr>
+          <w:b/>
+        </w:rPr>
+        <w:t>training</w:t>
+      </w:r>
+      <w:r>
+        <w:rPr>
+          <w:b w:val="0"/>
+        </w:rPr>
+        <w:t>-validation gap is not a complete release rule.</w:t>
+      </w:r>
+    </w:p>
+    <w:p>
+      <w:pPr>
+        <w:spacing w:line="336" w:lineRule="auto" w:after="180"/>
+      </w:pPr>
+      <w:r>
+        <w:rPr>
+          <w:b w:val="0"/>
+        </w:rPr>
+        <w:t xml:space="preserve">Changed-case reasoning: Its gap is 18 percentage points; it now beats Small on this validation set. Validation performance improved, but the </w:t>
+      </w:r>
+      <w:r>
+        <w:rPr>
+          <w:b/>
+        </w:rPr>
+        <w:t>training</w:t>
+      </w:r>
+      <w:r>
+        <w:rPr>
+          <w:b w:val="0"/>
+        </w:rPr>
+        <w:t>-validation gap is not a complete release rule.</w:t>
+      </w:r>
+    </w:p>
+    <w:p>
+      <w:pPr>
+        <w:spacing w:line="336" w:lineRule="auto" w:after="180"/>
+      </w:pPr>
+      <w:r>
+        <w:rPr>
+          <w:b w:val="0"/>
+        </w:rPr>
+        <w:t xml:space="preserve">Collect each learner’s explanation before discussion. Use the first missing connection between </w:t>
+      </w:r>
+      <w:r>
+        <w:rPr>
+          <w:b/>
+        </w:rPr>
         <w:t>input</w:t>
       </w:r>
       <w:r>
         <w:rPr>
           <w:b w:val="0"/>
         </w:rPr>
-        <w:t xml:space="preserve"> or intermediate result each decision uses.</w:t>
+        <w:t xml:space="preserve">, deciding step and result to choose support. This question is worked-case practice, not fresh mastery </w:t>
+      </w:r>
+      <w:r>
+        <w:rPr>
+          <w:b/>
+        </w:rPr>
+        <w:t>evidence</w:t>
+      </w:r>
+      <w:r>
+        <w:rPr>
+          <w:b w:val="0"/>
+        </w:rPr>
+        <w:t>.</w:t>
+      </w:r>
+    </w:p>
+    <w:p>
+      <w:pPr>
+        <w:pStyle w:val="Heading2"/>
+      </w:pPr>
+      <w:r>
+        <w:t>Keep each learner explaining</w:t>
       </w:r>
     </w:p>
     <w:p>
       <w:pPr>
         <w:spacing w:line="336" w:lineRule="auto" w:after="180"/>
-        <w:shd w:fill="F1F6FC"/>
-      </w:pPr>
-      <w:r>
-        <w:rPr>
-          <w:b w:val="0"/>
-        </w:rPr>
-        <w:t>Explain the deciding step aloud before checking the changed case; pointing to the final answer alone does not show how it follows.</w:t>
+      </w:pPr>
+      <w:r>
+        <w:rPr>
+          <w:b w:val="0"/>
+        </w:rPr>
+        <w:t>Ask: Which facts are given, and which would we have to assume? Learners mark relevant details before discussing answers.</w:t>
+      </w:r>
+    </w:p>
+    <w:p>
+      <w:pPr>
+        <w:spacing w:line="336" w:lineRule="auto" w:after="180"/>
+      </w:pPr>
+      <w:r>
+        <w:rPr>
+          <w:b w:val="0"/>
+        </w:rPr>
+        <w:t>Say: Predict first. Show the rule, information path or calculation that would produce the result. A correct guess is not yet an explanation.</w:t>
+      </w:r>
+    </w:p>
+    <w:p>
+      <w:pPr>
+        <w:spacing w:line="336" w:lineRule="auto" w:after="180"/>
+      </w:pPr>
+      <w:r>
+        <w:rPr>
+          <w:b w:val="0"/>
+        </w:rPr>
+        <w:t xml:space="preserve">In pairs, one learner solves while the other checks </w:t>
+      </w:r>
+      <w:r>
+        <w:rPr>
+          <w:b/>
+        </w:rPr>
+        <w:t>evidence</w:t>
+      </w:r>
+      <w:r>
+        <w:rPr>
+          <w:b w:val="0"/>
+        </w:rPr>
+        <w:t>; exchange roles. Remove the worked answer before independent assessment.</w:t>
+      </w:r>
+    </w:p>
+    <w:p>
+      <w:pPr>
+        <w:pStyle w:val="Heading2"/>
+      </w:pPr>
+      <w:r>
+        <w:t>Earlier wording, alternatives and picture transcripts · reference / check after trying</w:t>
+      </w:r>
+    </w:p>
+    <w:p>
+      <w:pPr>
+        <w:spacing w:line="336" w:lineRule="auto" w:after="180"/>
+      </w:pPr>
+      <w:r>
+        <w:rPr>
+          <w:b w:val="0"/>
+        </w:rPr>
+        <w:t>Compact alternative: this two-session sequence covers selected core tasks. Use the three-session weekly plan for the full lesson, independent transfer, feedback and project work; allow extra time for extensions.</w:t>
+      </w:r>
+    </w:p>
+    <w:p>
+      <w:pPr>
+        <w:spacing w:line="336" w:lineRule="auto" w:after="180"/>
+      </w:pPr>
+      <w:r>
+        <w:rPr>
+          <w:b w:val="0"/>
+        </w:rPr>
+        <w:t>Demonstrate and guide practice</w:t>
       </w:r>
     </w:p>
     <w:p>
@@ -2413,7 +3252,99 @@
         <w:pStyle w:val="Heading3"/>
       </w:pPr>
       <w:r>
-        <w:t>What this example does not establish</w:t>
+        <w:t>Board sequence</w:t>
+      </w:r>
+    </w:p>
+    <w:p>
+      <w:pPr>
+        <w:spacing w:line="336" w:lineRule="auto" w:after="180"/>
+      </w:pPr>
+      <w:r>
+        <w:rPr>
+          <w:b w:val="0"/>
+        </w:rPr>
+        <w:t>Write the given facts: A scores100% train,</w:t>
+      </w:r>
+      <w:r>
+        <w:rPr>
+          <w:b/>
+        </w:rPr>
+        <w:t>60%</w:t>
+      </w:r>
+      <w:r>
+        <w:rPr>
+          <w:b w:val="0"/>
+        </w:rPr>
+        <w:t xml:space="preserve"> validation; B scores85%,</w:t>
+      </w:r>
+      <w:r>
+        <w:rPr>
+          <w:b/>
+        </w:rPr>
+        <w:t>80%</w:t>
+      </w:r>
+      <w:r>
+        <w:rPr>
+          <w:b w:val="0"/>
+        </w:rPr>
+        <w:t xml:space="preserve"> on the same sets.</w:t>
+      </w:r>
+    </w:p>
+    <w:p>
+      <w:pPr>
+        <w:spacing w:line="336" w:lineRule="auto" w:after="180"/>
+      </w:pPr>
+      <w:r>
+        <w:rPr>
+          <w:b w:val="0"/>
+        </w:rPr>
+        <w:t>Write the question to explain: Compute gaps and select by validation accuracy.</w:t>
+      </w:r>
+    </w:p>
+    <w:p>
+      <w:pPr>
+        <w:spacing w:line="336" w:lineRule="auto" w:after="180"/>
+      </w:pPr>
+      <w:r>
+        <w:rPr>
+          <w:b w:val="0"/>
+        </w:rPr>
+        <w:t xml:space="preserve">Reveal after </w:t>
+      </w:r>
+      <w:r>
+        <w:rPr>
+          <w:b/>
+        </w:rPr>
+        <w:t>prediction</w:t>
+      </w:r>
+      <w:r>
+        <w:rPr>
+          <w:b w:val="0"/>
+        </w:rPr>
+        <w:t xml:space="preserve">s: A gap40 percentage points; B gap5. B has better shared validation accuracy. A suggests </w:t>
+      </w:r>
+      <w:r>
+        <w:rPr>
+          <w:b/>
+        </w:rPr>
+        <w:t>overfitting</w:t>
+      </w:r>
+      <w:r>
+        <w:rPr>
+          <w:b w:val="0"/>
+        </w:rPr>
+        <w:t>, but investigate distribution differences too.</w:t>
+      </w:r>
+    </w:p>
+    <w:p>
+      <w:pPr>
+        <w:spacing w:line="336" w:lineRule="auto" w:after="180"/>
+      </w:pPr>
+      <w:r>
+        <w:rPr>
+          <w:b w:val="0"/>
+        </w:rPr>
+        <w:t>Use the earlier transfer question as additional practice. Reserve the selected fresh96/62versus88/79accuracy comparison for the first individual attempt and record support used.</w:t>
       </w:r>
     </w:p>
     <w:p>
@@ -2421,478 +3352,18 @@
         <w:pStyle w:val="Heading3"/>
       </w:pPr>
       <w:r>
-        <w:t>Keep the stated limit</w:t>
+        <w:t>Classroom dialogue</w:t>
       </w:r>
     </w:p>
     <w:p>
       <w:pPr>
         <w:spacing w:line="336" w:lineRule="auto" w:after="180"/>
-        <w:shd w:fill="FFF5E6"/>
-      </w:pPr>
-      <w:r>
-        <w:rPr>
-          <w:b w:val="0"/>
-        </w:rPr>
-        <w:t xml:space="preserve">A gap can also reflect data shift or sampling noise. Inspect </w:t>
-      </w:r>
-      <w:r>
-        <w:rPr>
-          <w:b/>
-        </w:rPr>
-        <w:t>evidence</w:t>
-      </w:r>
-      <w:r>
-        <w:rPr>
-          <w:b w:val="0"/>
-        </w:rPr>
-        <w:t xml:space="preserve"> before attributing every gap to </w:t>
-      </w:r>
-      <w:r>
-        <w:rPr>
-          <w:b/>
-        </w:rPr>
-        <w:t>capacity</w:t>
-      </w:r>
-      <w:r>
-        <w:rPr>
-          <w:b w:val="0"/>
-        </w:rPr>
-        <w:t>.</w:t>
-      </w:r>
-    </w:p>
-    <w:p>
-      <w:pPr>
-        <w:pStyle w:val="Heading3"/>
-      </w:pPr>
-      <w:r>
-        <w:t>Change one thing in the pictured case</w:t>
-      </w:r>
-    </w:p>
-    <w:p>
-      <w:pPr>
-        <w:pStyle w:val="Heading3"/>
-      </w:pPr>
-      <w:r>
-        <w:t>Change one thing</w:t>
-      </w:r>
-    </w:p>
-    <w:p>
-      <w:pPr>
-        <w:spacing w:line="336" w:lineRule="auto" w:after="180"/>
-        <w:shd w:fill="F5F1FB"/>
-      </w:pPr>
-      <w:r>
-        <w:rPr>
-          <w:b w:val="0"/>
-        </w:rPr>
-        <w:t>Change: Large’s validation accuracy rises to82% after a development revision.</w:t>
-      </w:r>
-    </w:p>
-    <w:p>
-      <w:pPr>
-        <w:pStyle w:val="Heading3"/>
-      </w:pPr>
-      <w:r>
-        <w:t>Predicted result</w:t>
-      </w:r>
-    </w:p>
-    <w:p>
-      <w:pPr>
-        <w:spacing w:line="336" w:lineRule="auto" w:after="180"/>
-        <w:shd w:fill="F1F6FC"/>
-      </w:pPr>
-      <w:r>
-        <w:rPr>
-          <w:b/>
-        </w:rPr>
-        <w:t>Prediction</w:t>
-      </w:r>
-      <w:r>
-        <w:rPr>
-          <w:b w:val="0"/>
-        </w:rPr>
-        <w:t>: Its gap is 18 percentage points; it now beats Small on this validation set.</w:t>
-      </w:r>
-    </w:p>
-    <w:p>
-      <w:pPr>
-        <w:pStyle w:val="Heading3"/>
-      </w:pPr>
-      <w:r>
-        <w:t>Why the result follows</w:t>
-      </w:r>
-    </w:p>
-    <w:p>
-      <w:pPr>
-        <w:spacing w:line="336" w:lineRule="auto" w:after="180"/>
-        <w:shd w:fill="F1F6FC"/>
-      </w:pPr>
-      <w:r>
-        <w:rPr>
-          <w:b w:val="0"/>
-        </w:rPr>
-        <w:t xml:space="preserve">Reason: Validation performance improved, but the </w:t>
-      </w:r>
-      <w:r>
-        <w:rPr>
-          <w:b/>
-        </w:rPr>
-        <w:t>training</w:t>
-      </w:r>
-      <w:r>
-        <w:rPr>
-          <w:b w:val="0"/>
-        </w:rPr>
-        <w:t>-validation gap is not a complete release rule.</w:t>
-      </w:r>
-    </w:p>
-    <w:p>
-      <w:pPr>
-        <w:pStyle w:val="Heading3"/>
-      </w:pPr>
-      <w:r>
-        <w:t>Ask while showing the picture</w:t>
-      </w:r>
-    </w:p>
-    <w:p>
-      <w:pPr>
-        <w:pStyle w:val="Heading3"/>
-      </w:pPr>
-      <w:r>
-        <w:t>Ask while showing the picture · 3</w:t>
-      </w:r>
-    </w:p>
-    <w:p>
-      <w:pPr>
-        <w:spacing w:line="336" w:lineRule="auto" w:after="180"/>
-      </w:pPr>
-      <w:r>
-        <w:rPr>
-          <w:b w:val="0"/>
-        </w:rPr>
-        <w:t xml:space="preserve">Cover the result. Ask learners to name the </w:t>
-      </w:r>
-      <w:r>
-        <w:rPr>
-          <w:b/>
-        </w:rPr>
-        <w:t>input</w:t>
-      </w:r>
-      <w:r>
-        <w:rPr>
-          <w:b w:val="0"/>
-        </w:rPr>
-        <w:t xml:space="preserve">s and predict the next step. Uncover one step, connect the icon to the actual procedure, and explain its </w:t>
-      </w:r>
-      <w:r>
-        <w:rPr>
-          <w:b/>
-        </w:rPr>
-        <w:t>evidence</w:t>
-      </w:r>
-      <w:r>
-        <w:rPr>
-          <w:b w:val="0"/>
-        </w:rPr>
-        <w:t>. Then change the supplied condition and compare.</w:t>
-      </w:r>
-    </w:p>
-    <w:p>
-      <w:pPr>
-        <w:spacing w:line="336" w:lineRule="auto" w:after="180"/>
-      </w:pPr>
-      <w:r>
-        <w:rPr>
-          <w:b w:val="0"/>
-        </w:rPr>
-        <w:t>The picture is a representation; it does not document execution of a real AI model.</w:t>
-      </w:r>
-    </w:p>
-    <w:p>
-      <w:pPr>
-        <w:pStyle w:val="Heading1"/>
-      </w:pPr>
-      <w:r>
-        <w:t>03. Demonstrate and guide practice</w:t>
-      </w:r>
-    </w:p>
-    <w:p>
-      <w:r>
-        <w:t>Demonstrate Overfitting, reduce support deliberately and check individual reasoning before discussing answers.</w:t>
-      </w:r>
-    </w:p>
-    <w:p>
-      <w:pPr>
-        <w:pStyle w:val="Heading3"/>
-      </w:pPr>
-      <w:r>
-        <w:t>Choose the pacing route</w:t>
-      </w:r>
-    </w:p>
-    <w:p>
-      <w:pPr>
-        <w:spacing w:line="336" w:lineRule="auto" w:after="180"/>
-        <w:shd w:fill="F1F6F8"/>
-      </w:pPr>
-      <w:r>
-        <w:rPr>
-          <w:b w:val="0"/>
-        </w:rPr>
-        <w:t>Compact alternative: this two-session sequence covers selected core tasks. Use the three-session weekly plan for the full lesson, independent transfer, feedback and project work; allow extra time for extensions.</w:t>
-      </w:r>
-    </w:p>
-    <w:p>
-      <w:pPr>
-        <w:pStyle w:val="Heading3"/>
-      </w:pPr>
-      <w:r>
-        <w:t>Board sequence</w:t>
-      </w:r>
-    </w:p>
-    <w:p>
-      <w:pPr>
-        <w:pStyle w:val="Heading3"/>
-      </w:pPr>
-      <w:r>
-        <w:t>1. Put the facts on the board</w:t>
-      </w:r>
-    </w:p>
-    <w:p>
-      <w:pPr>
-        <w:spacing w:line="336" w:lineRule="auto" w:after="180"/>
-        <w:shd w:fill="F4F9FC"/>
-      </w:pPr>
-      <w:r>
-        <w:rPr>
-          <w:b w:val="0"/>
-        </w:rPr>
-        <w:t>Write the given facts: A scores100% train,</w:t>
-      </w:r>
-      <w:r>
-        <w:rPr>
-          <w:b/>
-        </w:rPr>
-        <w:t>60%</w:t>
-      </w:r>
-      <w:r>
-        <w:rPr>
-          <w:b w:val="0"/>
-        </w:rPr>
-        <w:t xml:space="preserve"> validation; B scores85%,</w:t>
-      </w:r>
-      <w:r>
-        <w:rPr>
-          <w:b/>
-        </w:rPr>
-        <w:t>80%</w:t>
-      </w:r>
-      <w:r>
-        <w:rPr>
-          <w:b w:val="0"/>
-        </w:rPr>
-        <w:t xml:space="preserve"> on the same sets.</w:t>
-      </w:r>
-    </w:p>
-    <w:p>
-      <w:pPr>
-        <w:pStyle w:val="Heading3"/>
-      </w:pPr>
-      <w:r>
-        <w:t>2. State the decision to explain</w:t>
-      </w:r>
-    </w:p>
-    <w:p>
-      <w:pPr>
-        <w:spacing w:line="336" w:lineRule="auto" w:after="180"/>
-        <w:shd w:fill="F4F9FC"/>
-      </w:pPr>
-      <w:r>
-        <w:rPr>
-          <w:b w:val="0"/>
-        </w:rPr>
-        <w:t>Write the question to explain: Compute gaps and select by validation accuracy.</w:t>
-      </w:r>
-    </w:p>
-    <w:p>
-      <w:pPr>
-        <w:pStyle w:val="Heading3"/>
-      </w:pPr>
-      <w:r>
-        <w:t>3. Reveal the worked reasoning</w:t>
-      </w:r>
-    </w:p>
-    <w:p>
-      <w:pPr>
-        <w:spacing w:line="336" w:lineRule="auto" w:after="180"/>
-        <w:shd w:fill="F1F6FC"/>
-      </w:pPr>
-      <w:r>
-        <w:rPr>
-          <w:b w:val="0"/>
-        </w:rPr>
-        <w:t xml:space="preserve">Reveal after </w:t>
-      </w:r>
-      <w:r>
-        <w:rPr>
-          <w:b/>
-        </w:rPr>
-        <w:t>prediction</w:t>
-      </w:r>
-      <w:r>
-        <w:rPr>
-          <w:b w:val="0"/>
-        </w:rPr>
-        <w:t xml:space="preserve">s: A gap40 percentage points; B gap5. B has better shared validation accuracy. A suggests </w:t>
-      </w:r>
-      <w:r>
-        <w:rPr>
-          <w:b/>
-        </w:rPr>
-        <w:t>overfitting</w:t>
-      </w:r>
-      <w:r>
-        <w:rPr>
-          <w:b w:val="0"/>
-        </w:rPr>
-        <w:t>, but investigate distribution differences too.</w:t>
-      </w:r>
-    </w:p>
-    <w:p>
-      <w:pPr>
-        <w:pStyle w:val="Heading3"/>
-      </w:pPr>
-      <w:r>
-        <w:t>Hold back the independent task</w:t>
-      </w:r>
-    </w:p>
-    <w:p>
-      <w:pPr>
-        <w:spacing w:line="336" w:lineRule="auto" w:after="180"/>
-        <w:shd w:fill="FFF5E6"/>
-      </w:pPr>
-      <w:r>
-        <w:rPr>
-          <w:b w:val="0"/>
-        </w:rPr>
-        <w:t xml:space="preserve">Keep for an independent attempt: Model A has </w:t>
-      </w:r>
-      <w:r>
-        <w:rPr>
-          <w:b/>
-        </w:rPr>
-        <w:t>training</w:t>
-      </w:r>
-      <w:r>
-        <w:rPr>
-          <w:b w:val="0"/>
-        </w:rPr>
-        <w:t xml:space="preserve"> accuracy 99% and validation accuracy </w:t>
-      </w:r>
-      <w:r>
-        <w:rPr>
-          <w:b/>
-        </w:rPr>
-        <w:t>70%</w:t>
-      </w:r>
-      <w:r>
-        <w:rPr>
-          <w:b w:val="0"/>
-        </w:rPr>
-        <w:t xml:space="preserve">; B has 88% and 84%. Compute each gap and discuss the </w:t>
-      </w:r>
-      <w:r>
-        <w:rPr>
-          <w:b/>
-        </w:rPr>
-        <w:t>evidence</w:t>
-      </w:r>
-      <w:r>
-        <w:rPr>
-          <w:b w:val="0"/>
-        </w:rPr>
-        <w:t>.</w:t>
-      </w:r>
-    </w:p>
-    <w:p>
-      <w:pPr>
-        <w:pStyle w:val="Heading3"/>
-      </w:pPr>
-      <w:r>
-        <w:t>Classroom dialogue</w:t>
-      </w:r>
-    </w:p>
-    <w:p>
-      <w:pPr>
-        <w:pStyle w:val="Heading3"/>
-      </w:pPr>
-      <w:r>
-        <w:t>Ask the class</w:t>
-      </w:r>
-    </w:p>
-    <w:p>
-      <w:pPr>
-        <w:spacing w:line="336" w:lineRule="auto" w:after="180"/>
-        <w:shd w:fill="F5F1FB"/>
-      </w:pPr>
-      <w:r>
-        <w:rPr>
-          <w:b w:val="0"/>
-        </w:rPr>
-        <w:t>Ask: Which facts are given, and which would we have to assume? Learners mark relevant details before discussing answers.</w:t>
-      </w:r>
-    </w:p>
-    <w:p>
-      <w:pPr>
-        <w:pStyle w:val="Heading3"/>
-      </w:pPr>
-      <w:r>
-        <w:t>Language to model</w:t>
-      </w:r>
-    </w:p>
-    <w:p>
-      <w:pPr>
-        <w:spacing w:line="336" w:lineRule="auto" w:after="180"/>
-        <w:shd w:fill="F1F6F8"/>
-      </w:pPr>
-      <w:r>
-        <w:rPr>
-          <w:b w:val="0"/>
-        </w:rPr>
-        <w:t>Say: Predict first. Show the rule, information path or calculation that would produce the result. A correct guess is not yet an explanation.</w:t>
-      </w:r>
-    </w:p>
-    <w:p>
-      <w:pPr>
-        <w:spacing w:line="336" w:lineRule="auto" w:after="180"/>
       </w:pPr>
       <w:r>
         <w:rPr>
           <w:b w:val="0"/>
         </w:rPr>
         <w:t>Reveal reasoning one step at a time. Explain why a tempting alternative fails. Write units and denominators for arithmetic, trace conditions for decisions, and identify supporting sources for claims.</w:t>
-      </w:r>
-    </w:p>
-    <w:p>
-      <w:pPr>
-        <w:spacing w:line="336" w:lineRule="auto" w:after="180"/>
-      </w:pPr>
-      <w:r>
-        <w:rPr>
-          <w:b w:val="0"/>
-        </w:rPr>
-        <w:t xml:space="preserve">In pairs, one learner solves while the other checks </w:t>
-      </w:r>
-      <w:r>
-        <w:rPr>
-          <w:b/>
-        </w:rPr>
-        <w:t>evidence</w:t>
-      </w:r>
-      <w:r>
-        <w:rPr>
-          <w:b w:val="0"/>
-        </w:rPr>
-        <w:t>; exchange roles. Remove the worked answer before independent assessment.</w:t>
       </w:r>
     </w:p>
     <w:p>
@@ -3170,534 +3641,122 @@
         <w:pStyle w:val="Heading3"/>
       </w:pPr>
       <w:r>
-        <w:t>Completion practice</w:t>
+        <w:t>Individual reasoning check</w:t>
+      </w:r>
+    </w:p>
+    <w:p>
+      <w:pPr>
+        <w:pStyle w:val="Heading3"/>
+      </w:pPr>
+      <w:r>
+        <w:t>Pictorial practice question</w:t>
+      </w:r>
+    </w:p>
+    <w:p>
+      <w:pPr>
+        <w:pStyle w:val="Heading3"/>
+      </w:pPr>
+      <w:r>
+        <w:t>Reasoned teacher answer</w:t>
+      </w:r>
+    </w:p>
+    <w:p>
+      <w:pPr>
+        <w:pStyle w:val="Heading1"/>
+      </w:pPr>
+      <w:r>
+        <w:t>04. Run the complete supplied investigation</w:t>
+      </w:r>
+    </w:p>
+    <w:p>
+      <w:r>
+        <w:t>Keep predictions, observed or supplied outcomes and unmeasured cases separate.</w:t>
+      </w:r>
+    </w:p>
+    <w:p>
+      <w:pPr>
+        <w:pStyle w:val="Heading2"/>
+      </w:pPr>
+      <w:r>
+        <w:t>Supplied inputs and checked guidance</w:t>
       </w:r>
     </w:p>
     <w:p>
       <w:pPr>
         <w:spacing w:line="336" w:lineRule="auto" w:after="180"/>
-        <w:shd w:fill="F5F1FB"/>
-      </w:pPr>
-      <w:r>
-        <w:rPr>
-          <w:b w:val="0"/>
-        </w:rPr>
-        <w:t xml:space="preserve">Completion task: Does a </w:t>
-      </w:r>
-      <w:r>
-        <w:rPr>
-          <w:b/>
-        </w:rPr>
-        <w:t>training</w:t>
-      </w:r>
-      <w:r>
-        <w:rPr>
-          <w:b w:val="0"/>
-        </w:rPr>
-        <w:t xml:space="preserve">-validation gap alone prove </w:t>
-      </w:r>
-      <w:r>
-        <w:rPr>
-          <w:b/>
-        </w:rPr>
-        <w:t>overfitting</w:t>
-      </w:r>
-      <w:r>
-        <w:rPr>
-          <w:b w:val="0"/>
-        </w:rPr>
-        <w:t>?</w:t>
-      </w:r>
-    </w:p>
-    <w:p>
-      <w:pPr>
-        <w:pStyle w:val="Heading3"/>
-      </w:pPr>
-      <w:r>
-        <w:t>Reasoning to listen for</w:t>
+      </w:pPr>
+      <w:r>
+        <w:rPr>
+          <w:b w:val="0"/>
+        </w:rPr>
+        <w:t>Paper-tree depths 0/1 predictclearforall, 3/4 bothsplits; depth 2 fitsalltrainingbutmissesV3/V4 onvalidation, 2/4. Choose depth 0 under validation/shallowertie, not trainingperfectdepth 2. Missing flags violateinputcontract. Main MAElinewins3 versus6/8. Selected independent Agap34 points, Bgap9; Bvalidation79 beats62 under supplied conditions.</w:t>
       </w:r>
     </w:p>
     <w:p>
       <w:pPr>
         <w:spacing w:line="336" w:lineRule="auto" w:after="180"/>
-        <w:shd w:fill="F1F6FC"/>
-      </w:pPr>
-      <w:r>
-        <w:rPr>
-          <w:b w:val="0"/>
-        </w:rPr>
-        <w:t xml:space="preserve">Teacher check: Teacher explanation: No. It is consistent with </w:t>
-      </w:r>
-      <w:r>
-        <w:rPr>
-          <w:b/>
-        </w:rPr>
-        <w:t>overfitting</w:t>
-      </w:r>
-      <w:r>
-        <w:rPr>
-          <w:b w:val="0"/>
-        </w:rPr>
-        <w:t xml:space="preserve"> but may also reflect shift, data quality or split problems.</w:t>
-      </w:r>
-    </w:p>
-    <w:p>
-      <w:pPr>
-        <w:spacing w:line="336" w:lineRule="auto" w:after="180"/>
-      </w:pPr>
-      <w:r>
-        <w:rPr>
-          <w:b w:val="0"/>
-        </w:rPr>
-        <w:t xml:space="preserve">Start by identifying the given </w:t>
-      </w:r>
-      <w:r>
-        <w:rPr>
-          <w:b/>
-        </w:rPr>
-        <w:t>input</w:t>
-      </w:r>
-      <w:r>
-        <w:rPr>
-          <w:b w:val="0"/>
-        </w:rPr>
-        <w:t>s together. Leave the intermediate steps blank. If needed, model one step, then withdraw that help on the next step. Move to a full trace only when the partial trace is understood.</w:t>
-      </w:r>
-    </w:p>
-    <w:p>
-      <w:pPr>
-        <w:spacing w:line="336" w:lineRule="auto" w:after="180"/>
-      </w:pPr>
-      <w:r>
-        <w:rPr>
-          <w:b w:val="0"/>
-        </w:rPr>
-        <w:t>For partners, alternate explainer and checker; collect a response from every learner before discussion.</w:t>
-      </w:r>
-    </w:p>
-    <w:p>
-      <w:pPr>
-        <w:pStyle w:val="Heading3"/>
-      </w:pPr>
-      <w:r>
-        <w:t>Individual reasoning check</w:t>
-      </w:r>
-    </w:p>
-    <w:p>
-      <w:pPr>
-        <w:spacing w:line="336" w:lineRule="auto" w:after="180"/>
-      </w:pPr>
-      <w:r>
-        <w:rPr>
-          <w:b w:val="0"/>
-        </w:rPr>
-        <w:t xml:space="preserve">Use the worked case for </w:t>
-      </w:r>
-      <w:r>
-        <w:rPr>
-          <w:b/>
-        </w:rPr>
-        <w:t>Overfitting</w:t>
-      </w:r>
-      <w:r>
-        <w:rPr>
-          <w:b w:val="0"/>
-        </w:rPr>
-        <w:t xml:space="preserve"> and model </w:t>
-      </w:r>
-      <w:r>
-        <w:rPr>
-          <w:b/>
-        </w:rPr>
-        <w:t>capacity</w:t>
-      </w:r>
-      <w:r>
-        <w:rPr>
-          <w:b w:val="0"/>
-        </w:rPr>
-        <w:t>. Proposed explanation: “A final answer is enough”. Decide whether this explanation is supported.</w:t>
-      </w:r>
-    </w:p>
-    <w:p>
-      <w:pPr>
-        <w:spacing w:line="336" w:lineRule="auto" w:after="180"/>
-      </w:pPr>
-      <w:r>
-        <w:rPr>
-          <w:b w:val="0"/>
-        </w:rPr>
-        <w:t>Point to the step or supplied fact that decides; explain your repair if needed.</w:t>
-      </w:r>
-    </w:p>
-    <w:p>
-      <w:pPr>
-        <w:pStyle w:val="Heading3"/>
-      </w:pPr>
-      <w:r>
-        <w:t>Expected repair</w:t>
-      </w:r>
-    </w:p>
-    <w:p>
-      <w:pPr>
-        <w:spacing w:line="336" w:lineRule="auto" w:after="180"/>
-        <w:shd w:fill="F1F6FC"/>
-      </w:pPr>
-      <w:r>
-        <w:rPr>
-          <w:b w:val="0"/>
-        </w:rPr>
-        <w:t xml:space="preserve">Expected correction: Ask for the relevant counts, units, procedure or saved record. For this week: Choose the line with validation MAE 3. The curve </w:t>
-      </w:r>
-      <w:r>
-        <w:rPr>
-          <w:b/>
-        </w:rPr>
-        <w:t>training</w:t>
-      </w:r>
-      <w:r>
-        <w:rPr>
-          <w:b w:val="0"/>
-        </w:rPr>
-        <w:t xml:space="preserve"> MAE 0 does not compensate for validation MAE 8.</w:t>
-      </w:r>
-    </w:p>
-    <w:p>
-      <w:pPr>
-        <w:spacing w:line="336" w:lineRule="auto" w:after="180"/>
-      </w:pPr>
-      <w:r>
-        <w:rPr>
-          <w:b w:val="0"/>
-        </w:rPr>
-        <w:t>Collect explanations, not only yes/no votes. If a misunderstanding is common, re-model the relevant step for the class.</w:t>
-      </w:r>
-    </w:p>
-    <w:p>
-      <w:pPr>
-        <w:spacing w:line="336" w:lineRule="auto" w:after="180"/>
-      </w:pPr>
-      <w:r>
-        <w:rPr>
-          <w:b w:val="0"/>
-        </w:rPr>
-        <w:t>If it affects a few learners, give a short targeted group explanation while others solve a more demanding variation.</w:t>
-      </w:r>
-    </w:p>
-    <w:p>
-      <w:pPr>
-        <w:pStyle w:val="Heading3"/>
-      </w:pPr>
-      <w:r>
-        <w:t>Pictorial practice question</w:t>
-      </w:r>
-    </w:p>
-    <w:p>
-      <w:pPr>
-        <w:spacing w:line="336" w:lineRule="auto" w:after="180"/>
-      </w:pPr>
-      <w:r>
-        <w:rPr>
-          <w:b w:val="0"/>
-        </w:rPr>
-        <w:t xml:space="preserve">Does100% </w:t>
-      </w:r>
-      <w:r>
-        <w:rPr>
-          <w:b/>
-        </w:rPr>
-        <w:t>training</w:t>
-      </w:r>
-      <w:r>
-        <w:rPr>
-          <w:b w:val="0"/>
-        </w:rPr>
-        <w:t xml:space="preserve"> accuracy prove Large was always best? Point to the relevant step in the picture, then write the changed result and the rule or </w:t>
-      </w:r>
-      <w:r>
-        <w:rPr>
-          <w:b/>
-        </w:rPr>
-        <w:t>evidence</w:t>
-      </w:r>
-      <w:r>
-        <w:rPr>
-          <w:b w:val="0"/>
-        </w:rPr>
-        <w:t xml:space="preserve"> that supports it.</w:t>
-      </w:r>
-    </w:p>
-    <w:p>
-      <w:pPr>
-        <w:pStyle w:val="Heading3"/>
-      </w:pPr>
-      <w:r>
-        <w:t>Reasoned teacher answer</w:t>
-      </w:r>
-    </w:p>
-    <w:p>
-      <w:pPr>
-        <w:spacing w:line="336" w:lineRule="auto" w:after="180"/>
-      </w:pPr>
-      <w:r>
-        <w:rPr>
-          <w:b w:val="0"/>
-        </w:rPr>
-        <w:t>No. Originally Large scored</w:t>
-      </w:r>
-      <w:r>
-        <w:rPr>
-          <w:b/>
-        </w:rPr>
-        <w:t>60%</w:t>
-      </w:r>
-      <w:r>
-        <w:rPr>
-          <w:b w:val="0"/>
-        </w:rPr>
-        <w:t xml:space="preserve"> on validation versus Small</w:t>
-      </w:r>
-      <w:r>
-        <w:rPr>
-          <w:b/>
-        </w:rPr>
-        <w:t>80%</w:t>
-      </w:r>
-      <w:r>
-        <w:rPr>
-          <w:b w:val="0"/>
-        </w:rPr>
-        <w:t xml:space="preserve">; </w:t>
-      </w:r>
-      <w:r>
-        <w:rPr>
-          <w:b/>
-        </w:rPr>
-        <w:t>training</w:t>
-      </w:r>
-      <w:r>
-        <w:rPr>
-          <w:b w:val="0"/>
-        </w:rPr>
-        <w:t xml:space="preserve"> perfection alone did not establish generalisation. Changed-case check: Its gap is 18 percentage points; it now beats Small on this validation set.</w:t>
-      </w:r>
-    </w:p>
-    <w:p>
-      <w:pPr>
-        <w:spacing w:line="336" w:lineRule="auto" w:after="180"/>
-      </w:pPr>
-      <w:r>
-        <w:rPr>
-          <w:b w:val="0"/>
-        </w:rPr>
-        <w:t xml:space="preserve">Validation performance improved, but the </w:t>
-      </w:r>
-      <w:r>
-        <w:rPr>
-          <w:b/>
-        </w:rPr>
-        <w:t>training</w:t>
-      </w:r>
-      <w:r>
-        <w:rPr>
-          <w:b w:val="0"/>
-        </w:rPr>
-        <w:t>-validation gap is not a complete release rule.</w:t>
-      </w:r>
-    </w:p>
-    <w:p>
-      <w:pPr>
-        <w:spacing w:line="336" w:lineRule="auto" w:after="180"/>
-      </w:pPr>
-      <w:r>
-        <w:rPr>
-          <w:b w:val="0"/>
-        </w:rPr>
-        <w:t xml:space="preserve">Changed-case reasoning: Its gap is 18 percentage points; it now beats Small on this validation set. Validation performance improved, but the </w:t>
-      </w:r>
-      <w:r>
-        <w:rPr>
-          <w:b/>
-        </w:rPr>
-        <w:t>training</w:t>
-      </w:r>
-      <w:r>
-        <w:rPr>
-          <w:b w:val="0"/>
-        </w:rPr>
-        <w:t>-validation gap is not a complete release rule.</w:t>
-      </w:r>
-    </w:p>
-    <w:p>
-      <w:pPr>
-        <w:spacing w:line="336" w:lineRule="auto" w:after="180"/>
-      </w:pPr>
-      <w:r>
-        <w:rPr>
-          <w:b w:val="0"/>
-        </w:rPr>
-        <w:t xml:space="preserve">Collect each learner’s explanation before discussion. Use the first missing connection between </w:t>
-      </w:r>
-      <w:r>
-        <w:rPr>
-          <w:b/>
-        </w:rPr>
-        <w:t>input</w:t>
-      </w:r>
-      <w:r>
-        <w:rPr>
-          <w:b w:val="0"/>
-        </w:rPr>
-        <w:t xml:space="preserve">, deciding step and result to choose support. This question is worked-case practice, not fresh mastery </w:t>
-      </w:r>
-      <w:r>
-        <w:rPr>
-          <w:b/>
-        </w:rPr>
-        <w:t>evidence</w:t>
-      </w:r>
-      <w:r>
-        <w:rPr>
-          <w:b w:val="0"/>
-        </w:rPr>
-        <w:t>.</w:t>
-      </w:r>
-    </w:p>
-    <w:p>
-      <w:pPr>
-        <w:pStyle w:val="Heading1"/>
-      </w:pPr>
-      <w:r>
-        <w:t>04. Run the weekly evidence lab</w:t>
-      </w:r>
-    </w:p>
-    <w:p>
-      <w:r>
-        <w:t>Run the Overfitting investigation and use the first unsupported step to choose a teaching response.</w:t>
-      </w:r>
-    </w:p>
-    <w:p>
-      <w:pPr>
-        <w:spacing w:line="336" w:lineRule="auto" w:after="180"/>
-      </w:pPr>
-      <w:r>
-        <w:rPr>
-          <w:b w:val="0"/>
-        </w:rPr>
-        <w:t>Keep the test conditions fixed, record every result, and change only one planned factor.</w:t>
-      </w:r>
-    </w:p>
-    <w:p>
-      <w:pPr>
-        <w:spacing w:line="336" w:lineRule="auto" w:after="180"/>
-        <w:shd w:fill="F4F9FC"/>
-      </w:pPr>
-      <w:r>
-        <w:rPr>
-          <w:b w:val="0"/>
-        </w:rPr>
-        <w:t xml:space="preserve">1. Write the hypothesis and expected </w:t>
-      </w:r>
-      <w:r>
-        <w:rPr>
-          <w:b/>
-        </w:rPr>
-        <w:t>evidence</w:t>
-      </w:r>
-      <w:r>
-        <w:rPr>
-          <w:b w:val="0"/>
-        </w:rPr>
-        <w:t xml:space="preserve"> before running.</w:t>
-      </w:r>
-    </w:p>
-    <w:p>
-      <w:pPr>
-        <w:spacing w:line="336" w:lineRule="auto" w:after="180"/>
-        <w:shd w:fill="F4F9FC"/>
-      </w:pPr>
-      <w:r>
-        <w:rPr>
-          <w:b w:val="0"/>
-        </w:rPr>
-        <w:t xml:space="preserve">2. </w:t>
-      </w:r>
-      <w:r>
-        <w:rPr>
-          <w:b/>
-        </w:rPr>
-        <w:t>Complexity</w:t>
-      </w:r>
-      <w:r>
-        <w:rPr>
-          <w:b w:val="0"/>
-        </w:rPr>
-        <w:t xml:space="preserve"> Trial: fit paper trees of increasing depth, plot train/validation results, and identify the first clear overfit pattern.</w:t>
-      </w:r>
-    </w:p>
-    <w:p>
-      <w:pPr>
-        <w:spacing w:line="336" w:lineRule="auto" w:after="180"/>
-        <w:shd w:fill="F4F9FC"/>
-      </w:pPr>
-      <w:r>
-        <w:rPr>
-          <w:b w:val="0"/>
-        </w:rPr>
+      </w:pPr>
+      <w:r>
+        <w:rPr>
+          <w:b w:val="0"/>
+        </w:rPr>
+        <w:t>Inspect source/label/coverage explanations and preserve final test; no causal or population guarantee.</w:t>
+      </w:r>
+    </w:p>
+    <w:p>
+      <w:pPr>
+        <w:pStyle w:val="Heading2"/>
+      </w:pPr>
+      <w:r>
+        <w:t>Predict, investigate and record</w:t>
+      </w:r>
+    </w:p>
+    <w:p>
+      <w:pPr>
+        <w:pStyle w:val="ListNumber"/>
+      </w:pPr>
+      <w:r>
+        <w:t>1. Write the hypothesis and expected evidence before running.</w:t>
+      </w:r>
+    </w:p>
+    <w:p>
+      <w:pPr>
+        <w:pStyle w:val="ListNumber"/>
+      </w:pPr>
+      <w:r>
+        <w:t>2. Complexity Trial: fit paper trees of increasing depth, plot train/validation results, and identify the first clear overfit pattern.</w:t>
+      </w:r>
+    </w:p>
+    <w:p>
+      <w:pPr>
+        <w:pStyle w:val="ListNumber"/>
+      </w:pPr>
+      <w:r>
         <w:t>3. Run one normal, one boundary, one missing, and one shifted case.</w:t>
       </w:r>
     </w:p>
     <w:p>
       <w:pPr>
-        <w:spacing w:line="336" w:lineRule="auto" w:after="180"/>
-        <w:shd w:fill="F4F9FC"/>
-      </w:pPr>
-      <w:r>
-        <w:rPr>
-          <w:b w:val="0"/>
-        </w:rPr>
+        <w:pStyle w:val="ListNumber"/>
+      </w:pPr>
+      <w:r>
         <w:t>4. Calculate the metric from raw counts or row-level errors.</w:t>
       </w:r>
     </w:p>
     <w:p>
       <w:pPr>
-        <w:spacing w:line="336" w:lineRule="auto" w:after="180"/>
-        <w:shd w:fill="F4F9FC"/>
-      </w:pPr>
-      <w:r>
-        <w:rPr>
-          <w:b w:val="0"/>
-        </w:rPr>
+        <w:pStyle w:val="ListNumber"/>
+      </w:pPr>
+      <w:r>
         <w:t>5. Interpret what changed, what did not, and what remains unsafe or unknown.</w:t>
       </w:r>
     </w:p>
     <w:p>
       <w:pPr>
-        <w:pStyle w:val="Heading3"/>
-      </w:pPr>
-      <w:r>
-        <w:t>Make the lab runnable</w:t>
-      </w:r>
-    </w:p>
-    <w:p>
-      <w:pPr>
-        <w:spacing w:line="336" w:lineRule="auto" w:after="180"/>
-      </w:pPr>
-      <w:r>
-        <w:rPr>
-          <w:b w:val="0"/>
-        </w:rPr>
-        <w:t>Use the concrete case as the shared normal case and the independent question as a second case. Each pair creates a boundary or missing-information case and predicts its result before testing.</w:t>
-      </w:r>
-    </w:p>
-    <w:p>
-      <w:pPr>
-        <w:spacing w:line="336" w:lineRule="auto" w:after="180"/>
-      </w:pPr>
-      <w:r>
-        <w:rPr>
-          <w:b w:val="0"/>
-        </w:rPr>
-        <w:t>Keep the expected result separate from an observed mistake.</w:t>
+        <w:pStyle w:val="Heading2"/>
+      </w:pPr>
+      <w:r>
+        <w:t>Keep the experiment ledger</w:t>
       </w:r>
     </w:p>
     <w:tbl>
@@ -3848,10 +3907,10 @@
     </w:tbl>
     <w:p>
       <w:pPr>
-        <w:pStyle w:val="Heading3"/>
-      </w:pPr>
-      <w:r>
-        <w:t>Diagnose and reteach</w:t>
+        <w:pStyle w:val="Heading2"/>
+      </w:pPr>
+      <w:r>
+        <w:t>Diagnose the current misconceptions</w:t>
       </w:r>
     </w:p>
     <w:p>
@@ -3862,7 +3921,7 @@
         <w:rPr>
           <w:b w:val="0"/>
         </w:rPr>
-        <w:t xml:space="preserve">MISCONCEPTION TO REPAIR The model with the highest </w:t>
+        <w:t xml:space="preserve">A final answer is enough: Ask for the relevant counts, units, procedure or saved record. For this week: Choose the line with validation MAE 3. The curve </w:t>
       </w:r>
       <w:r>
         <w:rPr>
@@ -3874,7 +3933,7 @@
         <w:rPr>
           <w:b w:val="0"/>
         </w:rPr>
-        <w:t xml:space="preserve"> accuracy is the best model.</w:t>
+        <w:t xml:space="preserve"> MAE 0 does not compensate for validation MAE 8.</w:t>
       </w:r>
     </w:p>
     <w:p>
@@ -3885,7 +3944,7 @@
         <w:rPr>
           <w:b w:val="0"/>
         </w:rPr>
-        <w:t>For guessing, return to given facts and request a trace. For vocabulary without application, use one example and one non-example. For arithmetic errors, check the setup before the calculation.</w:t>
+        <w:t>A stronger claim makes a stronger project: Check data provenance, split grouping, label quality and repeated development results; inspect representative residuals without using final test feedback to tune.</w:t>
       </w:r>
     </w:p>
     <w:p>
@@ -3896,15 +3955,19 @@
         <w:rPr>
           <w:b w:val="0"/>
         </w:rPr>
-        <w:t>Finish with a different uncoached case before recording mastery.</w:t>
-      </w:r>
-    </w:p>
-    <w:p>
-      <w:pPr>
-        <w:pStyle w:val="Heading3"/>
-      </w:pPr>
-      <w:r>
-        <w:t>Address these additional misconceptions</w:t>
+        <w:t xml:space="preserve">The new case can be copied from the example: The independent task changes the </w:t>
+      </w:r>
+      <w:r>
+        <w:rPr>
+          <w:b/>
+        </w:rPr>
+        <w:t>evidence</w:t>
+      </w:r>
+      <w:r>
+        <w:rPr>
+          <w:b w:val="0"/>
+        </w:rPr>
+        <w:t>. Require a fresh explanation: B wins the validation tie by the declared simplicity rule.</w:t>
       </w:r>
     </w:p>
     <w:p>
@@ -3915,7 +3978,7 @@
         <w:rPr>
           <w:b w:val="0"/>
         </w:rPr>
-        <w:t xml:space="preserve">A final answer is enough: Ask for the relevant counts, units, procedure or saved record. For this week: Choose the line with validation MAE 3. The curve </w:t>
+        <w:t xml:space="preserve">C is not selected merely for its zero </w:t>
       </w:r>
       <w:r>
         <w:rPr>
@@ -3927,72 +3990,15 @@
         <w:rPr>
           <w:b w:val="0"/>
         </w:rPr>
-        <w:t xml:space="preserve"> MAE 0 does not compensate for validation MAE 8.</w:t>
-      </w:r>
-    </w:p>
-    <w:p>
-      <w:pPr>
-        <w:spacing w:line="336" w:lineRule="auto" w:after="180"/>
-      </w:pPr>
-      <w:r>
-        <w:rPr>
-          <w:b w:val="0"/>
-        </w:rPr>
-        <w:t>A stronger claim makes a stronger project: Check data provenance, split grouping, label quality and repeated development results; inspect representative residuals without using final test feedback to tune.</w:t>
-      </w:r>
-    </w:p>
-    <w:p>
-      <w:pPr>
-        <w:spacing w:line="336" w:lineRule="auto" w:after="180"/>
-      </w:pPr>
-      <w:r>
-        <w:rPr>
-          <w:b w:val="0"/>
-        </w:rPr>
-        <w:t xml:space="preserve">The new case can be copied from the example: The independent task changes the </w:t>
-      </w:r>
-      <w:r>
-        <w:rPr>
-          <w:b/>
-        </w:rPr>
-        <w:t>evidence</w:t>
-      </w:r>
-      <w:r>
-        <w:rPr>
-          <w:b w:val="0"/>
-        </w:rPr>
-        <w:t>. Require a fresh explanation: B wins the validation tie by the declared simplicity rule.</w:t>
-      </w:r>
-    </w:p>
-    <w:p>
-      <w:pPr>
-        <w:spacing w:line="336" w:lineRule="auto" w:after="180"/>
-      </w:pPr>
-      <w:r>
-        <w:rPr>
-          <w:b w:val="0"/>
-        </w:rPr>
-        <w:t xml:space="preserve">C is not selected merely for its zero </w:t>
-      </w:r>
-      <w:r>
-        <w:rPr>
-          <w:b/>
-        </w:rPr>
-        <w:t>training</w:t>
-      </w:r>
-      <w:r>
-        <w:rPr>
-          <w:b w:val="0"/>
-        </w:rPr>
         <w:t xml:space="preserve"> error.</w:t>
       </w:r>
     </w:p>
     <w:p>
       <w:pPr>
-        <w:pStyle w:val="Heading3"/>
-      </w:pPr>
-      <w:r>
-        <w:t>Match the support to the first error</w:t>
+        <w:pStyle w:val="Heading2"/>
+      </w:pPr>
+      <w:r>
+        <w:t>Choose accessible support</w:t>
       </w:r>
     </w:p>
     <w:tbl>
@@ -4165,15 +4171,619 @@
     </w:p>
     <w:p>
       <w:pPr>
+        <w:pStyle w:val="Heading2"/>
+      </w:pPr>
+      <w:r>
+        <w:t>Earlier wording, alternatives and picture transcripts · reference / check after trying</w:t>
+      </w:r>
+    </w:p>
+    <w:p>
+      <w:pPr>
+        <w:spacing w:line="336" w:lineRule="auto" w:after="180"/>
+      </w:pPr>
+      <w:r>
+        <w:rPr>
+          <w:b w:val="0"/>
+        </w:rPr>
+        <w:t>Run the weekly evidence lab</w:t>
+      </w:r>
+    </w:p>
+    <w:p>
+      <w:pPr>
+        <w:spacing w:line="336" w:lineRule="auto" w:after="180"/>
+      </w:pPr>
+      <w:r>
+        <w:rPr>
+          <w:b w:val="0"/>
+        </w:rPr>
+        <w:t>Keep the test conditions fixed, record every result, and change only one planned factor.</w:t>
+      </w:r>
+    </w:p>
+    <w:p>
+      <w:pPr>
+        <w:pStyle w:val="Heading3"/>
+      </w:pPr>
+      <w:r>
+        <w:t>Make the lab runnable</w:t>
+      </w:r>
+    </w:p>
+    <w:p>
+      <w:pPr>
+        <w:spacing w:line="336" w:lineRule="auto" w:after="180"/>
+      </w:pPr>
+      <w:r>
+        <w:rPr>
+          <w:b w:val="0"/>
+        </w:rPr>
+        <w:t>Use the supplied complete investigation for shared practice. Reserve the selected fresh96/62versus88/79accuracy comparison for the individual first attempt before hints or feedback; earlier transfer questions remain additional practice.</w:t>
+      </w:r>
+    </w:p>
+    <w:p>
+      <w:pPr>
+        <w:pStyle w:val="Heading3"/>
+      </w:pPr>
+      <w:r>
+        <w:t>Diagnose and reteach</w:t>
+      </w:r>
+    </w:p>
+    <w:p>
+      <w:pPr>
+        <w:spacing w:line="336" w:lineRule="auto" w:after="180"/>
+      </w:pPr>
+      <w:r>
+        <w:rPr>
+          <w:b w:val="0"/>
+        </w:rPr>
+        <w:t xml:space="preserve">MISCONCEPTION TO REPAIR The model with the highest </w:t>
+      </w:r>
+      <w:r>
+        <w:rPr>
+          <w:b/>
+        </w:rPr>
+        <w:t>training</w:t>
+      </w:r>
+      <w:r>
+        <w:rPr>
+          <w:b w:val="0"/>
+        </w:rPr>
+        <w:t xml:space="preserve"> accuracy is the best model.</w:t>
+      </w:r>
+    </w:p>
+    <w:p>
+      <w:pPr>
+        <w:spacing w:line="336" w:lineRule="auto" w:after="180"/>
+      </w:pPr>
+      <w:r>
+        <w:rPr>
+          <w:b w:val="0"/>
+        </w:rPr>
+        <w:t>For guessing, return to given facts and request a trace. For vocabulary without application, use one example and one non-example. For arithmetic errors, check the setup before the calculation.</w:t>
+      </w:r>
+    </w:p>
+    <w:p>
+      <w:pPr>
+        <w:spacing w:line="336" w:lineRule="auto" w:after="180"/>
+      </w:pPr>
+      <w:r>
+        <w:rPr>
+          <w:b w:val="0"/>
+        </w:rPr>
+        <w:t>Finish with a different uncoached case before recording mastery.</w:t>
+      </w:r>
+    </w:p>
+    <w:p>
+      <w:pPr>
+        <w:pStyle w:val="Heading3"/>
+      </w:pPr>
+      <w:r>
+        <w:t>Address these additional misconceptions</w:t>
+      </w:r>
+    </w:p>
+    <w:p>
+      <w:pPr>
+        <w:pStyle w:val="Heading3"/>
+      </w:pPr>
+      <w:r>
+        <w:t>Match the support to the first error</w:t>
+      </w:r>
+    </w:p>
+    <w:p>
+      <w:pPr>
         <w:pStyle w:val="Heading1"/>
       </w:pPr>
       <w:r>
-        <w:t>05. Assess and explain the answers</w:t>
-      </w:r>
-    </w:p>
-    <w:p>
-      <w:r>
-        <w:t>Use the Overfitting questions, teacher keys and criteria after the relevant attempts. Previously discussed cases are practice; protect the separately selected independent task.</w:t>
+        <w:t>05. Assess the selected experiment transfer</w:t>
+      </w:r>
+    </w:p>
+    <w:p>
+      <w:r>
+        <w:t>Keep this key until after a first attempt; record any help and prior exposure.</w:t>
+      </w:r>
+    </w:p>
+    <w:p>
+      <w:pPr>
+        <w:pStyle w:val="Heading2"/>
+      </w:pPr>
+      <w:r>
+        <w:t>Selected independent task and checked key</w:t>
+      </w:r>
+    </w:p>
+    <w:p>
+      <w:pPr>
+        <w:spacing w:line="336" w:lineRule="auto" w:after="180"/>
+      </w:pPr>
+      <w:r>
+        <w:rPr>
+          <w:b w:val="0"/>
+        </w:rPr>
+        <w:t xml:space="preserve">Selected case: Model A </w:t>
+      </w:r>
+      <w:r>
+        <w:rPr>
+          <w:b/>
+        </w:rPr>
+        <w:t>training</w:t>
+      </w:r>
+      <w:r>
+        <w:rPr>
+          <w:b w:val="0"/>
+        </w:rPr>
+        <w:t xml:space="preserve">96%, validation62%; model B </w:t>
+      </w:r>
+      <w:r>
+        <w:rPr>
+          <w:b/>
+        </w:rPr>
+        <w:t>training</w:t>
+      </w:r>
+      <w:r>
+        <w:rPr>
+          <w:b w:val="0"/>
+        </w:rPr>
+        <w:t>88%, validation79%. Compare gaps and choose a development candidate, assuming the same valid evaluation conditions.</w:t>
+      </w:r>
+    </w:p>
+    <w:p>
+      <w:pPr>
+        <w:spacing w:line="336" w:lineRule="auto" w:after="180"/>
+      </w:pPr>
+      <w:r>
+        <w:rPr>
+          <w:b w:val="0"/>
+        </w:rPr>
+        <w:t xml:space="preserve">A gap34 percentage points; B gap9. B has better validation performance and a smaller gap, so is the development candidate under the supplied conditions. </w:t>
+      </w:r>
+      <w:r>
+        <w:rPr>
+          <w:b/>
+        </w:rPr>
+        <w:t>Training</w:t>
+      </w:r>
+      <w:r>
+        <w:rPr>
+          <w:b w:val="0"/>
+        </w:rPr>
+        <w:t xml:space="preserve"> accuracy alone is insufficient.</w:t>
+      </w:r>
+    </w:p>
+    <w:p>
+      <w:pPr>
+        <w:spacing w:line="336" w:lineRule="auto" w:after="180"/>
+      </w:pPr>
+      <w:r>
+        <w:rPr>
+          <w:b w:val="0"/>
+        </w:rPr>
+        <w:t>Freeze decisions before a separate final evaluation.</w:t>
+      </w:r>
+    </w:p>
+    <w:p>
+      <w:pPr>
+        <w:pStyle w:val="Heading2"/>
+      </w:pPr>
+      <w:r>
+        <w:t>Judge trace, scope and support</w:t>
+      </w:r>
+    </w:p>
+    <w:tbl>
+      <w:tblPr>
+        <w:tblStyle w:val="LightShading-Accent1"/>
+        <w:tblW w:type="auto" w:w="0"/>
+        <w:tblLook w:firstColumn="1" w:firstRow="1" w:lastColumn="0" w:lastRow="0" w:noHBand="0" w:noVBand="1" w:val="04A0"/>
+      </w:tblPr>
+      <w:tblGrid>
+        <w:gridCol w:w="5112"/>
+        <w:gridCol w:w="5112"/>
+      </w:tblGrid>
+      <w:tr>
+        <w:trPr>
+          <w:tblHeader/>
+        </w:trPr>
+        <w:tc>
+          <w:tcPr>
+            <w:tcW w:type="dxa" w:w="5112"/>
+          </w:tcPr>
+          <w:p>
+            <w:r>
+              <w:t>Dimension</w:t>
+            </w:r>
+          </w:p>
+        </w:tc>
+        <w:tc>
+          <w:tcPr>
+            <w:tcW w:type="dxa" w:w="5112"/>
+          </w:tcPr>
+          <w:p>
+            <w:r>
+              <w:t>Evidence required</w:t>
+            </w:r>
+          </w:p>
+        </w:tc>
+      </w:tr>
+      <w:tr>
+        <w:tc>
+          <w:tcPr>
+            <w:tcW w:type="dxa" w:w="5112"/>
+          </w:tcPr>
+          <w:p>
+            <w:r>
+              <w:t>Explanation</w:t>
+            </w:r>
+          </w:p>
+        </w:tc>
+        <w:tc>
+          <w:tcPr>
+            <w:tcW w:type="dxa" w:w="5112"/>
+          </w:tcPr>
+          <w:p>
+            <w:r>
+              <w:t>Names the applicable idea or procedure and ties it to the supplied facts.</w:t>
+            </w:r>
+          </w:p>
+        </w:tc>
+      </w:tr>
+      <w:tr>
+        <w:tc>
+          <w:tcPr>
+            <w:tcW w:type="dxa" w:w="5112"/>
+          </w:tcPr>
+          <w:p>
+            <w:r>
+              <w:t>Trace and result</w:t>
+            </w:r>
+          </w:p>
+        </w:tc>
+        <w:tc>
+          <w:tcPr>
+            <w:tcW w:type="dxa" w:w="5112"/>
+          </w:tcPr>
+          <w:p>
+            <w:r>
+              <w:t>Preserves the given inputs and shows the relevant intermediate steps; distinguishes a prediction from an observed execution.</w:t>
+            </w:r>
+          </w:p>
+        </w:tc>
+      </w:tr>
+      <w:tr>
+        <w:tc>
+          <w:tcPr>
+            <w:tcW w:type="dxa" w:w="5112"/>
+          </w:tcPr>
+          <w:p>
+            <w:r>
+              <w:t>Limits</w:t>
+            </w:r>
+          </w:p>
+        </w:tc>
+        <w:tc>
+          <w:tcPr>
+            <w:tcW w:type="dxa" w:w="5112"/>
+          </w:tcPr>
+          <w:p>
+            <w:r>
+              <w:t>States the assumptions, missing evidence or conditions under which the result would change.</w:t>
+            </w:r>
+          </w:p>
+        </w:tc>
+      </w:tr>
+    </w:tbl>
+    <w:p>
+      <w:pPr>
+        <w:spacing w:line="336" w:lineRule="auto" w:after="180"/>
+      </w:pPr>
+      <w:r>
+        <w:rPr>
+          <w:b w:val="0"/>
+        </w:rPr>
+        <w:t>Record each dimension as not yet, with support, or independent. Accept a valid alternative procedure with a defensible trace.</w:t>
+      </w:r>
+    </w:p>
+    <w:p>
+      <w:pPr>
+        <w:spacing w:line="336" w:lineRule="auto" w:after="180"/>
+      </w:pPr>
+      <w:r>
+        <w:rPr>
+          <w:b w:val="0"/>
+        </w:rPr>
+        <w:t xml:space="preserve">Do not penalise an honestly recorded model failure if the learner correctly explains its </w:t>
+      </w:r>
+      <w:r>
+        <w:rPr>
+          <w:b/>
+        </w:rPr>
+        <w:t>evidence</w:t>
+      </w:r>
+      <w:r>
+        <w:rPr>
+          <w:b w:val="0"/>
+        </w:rPr>
+        <w:t xml:space="preserve"> and limits.</w:t>
+      </w:r>
+    </w:p>
+    <w:p>
+      <w:pPr>
+        <w:pStyle w:val="Heading2"/>
+      </w:pPr>
+      <w:r>
+        <w:t>Give one repair action</w:t>
+      </w:r>
+    </w:p>
+    <w:p>
+      <w:pPr>
+        <w:spacing w:line="336" w:lineRule="auto" w:after="180"/>
+      </w:pPr>
+      <w:r>
+        <w:rPr>
+          <w:b w:val="0"/>
+        </w:rPr>
+        <w:t>Name the earliest unsupported step and give one action to repair it. Have the learner make that repair now and explain why. Then assess the relevant skill on a fresh, fully specified case.</w:t>
+      </w:r>
+    </w:p>
+    <w:p>
+      <w:pPr>
+        <w:spacing w:line="336" w:lineRule="auto" w:after="180"/>
+      </w:pPr>
+      <w:r>
+        <w:rPr>
+          <w:b w:val="0"/>
+        </w:rPr>
+        <w:t>Confirm it was not previously practised with feedback; solve and check the new case before assigning it. A follow-up design prompt is a starting brief, not automatically an equivalent test.</w:t>
+      </w:r>
+    </w:p>
+    <w:p>
+      <w:pPr>
+        <w:pStyle w:val="Heading2"/>
+      </w:pPr>
+      <w:r>
+        <w:t>W1 Select from evidence</w:t>
+      </w:r>
+    </w:p>
+    <w:p>
+      <w:pPr>
+        <w:spacing w:line="336" w:lineRule="auto" w:after="180"/>
+      </w:pPr>
+      <w:r>
+        <w:rPr>
+          <w:b w:val="0"/>
+        </w:rPr>
+        <w:t xml:space="preserve">Choose among the three worked candidates and explain the </w:t>
+      </w:r>
+      <w:r>
+        <w:rPr>
+          <w:b/>
+        </w:rPr>
+        <w:t>training</w:t>
+      </w:r>
+      <w:r>
+        <w:rPr>
+          <w:b w:val="0"/>
+        </w:rPr>
+        <w:t xml:space="preserve"> trap.</w:t>
+      </w:r>
+    </w:p>
+    <w:p>
+      <w:pPr>
+        <w:spacing w:line="336" w:lineRule="auto" w:after="180"/>
+      </w:pPr>
+      <w:r>
+        <w:rPr>
+          <w:b w:val="0"/>
+        </w:rPr>
+        <w:t xml:space="preserve">Teacher explanation: Choose the line with validation MAE 3. The curve </w:t>
+      </w:r>
+      <w:r>
+        <w:rPr>
+          <w:b/>
+        </w:rPr>
+        <w:t>training</w:t>
+      </w:r>
+      <w:r>
+        <w:rPr>
+          <w:b w:val="0"/>
+        </w:rPr>
+        <w:t xml:space="preserve"> MAE 0 does not compensate for validation MAE 8.</w:t>
+      </w:r>
+    </w:p>
+    <w:p>
+      <w:pPr>
+        <w:pStyle w:val="Heading2"/>
+      </w:pPr>
+      <w:r>
+        <w:t>W2 Interpret a gap</w:t>
+      </w:r>
+    </w:p>
+    <w:p>
+      <w:pPr>
+        <w:spacing w:line="336" w:lineRule="auto" w:after="180"/>
+      </w:pPr>
+      <w:r>
+        <w:rPr>
+          <w:b w:val="0"/>
+        </w:rPr>
+        <w:t xml:space="preserve">Does a </w:t>
+      </w:r>
+      <w:r>
+        <w:rPr>
+          <w:b/>
+        </w:rPr>
+        <w:t>training</w:t>
+      </w:r>
+      <w:r>
+        <w:rPr>
+          <w:b w:val="0"/>
+        </w:rPr>
+        <w:t xml:space="preserve">-validation gap alone prove </w:t>
+      </w:r>
+      <w:r>
+        <w:rPr>
+          <w:b/>
+        </w:rPr>
+        <w:t>overfitting</w:t>
+      </w:r>
+      <w:r>
+        <w:rPr>
+          <w:b w:val="0"/>
+        </w:rPr>
+        <w:t>?</w:t>
+      </w:r>
+    </w:p>
+    <w:p>
+      <w:pPr>
+        <w:spacing w:line="336" w:lineRule="auto" w:after="180"/>
+      </w:pPr>
+      <w:r>
+        <w:rPr>
+          <w:b w:val="0"/>
+        </w:rPr>
+        <w:t xml:space="preserve">Teacher explanation: No. It is consistent with </w:t>
+      </w:r>
+      <w:r>
+        <w:rPr>
+          <w:b/>
+        </w:rPr>
+        <w:t>overfitting</w:t>
+      </w:r>
+      <w:r>
+        <w:rPr>
+          <w:b w:val="0"/>
+        </w:rPr>
+        <w:t xml:space="preserve"> but may also reflect shift, data quality or split problems.</w:t>
+      </w:r>
+    </w:p>
+    <w:p>
+      <w:pPr>
+        <w:pStyle w:val="Heading2"/>
+      </w:pPr>
+      <w:r>
+        <w:t>W3 Propose a controlled change</w:t>
+      </w:r>
+    </w:p>
+    <w:p>
+      <w:pPr>
+        <w:spacing w:line="336" w:lineRule="auto" w:after="180"/>
+      </w:pPr>
+      <w:r>
+        <w:rPr>
+          <w:b w:val="0"/>
+        </w:rPr>
+        <w:t>Describe one fair next development comparison.</w:t>
+      </w:r>
+    </w:p>
+    <w:p>
+      <w:pPr>
+        <w:spacing w:line="336" w:lineRule="auto" w:after="180"/>
+      </w:pPr>
+      <w:r>
+        <w:rPr>
+          <w:b w:val="0"/>
+        </w:rPr>
+        <w:t xml:space="preserve">Teacher explanation: Compare a simpler curve against the current curve on the same validation rows, retaining the same metric and </w:t>
+      </w:r>
+      <w:r>
+        <w:rPr>
+          <w:b/>
+        </w:rPr>
+        <w:t>training</w:t>
+      </w:r>
+      <w:r>
+        <w:rPr>
+          <w:b w:val="0"/>
+        </w:rPr>
+        <w:t xml:space="preserve">-only </w:t>
+      </w:r>
+      <w:r>
+        <w:rPr>
+          <w:b/>
+        </w:rPr>
+        <w:t>fitting</w:t>
+      </w:r>
+      <w:r>
+        <w:rPr>
+          <w:b w:val="0"/>
+        </w:rPr>
+        <w:t>; log the change.</w:t>
+      </w:r>
+    </w:p>
+    <w:p>
+      <w:pPr>
+        <w:pStyle w:val="Heading2"/>
+      </w:pPr>
+      <w:r>
+        <w:t>W5 Limit a diagnosis</w:t>
+      </w:r>
+    </w:p>
+    <w:p>
+      <w:pPr>
+        <w:spacing w:line="336" w:lineRule="auto" w:after="180"/>
+      </w:pPr>
+      <w:r>
+        <w:rPr>
+          <w:b w:val="0"/>
+        </w:rPr>
+        <w:t xml:space="preserve">What extra </w:t>
+      </w:r>
+      <w:r>
+        <w:rPr>
+          <w:b/>
+        </w:rPr>
+        <w:t>evidence</w:t>
+      </w:r>
+      <w:r>
+        <w:rPr>
+          <w:b w:val="0"/>
+        </w:rPr>
+        <w:t xml:space="preserve"> would you inspect before concluding a model memorized noise?</w:t>
+      </w:r>
+    </w:p>
+    <w:p>
+      <w:pPr>
+        <w:spacing w:line="336" w:lineRule="auto" w:after="180"/>
+      </w:pPr>
+      <w:r>
+        <w:rPr>
+          <w:b w:val="0"/>
+        </w:rPr>
+        <w:t>Teacher explanation: Check data provenance, split grouping, label quality and repeated development results; inspect representative residuals without using final test feedback to tune.</w:t>
+      </w:r>
+    </w:p>
+    <w:p>
+      <w:pPr>
+        <w:pStyle w:val="Heading2"/>
+      </w:pPr>
+      <w:r>
+        <w:t>Earlier wording, alternatives and picture transcripts · reference / check after trying</w:t>
+      </w:r>
+    </w:p>
+    <w:p>
+      <w:pPr>
+        <w:spacing w:line="336" w:lineRule="auto" w:after="180"/>
+      </w:pPr>
+      <w:r>
+        <w:rPr>
+          <w:b w:val="0"/>
+        </w:rPr>
+        <w:t>Assess and explain the answers</w:t>
       </w:r>
     </w:p>
     <w:p>
@@ -4186,34 +4796,80 @@
     </w:p>
     <w:p>
       <w:pPr>
+        <w:spacing w:line="336" w:lineRule="auto" w:after="180"/>
+      </w:pPr>
+      <w:r>
+        <w:rPr>
+          <w:b w:val="0"/>
+        </w:rPr>
+        <w:t xml:space="preserve">A gap40 percentage points; B gap5. B has better shared validation accuracy. A suggests </w:t>
+      </w:r>
+      <w:r>
+        <w:rPr>
+          <w:b/>
+        </w:rPr>
+        <w:t>overfitting</w:t>
+      </w:r>
+      <w:r>
+        <w:rPr>
+          <w:b w:val="0"/>
+        </w:rPr>
+        <w:t>, but investigate distribution differences too.</w:t>
+      </w:r>
+    </w:p>
+    <w:p>
+      <w:pPr>
         <w:pStyle w:val="Heading3"/>
       </w:pPr>
       <w:r>
-        <w:t>Teacher key · Worked case answer</w:t>
+        <w:t>Additional transfer practice question</w:t>
       </w:r>
     </w:p>
     <w:p>
       <w:pPr>
         <w:spacing w:line="336" w:lineRule="auto" w:after="180"/>
-        <w:shd w:fill="F1F6FC"/>
-      </w:pPr>
-      <w:r>
-        <w:rPr>
-          <w:b w:val="0"/>
-        </w:rPr>
-        <w:t xml:space="preserve">A gap40 percentage points; B gap5. B has better shared validation accuracy. A suggests </w:t>
+      </w:pPr>
+      <w:r>
+        <w:rPr>
+          <w:b w:val="0"/>
+        </w:rPr>
+        <w:t xml:space="preserve">Model A has </w:t>
       </w:r>
       <w:r>
         <w:rPr>
           <w:b/>
         </w:rPr>
-        <w:t>overfitting</w:t>
-      </w:r>
-      <w:r>
-        <w:rPr>
-          <w:b w:val="0"/>
-        </w:rPr>
-        <w:t>, but investigate distribution differences too.</w:t>
+        <w:t>training</w:t>
+      </w:r>
+      <w:r>
+        <w:rPr>
+          <w:b w:val="0"/>
+        </w:rPr>
+        <w:t xml:space="preserve"> accuracy 99% and validation accuracy </w:t>
+      </w:r>
+      <w:r>
+        <w:rPr>
+          <w:b/>
+        </w:rPr>
+        <w:t>70%</w:t>
+      </w:r>
+      <w:r>
+        <w:rPr>
+          <w:b w:val="0"/>
+        </w:rPr>
+        <w:t xml:space="preserve">; B has 88% and 84%. Compute each gap and discuss the </w:t>
+      </w:r>
+      <w:r>
+        <w:rPr>
+          <w:b/>
+        </w:rPr>
+        <w:t>evidence</w:t>
+      </w:r>
+      <w:r>
+        <w:rPr>
+          <w:b w:val="0"/>
+        </w:rPr>
+        <w:t>.</w:t>
       </w:r>
     </w:p>
     <w:p>
@@ -4221,85 +4877,12 @@
         <w:pStyle w:val="Heading3"/>
       </w:pPr>
       <w:r>
-        <w:t>Independent question</w:t>
-      </w:r>
-    </w:p>
-    <w:p>
-      <w:pPr>
-        <w:pStyle w:val="Heading3"/>
-      </w:pPr>
-      <w:r>
-        <w:t>Independent question · withhold the key</w:t>
+        <w:t>Reasoned practice answer</w:t>
       </w:r>
     </w:p>
     <w:p>
       <w:pPr>
         <w:spacing w:line="336" w:lineRule="auto" w:after="180"/>
-        <w:shd w:fill="F5F1FB"/>
-      </w:pPr>
-      <w:r>
-        <w:rPr>
-          <w:b w:val="0"/>
-        </w:rPr>
-        <w:t xml:space="preserve">Model A has </w:t>
-      </w:r>
-      <w:r>
-        <w:rPr>
-          <w:b/>
-        </w:rPr>
-        <w:t>training</w:t>
-      </w:r>
-      <w:r>
-        <w:rPr>
-          <w:b w:val="0"/>
-        </w:rPr>
-        <w:t xml:space="preserve"> accuracy 99% and validation accuracy </w:t>
-      </w:r>
-      <w:r>
-        <w:rPr>
-          <w:b/>
-        </w:rPr>
-        <w:t>70%</w:t>
-      </w:r>
-      <w:r>
-        <w:rPr>
-          <w:b w:val="0"/>
-        </w:rPr>
-        <w:t xml:space="preserve">; B has 88% and 84%. Compute each gap and discuss the </w:t>
-      </w:r>
-      <w:r>
-        <w:rPr>
-          <w:b/>
-        </w:rPr>
-        <w:t>evidence</w:t>
-      </w:r>
-      <w:r>
-        <w:rPr>
-          <w:b w:val="0"/>
-        </w:rPr>
-        <w:t>.</w:t>
-      </w:r>
-    </w:p>
-    <w:p>
-      <w:pPr>
-        <w:pStyle w:val="Heading3"/>
-      </w:pPr>
-      <w:r>
-        <w:t>Expected independent answer</w:t>
-      </w:r>
-    </w:p>
-    <w:p>
-      <w:pPr>
-        <w:pStyle w:val="Heading3"/>
-      </w:pPr>
-      <w:r>
-        <w:t>Teacher key · Expected independent answer</w:t>
-      </w:r>
-    </w:p>
-    <w:p>
-      <w:pPr>
-        <w:spacing w:line="336" w:lineRule="auto" w:after="180"/>
-        <w:shd w:fill="F1F6FC"/>
       </w:pPr>
       <w:r>
         <w:rPr>
@@ -4641,70 +5224,368 @@
     </w:p>
     <w:p>
       <w:pPr>
+        <w:spacing w:line="336" w:lineRule="auto" w:after="180"/>
+      </w:pPr>
+      <w:r>
+        <w:rPr>
+          <w:b w:val="0"/>
+        </w:rPr>
+        <w:t xml:space="preserve">A gap=40 percentage points; B gap=5. B is the stronger candidate on shared validation accuracy. A suggests </w:t>
+      </w:r>
+      <w:r>
+        <w:rPr>
+          <w:b/>
+        </w:rPr>
+        <w:t>overfitting</w:t>
+      </w:r>
+      <w:r>
+        <w:rPr>
+          <w:b w:val="0"/>
+        </w:rPr>
+        <w:t>, but distribution differences or leakage checks remain relevant. Use untouched final data after selection.</w:t>
+      </w:r>
+    </w:p>
+    <w:p>
+      <w:pPr>
         <w:pStyle w:val="Heading3"/>
       </w:pPr>
       <w:r>
-        <w:t>Teacher key · Original transfer answer</w:t>
+        <w:t>Explanations for the additional workbook examples</w:t>
+      </w:r>
+    </w:p>
+    <w:p>
+      <w:pPr>
+        <w:pStyle w:val="Heading3"/>
+      </w:pPr>
+      <w:r>
+        <w:t>W1 Select from evidence</w:t>
+      </w:r>
+    </w:p>
+    <w:p>
+      <w:pPr>
+        <w:pStyle w:val="Heading3"/>
+      </w:pPr>
+      <w:r>
+        <w:t>W2 Interpret a gap</w:t>
+      </w:r>
+    </w:p>
+    <w:p>
+      <w:pPr>
+        <w:pStyle w:val="Heading3"/>
+      </w:pPr>
+      <w:r>
+        <w:t>W3 Propose a controlled change</w:t>
+      </w:r>
+    </w:p>
+    <w:p>
+      <w:pPr>
+        <w:pStyle w:val="Heading3"/>
+      </w:pPr>
+      <w:r>
+        <w:t>W4 Apply independently</w:t>
       </w:r>
     </w:p>
     <w:p>
       <w:pPr>
         <w:spacing w:line="336" w:lineRule="auto" w:after="180"/>
-        <w:shd w:fill="F1F6FC"/>
-      </w:pPr>
-      <w:r>
-        <w:rPr>
-          <w:b w:val="0"/>
-        </w:rPr>
-        <w:t xml:space="preserve">A gap=40 percentage points; B gap=5. B is the stronger candidate on shared validation accuracy. A suggests </w:t>
+      </w:pPr>
+      <w:r>
+        <w:rPr>
+          <w:b w:val="0"/>
+        </w:rPr>
+        <w:t xml:space="preserve">Models A </w:t>
       </w:r>
       <w:r>
         <w:rPr>
           <w:b/>
         </w:rPr>
+        <w:t>training</w:t>
+      </w:r>
+      <w:r>
+        <w:rPr>
+          <w:b w:val="0"/>
+        </w:rPr>
+        <w:t xml:space="preserve"> 4 validation 5, B </w:t>
+      </w:r>
+      <w:r>
+        <w:rPr>
+          <w:b/>
+        </w:rPr>
+        <w:t>training</w:t>
+      </w:r>
+      <w:r>
+        <w:rPr>
+          <w:b w:val="0"/>
+        </w:rPr>
+        <w:t xml:space="preserve"> 1 validation 2, C </w:t>
+      </w:r>
+      <w:r>
+        <w:rPr>
+          <w:b/>
+        </w:rPr>
+        <w:t>training</w:t>
+      </w:r>
+      <w:r>
+        <w:rPr>
+          <w:b w:val="0"/>
+        </w:rPr>
+        <w:t xml:space="preserve"> 0 validation 2. Lowest validation MAE then simpler; B is simpler than C. Choose and justify.</w:t>
+      </w:r>
+    </w:p>
+    <w:p>
+      <w:pPr>
+        <w:spacing w:line="336" w:lineRule="auto" w:after="180"/>
+      </w:pPr>
+      <w:r>
+        <w:rPr>
+          <w:b w:val="0"/>
+        </w:rPr>
+        <w:t xml:space="preserve">Teacher explanation: B wins the validation tie by the declared simplicity rule. C is not selected merely for its zero </w:t>
+      </w:r>
+      <w:r>
+        <w:rPr>
+          <w:b/>
+        </w:rPr>
+        <w:t>training</w:t>
+      </w:r>
+      <w:r>
+        <w:rPr>
+          <w:b w:val="0"/>
+        </w:rPr>
+        <w:t xml:space="preserve"> error.</w:t>
+      </w:r>
+    </w:p>
+    <w:p>
+      <w:pPr>
+        <w:pStyle w:val="Heading3"/>
+      </w:pPr>
+      <w:r>
+        <w:t>W5 Limit a diagnosis</w:t>
+      </w:r>
+    </w:p>
+    <w:p>
+      <w:pPr>
+        <w:pStyle w:val="Heading3"/>
+      </w:pPr>
+      <w:r>
+        <w:t>Assess independent transfer</w:t>
+      </w:r>
+    </w:p>
+    <w:p>
+      <w:pPr>
+        <w:pStyle w:val="Heading3"/>
+      </w:pPr>
+      <w:r>
+        <w:t>Selected case answer</w:t>
+      </w:r>
+    </w:p>
+    <w:p>
+      <w:pPr>
+        <w:pStyle w:val="Heading3"/>
+      </w:pPr>
+      <w:r>
+        <w:t>Feedback that the learner uses</w:t>
+      </w:r>
+    </w:p>
+    <w:p>
+      <w:pPr>
+        <w:pStyle w:val="Heading1"/>
+      </w:pPr>
+      <w:r>
+        <w:t>06. Connect, support and revisit the experiment</w:t>
+      </w:r>
+    </w:p>
+    <w:p>
+      <w:r>
+        <w:t>Retain failures and assess a fresh parallel case after help.</w:t>
+      </w:r>
+    </w:p>
+    <w:p>
+      <w:pPr>
+        <w:pStyle w:val="Heading2"/>
+      </w:pPr>
+      <w:r>
+        <w:t>Project evidence</w:t>
+      </w:r>
+    </w:p>
+    <w:p>
+      <w:pPr>
+        <w:spacing w:line="336" w:lineRule="auto" w:after="180"/>
+      </w:pPr>
+      <w:r>
+        <w:rPr>
+          <w:b w:val="0"/>
+        </w:rPr>
+        <w:t xml:space="preserve">Check Plant Classifier train-validation gaps and limit </w:t>
+      </w:r>
+      <w:r>
+        <w:rPr>
+          <w:b/>
+        </w:rPr>
+        <w:t>complexity</w:t>
+      </w:r>
+      <w:r>
+        <w:rPr>
+          <w:b w:val="0"/>
+        </w:rPr>
+        <w:t xml:space="preserve"> before final test release.</w:t>
+      </w:r>
+    </w:p>
+    <w:p>
+      <w:pPr>
+        <w:spacing w:line="336" w:lineRule="auto" w:after="180"/>
+      </w:pPr>
+      <w:r>
+        <w:rPr>
+          <w:b w:val="0"/>
+        </w:rPr>
+        <w:t xml:space="preserve">Keep the decision, </w:t>
+      </w:r>
+      <w:r>
+        <w:rPr>
+          <w:b/>
+        </w:rPr>
+        <w:t>input</w:t>
+      </w:r>
+      <w:r>
+        <w:rPr>
+          <w:b w:val="0"/>
+        </w:rPr>
+        <w:t xml:space="preserve">, result, explanation and remaining limitation in the project </w:t>
+      </w:r>
+      <w:r>
+        <w:rPr>
+          <w:b/>
+        </w:rPr>
+        <w:t>evidence</w:t>
+      </w:r>
+      <w:r>
+        <w:rPr>
+          <w:b w:val="0"/>
+        </w:rPr>
+        <w:t xml:space="preserve"> record. Retrieve this record next week rather than restarting the project.</w:t>
+      </w:r>
+    </w:p>
+    <w:p>
+      <w:pPr>
+        <w:spacing w:line="336" w:lineRule="auto" w:after="180"/>
+      </w:pPr>
+      <w:r>
+        <w:rPr>
+          <w:b w:val="0"/>
+        </w:rPr>
+        <w:t xml:space="preserve">For your Responsible Plant Classifier, save the </w:t>
+      </w:r>
+      <w:r>
+        <w:rPr>
+          <w:b/>
+        </w:rPr>
+        <w:t>input</w:t>
+      </w:r>
+      <w:r>
+        <w:rPr>
+          <w:b w:val="0"/>
+        </w:rPr>
+        <w:t>, procedure, observed result and limitation of this check.</w:t>
+      </w:r>
+    </w:p>
+    <w:p>
+      <w:pPr>
+        <w:spacing w:line="336" w:lineRule="auto" w:after="180"/>
+      </w:pPr>
+      <w:r>
+        <w:rPr>
+          <w:b w:val="0"/>
+        </w:rPr>
+        <w:t>Label this worked example as practice; use a different, previously unreviewed case when checking independent understanding.</w:t>
+      </w:r>
+    </w:p>
+    <w:p>
+      <w:pPr>
+        <w:pStyle w:val="Heading2"/>
+      </w:pPr>
+      <w:r>
+        <w:t>Support and selected reassessment</w:t>
+      </w:r>
+    </w:p>
+    <w:p>
+      <w:pPr>
+        <w:spacing w:line="336" w:lineRule="auto" w:after="180"/>
+      </w:pPr>
+      <w:r>
+        <w:rPr>
+          <w:b w:val="0"/>
+        </w:rPr>
+        <w:t>Use a tiny labelled dataset, explicit units and a named positive class. Stretch: require a baseline, held-out evaluation and subgroup or shifted-condition analysis with denominators.</w:t>
+      </w:r>
+    </w:p>
+    <w:p>
+      <w:pPr>
+        <w:spacing w:line="336" w:lineRule="auto" w:after="180"/>
+      </w:pPr>
+      <w:r>
+        <w:rPr>
+          <w:b w:val="0"/>
+        </w:rPr>
+        <w:t xml:space="preserve">Provide a blank </w:t>
+      </w:r>
+      <w:r>
+        <w:rPr>
+          <w:b/>
+        </w:rPr>
+        <w:t>evidence</w:t>
+      </w:r>
+      <w:r>
+        <w:rPr>
+          <w:b w:val="0"/>
+        </w:rPr>
+        <w:t xml:space="preserve"> table and allow a verbal explanation before writing. Highlight the given conditions without supplying the W 4 conclusion. Use </w:t>
+      </w:r>
+      <w:r>
+        <w:rPr>
+          <w:b/>
+        </w:rPr>
+        <w:t>capacity</w:t>
+      </w:r>
+      <w:r>
+        <w:rPr>
+          <w:b w:val="0"/>
+        </w:rPr>
+        <w:t xml:space="preserve"> and </w:t>
+      </w:r>
+      <w:r>
+        <w:rPr>
+          <w:b/>
+        </w:rPr>
         <w:t>overfitting</w:t>
       </w:r>
       <w:r>
         <w:rPr>
           <w:b w:val="0"/>
         </w:rPr>
-        <w:t>, but distribution differences or leakage checks remain relevant. Use untouched final data after selection.</w:t>
-      </w:r>
-    </w:p>
-    <w:p>
-      <w:pPr>
-        <w:pStyle w:val="Heading3"/>
-      </w:pPr>
-      <w:r>
-        <w:t>Explanations for the additional workbook examples</w:t>
-      </w:r>
-    </w:p>
-    <w:p>
-      <w:pPr>
-        <w:pStyle w:val="Heading3"/>
-      </w:pPr>
-      <w:r>
-        <w:t>W1 Select from evidence</w:t>
-      </w:r>
-    </w:p>
-    <w:p>
-      <w:pPr>
-        <w:pStyle w:val="Heading3"/>
-      </w:pPr>
-      <w:r>
-        <w:t>Workbook question · W1</w:t>
+        <w:t xml:space="preserve"> in full sentences.</w:t>
       </w:r>
     </w:p>
     <w:p>
       <w:pPr>
         <w:spacing w:line="336" w:lineRule="auto" w:after="180"/>
-        <w:shd w:fill="F5F1FB"/>
-      </w:pPr>
-      <w:r>
-        <w:rPr>
-          <w:b w:val="0"/>
-        </w:rPr>
-        <w:t xml:space="preserve">Choose among the three worked candidates and explain the </w:t>
+      </w:pPr>
+      <w:r>
+        <w:rPr>
+          <w:b w:val="0"/>
+        </w:rPr>
+        <w:t>Extension: alter one condition in the worked example and explain which conclusion changes and which remains supported.</w:t>
+      </w:r>
+    </w:p>
+    <w:p>
+      <w:pPr>
+        <w:spacing w:line="336" w:lineRule="auto" w:after="180"/>
+      </w:pPr>
+      <w:r>
+        <w:rPr>
+          <w:b w:val="0"/>
+        </w:rPr>
+        <w:t>Selected independent A96%</w:t>
       </w:r>
       <w:r>
         <w:rPr>
@@ -4716,945 +5597,15 @@
         <w:rPr>
           <w:b w:val="0"/>
         </w:rPr>
-        <w:t xml:space="preserve"> trap.</w:t>
-      </w:r>
-    </w:p>
-    <w:p>
-      <w:pPr>
-        <w:pStyle w:val="Heading3"/>
-      </w:pPr>
-      <w:r>
-        <w:t>Teacher reasoning · W1</w:t>
-      </w:r>
-    </w:p>
-    <w:p>
-      <w:pPr>
-        <w:spacing w:line="336" w:lineRule="auto" w:after="180"/>
-        <w:shd w:fill="F1F6FC"/>
-      </w:pPr>
-      <w:r>
-        <w:rPr>
-          <w:b w:val="0"/>
-        </w:rPr>
-        <w:t xml:space="preserve">Teacher explanation: Choose the line with validation MAE 3. The curve </w:t>
-      </w:r>
-      <w:r>
-        <w:rPr>
-          <w:b/>
-        </w:rPr>
-        <w:t>training</w:t>
-      </w:r>
-      <w:r>
-        <w:rPr>
-          <w:b w:val="0"/>
-        </w:rPr>
-        <w:t xml:space="preserve"> MAE 0 does not compensate for validation MAE 8.</w:t>
-      </w:r>
-    </w:p>
-    <w:p>
-      <w:pPr>
-        <w:pStyle w:val="Heading3"/>
-      </w:pPr>
-      <w:r>
-        <w:t>W2 Interpret a gap</w:t>
-      </w:r>
-    </w:p>
-    <w:p>
-      <w:pPr>
-        <w:pStyle w:val="Heading3"/>
-      </w:pPr>
-      <w:r>
-        <w:t>Workbook question · W2</w:t>
-      </w:r>
-    </w:p>
-    <w:p>
-      <w:pPr>
-        <w:spacing w:line="336" w:lineRule="auto" w:after="180"/>
-        <w:shd w:fill="F5F1FB"/>
-      </w:pPr>
-      <w:r>
-        <w:rPr>
-          <w:b w:val="0"/>
-        </w:rPr>
-        <w:t xml:space="preserve">Does a </w:t>
-      </w:r>
-      <w:r>
-        <w:rPr>
-          <w:b/>
-        </w:rPr>
-        <w:t>training</w:t>
-      </w:r>
-      <w:r>
-        <w:rPr>
-          <w:b w:val="0"/>
-        </w:rPr>
-        <w:t xml:space="preserve">-validation gap alone prove </w:t>
-      </w:r>
-      <w:r>
-        <w:rPr>
-          <w:b/>
-        </w:rPr>
-        <w:t>overfitting</w:t>
-      </w:r>
-      <w:r>
-        <w:rPr>
-          <w:b w:val="0"/>
-        </w:rPr>
-        <w:t>?</w:t>
-      </w:r>
-    </w:p>
-    <w:p>
-      <w:pPr>
-        <w:pStyle w:val="Heading3"/>
-      </w:pPr>
-      <w:r>
-        <w:t>Teacher reasoning · W2</w:t>
-      </w:r>
-    </w:p>
-    <w:p>
-      <w:pPr>
-        <w:spacing w:line="336" w:lineRule="auto" w:after="180"/>
-        <w:shd w:fill="F1F6FC"/>
-      </w:pPr>
-      <w:r>
-        <w:rPr>
-          <w:b w:val="0"/>
-        </w:rPr>
-        <w:t xml:space="preserve">Teacher explanation: No. It is consistent with </w:t>
-      </w:r>
-      <w:r>
-        <w:rPr>
-          <w:b/>
-        </w:rPr>
-        <w:t>overfitting</w:t>
-      </w:r>
-      <w:r>
-        <w:rPr>
-          <w:b w:val="0"/>
-        </w:rPr>
-        <w:t xml:space="preserve"> but may also reflect shift, data quality or split problems.</w:t>
-      </w:r>
-    </w:p>
-    <w:p>
-      <w:pPr>
-        <w:pStyle w:val="Heading3"/>
-      </w:pPr>
-      <w:r>
-        <w:t>W3 Propose a controlled change</w:t>
-      </w:r>
-    </w:p>
-    <w:p>
-      <w:pPr>
-        <w:pStyle w:val="Heading3"/>
-      </w:pPr>
-      <w:r>
-        <w:t>Workbook question · W3</w:t>
-      </w:r>
-    </w:p>
-    <w:p>
-      <w:pPr>
-        <w:spacing w:line="336" w:lineRule="auto" w:after="180"/>
-        <w:shd w:fill="F5F1FB"/>
-      </w:pPr>
-      <w:r>
-        <w:rPr>
-          <w:b w:val="0"/>
-        </w:rPr>
-        <w:t>Describe one fair next development comparison.</w:t>
-      </w:r>
-    </w:p>
-    <w:p>
-      <w:pPr>
-        <w:pStyle w:val="Heading3"/>
-      </w:pPr>
-      <w:r>
-        <w:t>Teacher reasoning · W3</w:t>
-      </w:r>
-    </w:p>
-    <w:p>
-      <w:pPr>
-        <w:spacing w:line="336" w:lineRule="auto" w:after="180"/>
-        <w:shd w:fill="F1F6FC"/>
-      </w:pPr>
-      <w:r>
-        <w:rPr>
-          <w:b w:val="0"/>
-        </w:rPr>
-        <w:t xml:space="preserve">Teacher explanation: Compare a simpler curve against the current curve on the same validation rows, retaining the same metric and </w:t>
-      </w:r>
-      <w:r>
-        <w:rPr>
-          <w:b/>
-        </w:rPr>
-        <w:t>training</w:t>
-      </w:r>
-      <w:r>
-        <w:rPr>
-          <w:b w:val="0"/>
-        </w:rPr>
-        <w:t xml:space="preserve">-only </w:t>
-      </w:r>
-      <w:r>
-        <w:rPr>
-          <w:b/>
-        </w:rPr>
-        <w:t>fitting</w:t>
-      </w:r>
-      <w:r>
-        <w:rPr>
-          <w:b w:val="0"/>
-        </w:rPr>
-        <w:t>; log the change.</w:t>
-      </w:r>
-    </w:p>
-    <w:p>
-      <w:pPr>
-        <w:pStyle w:val="Heading3"/>
-      </w:pPr>
-      <w:r>
-        <w:t>W4 Apply independently</w:t>
-      </w:r>
-    </w:p>
-    <w:p>
-      <w:pPr>
-        <w:pStyle w:val="Heading3"/>
-      </w:pPr>
-      <w:r>
-        <w:t>Workbook question · W4</w:t>
-      </w:r>
-    </w:p>
-    <w:p>
-      <w:pPr>
-        <w:spacing w:line="336" w:lineRule="auto" w:after="180"/>
-        <w:shd w:fill="F5F1FB"/>
-      </w:pPr>
-      <w:r>
-        <w:rPr>
-          <w:b w:val="0"/>
-        </w:rPr>
-        <w:t xml:space="preserve">Models A </w:t>
-      </w:r>
-      <w:r>
-        <w:rPr>
-          <w:b/>
-        </w:rPr>
-        <w:t>training</w:t>
-      </w:r>
-      <w:r>
-        <w:rPr>
-          <w:b w:val="0"/>
-        </w:rPr>
-        <w:t xml:space="preserve"> 4 validation 5, B </w:t>
-      </w:r>
-      <w:r>
-        <w:rPr>
-          <w:b/>
-        </w:rPr>
-        <w:t>training</w:t>
-      </w:r>
-      <w:r>
-        <w:rPr>
-          <w:b w:val="0"/>
-        </w:rPr>
-        <w:t xml:space="preserve"> 1 validation 2, C </w:t>
-      </w:r>
-      <w:r>
-        <w:rPr>
-          <w:b/>
-        </w:rPr>
-        <w:t>training</w:t>
-      </w:r>
-      <w:r>
-        <w:rPr>
-          <w:b w:val="0"/>
-        </w:rPr>
-        <w:t xml:space="preserve"> 0 validation 2. Lowest validation MAE then simpler; B is simpler than C. Choose and justify.</w:t>
-      </w:r>
-    </w:p>
-    <w:p>
-      <w:pPr>
-        <w:pStyle w:val="Heading3"/>
-      </w:pPr>
-      <w:r>
-        <w:t>Teacher reasoning · W4</w:t>
-      </w:r>
-    </w:p>
-    <w:p>
-      <w:pPr>
-        <w:spacing w:line="336" w:lineRule="auto" w:after="180"/>
-        <w:shd w:fill="F1F6FC"/>
-      </w:pPr>
-      <w:r>
-        <w:rPr>
-          <w:b w:val="0"/>
-        </w:rPr>
-        <w:t xml:space="preserve">Teacher explanation: B wins the validation tie by the declared simplicity rule. C is not selected merely for its zero </w:t>
-      </w:r>
-      <w:r>
-        <w:rPr>
-          <w:b/>
-        </w:rPr>
-        <w:t>training</w:t>
-      </w:r>
-      <w:r>
-        <w:rPr>
-          <w:b w:val="0"/>
-        </w:rPr>
-        <w:t xml:space="preserve"> error.</w:t>
-      </w:r>
-    </w:p>
-    <w:p>
-      <w:pPr>
-        <w:pStyle w:val="Heading3"/>
-      </w:pPr>
-      <w:r>
-        <w:t>W5 Limit a diagnosis</w:t>
-      </w:r>
-    </w:p>
-    <w:p>
-      <w:pPr>
-        <w:pStyle w:val="Heading3"/>
-      </w:pPr>
-      <w:r>
-        <w:t>Workbook question · W5</w:t>
-      </w:r>
-    </w:p>
-    <w:p>
-      <w:pPr>
-        <w:spacing w:line="336" w:lineRule="auto" w:after="180"/>
-        <w:shd w:fill="F5F1FB"/>
-      </w:pPr>
-      <w:r>
-        <w:rPr>
-          <w:b w:val="0"/>
-        </w:rPr>
-        <w:t xml:space="preserve">What extra </w:t>
-      </w:r>
-      <w:r>
-        <w:rPr>
-          <w:b/>
-        </w:rPr>
-        <w:t>evidence</w:t>
-      </w:r>
-      <w:r>
-        <w:rPr>
-          <w:b w:val="0"/>
-        </w:rPr>
-        <w:t xml:space="preserve"> would you inspect before concluding a model memorized noise?</w:t>
-      </w:r>
-    </w:p>
-    <w:p>
-      <w:pPr>
-        <w:pStyle w:val="Heading3"/>
-      </w:pPr>
-      <w:r>
-        <w:t>Teacher reasoning · W5</w:t>
-      </w:r>
-    </w:p>
-    <w:p>
-      <w:pPr>
-        <w:spacing w:line="336" w:lineRule="auto" w:after="180"/>
-        <w:shd w:fill="F1F6FC"/>
-      </w:pPr>
-      <w:r>
-        <w:rPr>
-          <w:b w:val="0"/>
-        </w:rPr>
-        <w:t>Teacher explanation: Check data provenance, split grouping, label quality and repeated development results; inspect representative residuals without using final test feedback to tune.</w:t>
-      </w:r>
-    </w:p>
-    <w:p>
-      <w:pPr>
-        <w:pStyle w:val="Heading3"/>
-      </w:pPr>
-      <w:r>
-        <w:t>Assess independent transfer</w:t>
-      </w:r>
-    </w:p>
-    <w:p>
-      <w:pPr>
-        <w:pStyle w:val="Heading3"/>
-      </w:pPr>
-      <w:r>
-        <w:t>Independent question · withhold the key</w:t>
-      </w:r>
-    </w:p>
-    <w:p>
-      <w:pPr>
-        <w:spacing w:line="336" w:lineRule="auto" w:after="180"/>
-        <w:shd w:fill="F5F1FB"/>
-      </w:pPr>
-      <w:r>
-        <w:rPr>
-          <w:b w:val="0"/>
-        </w:rPr>
-        <w:t xml:space="preserve">Selected case: Model A </w:t>
-      </w:r>
-      <w:r>
-        <w:rPr>
-          <w:b/>
-        </w:rPr>
-        <w:t>training</w:t>
-      </w:r>
-      <w:r>
-        <w:rPr>
-          <w:b w:val="0"/>
-        </w:rPr>
-        <w:t xml:space="preserve">96%, validation62%; model B </w:t>
-      </w:r>
-      <w:r>
-        <w:rPr>
-          <w:b/>
-        </w:rPr>
-        <w:t>training</w:t>
-      </w:r>
-      <w:r>
-        <w:rPr>
-          <w:b w:val="0"/>
-        </w:rPr>
-        <w:t>88%, validation79%. Compare gaps and choose a development candidate, assuming the same valid evaluation conditions.</w:t>
-      </w:r>
-    </w:p>
-    <w:p>
-      <w:pPr>
-        <w:pStyle w:val="Heading3"/>
-      </w:pPr>
-      <w:r>
-        <w:t>Selected case answer</w:t>
-      </w:r>
-    </w:p>
-    <w:p>
-      <w:pPr>
-        <w:pStyle w:val="Heading3"/>
-      </w:pPr>
-      <w:r>
-        <w:t>Teacher key · Selected case answer</w:t>
-      </w:r>
-    </w:p>
-    <w:p>
-      <w:pPr>
-        <w:spacing w:line="336" w:lineRule="auto" w:after="180"/>
-        <w:shd w:fill="F1F6FC"/>
-      </w:pPr>
-      <w:r>
-        <w:rPr>
-          <w:b w:val="0"/>
-        </w:rPr>
-        <w:t xml:space="preserve">A gap34 percentage points; B gap9. B has better validation performance and a smaller gap, so is the development candidate under the supplied conditions. </w:t>
-      </w:r>
-      <w:r>
-        <w:rPr>
-          <w:b/>
-        </w:rPr>
-        <w:t>Training</w:t>
-      </w:r>
-      <w:r>
-        <w:rPr>
-          <w:b w:val="0"/>
-        </w:rPr>
-        <w:t xml:space="preserve"> accuracy alone is insufficient.</w:t>
-      </w:r>
-    </w:p>
-    <w:p>
-      <w:pPr>
-        <w:spacing w:line="336" w:lineRule="auto" w:after="180"/>
-        <w:shd w:fill="F1F6FC"/>
-      </w:pPr>
-      <w:r>
-        <w:rPr>
-          <w:b w:val="0"/>
-        </w:rPr>
-        <w:t>Freeze decisions before a separate final evaluation.</w:t>
-      </w:r>
-    </w:p>
-    <w:tbl>
-      <w:tblPr>
-        <w:tblStyle w:val="LightShading-Accent1"/>
-        <w:tblW w:type="auto" w:w="0"/>
-        <w:tblLook w:firstColumn="1" w:firstRow="1" w:lastColumn="0" w:lastRow="0" w:noHBand="0" w:noVBand="1" w:val="04A0"/>
-      </w:tblPr>
-      <w:tblGrid>
-        <w:gridCol w:w="5112"/>
-        <w:gridCol w:w="5112"/>
-      </w:tblGrid>
-      <w:tr>
-        <w:trPr>
-          <w:tblHeader/>
-        </w:trPr>
-        <w:tc>
-          <w:tcPr>
-            <w:tcW w:type="dxa" w:w="5112"/>
-          </w:tcPr>
-          <w:p>
-            <w:r>
-              <w:t>Dimension</w:t>
-            </w:r>
-          </w:p>
-        </w:tc>
-        <w:tc>
-          <w:tcPr>
-            <w:tcW w:type="dxa" w:w="5112"/>
-          </w:tcPr>
-          <w:p>
-            <w:r>
-              <w:t>Evidence required</w:t>
-            </w:r>
-          </w:p>
-        </w:tc>
-      </w:tr>
-      <w:tr>
-        <w:tc>
-          <w:tcPr>
-            <w:tcW w:type="dxa" w:w="5112"/>
-          </w:tcPr>
-          <w:p>
-            <w:r>
-              <w:t>Explanation</w:t>
-            </w:r>
-          </w:p>
-        </w:tc>
-        <w:tc>
-          <w:tcPr>
-            <w:tcW w:type="dxa" w:w="5112"/>
-          </w:tcPr>
-          <w:p>
-            <w:r>
-              <w:t>Names the applicable idea or procedure and ties it to the supplied facts.</w:t>
-            </w:r>
-          </w:p>
-        </w:tc>
-      </w:tr>
-      <w:tr>
-        <w:tc>
-          <w:tcPr>
-            <w:tcW w:type="dxa" w:w="5112"/>
-          </w:tcPr>
-          <w:p>
-            <w:r>
-              <w:t>Trace and result</w:t>
-            </w:r>
-          </w:p>
-        </w:tc>
-        <w:tc>
-          <w:tcPr>
-            <w:tcW w:type="dxa" w:w="5112"/>
-          </w:tcPr>
-          <w:p>
-            <w:r>
-              <w:t>Preserves the given inputs and shows the relevant intermediate steps; distinguishes a prediction from an observed execution.</w:t>
-            </w:r>
-          </w:p>
-        </w:tc>
-      </w:tr>
-      <w:tr>
-        <w:tc>
-          <w:tcPr>
-            <w:tcW w:type="dxa" w:w="5112"/>
-          </w:tcPr>
-          <w:p>
-            <w:r>
-              <w:t>Limits</w:t>
-            </w:r>
-          </w:p>
-        </w:tc>
-        <w:tc>
-          <w:tcPr>
-            <w:tcW w:type="dxa" w:w="5112"/>
-          </w:tcPr>
-          <w:p>
-            <w:r>
-              <w:t>States the assumptions, missing evidence or conditions under which the result would change.</w:t>
-            </w:r>
-          </w:p>
-        </w:tc>
-      </w:tr>
-    </w:tbl>
-    <w:p>
-      <w:pPr>
-        <w:pStyle w:val="Heading3"/>
-      </w:pPr>
-      <w:r>
-        <w:t>Teacher key · Selected case answer</w:t>
-      </w:r>
-    </w:p>
-    <w:p>
-      <w:pPr>
-        <w:spacing w:line="336" w:lineRule="auto" w:after="180"/>
-        <w:shd w:fill="F1F6FC"/>
-      </w:pPr>
-      <w:r>
-        <w:rPr>
-          <w:b w:val="0"/>
-        </w:rPr>
-        <w:t>Record each dimension as not yet, with support, or independent. Accept a valid alternative procedure with a defensible trace.</w:t>
-      </w:r>
-    </w:p>
-    <w:p>
-      <w:pPr>
-        <w:spacing w:line="336" w:lineRule="auto" w:after="180"/>
-        <w:shd w:fill="F1F6FC"/>
-      </w:pPr>
-      <w:r>
-        <w:rPr>
-          <w:b w:val="0"/>
-        </w:rPr>
-        <w:t xml:space="preserve">Do not penalise an honestly recorded model failure if the learner correctly explains its </w:t>
-      </w:r>
-      <w:r>
-        <w:rPr>
-          <w:b/>
-        </w:rPr>
-        <w:t>evidence</w:t>
-      </w:r>
-      <w:r>
-        <w:rPr>
-          <w:b w:val="0"/>
-        </w:rPr>
-        <w:t xml:space="preserve"> and limits.</w:t>
-      </w:r>
-    </w:p>
-    <w:p>
-      <w:pPr>
-        <w:pStyle w:val="Heading3"/>
-      </w:pPr>
-      <w:r>
-        <w:t>Feedback that the learner uses</w:t>
-      </w:r>
-    </w:p>
-    <w:p>
-      <w:pPr>
-        <w:spacing w:line="336" w:lineRule="auto" w:after="180"/>
-      </w:pPr>
-      <w:r>
-        <w:rPr>
-          <w:b w:val="0"/>
-        </w:rPr>
-        <w:t>Name the earliest unsupported step and give one action to repair it. Have the learner make that repair now and explain why. Then assess the relevant skill on a fresh, fully specified case.</w:t>
-      </w:r>
-    </w:p>
-    <w:p>
-      <w:pPr>
-        <w:spacing w:line="336" w:lineRule="auto" w:after="180"/>
-      </w:pPr>
-      <w:r>
-        <w:rPr>
-          <w:b w:val="0"/>
-        </w:rPr>
-        <w:t>Confirm it was not previously practised with feedback; solve and check the new case before assigning it. A follow-up design prompt is a starting brief, not automatically an equivalent test.</w:t>
-      </w:r>
-    </w:p>
-    <w:p>
-      <w:pPr>
-        <w:pStyle w:val="Heading1"/>
-      </w:pPr>
-      <w:r>
-        <w:t>06. Connect and extend learning</w:t>
-      </w:r>
-    </w:p>
-    <w:p>
-      <w:r>
-        <w:t>Connect Overfitting to Responsible Plant Classifier, adapt support and plan a later changed-case check.</w:t>
-      </w:r>
-    </w:p>
-    <w:p>
-      <w:pPr>
-        <w:pStyle w:val="Heading3"/>
-      </w:pPr>
-      <w:r>
-        <w:t>Responsible Plant Classifier</w:t>
-      </w:r>
-    </w:p>
-    <w:p>
-      <w:pPr>
-        <w:spacing w:line="336" w:lineRule="auto" w:after="180"/>
-      </w:pPr>
-      <w:r>
-        <w:rPr>
-          <w:b w:val="0"/>
-        </w:rPr>
-        <w:t xml:space="preserve">Check Plant Classifier train-validation gaps and limit </w:t>
-      </w:r>
-      <w:r>
-        <w:rPr>
-          <w:b/>
-        </w:rPr>
-        <w:t>complexity</w:t>
-      </w:r>
-      <w:r>
-        <w:rPr>
-          <w:b w:val="0"/>
-        </w:rPr>
-        <w:t xml:space="preserve"> before final test release.</w:t>
-      </w:r>
-    </w:p>
-    <w:p>
-      <w:pPr>
-        <w:spacing w:line="336" w:lineRule="auto" w:after="180"/>
-      </w:pPr>
-      <w:r>
-        <w:rPr>
-          <w:b w:val="0"/>
-        </w:rPr>
-        <w:t xml:space="preserve">Keep the decision, </w:t>
-      </w:r>
-      <w:r>
-        <w:rPr>
-          <w:b/>
-        </w:rPr>
-        <w:t>input</w:t>
-      </w:r>
-      <w:r>
-        <w:rPr>
-          <w:b w:val="0"/>
-        </w:rPr>
-        <w:t xml:space="preserve">, result, explanation and remaining limitation in the project </w:t>
-      </w:r>
-      <w:r>
-        <w:rPr>
-          <w:b/>
-        </w:rPr>
-        <w:t>evidence</w:t>
-      </w:r>
-      <w:r>
-        <w:rPr>
-          <w:b w:val="0"/>
-        </w:rPr>
-        <w:t xml:space="preserve"> record. Retrieve this record next week rather than restarting the project.</w:t>
-      </w:r>
-    </w:p>
-    <w:p>
-      <w:pPr>
-        <w:pStyle w:val="Heading3"/>
-      </w:pPr>
-      <w:r>
-        <w:t>Support and stretch</w:t>
-      </w:r>
-    </w:p>
-    <w:p>
-      <w:pPr>
-        <w:spacing w:line="336" w:lineRule="auto" w:after="180"/>
-      </w:pPr>
-      <w:r>
-        <w:rPr>
-          <w:b w:val="0"/>
-        </w:rPr>
-        <w:t>Use a tiny labelled dataset, explicit units and a named positive class. Stretch: require a baseline, held-out evaluation and subgroup or shifted-condition analysis with denominators.</w:t>
-      </w:r>
-    </w:p>
-    <w:p>
-      <w:pPr>
-        <w:pStyle w:val="Heading3"/>
-      </w:pPr>
-      <w:r>
-        <w:t>Exit reflection</w:t>
-      </w:r>
-    </w:p>
-    <w:p>
-      <w:pPr>
-        <w:spacing w:line="336" w:lineRule="auto" w:after="180"/>
-      </w:pPr>
-      <w:r>
-        <w:rPr>
-          <w:b w:val="0"/>
-        </w:rPr>
-        <w:t xml:space="preserve">Ask for one decision the learner can now justify and one situation requiring more </w:t>
-      </w:r>
-      <w:r>
-        <w:rPr>
-          <w:b/>
-        </w:rPr>
-        <w:t>evidence</w:t>
-      </w:r>
-      <w:r>
-        <w:rPr>
-          <w:b w:val="0"/>
-        </w:rPr>
-        <w:t xml:space="preserve"> or human review. Confidence ratings are separate from correct independent performance.</w:t>
-      </w:r>
-    </w:p>
-    <w:p>
-      <w:pPr>
-        <w:pStyle w:val="Heading3"/>
-      </w:pPr>
-      <w:r>
-        <w:t>Bridge to the next week</w:t>
-      </w:r>
-    </w:p>
-    <w:p>
-      <w:pPr>
-        <w:spacing w:line="336" w:lineRule="auto" w:after="180"/>
-      </w:pPr>
-      <w:r>
-        <w:rPr>
-          <w:b w:val="0"/>
-        </w:rPr>
-        <w:t xml:space="preserve">Next: Week 28: Learning Curves. Retrieve today’s </w:t>
-      </w:r>
-      <w:r>
-        <w:rPr>
-          <w:b/>
-        </w:rPr>
-        <w:t>evidence</w:t>
-      </w:r>
-      <w:r>
-        <w:rPr>
-          <w:b w:val="0"/>
-        </w:rPr>
-        <w:t xml:space="preserve"> and identify what carries forward and what is new.</w:t>
-      </w:r>
-    </w:p>
-    <w:p>
-      <w:pPr>
-        <w:pStyle w:val="Heading3"/>
-      </w:pPr>
-      <w:r>
-        <w:t>Support and fresh reassessment</w:t>
-      </w:r>
-    </w:p>
-    <w:p>
-      <w:pPr>
-        <w:spacing w:line="336" w:lineRule="auto" w:after="180"/>
-      </w:pPr>
-      <w:r>
-        <w:rPr>
-          <w:b w:val="0"/>
-        </w:rPr>
-        <w:t xml:space="preserve">Provide a blank </w:t>
-      </w:r>
-      <w:r>
-        <w:rPr>
-          <w:b/>
-        </w:rPr>
-        <w:t>evidence</w:t>
-      </w:r>
-      <w:r>
-        <w:rPr>
-          <w:b w:val="0"/>
-        </w:rPr>
-        <w:t xml:space="preserve"> table and allow a verbal explanation before writing. Highlight the given conditions without supplying the W 4 conclusion. Use </w:t>
-      </w:r>
-      <w:r>
-        <w:rPr>
-          <w:b/>
-        </w:rPr>
-        <w:t>capacity</w:t>
-      </w:r>
-      <w:r>
-        <w:rPr>
-          <w:b w:val="0"/>
-        </w:rPr>
-        <w:t xml:space="preserve"> and </w:t>
-      </w:r>
-      <w:r>
-        <w:rPr>
-          <w:b/>
-        </w:rPr>
-        <w:t>overfitting</w:t>
-      </w:r>
-      <w:r>
-        <w:rPr>
-          <w:b w:val="0"/>
-        </w:rPr>
-        <w:t xml:space="preserve"> in full sentences.</w:t>
-      </w:r>
-    </w:p>
-    <w:p>
-      <w:pPr>
-        <w:spacing w:line="336" w:lineRule="auto" w:after="180"/>
-      </w:pPr>
-      <w:r>
-        <w:rPr>
-          <w:b w:val="0"/>
-        </w:rPr>
-        <w:t>Extension: alter one condition in the worked example and explain which conclusion changes and which remains supported.</w:t>
-      </w:r>
-    </w:p>
-    <w:p>
-      <w:pPr>
-        <w:spacing w:line="336" w:lineRule="auto" w:after="180"/>
-      </w:pPr>
-      <w:r>
-        <w:rPr>
-          <w:b w:val="0"/>
-        </w:rPr>
-        <w:t xml:space="preserve">For independent W 4, require: B wins the validation tie by the declared simplicity rule. C is not selected merely for its zero </w:t>
-      </w:r>
-      <w:r>
-        <w:rPr>
-          <w:b/>
-        </w:rPr>
-        <w:t>training</w:t>
-      </w:r>
-      <w:r>
-        <w:rPr>
-          <w:b w:val="0"/>
-        </w:rPr>
-        <w:t xml:space="preserve"> error.</w:t>
-      </w:r>
-    </w:p>
-    <w:p>
-      <w:pPr>
-        <w:spacing w:line="336" w:lineRule="auto" w:after="180"/>
-      </w:pPr>
-      <w:r>
-        <w:rPr>
-          <w:b w:val="0"/>
-        </w:rPr>
-        <w:t xml:space="preserve">Fresh retry </w:t>
-      </w:r>
-      <w:r>
-        <w:rPr>
-          <w:b/>
-        </w:rPr>
-        <w:t>training</w:t>
-      </w:r>
-      <w:r>
-        <w:rPr>
-          <w:b w:val="0"/>
-        </w:rPr>
-        <w:t>/validation D 3/4 E 0/7 F 2/3: choose F under lowest validation loss. Explain why E is not automatically best. Mark each criterion as independent, supported or not yet demonstrated.</w:t>
-      </w:r>
-    </w:p>
-    <w:p>
-      <w:pPr>
-        <w:spacing w:line="336" w:lineRule="auto" w:after="180"/>
-      </w:pPr>
-      <w:r>
-        <w:rPr>
-          <w:b w:val="0"/>
-        </w:rPr>
-        <w:t>Reassess the reasoning after feedback; do not replace the first attempt silently.</w:t>
-      </w:r>
-    </w:p>
-    <w:p>
-      <w:pPr>
-        <w:spacing w:line="336" w:lineRule="auto" w:after="180"/>
-      </w:pPr>
-      <w:r>
-        <w:rPr>
-          <w:b w:val="0"/>
-        </w:rPr>
-        <w:t xml:space="preserve">Next week: Learning curves and variability. Carry forward the saved </w:t>
-      </w:r>
-      <w:r>
-        <w:rPr>
-          <w:b/>
-        </w:rPr>
-        <w:t>evidence</w:t>
-      </w:r>
-      <w:r>
-        <w:rPr>
-          <w:b w:val="0"/>
-        </w:rPr>
-        <w:t xml:space="preserve"> and the distinction between development choices and justified claims.</w:t>
-      </w:r>
-    </w:p>
-    <w:p>
-      <w:pPr>
-        <w:pStyle w:val="Heading3"/>
-      </w:pPr>
-      <w:r>
-        <w:t>Plan the delayed return</w:t>
+        <w:t>/62%validationhasgap34percentage points;B88%/79%hasgap9. Choose Bunder the supplied same-valid-conditions/highest-validation rule,then freeze before a separate final evaluation. The older regression-candidate W4is additional practice. Fresh retry C95%/70%,D84%/78%:gaps25and6;Dhas higher validation,but causes and population performance remain unproved.</w:t>
+      </w:r>
+    </w:p>
+    <w:p>
+      <w:pPr>
+        <w:pStyle w:val="Heading2"/>
+      </w:pPr>
+      <w:r>
+        <w:t>Delayed return</w:t>
       </w:r>
     </w:p>
     <w:p>
@@ -5871,71 +5822,188 @@
     </w:p>
     <w:p>
       <w:pPr>
+        <w:pStyle w:val="Heading2"/>
+      </w:pPr>
+      <w:r>
+        <w:t>Bridge and reflection</w:t>
+      </w:r>
+    </w:p>
+    <w:p>
+      <w:pPr>
+        <w:spacing w:line="336" w:lineRule="auto" w:after="180"/>
+      </w:pPr>
+      <w:r>
+        <w:rPr>
+          <w:b w:val="0"/>
+        </w:rPr>
+        <w:t xml:space="preserve">Ask for one decision the learner can now justify and one situation requiring more </w:t>
+      </w:r>
+      <w:r>
+        <w:rPr>
+          <w:b/>
+        </w:rPr>
+        <w:t>evidence</w:t>
+      </w:r>
+      <w:r>
+        <w:rPr>
+          <w:b w:val="0"/>
+        </w:rPr>
+        <w:t xml:space="preserve"> or human review. Confidence ratings are separate from correct independent performance.</w:t>
+      </w:r>
+    </w:p>
+    <w:p>
+      <w:pPr>
+        <w:spacing w:line="336" w:lineRule="auto" w:after="180"/>
+      </w:pPr>
+      <w:r>
+        <w:rPr>
+          <w:b w:val="0"/>
+        </w:rPr>
+        <w:t xml:space="preserve">Next: Week 28: Learning Curves. Retrieve today’s </w:t>
+      </w:r>
+      <w:r>
+        <w:rPr>
+          <w:b/>
+        </w:rPr>
+        <w:t>evidence</w:t>
+      </w:r>
+      <w:r>
+        <w:rPr>
+          <w:b w:val="0"/>
+        </w:rPr>
+        <w:t xml:space="preserve"> and identify what carries forward and what is new.</w:t>
+      </w:r>
+    </w:p>
+    <w:p>
+      <w:pPr>
+        <w:spacing w:line="336" w:lineRule="auto" w:after="180"/>
+      </w:pPr>
+      <w:r>
+        <w:rPr>
+          <w:b w:val="0"/>
+        </w:rPr>
+        <w:t xml:space="preserve">Next week: Learning curves and variability. Carry forward the saved </w:t>
+      </w:r>
+      <w:r>
+        <w:rPr>
+          <w:b/>
+        </w:rPr>
+        <w:t>evidence</w:t>
+      </w:r>
+      <w:r>
+        <w:rPr>
+          <w:b w:val="0"/>
+        </w:rPr>
+        <w:t xml:space="preserve"> and the distinction between development choices and justified claims.</w:t>
+      </w:r>
+    </w:p>
+    <w:p>
+      <w:pPr>
+        <w:pStyle w:val="Heading2"/>
+      </w:pPr>
+      <w:r>
+        <w:t>Earlier wording, alternatives and picture transcripts · reference / check after trying</w:t>
+      </w:r>
+    </w:p>
+    <w:p>
+      <w:pPr>
+        <w:spacing w:line="336" w:lineRule="auto" w:after="180"/>
+      </w:pPr>
+      <w:r>
+        <w:rPr>
+          <w:b w:val="0"/>
+        </w:rPr>
+        <w:t>Connect and extend learning</w:t>
+      </w:r>
+    </w:p>
+    <w:p>
+      <w:pPr>
         <w:pStyle w:val="Heading3"/>
       </w:pPr>
       <w:r>
+        <w:t>Responsible Plant Classifier</w:t>
+      </w:r>
+    </w:p>
+    <w:p>
+      <w:pPr>
+        <w:pStyle w:val="Heading3"/>
+      </w:pPr>
+      <w:r>
+        <w:t>Support and stretch</w:t>
+      </w:r>
+    </w:p>
+    <w:p>
+      <w:pPr>
+        <w:pStyle w:val="Heading3"/>
+      </w:pPr>
+      <w:r>
+        <w:t>Exit reflection</w:t>
+      </w:r>
+    </w:p>
+    <w:p>
+      <w:pPr>
+        <w:pStyle w:val="Heading3"/>
+      </w:pPr>
+      <w:r>
+        <w:t>Bridge to the next week</w:t>
+      </w:r>
+    </w:p>
+    <w:p>
+      <w:pPr>
+        <w:pStyle w:val="Heading3"/>
+      </w:pPr>
+      <w:r>
+        <w:t>Support and fresh reassessment</w:t>
+      </w:r>
+    </w:p>
+    <w:p>
+      <w:pPr>
+        <w:pStyle w:val="Heading3"/>
+      </w:pPr>
+      <w:r>
+        <w:t>Plan the delayed return</w:t>
+      </w:r>
+    </w:p>
+    <w:p>
+      <w:pPr>
+        <w:pStyle w:val="Heading3"/>
+      </w:pPr>
+      <w:r>
         <w:t>Project evidence from this case</w:t>
       </w:r>
     </w:p>
     <w:p>
       <w:pPr>
+        <w:pStyle w:val="Heading1"/>
+      </w:pPr>
+      <w:r>
+        <w:t>Reference bank and extra practice</w:t>
+      </w:r>
+    </w:p>
+    <w:p>
+      <w:pPr>
+        <w:pStyle w:val="Heading1"/>
+      </w:pPr>
+      <w:r>
+        <w:t>07. Reference · Alternative planning checklist</w:t>
+      </w:r>
+    </w:p>
+    <w:p>
+      <w:r>
+        <w:t>Use alongside the main route without repeating the whole cycle.</w:t>
+      </w:r>
+    </w:p>
+    <w:p>
+      <w:pPr>
+        <w:pStyle w:val="Heading2"/>
+      </w:pPr>
+      <w:r>
+        <w:t>Planning and assessment reference</w:t>
+      </w:r>
+    </w:p>
+    <w:p>
+      <w:pPr>
         <w:spacing w:line="336" w:lineRule="auto" w:after="180"/>
-      </w:pPr>
-      <w:r>
-        <w:rPr>
-          <w:b w:val="0"/>
-        </w:rPr>
-        <w:t xml:space="preserve">For your Responsible Plant Classifier, save the </w:t>
-      </w:r>
-      <w:r>
-        <w:rPr>
-          <w:b/>
-        </w:rPr>
-        <w:t>input</w:t>
-      </w:r>
-      <w:r>
-        <w:rPr>
-          <w:b w:val="0"/>
-        </w:rPr>
-        <w:t>, procedure, observed result and limitation of this check.</w:t>
-      </w:r>
-    </w:p>
-    <w:p>
-      <w:pPr>
-        <w:spacing w:line="336" w:lineRule="auto" w:after="180"/>
-      </w:pPr>
-      <w:r>
-        <w:rPr>
-          <w:b w:val="0"/>
-        </w:rPr>
-        <w:t>Label this worked example as practice; use a different, previously unreviewed case when checking independent understanding.</w:t>
-      </w:r>
-    </w:p>
-    <w:p>
-      <w:pPr>
-        <w:pStyle w:val="Heading1"/>
-      </w:pPr>
-      <w:r>
-        <w:t>07. Prepare, teach and assess</w:t>
-      </w:r>
-    </w:p>
-    <w:p>
-      <w:r>
-        <w:t>Use this preparation summary alongside the detailed Overfitting lesson; it is a checklist rather than a replacement for the full sequence.</w:t>
-      </w:r>
-    </w:p>
-    <w:p>
-      <w:pPr>
-        <w:pStyle w:val="Heading3"/>
-      </w:pPr>
-      <w:r>
-        <w:t>Teaching target</w:t>
-      </w:r>
-    </w:p>
-    <w:p>
-      <w:pPr>
-        <w:spacing w:line="336" w:lineRule="auto" w:after="180"/>
-        <w:shd w:fill="EDF7F3"/>
       </w:pPr>
       <w:r>
         <w:rPr>
@@ -6143,7 +6211,6 @@
     <w:p>
       <w:pPr>
         <w:spacing w:line="336" w:lineRule="auto" w:after="180"/>
-        <w:shd w:fill="F5F1FB"/>
       </w:pPr>
       <w:r>
         <w:rPr>
@@ -6178,16 +6245,7 @@
     </w:p>
     <w:p>
       <w:pPr>
-        <w:pStyle w:val="Heading3"/>
-      </w:pPr>
-      <w:r>
-        <w:t>Supported practice answer</w:t>
-      </w:r>
-    </w:p>
-    <w:p>
-      <w:pPr>
         <w:spacing w:line="336" w:lineRule="auto" w:after="180"/>
-        <w:shd w:fill="F1F6FC"/>
       </w:pPr>
       <w:r>
         <w:rPr>
@@ -6256,16 +6314,7 @@
     </w:p>
     <w:p>
       <w:pPr>
-        <w:pStyle w:val="Heading3"/>
-      </w:pPr>
-      <w:r>
-        <w:t>Repair the misconception</w:t>
-      </w:r>
-    </w:p>
-    <w:p>
-      <w:pPr>
         <w:spacing w:line="336" w:lineRule="auto" w:after="180"/>
-        <w:shd w:fill="FFF5E6"/>
       </w:pPr>
       <w:r>
         <w:rPr>
@@ -6288,16 +6337,7 @@
     </w:p>
     <w:p>
       <w:pPr>
-        <w:pStyle w:val="Heading3"/>
-      </w:pPr>
-      <w:r>
-        <w:t>Support without giving away the answer</w:t>
-      </w:r>
-    </w:p>
-    <w:p>
-      <w:pPr>
         <w:spacing w:line="336" w:lineRule="auto" w:after="180"/>
-        <w:shd w:fill="F1F6F8"/>
       </w:pPr>
       <w:r>
         <w:rPr>
@@ -6320,16 +6360,7 @@
     </w:p>
     <w:p>
       <w:pPr>
-        <w:pStyle w:val="Heading3"/>
-      </w:pPr>
-      <w:r>
-        <w:t>Extend the reasoning</w:t>
-      </w:r>
-    </w:p>
-    <w:p>
-      <w:pPr>
         <w:spacing w:line="336" w:lineRule="auto" w:after="180"/>
-        <w:shd w:fill="F5F1FB"/>
       </w:pPr>
       <w:r>
         <w:rPr>
@@ -6353,7 +6384,6 @@
     <w:p>
       <w:pPr>
         <w:spacing w:line="336" w:lineRule="auto" w:after="180"/>
-        <w:shd w:fill="F5F1FB"/>
       </w:pPr>
       <w:r>
         <w:rPr>
@@ -6376,16 +6406,7 @@
     </w:p>
     <w:p>
       <w:pPr>
-        <w:pStyle w:val="Heading3"/>
-      </w:pPr>
-      <w:r>
-        <w:t>Protect the independent attempt</w:t>
-      </w:r>
-    </w:p>
-    <w:p>
-      <w:pPr>
         <w:spacing w:line="336" w:lineRule="auto" w:after="180"/>
-        <w:shd w:fill="FFF5E6"/>
       </w:pPr>
       <w:r>
         <w:rPr>
@@ -6580,16 +6601,7 @@
     </w:tbl>
     <w:p>
       <w:pPr>
-        <w:pStyle w:val="Heading3"/>
-      </w:pPr>
-      <w:r>
-        <w:t>Project checkpoint</w:t>
-      </w:r>
-    </w:p>
-    <w:p>
-      <w:pPr>
         <w:spacing w:line="336" w:lineRule="auto" w:after="180"/>
-        <w:shd w:fill="EDF7F3"/>
       </w:pPr>
       <w:r>
         <w:rPr>
@@ -6638,12 +6650,20 @@
         <w:pStyle w:val="Heading1"/>
       </w:pPr>
       <w:r>
-        <w:t>08. Use feedback, labs and repair paths</w:t>
-      </w:r>
-    </w:p>
-    <w:p>
-      <w:r>
-        <w:t>Use feedback, earlier review and portfolios purposefully. Apply the coding routine only when this lesson has an executable lab.</w:t>
+        <w:t>08. Reference · Feedback and evidence records</w:t>
+      </w:r>
+    </w:p>
+    <w:p>
+      <w:r>
+        <w:t>Keep supported rehearsal separate from independent performance.</w:t>
+      </w:r>
+    </w:p>
+    <w:p>
+      <w:pPr>
+        <w:pStyle w:val="Heading2"/>
+      </w:pPr>
+      <w:r>
+        <w:t>Record and repair</w:t>
       </w:r>
     </w:p>
     <w:p>
@@ -6682,10 +6702,44 @@
     </w:p>
     <w:p>
       <w:pPr>
-        <w:pStyle w:val="Heading3"/>
-      </w:pPr>
-      <w:r>
-        <w:t>For later coding lessons</w:t>
+        <w:spacing w:line="336" w:lineRule="auto" w:after="180"/>
+      </w:pPr>
+      <w:r>
+        <w:rPr>
+          <w:b w:val="0"/>
+        </w:rPr>
+        <w:t>Use the earlier worked-explanation links to address a specific missing building block, then return to the current question. Adapt this suggestion after observing the learner; it is not an automatic diagnosis.</w:t>
+      </w:r>
+    </w:p>
+    <w:p>
+      <w:pPr>
+        <w:spacing w:line="336" w:lineRule="auto" w:after="180"/>
+      </w:pPr>
+      <w:r>
+        <w:rPr>
+          <w:b w:val="0"/>
+        </w:rPr>
+        <w:t xml:space="preserve">Collect the completed-work portfolio as </w:t>
+      </w:r>
+      <w:r>
+        <w:rPr>
+          <w:b/>
+        </w:rPr>
+        <w:t>evidence</w:t>
+      </w:r>
+      <w:r>
+        <w:rPr>
+          <w:b w:val="0"/>
+        </w:rPr>
+        <w:t>. Record support separately from correctness, and assess explanation, trace/test and limitations. Progress ticks and quiz selections alone do not establish mastery.</w:t>
+      </w:r>
+    </w:p>
+    <w:p>
+      <w:pPr>
+        <w:pStyle w:val="Heading2"/>
+      </w:pPr>
+      <w:r>
+        <w:t>Earlier wording, alternatives and picture transcripts · reference / check after trying</w:t>
       </w:r>
     </w:p>
     <w:p>
@@ -6696,7 +6750,6 @@
     <w:p>
       <w:pPr>
         <w:spacing w:line="336" w:lineRule="auto" w:after="180"/>
-        <w:shd w:fill="F1F6F8"/>
       </w:pPr>
       <w:r>
         <w:rPr>
@@ -6719,77 +6772,20 @@
     </w:p>
     <w:p>
       <w:pPr>
-        <w:spacing w:line="336" w:lineRule="auto" w:after="180"/>
-      </w:pPr>
-      <w:r>
-        <w:rPr>
-          <w:b w:val="0"/>
-        </w:rPr>
-        <w:t>Use the earlier worked-explanation links to address a specific missing building block, then return to the current question. Adapt this suggestion after observing the learner; it is not an automatic diagnosis.</w:t>
-      </w:r>
-    </w:p>
-    <w:p>
-      <w:pPr>
-        <w:spacing w:line="336" w:lineRule="auto" w:after="180"/>
-      </w:pPr>
-      <w:r>
-        <w:rPr>
-          <w:b w:val="0"/>
-        </w:rPr>
-        <w:t xml:space="preserve">Collect the completed-work portfolio as </w:t>
-      </w:r>
-      <w:r>
-        <w:rPr>
-          <w:b/>
-        </w:rPr>
-        <w:t>evidence</w:t>
-      </w:r>
-      <w:r>
-        <w:rPr>
-          <w:b w:val="0"/>
-        </w:rPr>
-        <w:t>. Record support separately from correctness, and assess explanation, trace/test and limitations. Progress ticks and quiz selections alone do not establish mastery.</w:t>
-      </w:r>
-    </w:p>
-    <w:p>
-      <w:pPr>
         <w:pStyle w:val="Heading1"/>
       </w:pPr>
       <w:r>
-        <w:t>09. Visual concept journey</w:t>
-      </w:r>
-    </w:p>
-    <w:p>
-      <w:r>
-        <w:t>Show one Overfitting graphic at a time, request a prediction and discuss its trace before the independent assessment.</w:t>
-      </w:r>
-    </w:p>
-    <w:p>
-      <w:pPr>
-        <w:spacing w:line="336" w:lineRule="auto" w:after="180"/>
-      </w:pPr>
-      <w:r>
-        <w:rPr>
-          <w:b w:val="0"/>
-        </w:rPr>
-        <w:t xml:space="preserve">Use one picture at a time. Hide a worked result before asking for a </w:t>
-      </w:r>
-      <w:r>
-        <w:rPr>
-          <w:b/>
-        </w:rPr>
-        <w:t>prediction</w:t>
-      </w:r>
-      <w:r>
-        <w:rPr>
-          <w:b w:val="0"/>
-        </w:rPr>
-        <w:t>, then reveal it for feedback. These are supported teaching cases; retain the separate independent assessment for a fresh first attempt.</w:t>
-      </w:r>
-    </w:p>
-    <w:p>
-      <w:pPr>
-        <w:pStyle w:val="Heading3"/>
+        <w:t>09. Reference · Teach with the six pictures</w:t>
+      </w:r>
+    </w:p>
+    <w:p>
+      <w:r>
+        <w:t>Choose one picture for a specific reasoning move.</w:t>
+      </w:r>
+    </w:p>
+    <w:p>
+      <w:pPr>
+        <w:pStyle w:val="Heading2"/>
       </w:pPr>
       <w:r>
         <w:t>01. Overfitting: the case</w:t>
@@ -6800,7 +6796,7 @@
         <w:drawing>
           <wp:inline xmlns:a="http://schemas.openxmlformats.org/drawingml/2006/main" xmlns:pic="http://schemas.openxmlformats.org/drawingml/2006/picture">
             <wp:extent cx="5486400" cy="2990088"/>
-            <wp:docPr id="3" name="Picture 3" descr="See overfitting as a gap requiring investigation, not a label based only on model size. Supplied facts: Toy model Small: training 85%, validation 80%. Large: training 100%, validation 60%. Same split and scoring rule. All inputs and outcomes in this worked example are invented classroom data; no real model run is claimed."/>
+            <wp:docPr id="4" name="Picture 4" descr="See overfitting as a gap requiring investigation, not a label based only on model size. Supplied facts: Toy model Small: training 85%, validation 80%. Large: training 100%, validation 60%. Same split and scoring rule. All inputs and outcomes in this worked example are invented classroom data; no real model run is claimed."/>
             <wp:cNvGraphicFramePr>
               <a:graphicFrameLocks noChangeAspect="1"/>
             </wp:cNvGraphicFramePr>
@@ -6812,7 +6808,7 @@
                     <pic:cNvPicPr/>
                   </pic:nvPicPr>
                   <pic:blipFill>
-                    <a:blip r:embed="rId11"/>
+                    <a:blip r:embed="rId12"/>
                     <a:stretch>
                       <a:fillRect/>
                     </a:stretch>
@@ -6928,7 +6924,6 @@
     <w:p>
       <w:pPr>
         <w:spacing w:line="336" w:lineRule="auto" w:after="180"/>
-        <w:shd w:fill="F5F1FB"/>
       </w:pPr>
       <w:r>
         <w:rPr>
@@ -6939,16 +6934,7 @@
     </w:p>
     <w:p>
       <w:pPr>
-        <w:pStyle w:val="Heading3"/>
-      </w:pPr>
-      <w:r>
-        <w:t>Discuss while showing the picture</w:t>
-      </w:r>
-    </w:p>
-    <w:p>
-      <w:pPr>
         <w:spacing w:line="336" w:lineRule="auto" w:after="180"/>
-        <w:shd w:fill="F1F6F8"/>
       </w:pPr>
       <w:r>
         <w:rPr>
@@ -6959,7 +6945,7 @@
     </w:p>
     <w:p>
       <w:pPr>
-        <w:pStyle w:val="Heading3"/>
+        <w:pStyle w:val="Heading2"/>
       </w:pPr>
       <w:r>
         <w:t>02. Follow the deciding steps</w:t>
@@ -6970,7 +6956,7 @@
         <w:drawing>
           <wp:inline xmlns:a="http://schemas.openxmlformats.org/drawingml/2006/main" xmlns:pic="http://schemas.openxmlformats.org/drawingml/2006/picture">
             <wp:extent cx="5486400" cy="3337560"/>
-            <wp:docPr id="4" name="Picture 4" descr="Compute gaps: Small gap=5 percentage points; Large gap=40 percentage points. → Select development candidate: Small has the higher validation accuracy despite its lower training fit. → Investigate large model: Check capacity, training choices and data mismatch without tuning on final cases."/>
+            <wp:docPr id="5" name="Picture 5" descr="Compute gaps: Small gap=5 percentage points; Large gap=40 percentage points. → Select development candidate: Small has the higher validation accuracy despite its lower training fit. → Investigate large model: Check capacity, training choices and data mismatch without tuning on final cases."/>
             <wp:cNvGraphicFramePr>
               <a:graphicFrameLocks noChangeAspect="1"/>
             </wp:cNvGraphicFramePr>
@@ -6982,7 +6968,7 @@
                     <pic:cNvPicPr/>
                   </pic:nvPicPr>
                   <pic:blipFill>
-                    <a:blip r:embed="rId12"/>
+                    <a:blip r:embed="rId10"/>
                     <a:stretch>
                       <a:fillRect/>
                     </a:stretch>
@@ -7051,7 +7037,6 @@
     <w:p>
       <w:pPr>
         <w:spacing w:line="336" w:lineRule="auto" w:after="180"/>
-        <w:shd w:fill="F5F1FB"/>
       </w:pPr>
       <w:r>
         <w:rPr>
@@ -7074,16 +7059,7 @@
     </w:p>
     <w:p>
       <w:pPr>
-        <w:pStyle w:val="Heading3"/>
-      </w:pPr>
-      <w:r>
-        <w:t>Discuss while showing the picture</w:t>
-      </w:r>
-    </w:p>
-    <w:p>
-      <w:pPr>
         <w:spacing w:line="336" w:lineRule="auto" w:after="180"/>
-        <w:shd w:fill="F1F6F8"/>
       </w:pPr>
       <w:r>
         <w:rPr>
@@ -7106,7 +7082,7 @@
     </w:p>
     <w:p>
       <w:pPr>
-        <w:pStyle w:val="Heading3"/>
+        <w:pStyle w:val="Heading2"/>
       </w:pPr>
       <w:r>
         <w:t>03. Training and validation accuracy</w:t>
@@ -7117,7 +7093,7 @@
         <w:drawing>
           <wp:inline xmlns:a="http://schemas.openxmlformats.org/drawingml/2006/main" xmlns:pic="http://schemas.openxmlformats.org/drawingml/2006/picture">
             <wp:extent cx="5486400" cy="3584448"/>
-            <wp:docPr id="5" name="Picture 5" descr="Training and validation accuracy. Units: percent. Small train: 85. Small validation: 80. Large train: 100. Large validation: 60."/>
+            <wp:docPr id="6" name="Picture 6" descr="Training and validation accuracy. Units: percent. Small train: 85. Small validation: 80. Large train: 100. Large validation: 60."/>
             <wp:cNvGraphicFramePr>
               <a:graphicFrameLocks noChangeAspect="1"/>
             </wp:cNvGraphicFramePr>
@@ -7168,7 +7144,6 @@
     <w:p>
       <w:pPr>
         <w:spacing w:line="336" w:lineRule="auto" w:after="180"/>
-        <w:shd w:fill="F5F1FB"/>
       </w:pPr>
       <w:r>
         <w:rPr>
@@ -7179,16 +7154,7 @@
     </w:p>
     <w:p>
       <w:pPr>
-        <w:pStyle w:val="Heading3"/>
-      </w:pPr>
-      <w:r>
-        <w:t>Discuss while showing the picture</w:t>
-      </w:r>
-    </w:p>
-    <w:p>
-      <w:pPr>
         <w:spacing w:line="336" w:lineRule="auto" w:after="180"/>
-        <w:shd w:fill="F1F6F8"/>
       </w:pPr>
       <w:r>
         <w:rPr>
@@ -7200,7 +7166,6 @@
     <w:p>
       <w:pPr>
         <w:spacing w:line="336" w:lineRule="auto" w:after="180"/>
-        <w:shd w:fill="F1F6F8"/>
       </w:pPr>
       <w:r>
         <w:rPr>
@@ -7211,7 +7176,7 @@
     </w:p>
     <w:p>
       <w:pPr>
-        <w:pStyle w:val="Heading3"/>
+        <w:pStyle w:val="Heading2"/>
       </w:pPr>
       <w:r>
         <w:t>04. Change one thing. Trace what follows.</w:t>
@@ -7222,7 +7187,7 @@
         <w:drawing>
           <wp:inline xmlns:a="http://schemas.openxmlformats.org/drawingml/2006/main" xmlns:pic="http://schemas.openxmlformats.org/drawingml/2006/picture">
             <wp:extent cx="5486400" cy="3179064"/>
-            <wp:docPr id="6" name="Picture 6" descr="Original case: Check capacity, training choices and data mismatch without tuning on final cases. Changed condition: Large’s validation accuracy rises to82% after a development revision. Expected result: Its gap is 18 percentage points; it now beats Small on this validation set. Reason: Validation performance improved, but the training-validation gap is not a complete release rule."/>
+            <wp:docPr id="7" name="Picture 7" descr="Original case: Check capacity, training choices and data mismatch without tuning on final cases. Changed condition: Large’s validation accuracy rises to82% after a development revision. Expected result: Its gap is 18 percentage points; it now beats Small on this validation set. Reason: Validation performance improved, but the training-validation gap is not a complete release rule."/>
             <wp:cNvGraphicFramePr>
               <a:graphicFrameLocks noChangeAspect="1"/>
             </wp:cNvGraphicFramePr>
@@ -7314,7 +7279,6 @@
     <w:p>
       <w:pPr>
         <w:spacing w:line="336" w:lineRule="auto" w:after="180"/>
-        <w:shd w:fill="F5F1FB"/>
       </w:pPr>
       <w:r>
         <w:rPr>
@@ -7325,16 +7289,7 @@
     </w:p>
     <w:p>
       <w:pPr>
-        <w:pStyle w:val="Heading3"/>
-      </w:pPr>
-      <w:r>
-        <w:t>Discuss while showing the picture</w:t>
-      </w:r>
-    </w:p>
-    <w:p>
-      <w:pPr>
         <w:spacing w:line="336" w:lineRule="auto" w:after="180"/>
-        <w:shd w:fill="F1F6F8"/>
       </w:pPr>
       <w:r>
         <w:rPr>
@@ -7346,7 +7301,6 @@
     <w:p>
       <w:pPr>
         <w:spacing w:line="336" w:lineRule="auto" w:after="180"/>
-        <w:shd w:fill="F1F6F8"/>
       </w:pPr>
       <w:r>
         <w:rPr>
@@ -7369,7 +7323,7 @@
     </w:p>
     <w:p>
       <w:pPr>
-        <w:pStyle w:val="Heading3"/>
+        <w:pStyle w:val="Heading2"/>
       </w:pPr>
       <w:r>
         <w:t>05. Connect the explanation to its limit</w:t>
@@ -7380,7 +7334,7 @@
         <w:drawing>
           <wp:inline xmlns:a="http://schemas.openxmlformats.org/drawingml/2006/main" xmlns:pic="http://schemas.openxmlformats.org/drawingml/2006/picture">
             <wp:extent cx="5486400" cy="2834640"/>
-            <wp:docPr id="7" name="Picture 7" descr="Read the picture in order. Check capacity, training choices and data mismatch without tuning on final cases. The arrows show which recorded input or intermediate result each decision uses. Explain the deciding step aloud before checking the changed case; pointing to the final answer alone does not show how it follows. Limit: A gap can also reflect data shift or sampling noise. Inspect evidence before attributing every gap to capacity."/>
+            <wp:docPr id="8" name="Picture 8" descr="Read the picture in order. Check capacity, training choices and data mismatch without tuning on final cases. The arrows show which recorded input or intermediate result each decision uses. Explain the deciding step aloud before checking the changed case; pointing to the final answer alone does not show how it follows. Limit: A gap can also reflect data shift or sampling noise. Inspect evidence before attributing every gap to capacity."/>
             <wp:cNvGraphicFramePr>
               <a:graphicFrameLocks noChangeAspect="1"/>
             </wp:cNvGraphicFramePr>
@@ -7507,7 +7461,6 @@
     <w:p>
       <w:pPr>
         <w:spacing w:line="336" w:lineRule="auto" w:after="180"/>
-        <w:shd w:fill="F5F1FB"/>
       </w:pPr>
       <w:r>
         <w:rPr>
@@ -7518,16 +7471,7 @@
     </w:p>
     <w:p>
       <w:pPr>
-        <w:pStyle w:val="Heading3"/>
-      </w:pPr>
-      <w:r>
-        <w:t>Discuss while showing the picture</w:t>
-      </w:r>
-    </w:p>
-    <w:p>
-      <w:pPr>
         <w:spacing w:line="336" w:lineRule="auto" w:after="180"/>
-        <w:shd w:fill="F1F6F8"/>
       </w:pPr>
       <w:r>
         <w:rPr>
@@ -7539,7 +7483,6 @@
     <w:p>
       <w:pPr>
         <w:spacing w:line="336" w:lineRule="auto" w:after="180"/>
-        <w:shd w:fill="F1F6F8"/>
       </w:pPr>
       <w:r>
         <w:rPr>
@@ -7574,7 +7517,7 @@
     </w:p>
     <w:p>
       <w:pPr>
-        <w:pStyle w:val="Heading3"/>
+        <w:pStyle w:val="Heading2"/>
       </w:pPr>
       <w:r>
         <w:t>06. Make the idea visible in your project</w:t>
@@ -7585,7 +7528,7 @@
         <w:drawing>
           <wp:inline xmlns:a="http://schemas.openxmlformats.org/drawingml/2006/main" xmlns:pic="http://schemas.openxmlformats.org/drawingml/2006/picture">
             <wp:extent cx="5486400" cy="3681984"/>
-            <wp:docPr id="8" name="Picture 8" descr="For your Responsible Plant Classifier, save the input, procedure, observed result and limitation of this check. Label this worked example as practice; use a different, previously unreviewed case when checking independent understanding. Draw your input, deciding step, result and limit. Supported question: Does100% training accuracy prove Large was always best? Point to the relevant step in the picture, then write the changed result and the rule or evidence that supports it."/>
+            <wp:docPr id="9" name="Picture 9" descr="For your Responsible Plant Classifier, save the input, procedure, observed result and limitation of this check. Label this worked example as practice; use a different, previously unreviewed case when checking independent understanding. Draw your input, deciding step, result and limit. Supported question: Does100% training accuracy prove Large was always best? Point to the relevant step in the picture, then write the changed result and the rule or evidence that supports it."/>
             <wp:cNvGraphicFramePr>
               <a:graphicFrameLocks noChangeAspect="1"/>
             </wp:cNvGraphicFramePr>
@@ -7700,7 +7643,6 @@
     <w:p>
       <w:pPr>
         <w:spacing w:line="336" w:lineRule="auto" w:after="180"/>
-        <w:shd w:fill="F5F1FB"/>
       </w:pPr>
       <w:r>
         <w:rPr>
@@ -7723,106 +7665,174 @@
     </w:p>
     <w:p>
       <w:pPr>
+        <w:spacing w:line="336" w:lineRule="auto" w:after="180"/>
+      </w:pPr>
+      <w:r>
+        <w:rPr>
+          <w:b w:val="0"/>
+        </w:rPr>
+        <w:t xml:space="preserve">Teacher prompt: Draw your project trace and justify the deciding step using </w:t>
+      </w:r>
+      <w:r>
+        <w:rPr>
+          <w:b/>
+        </w:rPr>
+        <w:t>evidence</w:t>
+      </w:r>
+      <w:r>
+        <w:rPr>
+          <w:b w:val="0"/>
+        </w:rPr>
+        <w:t>. Ask learners to describe one label or arrow in ordinary words. Use the adjacent transcript if the image is difficult to see.</w:t>
+      </w:r>
+    </w:p>
+    <w:p>
+      <w:pPr>
+        <w:spacing w:line="336" w:lineRule="auto" w:after="180"/>
+      </w:pPr>
+      <w:r>
+        <w:rPr>
+          <w:b w:val="0"/>
+        </w:rPr>
+        <w:t>Supported practice key: No. Originally Large scored</w:t>
+      </w:r>
+      <w:r>
+        <w:rPr>
+          <w:b/>
+        </w:rPr>
+        <w:t>60%</w:t>
+      </w:r>
+      <w:r>
+        <w:rPr>
+          <w:b w:val="0"/>
+        </w:rPr>
+        <w:t xml:space="preserve"> on validation versus Small</w:t>
+      </w:r>
+      <w:r>
+        <w:rPr>
+          <w:b/>
+        </w:rPr>
+        <w:t>80%</w:t>
+      </w:r>
+      <w:r>
+        <w:rPr>
+          <w:b w:val="0"/>
+        </w:rPr>
+        <w:t xml:space="preserve">; </w:t>
+      </w:r>
+      <w:r>
+        <w:rPr>
+          <w:b/>
+        </w:rPr>
+        <w:t>training</w:t>
+      </w:r>
+      <w:r>
+        <w:rPr>
+          <w:b w:val="0"/>
+        </w:rPr>
+        <w:t xml:space="preserve"> perfection alone did not establish generalisation.</w:t>
+      </w:r>
+    </w:p>
+    <w:p>
+      <w:pPr>
+        <w:spacing w:line="336" w:lineRule="auto" w:after="180"/>
+      </w:pPr>
+      <w:r>
+        <w:rPr>
+          <w:b w:val="0"/>
+        </w:rPr>
+        <w:t xml:space="preserve">Changed-case check: Its gap is 18 percentage points; it now beats Small on this validation set. Validation performance improved, but the </w:t>
+      </w:r>
+      <w:r>
+        <w:rPr>
+          <w:b/>
+        </w:rPr>
+        <w:t>training</w:t>
+      </w:r>
+      <w:r>
+        <w:rPr>
+          <w:b w:val="0"/>
+        </w:rPr>
+        <w:t>-validation gap is not a complete release rule.</w:t>
+      </w:r>
+    </w:p>
+    <w:p>
+      <w:pPr>
+        <w:pStyle w:val="Heading2"/>
+      </w:pPr>
+      <w:r>
+        <w:t>Earlier wording, alternatives and picture transcripts · reference / check after trying</w:t>
+      </w:r>
+    </w:p>
+    <w:p>
+      <w:pPr>
+        <w:spacing w:line="336" w:lineRule="auto" w:after="180"/>
+      </w:pPr>
+      <w:r>
+        <w:rPr>
+          <w:b w:val="0"/>
+        </w:rPr>
+        <w:t xml:space="preserve">Use one picture at a time. Hide a worked result before asking for a </w:t>
+      </w:r>
+      <w:r>
+        <w:rPr>
+          <w:b/>
+        </w:rPr>
+        <w:t>prediction</w:t>
+      </w:r>
+      <w:r>
+        <w:rPr>
+          <w:b w:val="0"/>
+        </w:rPr>
+        <w:t>, then reveal it for feedback. These are supported teaching cases; retain the separate independent assessment for a fresh first attempt.</w:t>
+      </w:r>
+    </w:p>
+    <w:p>
+      <w:pPr>
         <w:pStyle w:val="Heading3"/>
       </w:pPr>
       <w:r>
-        <w:t>Discuss while showing the picture</w:t>
-      </w:r>
-    </w:p>
-    <w:p>
-      <w:pPr>
-        <w:spacing w:line="336" w:lineRule="auto" w:after="180"/>
-        <w:shd w:fill="F1F6F8"/>
-      </w:pPr>
-      <w:r>
-        <w:rPr>
-          <w:b w:val="0"/>
-        </w:rPr>
-        <w:t xml:space="preserve">Teacher prompt: Draw your project trace and justify the deciding step using </w:t>
-      </w:r>
-      <w:r>
-        <w:rPr>
-          <w:b/>
-        </w:rPr>
-        <w:t>evidence</w:t>
-      </w:r>
-      <w:r>
-        <w:rPr>
-          <w:b w:val="0"/>
-        </w:rPr>
-        <w:t>. Ask learners to describe one label or arrow in ordinary words. Use the adjacent transcript if the image is difficult to see.</w:t>
-      </w:r>
-    </w:p>
-    <w:p>
-      <w:pPr>
-        <w:spacing w:line="336" w:lineRule="auto" w:after="180"/>
-        <w:shd w:fill="F1F6F8"/>
-      </w:pPr>
-      <w:r>
-        <w:rPr>
-          <w:b w:val="0"/>
-        </w:rPr>
-        <w:t>Supported practice key: No. Originally Large scored</w:t>
-      </w:r>
-      <w:r>
-        <w:rPr>
-          <w:b/>
-        </w:rPr>
-        <w:t>60%</w:t>
-      </w:r>
-      <w:r>
-        <w:rPr>
-          <w:b w:val="0"/>
-        </w:rPr>
-        <w:t xml:space="preserve"> on validation versus Small</w:t>
-      </w:r>
-      <w:r>
-        <w:rPr>
-          <w:b/>
-        </w:rPr>
-        <w:t>80%</w:t>
-      </w:r>
-      <w:r>
-        <w:rPr>
-          <w:b w:val="0"/>
-        </w:rPr>
-        <w:t xml:space="preserve">; </w:t>
-      </w:r>
-      <w:r>
-        <w:rPr>
-          <w:b/>
-        </w:rPr>
-        <w:t>training</w:t>
-      </w:r>
-      <w:r>
-        <w:rPr>
-          <w:b w:val="0"/>
-        </w:rPr>
-        <w:t xml:space="preserve"> perfection alone did not establish generalisation.</w:t>
-      </w:r>
-    </w:p>
-    <w:p>
-      <w:pPr>
-        <w:spacing w:line="336" w:lineRule="auto" w:after="180"/>
-        <w:shd w:fill="F1F6F8"/>
-      </w:pPr>
-      <w:r>
-        <w:rPr>
-          <w:b w:val="0"/>
-        </w:rPr>
-        <w:t xml:space="preserve">Changed-case check: Its gap is 18 percentage points; it now beats Small on this validation set. Validation performance improved, but the </w:t>
-      </w:r>
-      <w:r>
-        <w:rPr>
-          <w:b/>
-        </w:rPr>
-        <w:t>training</w:t>
-      </w:r>
-      <w:r>
-        <w:rPr>
-          <w:b w:val="0"/>
-        </w:rPr>
-        <w:t>-validation gap is not a complete release rule.</w:t>
+        <w:t>01. Overfitting: the case</w:t>
+      </w:r>
+    </w:p>
+    <w:p>
+      <w:pPr>
+        <w:pStyle w:val="Heading3"/>
+      </w:pPr>
+      <w:r>
+        <w:t>02. Follow the deciding steps</w:t>
+      </w:r>
+    </w:p>
+    <w:p>
+      <w:pPr>
+        <w:pStyle w:val="Heading3"/>
+      </w:pPr>
+      <w:r>
+        <w:t>03. Training and validation accuracy</w:t>
+      </w:r>
+    </w:p>
+    <w:p>
+      <w:pPr>
+        <w:pStyle w:val="Heading3"/>
+      </w:pPr>
+      <w:r>
+        <w:t>04. Change one thing. Trace what follows.</w:t>
+      </w:r>
+    </w:p>
+    <w:p>
+      <w:pPr>
+        <w:pStyle w:val="Heading3"/>
+      </w:pPr>
+      <w:r>
+        <w:t>05. Connect the explanation to its limit</w:t>
+      </w:r>
+    </w:p>
+    <w:p>
+      <w:pPr>
+        <w:pStyle w:val="Heading3"/>
+      </w:pPr>
+      <w:r>
+        <w:t>06. Make the idea visible in your project</w:t>
       </w:r>
     </w:p>
     <w:sectPr>
